--- a/paper/language_governance.docx
+++ b/paper/language_governance.docx
@@ -1,6 +1,6 @@
 
 <file path=word/document.xml><?xml version="1.0" encoding="utf-8"?>
-<w:document xmlns:wpc="http://schemas.microsoft.com/office/word/2010/wordprocessingCanvas" xmlns:cx="http://schemas.microsoft.com/office/drawing/2014/chartex" xmlns:cx1="http://schemas.microsoft.com/office/drawing/2015/9/8/chartex" xmlns:cx2="http://schemas.microsoft.com/office/drawing/2015/10/21/chartex" xmlns:cx3="http://schemas.microsoft.com/office/drawing/2016/5/9/chartex" xmlns:cx4="http://schemas.microsoft.com/office/drawing/2016/5/10/chartex" xmlns:cx5="http://schemas.microsoft.com/office/drawing/2016/5/11/chartex" xmlns:cx6="http://schemas.microsoft.com/office/drawing/2016/5/12/chartex" xmlns:cx7="http://schemas.microsoft.com/office/drawing/2016/5/13/chartex" xmlns:cx8="http://schemas.microsoft.com/office/drawing/2016/5/14/chartex" xmlns:mc="http://schemas.openxmlformats.org/markup-compatibility/2006" xmlns:aink="http://schemas.microsoft.com/office/drawing/2016/ink" xmlns:am3d="http://schemas.microsoft.com/office/drawing/2017/model3d" xmlns:o="urn:schemas-microsoft-com:office:office" xmlns:r="http://schemas.openxmlformats.org/officeDocument/2006/relationships" xmlns:m="http://schemas.openxmlformats.org/officeDocument/2006/math" xmlns:v="urn:schemas-microsoft-com:vml" xmlns:wp14="http://schemas.microsoft.com/office/word/2010/wordprocessingDrawing" xmlns:wp="http://schemas.openxmlformats.org/drawingml/2006/wordprocessingDrawing" xmlns:w10="urn:schemas-microsoft-com:office:word" xmlns:w="http://schemas.openxmlformats.org/wordprocessingml/2006/main" xmlns:w14="http://schemas.microsoft.com/office/word/2010/wordml" xmlns:w15="http://schemas.microsoft.com/office/word/2012/wordml" xmlns:w16cex="http://schemas.microsoft.com/office/word/2018/wordml/cex" xmlns:w16cid="http://schemas.microsoft.com/office/word/2016/wordml/cid" xmlns:w16="http://schemas.microsoft.com/office/word/2018/wordml" xmlns:w16sdtdh="http://schemas.microsoft.com/office/word/2020/wordml/sdtdatahash" xmlns:w16se="http://schemas.microsoft.com/office/word/2015/wordml/symex" xmlns:wpg="http://schemas.microsoft.com/office/word/2010/wordprocessingGroup" xmlns:wpi="http://schemas.microsoft.com/office/word/2010/wordprocessingInk" xmlns:wne="http://schemas.microsoft.com/office/word/2006/wordml" xmlns:wps="http://schemas.microsoft.com/office/word/2010/wordprocessingShape" mc:Ignorable="w14 w15 w16se w16cid w16 w16cex w16sdtdh wp14">
+<w:document xmlns:wpc="http://schemas.microsoft.com/office/word/2010/wordprocessingCanvas" xmlns:cx="http://schemas.microsoft.com/office/drawing/2014/chartex" xmlns:cx1="http://schemas.microsoft.com/office/drawing/2015/9/8/chartex" xmlns:cx2="http://schemas.microsoft.com/office/drawing/2015/10/21/chartex" xmlns:cx3="http://schemas.microsoft.com/office/drawing/2016/5/9/chartex" xmlns:cx4="http://schemas.microsoft.com/office/drawing/2016/5/10/chartex" xmlns:cx5="http://schemas.microsoft.com/office/drawing/2016/5/11/chartex" xmlns:cx6="http://schemas.microsoft.com/office/drawing/2016/5/12/chartex" xmlns:cx7="http://schemas.microsoft.com/office/drawing/2016/5/13/chartex" xmlns:cx8="http://schemas.microsoft.com/office/drawing/2016/5/14/chartex" xmlns:mc="http://schemas.openxmlformats.org/markup-compatibility/2006" xmlns:aink="http://schemas.microsoft.com/office/drawing/2016/ink" xmlns:am3d="http://schemas.microsoft.com/office/drawing/2017/model3d" xmlns:o="urn:schemas-microsoft-com:office:office" xmlns:oel="http://schemas.microsoft.com/office/2019/extlst" xmlns:r="http://schemas.openxmlformats.org/officeDocument/2006/relationships" xmlns:m="http://schemas.openxmlformats.org/officeDocument/2006/math" xmlns:v="urn:schemas-microsoft-com:vml" xmlns:wp14="http://schemas.microsoft.com/office/word/2010/wordprocessingDrawing" xmlns:wp="http://schemas.openxmlformats.org/drawingml/2006/wordprocessingDrawing" xmlns:w10="urn:schemas-microsoft-com:office:word" xmlns:w="http://schemas.openxmlformats.org/wordprocessingml/2006/main" xmlns:w14="http://schemas.microsoft.com/office/word/2010/wordml" xmlns:w15="http://schemas.microsoft.com/office/word/2012/wordml" xmlns:w16cex="http://schemas.microsoft.com/office/word/2018/wordml/cex" xmlns:w16cid="http://schemas.microsoft.com/office/word/2016/wordml/cid" xmlns:w16="http://schemas.microsoft.com/office/word/2018/wordml" xmlns:w16sdtdh="http://schemas.microsoft.com/office/word/2020/wordml/sdtdatahash" xmlns:w16se="http://schemas.microsoft.com/office/word/2015/wordml/symex" xmlns:wpg="http://schemas.microsoft.com/office/word/2010/wordprocessingGroup" xmlns:wpi="http://schemas.microsoft.com/office/word/2010/wordprocessingInk" xmlns:wne="http://schemas.microsoft.com/office/word/2006/wordml" xmlns:wps="http://schemas.microsoft.com/office/word/2010/wordprocessingShape" mc:Ignorable="w14 w15 w16se w16cid w16 w16cex w16sdtdh wp14">
   <w:body>
     <w:p>
       <w:pPr>
@@ -83,73 +83,7 @@
         <w:rPr>
           <w:lang w:eastAsia="zh-CN"/>
         </w:rPr>
-        <w:t>：语言治理国家治理的重要组成部分和战略支撑力量，是维护政治与文化统一、增强国家认同、保障社会稳定的必要条件。</w:t>
-      </w:r>
-      <w:r>
-        <w:rPr>
-          <w:lang w:eastAsia="zh-CN"/>
-        </w:rPr>
-        <w:t xml:space="preserve"> </w:t>
-      </w:r>
-      <w:r>
-        <w:rPr>
-          <w:lang w:eastAsia="zh-CN"/>
-        </w:rPr>
-        <w:t>然而，对于认知语言治理的理论架构尚未搭建完成。</w:t>
-      </w:r>
-      <w:r>
-        <w:rPr>
-          <w:lang w:eastAsia="zh-CN"/>
-        </w:rPr>
-        <w:t xml:space="preserve"> </w:t>
-      </w:r>
-      <w:r>
-        <w:rPr>
-          <w:lang w:eastAsia="zh-CN"/>
-        </w:rPr>
-        <w:t>为实现对语言治理在国家治理维度和上的系统性和全面性认知，本文运用系统功能类型学方法，梳理语言在国家、群体和个体三个层面的贯通治理功能，阐明语言治理在现代化治理中的基础性和根本性作用。</w:t>
-      </w:r>
-      <w:r>
-        <w:rPr>
-          <w:lang w:eastAsia="zh-CN"/>
-        </w:rPr>
-        <w:t xml:space="preserve"> </w:t>
-      </w:r>
-      <w:r>
-        <w:rPr>
-          <w:lang w:eastAsia="zh-CN"/>
-        </w:rPr>
-        <w:t>进而，在综合前沿政治语言学研究成果基础上，提出语言治理提升国家治理能力的三条实践路径。</w:t>
-      </w:r>
-      <w:r>
-        <w:rPr>
-          <w:lang w:eastAsia="zh-CN"/>
-        </w:rPr>
-        <w:t xml:space="preserve"> </w:t>
-      </w:r>
-      <w:r>
-        <w:rPr>
-          <w:lang w:eastAsia="zh-CN"/>
-        </w:rPr>
-        <w:t>最后，针对新时期城市治理、共同富裕、新媒体治理等核心治理领域，讨论语言治理在解决现实治理挑战、推动治理能力现代化上的重要功用，并为新时期语言治理方向与策略提出建议。</w:t>
-      </w:r>
-      <w:r>
-        <w:rPr>
-          <w:lang w:eastAsia="zh-CN"/>
-        </w:rPr>
-        <w:t xml:space="preserve"> </w:t>
-      </w:r>
-      <w:r>
-        <w:rPr>
-          <w:lang w:eastAsia="zh-CN"/>
-        </w:rPr>
-        <w:t>本文总结，语言治理事关国家政治安全和经济社会发展，更可保障国家政策得以顺畅</w:t>
-      </w:r>
-      <w:r>
-        <w:rPr>
-          <w:lang w:eastAsia="zh-CN"/>
-        </w:rPr>
-        <w:t>运行、有效运行、高效运行、合法运行的治理手段。</w:t>
+        <w:t>：语言治理国家治理的重要组成部分和战略支撑力量，是维护政治与文化统一、增强国家认同、保障社会稳定的必要条件。 然而，对于认知语言治理的理论架构尚未搭建完成。 为实现对语言治理在国家治理维度和上的系统性和全面性认知，本文运用系统功能类型学方法，梳理语言在国家、群体和个体三个层面的贯通治理功能，阐明语言治理在现代化治理中的基础性和根本性作用。 进而，在综合前沿政治语言学研究成果基础上，提出语言治理提升国家治理能力的三条实践路径。 最后，针对新时期城市治理、共同富裕、新媒体治理等核心治理领域，讨论语言治理在解决现实治理挑战、推动治理能力现代化上的重要功用，并为新时期语言治理方向与策略提出建议。 本文总结，语言治理事关国家政治安全和经济社会发展，更可保障国家政策得以顺畅运行、有效运行、高效运行、合法运行的治理手段。</w:t>
       </w:r>
     </w:p>
     <w:p>
@@ -188,13 +122,7 @@
         <w:pStyle w:val="FirstParagraph"/>
       </w:pPr>
       <w:r>
-        <w:t>语言，是人类的根本特征，对人</w:t>
-      </w:r>
-      <w:r>
-        <w:t>类社会的文化走向、制度设置、价值塑造都具有关键性作用</w:t>
-      </w:r>
-      <w:r>
-        <w:t>(</w:t>
+        <w:t>语言，是人类的根本特征，对人类社会的文化走向、制度设置、价值塑造都具有关键性作用(</w:t>
       </w:r>
       <w:hyperlink w:anchor="ref-MaKeSiEnGeSi1961">
         <w:r>
@@ -216,48 +144,18 @@
         </w:r>
       </w:hyperlink>
       <w:r>
-        <w:t>)</w:t>
-      </w:r>
-      <w:r>
-        <w:t>。</w:t>
-      </w:r>
-      <w:r>
-        <w:t xml:space="preserve"> </w:t>
-      </w:r>
-      <w:r>
-        <w:t>从国家治理角度，语言从古至今都是政治生活的核心载体和推行政策的重要途径</w:t>
-      </w:r>
-      <w:r>
-        <w:t>(</w:t>
+        <w:t>)。 从国家治理角度，语言从古至今都是政治生活的核心载体和推行政策的重要途径(</w:t>
       </w:r>
       <w:hyperlink w:anchor="ref-WangChunHui2020a">
         <w:r>
           <w:rPr>
             <w:rStyle w:val="ae"/>
           </w:rPr>
-          <w:t>王春辉</w:t>
-        </w:r>
-        <w:r>
-          <w:rPr>
-            <w:rStyle w:val="ae"/>
-          </w:rPr>
-          <w:t>, 2020b</w:t>
-        </w:r>
-      </w:hyperlink>
-      <w:r>
-        <w:t>)</w:t>
-      </w:r>
-      <w:r>
-        <w:t>。</w:t>
-      </w:r>
-      <w:r>
-        <w:t xml:space="preserve"> </w:t>
-      </w:r>
-      <w:r>
-        <w:t>政府通过使用特定词汇表达和理论解释，将治国理念和施政方针进行阐释和传播，服务于政治稳定、经济发展和文化传承，最终达到维护社会稳定、促进现代化发展的最终目的</w:t>
-      </w:r>
-      <w:r>
-        <w:t>(</w:t>
+          <w:t>王春辉, 2020b</w:t>
+        </w:r>
+      </w:hyperlink>
+      <w:r>
+        <w:t>)。 政府通过使用特定词汇表达和理论解释，将治国理念和施政方针进行阐释和传播，服务于政治稳定、经济发展和文化传承，最终达到维护社会稳定、促进现代化发展的最终目的(</w:t>
       </w:r>
       <w:hyperlink w:anchor="ref-MillerRose1990">
         <w:r>
@@ -268,60 +166,18 @@
         </w:r>
       </w:hyperlink>
       <w:r>
-        <w:t>)</w:t>
-      </w:r>
-      <w:r>
-        <w:t>。</w:t>
-      </w:r>
-      <w:r>
-        <w:t xml:space="preserve"> </w:t>
-      </w:r>
-      <w:r>
-        <w:t>在总体国家安全观的指引下，对于语言治理意涵的理解，更应上升到国家政治安全高度。</w:t>
-      </w:r>
-      <w:r>
-        <w:t xml:space="preserve"> </w:t>
-      </w:r>
-      <w:r>
-        <w:t>语言态度、语言身份、语言意识形态、以及政治话语等方面，都民族建构和国家形成息</w:t>
-      </w:r>
-      <w:r>
-        <w:t>息相关，是维护政治统一、增强国家认同、保障社会稳定的必要条件</w:t>
-      </w:r>
-      <w:r>
-        <w:t>(</w:t>
+        <w:t>)。 在总体国家安全观的指引下，对于语言治理意涵的理解，更应上升到国家政治安全高度。 语言态度、语言身份、语言意识形态、以及政治话语等方面，都民族建构和国家形成息息相关，是维护政治统一、增强国家认同、保障社会稳定的必要条件(</w:t>
       </w:r>
       <w:hyperlink w:anchor="ref-LiangXiaoBoYangXiaoQing2022">
         <w:r>
           <w:rPr>
             <w:rStyle w:val="ae"/>
           </w:rPr>
-          <w:t>梁晓波</w:t>
-        </w:r>
-        <w:r>
-          <w:rPr>
-            <w:rStyle w:val="ae"/>
-          </w:rPr>
-          <w:t xml:space="preserve"> &amp; </w:t>
-        </w:r>
-        <w:r>
-          <w:rPr>
-            <w:rStyle w:val="ae"/>
-          </w:rPr>
-          <w:t>杨晓青</w:t>
-        </w:r>
-        <w:r>
-          <w:rPr>
-            <w:rStyle w:val="ae"/>
-          </w:rPr>
-          <w:t>, 2022</w:t>
-        </w:r>
-      </w:hyperlink>
-      <w:r>
-        <w:t>)</w:t>
-      </w:r>
-      <w:r>
-        <w:t>。</w:t>
+          <w:t>梁晓波 &amp; 杨晓青, 2022</w:t>
+        </w:r>
+      </w:hyperlink>
+      <w:r>
+        <w:t>)。</w:t>
       </w:r>
     </w:p>
     <w:p>
@@ -329,53 +185,14 @@
         <w:pStyle w:val="a0"/>
       </w:pPr>
       <w:r>
-        <w:t>然而，目前相关理论研究中对语言治理认知多停留工具层次，将语言视为规范社会结构和族群结构、推行规范教育的一种公共政策手段</w:t>
-      </w:r>
-      <w:r>
-        <w:t>[XXXX]</w:t>
-      </w:r>
-      <w:r>
-        <w:t>。</w:t>
-      </w:r>
-      <w:r>
-        <w:t xml:space="preserve"> </w:t>
-      </w:r>
-      <w:r>
-        <w:t>实证研究也多局限于对语言在流动人口、民族</w:t>
-      </w:r>
-      <w:r>
-        <w:t>/</w:t>
-      </w:r>
-      <w:r>
-        <w:t>国家身份等方面作用的探索</w:t>
-      </w:r>
-      <w:r>
-        <w:t>(</w:t>
+        <w:t>然而，目前相关理论研究中对语言治理认知多停留工具层次，将语言视为规范社会结构和族群结构、推行规范教育的一种公共政策手段[XXXX]。 实证研究也多局限于对语言在流动人口、民族/国家身份等方面作用的探索(</w:t>
       </w:r>
       <w:hyperlink w:anchor="ref-LiuHuaXiaYuanQingHuan2017">
         <w:r>
           <w:rPr>
             <w:rStyle w:val="ae"/>
           </w:rPr>
-          <w:t>刘华夏</w:t>
-        </w:r>
-        <w:r>
-          <w:rPr>
-            <w:rStyle w:val="ae"/>
-          </w:rPr>
-          <w:t xml:space="preserve"> &amp; </w:t>
-        </w:r>
-        <w:r>
-          <w:rPr>
-            <w:rStyle w:val="ae"/>
-          </w:rPr>
-          <w:t>袁青欢</w:t>
-        </w:r>
-        <w:r>
-          <w:rPr>
-            <w:rStyle w:val="ae"/>
-          </w:rPr>
-          <w:t>, 2017</w:t>
+          <w:t>刘华夏 &amp; 袁青欢, 2017</w:t>
         </w:r>
       </w:hyperlink>
       <w:r>
@@ -386,25 +203,7 @@
           <w:rPr>
             <w:rStyle w:val="ae"/>
           </w:rPr>
-          <w:t>戴曼纯</w:t>
-        </w:r>
-        <w:r>
-          <w:rPr>
-            <w:rStyle w:val="ae"/>
-          </w:rPr>
-          <w:t xml:space="preserve"> &amp; </w:t>
-        </w:r>
-        <w:r>
-          <w:rPr>
-            <w:rStyle w:val="ae"/>
-          </w:rPr>
-          <w:t>朱宁燕</w:t>
-        </w:r>
-        <w:r>
-          <w:rPr>
-            <w:rStyle w:val="ae"/>
-          </w:rPr>
-          <w:t>, 2011</w:t>
+          <w:t>戴曼纯 &amp; 朱宁燕, 2011</w:t>
         </w:r>
       </w:hyperlink>
       <w:r>
@@ -415,26 +214,11 @@
           <w:rPr>
             <w:rStyle w:val="ae"/>
           </w:rPr>
-          <w:t>武小军</w:t>
-        </w:r>
-        <w:r>
-          <w:rPr>
-            <w:rStyle w:val="ae"/>
-          </w:rPr>
-          <w:t>, 2013</w:t>
-        </w:r>
-      </w:hyperlink>
-      <w:r>
-        <w:t>)</w:t>
-      </w:r>
-      <w:r>
-        <w:t>。</w:t>
-      </w:r>
-      <w:r>
-        <w:t xml:space="preserve"> </w:t>
-      </w:r>
-      <w:r>
-        <w:t>对于语言治理功能系统理解上的缺失与当前社会科学发展和国家推进治理能力现代化实践已逐渐形成张力：</w:t>
+          <w:t>武小军, 2013</w:t>
+        </w:r>
+      </w:hyperlink>
+      <w:r>
+        <w:t>)。 对于语言治理功能系统理解上的缺失与当前社会科学发展和国家推进治理能力现代化实践已逐渐形成张力：</w:t>
       </w:r>
     </w:p>
     <w:p>
@@ -442,17 +226,11 @@
         <w:pStyle w:val="a0"/>
       </w:pPr>
       <w:r>
-        <w:t>从研究发展德角度，随着政治语言学、社会语言学、语言心理学等交叉学科研究的开展，我们已经获得越来越多的证据昭示语言在保证国家财政和经济生活稳步运</w:t>
-      </w:r>
-      <w:r>
-        <w:t>行、国家形</w:t>
+        <w:t>从研究发展德角度，随着政治语言学、社会语言学、语言心理学等交叉学科研究的开展，我们已经获得越来越多的证据昭示语言在保证国家财政和经济生活稳步运行、国家形</w:t>
       </w:r>
       <w:r>
         <w:lastRenderedPageBreak/>
-        <w:t>象塑造与文化安全等方面的基础性角色</w:t>
-      </w:r>
-      <w:r>
-        <w:t>(</w:t>
+        <w:t>象塑造与文化安全等方面的基础性角色(</w:t>
       </w:r>
       <w:hyperlink w:anchor="ref-Hu2020b">
         <w:r>
@@ -470,52 +248,22 @@
           <w:rPr>
             <w:rStyle w:val="ae"/>
           </w:rPr>
-          <w:t>王春辉</w:t>
-        </w:r>
-        <w:r>
-          <w:rPr>
-            <w:rStyle w:val="ae"/>
-          </w:rPr>
-          <w:t>, 2019</w:t>
-        </w:r>
-      </w:hyperlink>
-      <w:r>
-        <w:t>)</w:t>
-      </w:r>
-      <w:r>
-        <w:t>，以及在社会治理中的黏合剂和稳定器的作用</w:t>
-      </w:r>
-      <w:r>
-        <w:t>(</w:t>
+          <w:t>王春辉, 2019</w:t>
+        </w:r>
+      </w:hyperlink>
+      <w:r>
+        <w:t>)，以及在社会治理中的黏合剂和稳定器的作用(</w:t>
       </w:r>
       <w:hyperlink w:anchor="ref-YangBaoYan2014">
         <w:r>
           <w:rPr>
             <w:rStyle w:val="ae"/>
           </w:rPr>
-          <w:t>杨宝琰</w:t>
-        </w:r>
-        <w:r>
-          <w:rPr>
-            <w:rStyle w:val="ae"/>
-          </w:rPr>
-          <w:t>, 2014</w:t>
-        </w:r>
-      </w:hyperlink>
-      <w:r>
-        <w:t>)</w:t>
-      </w:r>
-      <w:r>
-        <w:t>。</w:t>
-      </w:r>
-      <w:r>
-        <w:t xml:space="preserve"> </w:t>
-      </w:r>
-      <w:r>
-        <w:t>实证研究的多面突破，进一步呼唤系统框架对这些观察发现内部关联的总结和阐释，进而形成理论认知，推进对于国家治理体系和治理能力现</w:t>
-      </w:r>
-      <w:r>
-        <w:t>代化的多维度理解。</w:t>
+          <w:t>杨宝琰, 2014</w:t>
+        </w:r>
+      </w:hyperlink>
+      <w:r>
+        <w:t>)。 实证研究的多面突破，进一步呼唤系统框架对这些观察发现内部关联的总结和阐释，进而形成理论认知，推进对于国家治理体系和治理能力现代化的多维度理解。</w:t>
       </w:r>
     </w:p>
     <w:p>
@@ -523,93 +271,18 @@
         <w:pStyle w:val="a0"/>
       </w:pPr>
       <w:r>
-        <w:t>而从治理实践角度，深化改革的总任务和推进治理能力现代化的总目标都对政府治理的综合性和有效性提出了更高的要求</w:t>
-      </w:r>
-      <w:r>
-        <w:t>(</w:t>
+        <w:t>而从治理实践角度，深化改革的总任务和推进治理能力现代化的总目标都对政府治理的综合性和有效性提出了更高的要求(</w:t>
       </w:r>
       <w:hyperlink w:anchor="ref-LiYuMing2018">
         <w:r>
           <w:rPr>
             <w:rStyle w:val="ae"/>
           </w:rPr>
-          <w:t>李宇明</w:t>
-        </w:r>
-        <w:r>
-          <w:rPr>
-            <w:rStyle w:val="ae"/>
-          </w:rPr>
-          <w:t>, 2018</w:t>
-        </w:r>
-      </w:hyperlink>
-      <w:r>
-        <w:t>)</w:t>
-      </w:r>
-      <w:r>
-        <w:t>。</w:t>
-      </w:r>
-      <w:r>
-        <w:t xml:space="preserve"> </w:t>
-      </w:r>
-      <w:r>
-        <w:t>如何精准传达政策信息和把握政治方向，如何掌握网络话语权和实现群体动员，如何搭建高效政民信息互通和意见互动，都是新时期政府治理能力提升的重要内容，而无一不与语言使用息息相关。</w:t>
-      </w:r>
-      <w:r>
-        <w:t xml:space="preserve"> 2016</w:t>
-      </w:r>
-      <w:r>
-        <w:t>年，国家语言治理被写入《国家语言文字事业</w:t>
-      </w:r>
-      <w:r>
-        <w:t>“</w:t>
-      </w:r>
-      <w:r>
-        <w:t>十三五</w:t>
-      </w:r>
-      <w:r>
-        <w:t>”</w:t>
-      </w:r>
-      <w:r>
-        <w:t>发展规划》。</w:t>
-      </w:r>
-      <w:r>
-        <w:t xml:space="preserve"> </w:t>
-      </w:r>
-      <w:r>
-        <w:t>规划明确提出，要实现语言治理与国家治</w:t>
-      </w:r>
-      <w:r>
-        <w:t>理相适应。</w:t>
-      </w:r>
-      <w:r>
-        <w:t xml:space="preserve"> 2020</w:t>
-      </w:r>
-      <w:r>
-        <w:t>年</w:t>
-      </w:r>
-      <w:r>
-        <w:t>10</w:t>
-      </w:r>
-      <w:r>
-        <w:t>月，我国第一次全国语言文字会议上提出要</w:t>
-      </w:r>
-      <w:r>
-        <w:t>“</w:t>
-      </w:r>
-      <w:r>
-        <w:t>推进语言文字治理体系和治理能力现代化</w:t>
-      </w:r>
-      <w:r>
-        <w:t>”</w:t>
-      </w:r>
-      <w:r>
-        <w:t>。</w:t>
-      </w:r>
-      <w:r>
-        <w:t xml:space="preserve"> </w:t>
-      </w:r>
-      <w:r>
-        <w:t>对于语言治理功能的全面认识，是这些目标实现的基础性条件。</w:t>
+          <w:t>李宇明, 2018</w:t>
+        </w:r>
+      </w:hyperlink>
+      <w:r>
+        <w:t>)。 如何精准传达政策信息和把握政治方向，如何掌握网络话语权和实现群体动员，如何搭建高效政民信息互通和意见互动，都是新时期政府治理能力提升的重要内容，而无一不与语言使用息息相关。 2016年，国家语言治理被写入《国家语言文字事业“十三五”发展规划》。 规划明确提出，要实现语言治理与国家治理相适应。 2020年10月，我国第一次全国语言文字会议上提出要“推进语言文字治理体系和治理能力现代化”。 对于语言治理功能的全面认识，是这些目标实现的基础性条件。</w:t>
       </w:r>
     </w:p>
     <w:p>
@@ -617,34 +290,7 @@
         <w:pStyle w:val="a0"/>
       </w:pPr>
       <w:r>
-        <w:t>面对理论发展和治理实践德双重需求，笔者采用系统功能类型学（</w:t>
-      </w:r>
-      <w:r>
-        <w:t>systemic functional typology</w:t>
-      </w:r>
-      <w:r>
-        <w:t>）视角，在梳理政治语言学前沿成果基础上，就语言在国家、群体和个体层次上的治理定位和功能进行系统性讨论，揭示语言对增进国家认同、促进群体团结、稳定社会政治心态德核心作用。</w:t>
-      </w:r>
-      <w:r>
-        <w:t xml:space="preserve"> </w:t>
-      </w:r>
-      <w:r>
-        <w:t>基于语言治理特性，本文总结语言治理提高国家治理的三条主要实现途</w:t>
-      </w:r>
-      <w:r>
-        <w:t>径：规范推行、群体关系和个体治理，并结合新时期发展需求和挑战，阐述语言治理对我国城市治理、乡村振兴与共同富裕、新媒体治理等重要治理面向的实践意义，为进一步地实现</w:t>
-      </w:r>
-      <w:r>
-        <w:t>“</w:t>
-      </w:r>
-      <w:r>
-        <w:t>共建、共治、共享</w:t>
-      </w:r>
-      <w:r>
-        <w:t>”</w:t>
-      </w:r>
-      <w:r>
-        <w:t>的社会良性发展和制度建构提供借鉴思路。</w:t>
+        <w:t>面对理论发展和治理实践德双重需求，笔者采用系统功能类型学（systemic functional typology）视角，在梳理政治语言学前沿成果基础上，就语言在国家、群体和个体层次上的治理定位和功能进行系统性讨论，揭示语言对增进国家认同、促进群体团结、稳定社会政治心态德核心作用。 基于语言治理特性，本文总结语言治理提高国家治理的三条主要实现途径：规范推行、群体关系和个体治理，并结合新时期发展需求和挑战，阐述语言治理对我国城市治理、乡村振兴与共同富裕、新媒体治理等重要治理面向的实践意义，为进一步地实现“共建、共治、共享”的社会良性发展和制度建构提供借鉴思路。</w:t>
       </w:r>
     </w:p>
     <w:p>
@@ -662,22 +308,7 @@
         <w:pStyle w:val="FirstParagraph"/>
       </w:pPr>
       <w:r>
-        <w:t>语言作为人类社会最重要的交际与思维符号体系，是传递信息与价值，交流思想与情感的工具，是组织社会、承载文化、提升认知、发展经济的有效途径。</w:t>
-      </w:r>
-      <w:r>
-        <w:t xml:space="preserve"> </w:t>
-      </w:r>
-      <w:r>
-        <w:t>不同视角、不同学科对其功能与作用给予了各种不同阐释：</w:t>
-      </w:r>
-      <w:r>
-        <w:t xml:space="preserve"> </w:t>
-      </w:r>
-      <w:r>
-        <w:t>经济学家将语言技能视作一种经济优势和资本</w:t>
-      </w:r>
-      <w:r>
-        <w:t>(</w:t>
+        <w:t>语言作为人类社会最重要的交际与思维符号体系，是传递信息与价值，交流思想与情感的工具，是组织社会、承载文化、提升认知、发展经济的有效途径。 不同视角、不同学科对其功能与作用给予了各种不同阐释： 经济学家将语言技能视作一种经济优势和资本(</w:t>
       </w:r>
       <w:hyperlink w:anchor="ref-LiangEtAl2018">
         <w:r>
@@ -688,19 +319,7 @@
         </w:r>
       </w:hyperlink>
       <w:r>
-        <w:t>)</w:t>
-      </w:r>
-      <w:r>
-        <w:t>；</w:t>
-      </w:r>
-      <w:r>
-        <w:t xml:space="preserve"> </w:t>
-      </w:r>
-      <w:r>
-        <w:t>社会学家强调语言的个人性与社会性</w:t>
-      </w:r>
-      <w:r>
-        <w:t>(</w:t>
+        <w:t>)； 社会学家强调语言的个人性与社会性(</w:t>
       </w:r>
       <w:hyperlink w:anchor="ref-Mead2012">
         <w:r>
@@ -711,19 +330,7 @@
         </w:r>
       </w:hyperlink>
       <w:r>
-        <w:t>)</w:t>
-      </w:r>
-      <w:r>
-        <w:t>；</w:t>
-      </w:r>
-      <w:r>
-        <w:t xml:space="preserve"> </w:t>
-      </w:r>
-      <w:r>
-        <w:t>政治学家则认为语言与国家构建息息相关</w:t>
-      </w:r>
-      <w:r>
-        <w:t>(</w:t>
+        <w:t>)； 政治学家则认为语言与国家构建息息相关(</w:t>
       </w:r>
       <w:hyperlink w:anchor="ref-Benedict2005">
         <w:r>
@@ -734,16 +341,7 @@
         </w:r>
       </w:hyperlink>
       <w:r>
-        <w:t>)</w:t>
-      </w:r>
-      <w:r>
-        <w:t>。</w:t>
-      </w:r>
-      <w:r>
-        <w:t xml:space="preserve"> </w:t>
-      </w:r>
-      <w:r>
-        <w:t>系统功能类型学为综合这三种社会科学主流学科观点，形成对于语言治理功能系统认知提供了认识论框架。</w:t>
+        <w:t>)。 系统功能类型学为综合这三种社会科学主流学科观点，形成对于语言治理功能系统认知提供了认识论框架。</w:t>
       </w:r>
     </w:p>
     <w:p>
@@ -751,10 +349,7 @@
         <w:pStyle w:val="a0"/>
       </w:pPr>
       <w:r>
-        <w:t>系统功能类型学原为一种系统功能语言学方法，旨在揭示语言在社会运行上的功能性特点</w:t>
-      </w:r>
-      <w:r>
-        <w:t>(</w:t>
+        <w:t>系统功能类型学原为一种系统功能语言学方法，旨在揭示语言在社会运行上的功能性特点(</w:t>
       </w:r>
       <w:hyperlink w:anchor="ref-Cummings2019">
         <w:r>
@@ -783,26 +378,11 @@
           <w:rPr>
             <w:rStyle w:val="ae"/>
           </w:rPr>
-          <w:t>Halliday et al., 19</w:t>
-        </w:r>
-        <w:r>
-          <w:rPr>
-            <w:rStyle w:val="ae"/>
-          </w:rPr>
-          <w:t>64</w:t>
-        </w:r>
-      </w:hyperlink>
-      <w:r>
-        <w:t>)</w:t>
-      </w:r>
-      <w:r>
-        <w:t>。</w:t>
-      </w:r>
-      <w:r>
-        <w:t xml:space="preserve"> </w:t>
-      </w:r>
-      <w:r>
-        <w:t>笔者将这种视角与加强国家治理和维护国家安全的政治需求相结合，提出语言规划作为一种公共制度体系和公共政策手段对国家治理、群体治理和个体治理三个层次上的功能特点：</w:t>
+          <w:t>Halliday et al., 1964</w:t>
+        </w:r>
+      </w:hyperlink>
+      <w:r>
+        <w:t>)。 笔者将这种视角与加强国家治理和维护国家安全的政治需求相结合，提出语言规划作为一种公共制度体系和公共政策手段对国家治理、群体治理和个体治理三个层次上的功能特点：</w:t>
       </w:r>
     </w:p>
     <w:p>
@@ -820,46 +400,18 @@
         <w:pStyle w:val="FirstParagraph"/>
       </w:pPr>
       <w:r>
-        <w:t>国家治理是国家政权的所有者、管理者和利益相关者等多元行动者在一个国家范围内对社会公共事务的合作管理，以维护公共秩序、增进国家利益、实现社会团结</w:t>
-      </w:r>
-      <w:r>
-        <w:t>(</w:t>
+        <w:t>国家治理是国家政权的所有者、管理者和利益相关者等多元行动者在一个国家范围内对社会公共事务的合作管理，以维护公共秩序、增进国家利益、实现社会团结(</w:t>
       </w:r>
       <w:hyperlink w:anchor="ref-HeZengKe2014">
         <w:r>
           <w:rPr>
             <w:rStyle w:val="ae"/>
           </w:rPr>
-          <w:t>何增科</w:t>
-        </w:r>
-        <w:r>
-          <w:rPr>
-            <w:rStyle w:val="ae"/>
-          </w:rPr>
-          <w:t>, 2014</w:t>
-        </w:r>
-      </w:hyperlink>
-      <w:r>
-        <w:t>)</w:t>
-      </w:r>
-      <w:r>
-        <w:t>。</w:t>
-      </w:r>
-      <w:r>
-        <w:t xml:space="preserve"> </w:t>
-      </w:r>
-      <w:r>
-        <w:t>语言则是影响国家治理有效性和执政合法性的关键性因素：政治生活中，国家通过合理</w:t>
-      </w:r>
-      <w:r>
-        <w:t>安排语言政治权力，实现语言政治权力的善治，因此语言治理必须体现政治的立场</w:t>
-      </w:r>
-      <w:r>
-        <w:lastRenderedPageBreak/>
-        <w:t>和政治的高度</w:t>
-      </w:r>
-      <w:r>
-        <w:t xml:space="preserve"> (</w:t>
+          <w:t>何增科, 2014</w:t>
+        </w:r>
+      </w:hyperlink>
+      <w:r>
+        <w:t>)。 语言则是影响国家治理有效性和执政合法性的关键性因素：政治生活中，国家通过合理安排语言政治权力，实现语言政治权力的善治，因此语言治理必须体现政治的立场和政治的高度 (</w:t>
       </w:r>
       <w:hyperlink w:anchor="ref-Hu2020b">
         <w:r>
@@ -870,16 +422,7 @@
         </w:r>
       </w:hyperlink>
       <w:r>
-        <w:t>)</w:t>
-      </w:r>
-      <w:r>
-        <w:t>。</w:t>
-      </w:r>
-      <w:r>
-        <w:t xml:space="preserve"> </w:t>
-      </w:r>
-      <w:r>
-        <w:t>具体而言，语言的全国治理功能主要体现在国家通用语和语言结构设定两个方面：</w:t>
+        <w:t>)。 具体而言，语言的全国治理功能主要体现在国家通用语和语言结构设定两个方面：</w:t>
       </w:r>
     </w:p>
     <w:p>
@@ -887,29 +430,14 @@
         <w:pStyle w:val="a0"/>
       </w:pPr>
       <w:r>
-        <w:t>国家通用语言对于加强国家整合和塑造民族认同具有重要作用。</w:t>
-      </w:r>
-      <w:r>
-        <w:t xml:space="preserve"> </w:t>
-      </w:r>
-      <w:r>
-        <w:t>国家通用语言的掌握消除了各地区和各民族因语言差异带来的不安，消弭了地域保护主义，有助于构建统一的民族或国族身份和想象的共同体，从而维护了国家统一和民族团结</w:t>
-      </w:r>
-      <w:r>
-        <w:t>(</w:t>
+        <w:t>国家通用语言对于加强国家整合和塑造民族认同具有重要作用。 国家通用语言的掌握消除了各地区和各民族因语言差异带来的不安，消弭了地域保护主义，有助于构建统一的民族或国族身份和想象的共同体，从而维护了国家统一和民族团结(</w:t>
       </w:r>
       <w:hyperlink w:anchor="ref-ZhangWeiGuo2020">
         <w:r>
           <w:rPr>
             <w:rStyle w:val="ae"/>
           </w:rPr>
-          <w:t>张卫国</w:t>
-        </w:r>
-        <w:r>
-          <w:rPr>
-            <w:rStyle w:val="ae"/>
-          </w:rPr>
-          <w:t>, 2020</w:t>
+          <w:t>张卫国, 2020</w:t>
         </w:r>
       </w:hyperlink>
       <w:r>
@@ -920,80 +448,11 @@
           <w:rPr>
             <w:rStyle w:val="ae"/>
           </w:rPr>
-          <w:t>黄少安</w:t>
-        </w:r>
-        <w:r>
-          <w:rPr>
-            <w:rStyle w:val="ae"/>
-          </w:rPr>
-          <w:t xml:space="preserve"> &amp; </w:t>
-        </w:r>
-        <w:r>
-          <w:rPr>
-            <w:rStyle w:val="ae"/>
-          </w:rPr>
-          <w:t>王麓淙</w:t>
-        </w:r>
-        <w:r>
-          <w:rPr>
-            <w:rStyle w:val="ae"/>
-          </w:rPr>
-          <w:t>, 2020</w:t>
-        </w:r>
-      </w:hyperlink>
-      <w:r>
-        <w:t>)</w:t>
-      </w:r>
-      <w:r>
-        <w:t>。</w:t>
-      </w:r>
-      <w:r>
-        <w:t xml:space="preserve"> </w:t>
-      </w:r>
-      <w:r>
-        <w:t>从秦始皇统一文字到孝文帝</w:t>
-      </w:r>
-      <w:r>
-        <w:t>“</w:t>
-      </w:r>
-      <w:r>
-        <w:t>断北语，从正音</w:t>
-      </w:r>
-      <w:r>
-        <w:t>”</w:t>
-      </w:r>
-      <w:r>
-        <w:t>，从明代《洪武正韵》到清代</w:t>
-      </w:r>
-      <w:r>
-        <w:t>“</w:t>
-      </w:r>
-      <w:r>
-        <w:t>以官音统一天下之语言</w:t>
-      </w:r>
-      <w:r>
-        <w:t>”</w:t>
-      </w:r>
-      <w:r>
-        <w:t>、从民国的</w:t>
-      </w:r>
-      <w:r>
-        <w:t>“</w:t>
-      </w:r>
-      <w:r>
-        <w:t>国语运动</w:t>
-      </w:r>
-      <w:r>
-        <w:t>”</w:t>
-      </w:r>
-      <w:r>
-        <w:t>到新中国推广普通话、修订汉语拼音等。</w:t>
-      </w:r>
-      <w:r>
-        <w:t xml:space="preserve"> </w:t>
-      </w:r>
-      <w:r>
-        <w:t>波澜壮阔、传承延绵的中华语言治理历史无不表明了语言是构建国家认同的重要对象和构成要素。</w:t>
+          <w:t>黄少安 &amp; 王麓淙, 2020</w:t>
+        </w:r>
+      </w:hyperlink>
+      <w:r>
+        <w:t>)。 从秦始皇统一文字到孝文帝“断北语，从正音”，从明代《洪武正韵》到清代“以官音统一天下之语言”、从民国的“国语运动”到新中国推广普通话、修订汉语拼音等。 波澜壮阔、传承延绵的中华语言治理历史无不表明了语言是构建国家认同的重要对象和构成要素。</w:t>
       </w:r>
     </w:p>
     <w:p>
@@ -1001,99 +460,18 @@
         <w:pStyle w:val="a0"/>
       </w:pPr>
       <w:r>
-        <w:t>语言治理需要处理的另一个重要面向是语言结构，即国家通用语与地方语言的关系</w:t>
-      </w:r>
-      <w:r>
-        <w:t>问题。</w:t>
-      </w:r>
-      <w:r>
-        <w:t xml:space="preserve"> </w:t>
-      </w:r>
-      <w:r>
-        <w:t>方言是历史和地理因素共同作用的结果，具有地区交流和文化认同功能。</w:t>
-      </w:r>
-      <w:r>
-        <w:t xml:space="preserve"> </w:t>
-      </w:r>
-      <w:r>
-        <w:t>从治理角度，方言和民族语言有助于加强政策宣导效果，提高官民沟通效率。</w:t>
-      </w:r>
-      <w:r>
-        <w:t xml:space="preserve"> </w:t>
-      </w:r>
-      <w:r>
-        <w:t>从语言功能的角度来看，交际便利与否是语言使用的关键因素，国家通用语言使用的便利性对地方治理和基层治理来说很多时候会低于方言和民族语言</w:t>
-      </w:r>
-      <w:r>
-        <w:t>(</w:t>
+        <w:t>语言治理需要处理的另一个重要面向是语言结构，即国家通用语与地方语言的关系问题。 方言是历史和地理因素共同作用的结果，具有地区交流和文化认同功能。 从治理角度，方言和民族语言有助于加强政策宣导效果，提高官民沟通效率。 从语言功能的角度来看，交际便利与否是语言使用的关键因素，国家通用语言使用的便利性对地方治理和基层治理来说很多时候会低于方言和民族语言(</w:t>
       </w:r>
       <w:hyperlink w:anchor="ref-LiuHuaXiaYuanQingHuan2017">
         <w:r>
           <w:rPr>
             <w:rStyle w:val="ae"/>
           </w:rPr>
-          <w:t>刘华夏</w:t>
-        </w:r>
-        <w:r>
-          <w:rPr>
-            <w:rStyle w:val="ae"/>
-          </w:rPr>
-          <w:t xml:space="preserve"> &amp; </w:t>
-        </w:r>
-        <w:r>
-          <w:rPr>
-            <w:rStyle w:val="ae"/>
-          </w:rPr>
-          <w:t>袁青欢</w:t>
-        </w:r>
-        <w:r>
-          <w:rPr>
-            <w:rStyle w:val="ae"/>
-          </w:rPr>
-          <w:t>, 2017</w:t>
-        </w:r>
-      </w:hyperlink>
-      <w:r>
-        <w:t>)</w:t>
-      </w:r>
-      <w:r>
-        <w:t>。</w:t>
-      </w:r>
-      <w:r>
-        <w:t xml:space="preserve"> </w:t>
-      </w:r>
-      <w:r>
-        <w:t>单以汉语为例，有官话、晋语、吴语、闽语、粤语、客家话、赣语、湘语、徽语、平话和土话等十大方言，</w:t>
-      </w:r>
-      <w:r>
-        <w:t>还可进一步细分为</w:t>
-      </w:r>
-      <w:r>
-        <w:t>97</w:t>
-      </w:r>
-      <w:r>
-        <w:t>个方言片，</w:t>
-      </w:r>
-      <w:r>
-        <w:t>101</w:t>
-      </w:r>
-      <w:r>
-        <w:t>个方言小片。</w:t>
-      </w:r>
-      <w:r>
-        <w:t xml:space="preserve"> </w:t>
-      </w:r>
-      <w:r>
-        <w:t>很多方言内部可以达成高校沟通，但方言之间却无法实现沟通。</w:t>
-      </w:r>
-      <w:r>
-        <w:t xml:space="preserve"> </w:t>
-      </w:r>
-      <w:r>
-        <w:t>最近研究表明，普通百姓在日常生活中仍较多使用方言交流，采取本地人用本地话讲本地事的形式，更有利于政策的传达和民众的理解</w:t>
-      </w:r>
-      <w:r>
-        <w:t xml:space="preserve"> (</w:t>
+          <w:t>刘华夏 &amp; 袁青欢, 2017</w:t>
+        </w:r>
+      </w:hyperlink>
+      <w:r>
+        <w:t>)。 单以汉语为例，有官话、晋语、吴语、闽语、粤语、客家话、赣语、湘语、徽语、平话和土话等十大方言，还可进一步细分为97个方言片，101个方言小片。 很多方言内部可以达成高校沟通，但方言之间却无法实现沟通。 最近研究表明，普通百姓在日常生活中仍较多使用方言交流，采取本地人用本地话讲本地事的形式，更有利于政策的传达和民众的理解 (</w:t>
       </w:r>
       <w:hyperlink w:anchor="ref-HuPizzi2022">
         <w:r>
@@ -1104,25 +482,7 @@
         </w:r>
       </w:hyperlink>
       <w:r>
-        <w:t>)</w:t>
-      </w:r>
-      <w:r>
-        <w:t>。</w:t>
-      </w:r>
-      <w:r>
-        <w:t xml:space="preserve"> </w:t>
-      </w:r>
-      <w:r>
-        <w:t>尤其面对我国内部语言方言差异巨大的客观事实，语言沟通将阻碍了地方政府开展工作，进而引发的语言服务需求已成为亟需解决的问题。</w:t>
-      </w:r>
-      <w:r>
-        <w:t xml:space="preserve"> </w:t>
-      </w:r>
-      <w:r>
-        <w:t>只有既推广国家通用语，又在治理实践中灵活运用</w:t>
-      </w:r>
-      <w:r>
-        <w:t>方言，才能实现属地与跨地域治理的双高效。</w:t>
+        <w:t>)。 尤其面对我国内部语言方言差异巨大的客观事实，语言沟通将阻碍了地方政府开展工作，进而引发的语言服务需求已成为亟需解决的问题。 只有既推广国家通用语，又在治理实践中灵活运用方言，才能实现属地与跨地域治理的双高效。</w:t>
       </w:r>
     </w:p>
     <w:p>
@@ -1130,16 +490,7 @@
         <w:pStyle w:val="a0"/>
       </w:pPr>
       <w:r>
-        <w:t>总之，国家通用语作为国家记忆和文化的主要载体一直以来受到各国政策制定者的关注和争相推广。</w:t>
-      </w:r>
-      <w:r>
-        <w:t xml:space="preserve"> </w:t>
-      </w:r>
-      <w:r>
-        <w:t>国族的共同记忆、历史传统、文化价值等要素的维系和传递，都需要统一的民族语言作为基础</w:t>
-      </w:r>
-      <w:r>
-        <w:t>(</w:t>
+        <w:t>总之，国家通用语作为国家记忆和文化的主要载体一直以来受到各国政策制定者的关注和争相推广。 国族的共同记忆、历史传统、文化价值等要素的维系和传递，都需要统一的民族语言作为基础(</w:t>
       </w:r>
       <w:hyperlink w:anchor="ref-Anthony2002">
         <w:r>
@@ -1150,54 +501,18 @@
         </w:r>
       </w:hyperlink>
       <w:r>
-        <w:t>)</w:t>
-      </w:r>
-      <w:r>
-        <w:t>。</w:t>
-      </w:r>
-      <w:r>
-        <w:t xml:space="preserve"> </w:t>
-      </w:r>
-      <w:r>
-        <w:t>与此同时，方言和民族语言作为一种语言力量，是一把双刃剑。既可以有效传达政治信息和推动政策目标的实施，提高地方治理绩效；也可以被用来实施民族分裂和种族异化、谋取不正当利益，成为民族运动领导层</w:t>
-      </w:r>
-      <w:r>
-        <w:t>得心应手的政治工具</w:t>
-      </w:r>
-      <w:r>
-        <w:t>(</w:t>
+        <w:t>)。 与此同时，方言和民族语言作为一种语言力量，是一把双刃剑。既可以有效传达政治信息和推动政策目标的实施，提高地方治理绩效；也可以被用来实施民族分裂和种族异化、谋取不正当利益，成为民族运动领导层得心应手的政治工具(</w:t>
       </w:r>
       <w:hyperlink w:anchor="ref-DaiManChunZhuNingYan2011">
         <w:r>
           <w:rPr>
             <w:rStyle w:val="ae"/>
           </w:rPr>
-          <w:t>戴曼纯</w:t>
-        </w:r>
-        <w:r>
-          <w:rPr>
-            <w:rStyle w:val="ae"/>
-          </w:rPr>
-          <w:t xml:space="preserve"> &amp; </w:t>
-        </w:r>
-        <w:r>
-          <w:rPr>
-            <w:rStyle w:val="ae"/>
-          </w:rPr>
-          <w:t>朱宁燕</w:t>
-        </w:r>
-        <w:r>
-          <w:rPr>
-            <w:rStyle w:val="ae"/>
-          </w:rPr>
-          <w:t>, 2011</w:t>
-        </w:r>
-      </w:hyperlink>
-      <w:r>
-        <w:t>)</w:t>
-      </w:r>
-      <w:r>
-        <w:t>。</w:t>
+          <w:t>戴曼纯 &amp; 朱宁燕, 2011</w:t>
+        </w:r>
+      </w:hyperlink>
+      <w:r>
+        <w:t>)。</w:t>
       </w:r>
     </w:p>
     <w:p>
@@ -1216,22 +531,7 @@
         <w:pStyle w:val="FirstParagraph"/>
       </w:pPr>
       <w:r>
-        <w:t>语言的国家治理主要从宏观角度出发，着力于塑造政治秩序、提升治理治理效率。</w:t>
-      </w:r>
-      <w:r>
-        <w:t xml:space="preserve"> </w:t>
-      </w:r>
-      <w:r>
-        <w:t>在中观层面，语言治理同样具有群体治理功能。</w:t>
-      </w:r>
-      <w:r>
-        <w:t xml:space="preserve"> </w:t>
-      </w:r>
-      <w:r>
-        <w:t>群体治理强调民众的自我管理能力，指在没有政府的参与下，通过自我协作、信任关系、社会交往以及非正式协议等自治手段，通过自下而上的权力运作方式来管理社会团体和社会组织</w:t>
-      </w:r>
-      <w:r>
-        <w:t>(</w:t>
+        <w:t>语言的国家治理主要从宏观角度出发，着力于塑造政治秩序、提升治理治理效率。 在中观层面，语言治理同样具有群体治理功能。 群体治理强调民众的自我管理能力，指在没有政府的参与下，通过自我协作、信任关系、社会交往以及非正式协议等自治手段，通过自下而上的权力运作方式来管理社会团体和社会组织(</w:t>
       </w:r>
       <w:hyperlink w:anchor="ref-Ostrom2015">
         <w:r>
@@ -1242,31 +542,7 @@
         </w:r>
       </w:hyperlink>
       <w:r>
-        <w:t>)</w:t>
-      </w:r>
-      <w:r>
-        <w:t>。</w:t>
-      </w:r>
-      <w:r>
-        <w:t xml:space="preserve"> </w:t>
-      </w:r>
-      <w:r>
-        <w:t>社会认同理论（</w:t>
-      </w:r>
-      <w:r>
-        <w:t>Social Identity Theory</w:t>
-      </w:r>
-      <w:r>
-        <w:t>）提出，个体通过人际互动塑造群体利益（</w:t>
-      </w:r>
-      <w:r>
-        <w:t>shared interests</w:t>
-      </w:r>
-      <w:r>
-        <w:t>），而语言对于满足人际交往和社会互动的紧迫需求，在更广泛意义上团结松散民众，形成集体凝聚力具有重要作用</w:t>
-      </w:r>
-      <w:r>
-        <w:t>(</w:t>
+        <w:t>)。 社会认同理论（Social Identity Theory）提出，个体通过人际互动塑造群体利益（shared interests），而语言对于满足人际交往和社会互动的紧迫需求，在更广泛意义上团结松散民众，形成集体凝聚力具有重要作用(</w:t>
       </w:r>
       <w:hyperlink w:anchor="ref-HenriTajfelJohnTurner2004">
         <w:r>
@@ -1277,10 +553,7 @@
         </w:r>
       </w:hyperlink>
       <w:r>
-        <w:t>)</w:t>
-      </w:r>
-      <w:r>
-        <w:t>。</w:t>
+        <w:t>)。</w:t>
       </w:r>
     </w:p>
     <w:p>
@@ -1288,105 +561,29 @@
         <w:pStyle w:val="a0"/>
       </w:pPr>
       <w:r>
-        <w:t>语言是厘定文化群体（</w:t>
-      </w:r>
-      <w:r>
-        <w:t>cultural communit</w:t>
-      </w:r>
-      <w:r>
-        <w:t>ies</w:t>
-      </w:r>
-      <w:r>
-        <w:t>）边界的核心指标，因语言而划定的群体边界，促使人们在心理和文化上对</w:t>
-      </w:r>
-      <w:r>
-        <w:t>“</w:t>
-      </w:r>
-      <w:r>
-        <w:t>我者</w:t>
-      </w:r>
-      <w:r>
-        <w:t>”</w:t>
-      </w:r>
-      <w:r>
-        <w:t>与</w:t>
-      </w:r>
-      <w:r>
-        <w:t>“</w:t>
-      </w:r>
-      <w:r>
-        <w:t>他者</w:t>
-      </w:r>
-      <w:r>
-        <w:t>”</w:t>
-      </w:r>
-      <w:r>
-        <w:t>做出判断。人类社会自古以来最简单也是最有效表明自己身份和判断他人身份的手段就是语言</w:t>
-      </w:r>
-      <w:r>
-        <w:t>(</w:t>
+        <w:t>语言是厘定文化群体（cultural communities）边界的核心指标，因语言而划定的群体边界，促使人们在心理和文化上对“我者”与“他者”做出判断。人类社会自古以来最简单也是最有效表明自己身份和判断他人身份的手段就是语言(</w:t>
       </w:r>
       <w:hyperlink w:anchor="ref-WangKeFei2011">
         <w:r>
           <w:rPr>
             <w:rStyle w:val="ae"/>
           </w:rPr>
-          <w:t>王克非</w:t>
-        </w:r>
-        <w:r>
-          <w:rPr>
-            <w:rStyle w:val="ae"/>
-          </w:rPr>
-          <w:t>, 2011</w:t>
-        </w:r>
-      </w:hyperlink>
-      <w:r>
-        <w:t>)</w:t>
-      </w:r>
-      <w:r>
-        <w:t>，人们在听</w:t>
-      </w:r>
-      <w:r>
-        <w:lastRenderedPageBreak/>
-        <w:t>到某种特定语言类型后，会对语言使用者产生一些直观感受和印象</w:t>
-      </w:r>
-      <w:r>
-        <w:t>(</w:t>
+          <w:t>王克非, 2011</w:t>
+        </w:r>
+      </w:hyperlink>
+      <w:r>
+        <w:t>)，人们在听到某种特定语言类型后，会对语言使用者产生一些直观感受和印象(</w:t>
       </w:r>
       <w:hyperlink w:anchor="ref-LiuHong1993">
         <w:r>
           <w:rPr>
             <w:rStyle w:val="ae"/>
           </w:rPr>
-          <w:t>刘虹</w:t>
-        </w:r>
-        <w:r>
-          <w:rPr>
-            <w:rStyle w:val="ae"/>
-          </w:rPr>
-          <w:t>, 1993</w:t>
-        </w:r>
-      </w:hyperlink>
-      <w:r>
-        <w:t>)</w:t>
-      </w:r>
-      <w:r>
-        <w:t>，从而对不同种类的语言使用人群产生不同情感和态度差异。</w:t>
-      </w:r>
-      <w:r>
-        <w:t xml:space="preserve"> </w:t>
-      </w:r>
-      <w:r>
-        <w:t>基于对不同个体语言能力差异的研究，刘华夏</w:t>
-      </w:r>
-      <w:r>
-        <w:t xml:space="preserve"> &amp; </w:t>
-      </w:r>
-      <w:r>
-        <w:t>袁青欢</w:t>
-      </w:r>
-      <w:r>
-        <w:t xml:space="preserve"> (</w:t>
+          <w:t>刘虹, 1993</w:t>
+        </w:r>
+      </w:hyperlink>
+      <w:r>
+        <w:t>)，从而对不同种类的语言使用人群产生不同情感和态度差异。 基于对不同个体语言能力差异的研究，刘华夏 &amp; 袁青欢 (</w:t>
       </w:r>
       <w:hyperlink w:anchor="ref-LiuHuaXiaYuanQingHuan2017">
         <w:r>
@@ -1397,22 +594,7 @@
         </w:r>
       </w:hyperlink>
       <w:r>
-        <w:t xml:space="preserve">) </w:t>
-      </w:r>
-      <w:r>
-        <w:t>指出，语言差异会影响群体之间的相互认同，甚至会形成心理隔阂，从而造成社会认知和社会判断的固化。</w:t>
-      </w:r>
-      <w:r>
-        <w:t xml:space="preserve"> </w:t>
-      </w:r>
-      <w:r>
-        <w:t>国外移民研究也表明，语言是社会融合的前提条件，是正式进入移民社会的必要条件。持有不同语言的移民会遭遇来自主流社会的敌意和排斥，因而由自身母语方言到当地方言的转变被看作是移民文化适应和社会融</w:t>
-      </w:r>
-      <w:r>
-        <w:t>入的关键标志</w:t>
-      </w:r>
-      <w:r>
-        <w:t>(</w:t>
+        <w:t>) 指出，语言差异会影响群体之间的相互认同，甚至会形成心理隔阂，从而造成社会认知和社会判断的固化。 国外移民研究也表明，语言是社会融合的前提条件，是正式进入移民社会的必要条件。持有不同语言的移民会遭遇来自主流社会的敌意和排斥，因而由自身母语方言到当地方言的转变被看作是移民文化适应和社会融入的关键标志(</w:t>
       </w:r>
       <w:hyperlink w:anchor="ref-DustmannFabbri2003">
         <w:r>
@@ -1434,13 +616,7 @@
         </w:r>
       </w:hyperlink>
       <w:r>
-        <w:t>)</w:t>
-      </w:r>
-      <w:r>
-        <w:t>。在这一意义上，对通用语和流行语的掌握程度也就塑造了社会个体对于主流社会的融入程度</w:t>
-      </w:r>
-      <w:r>
-        <w:t>(</w:t>
+        <w:t>)。在这一意义上，对通用语和流行语的掌握程度也就塑造了社会个体对于主流社会的融入程度(</w:t>
       </w:r>
       <w:hyperlink w:anchor="ref-VroomeEtAl2013">
         <w:r>
@@ -1451,10 +627,7 @@
         </w:r>
       </w:hyperlink>
       <w:r>
-        <w:t>)</w:t>
-      </w:r>
-      <w:r>
-        <w:t>。</w:t>
+        <w:t>)。</w:t>
       </w:r>
     </w:p>
     <w:p>
@@ -1473,10 +646,7 @@
         <w:pStyle w:val="FirstParagraph"/>
       </w:pPr>
       <w:r>
-        <w:t>G</w:t>
-      </w:r>
-      <w:r>
-        <w:t>iddens (</w:t>
+        <w:t>Giddens (</w:t>
       </w:r>
       <w:hyperlink w:anchor="ref-Giddens2000">
         <w:r>
@@ -1487,95 +657,29 @@
         </w:r>
       </w:hyperlink>
       <w:r>
-        <w:t xml:space="preserve">) </w:t>
-      </w:r>
-      <w:r>
-        <w:t>认为，个体治理包含</w:t>
-      </w:r>
-      <w:r>
-        <w:t>“</w:t>
-      </w:r>
-      <w:r>
-        <w:t>解放政治</w:t>
-      </w:r>
-      <w:r>
-        <w:t>”</w:t>
-      </w:r>
-      <w:r>
-        <w:t>和</w:t>
-      </w:r>
-      <w:r>
-        <w:t>“</w:t>
-      </w:r>
-      <w:r>
-        <w:t>生活政治</w:t>
-      </w:r>
-      <w:r>
-        <w:t>”</w:t>
-      </w:r>
-      <w:r>
-        <w:t>的双元混合，前者强调对社会地位和社会权利的争取，后者则侧重于对社会认同和自我实现的追求。</w:t>
-      </w:r>
-      <w:r>
-        <w:t xml:space="preserve"> </w:t>
-      </w:r>
-      <w:r>
-        <w:t>当前，中国社会结构发生巨大变革，个体的话语表达、经济活动、自我组织和自我管理等空间被逐渐释放出来，个体的自主意识、权利意识以及竞争意识也日益增强。这一改变导致传统社会对个体治理的运作路径面临极大挑战，以个体利益、个体成就为导向的价值追求促使中国传统社会一直以来的集体化治理模</w:t>
-      </w:r>
-      <w:r>
-        <w:t>式和治理框架逐步瓦解</w:t>
-      </w:r>
-      <w:r>
-        <w:t>(</w:t>
+        <w:t>) 认为，个体治理包含“解放政治”和“生活政治”的双元混合，前者强调对社会地位和社会权利的争取，后者则侧重于对社会认同和自我实现的追求。 当前，中国社会结构发生巨大变革，个体的话语表达、经济活动、自我组织和自我管理等空间被逐渐释放出来，个体的自主意识、权利意识以及竞争意识也日益增强。这一改变导致传统社会对个体治理的运作路径面临极大挑战，以个体利益、个体成就为导向的价值追求促使中国传统社会一直以来的集体化治理模式和治理框架逐步瓦解(</w:t>
       </w:r>
       <w:hyperlink w:anchor="ref-HongBo2018">
         <w:r>
           <w:rPr>
             <w:rStyle w:val="ae"/>
           </w:rPr>
-          <w:t>洪波</w:t>
-        </w:r>
-        <w:r>
-          <w:rPr>
-            <w:rStyle w:val="ae"/>
-          </w:rPr>
-          <w:t>, 2018</w:t>
-        </w:r>
-      </w:hyperlink>
-      <w:r>
-        <w:t>)</w:t>
-      </w:r>
-      <w:r>
-        <w:t>。</w:t>
-      </w:r>
-      <w:r>
-        <w:t xml:space="preserve"> </w:t>
-      </w:r>
-      <w:r>
-        <w:t>然而，语言作为重要的资本符号，能够伴随文化资本、经济资本和社会资本参与到资本转换中，并进一步对个体能力和个体认知产生重要影响，由此实现个体治理</w:t>
-      </w:r>
-      <w:r>
-        <w:t>(</w:t>
+          <w:t>洪波, 2018</w:t>
+        </w:r>
+      </w:hyperlink>
+      <w:r>
+        <w:t>)。 然而，语言作为重要的资本符号，能够伴随文化资本、经济资本和社会资本参与到资本转换中，并进一步对个体能力和个体认知产生重要影响，由此实现个体治理(</w:t>
       </w:r>
       <w:hyperlink w:anchor="ref-YingJiZhuoMa2018">
         <w:r>
           <w:rPr>
             <w:rStyle w:val="ae"/>
           </w:rPr>
-          <w:t>英吉卓玛</w:t>
-        </w:r>
-        <w:r>
-          <w:rPr>
-            <w:rStyle w:val="ae"/>
-          </w:rPr>
-          <w:t>, 2018</w:t>
-        </w:r>
-      </w:hyperlink>
-      <w:r>
-        <w:t>)</w:t>
-      </w:r>
-      <w:r>
-        <w:t>。</w:t>
+          <w:t>英吉卓玛, 2018</w:t>
+        </w:r>
+      </w:hyperlink>
+      <w:r>
+        <w:t>)。</w:t>
       </w:r>
     </w:p>
     <w:p>
@@ -1583,86 +687,29 @@
         <w:pStyle w:val="a0"/>
       </w:pPr>
       <w:r>
-        <w:t>就个体能力而言，语言作为人类经济活动的工具，在信息传递上具有价值、效用、成本和收益等经济特性。</w:t>
-      </w:r>
-      <w:r>
-        <w:t xml:space="preserve"> </w:t>
-      </w:r>
-      <w:r>
-        <w:t>一种语言掌握越好，信息沟通成本越低，信息收</w:t>
-      </w:r>
-      <w:r>
-        <w:t>益越大，个体就越容易了解与掌握相关的政治、经济、法律等社会生活中的知识和惯例</w:t>
-      </w:r>
-      <w:r>
-        <w:t>(</w:t>
+        <w:t>就个体能力而言，语言作为人类经济活动的工具，在信息传递上具有价值、效用、成本和收益等经济特性。 一种语言掌握越好，信息沟通成本越低，信息收益越大，个体就越容易了解与掌握相关的政治、经济、法律等社会生活中的知识和惯例(</w:t>
       </w:r>
       <w:hyperlink w:anchor="ref-ZhangWeiGuo2011">
         <w:r>
           <w:rPr>
             <w:rStyle w:val="ae"/>
           </w:rPr>
-          <w:t>张卫国</w:t>
-        </w:r>
-        <w:r>
-          <w:rPr>
-            <w:rStyle w:val="ae"/>
-          </w:rPr>
-          <w:t>, 2011</w:t>
-        </w:r>
-      </w:hyperlink>
-      <w:r>
-        <w:t>)</w:t>
-      </w:r>
-      <w:r>
-        <w:t>。</w:t>
-      </w:r>
-      <w:r>
-        <w:t xml:space="preserve"> </w:t>
-      </w:r>
-      <w:r>
-        <w:t>社会语言学表明，掌握一门语言能够有效提高个体的信息获取能力，进而享有更多的公共资源和发展机会。</w:t>
-      </w:r>
-      <w:r>
-        <w:t xml:space="preserve"> </w:t>
-      </w:r>
-      <w:r>
-        <w:t>实证研究也显示，语言水平相对较高的人群由于交流障碍更少，拥有更好表现自身能力的交流工具，因而更受人才市场青睐，也更有可能适应现有生活环境，攀升到较高的社会地位，其个人社会定位也更为稳定</w:t>
-      </w:r>
-      <w:r>
-        <w:t>(</w:t>
+          <w:t>张卫国, 2011</w:t>
+        </w:r>
+      </w:hyperlink>
+      <w:r>
+        <w:t>)。 社会语言学表明，掌握一门语言能够有效提高个体的信息获取能力，进而享有更多的公共资源和发展机会。 实证研究也显示，语言水平相对较高的人群由于交流障碍更少，拥有更好表现自身能力的交流工具，因而更受人才市场青睐，也更有可能适应现有生活环境，攀升到较高的社会地位，其个人社会定位也更为稳定(</w:t>
       </w:r>
       <w:hyperlink w:anchor="ref-ZhangWeiGuoSunTao2016">
         <w:r>
           <w:rPr>
             <w:rStyle w:val="ae"/>
           </w:rPr>
-          <w:t>张卫国</w:t>
-        </w:r>
-        <w:r>
-          <w:rPr>
-            <w:rStyle w:val="ae"/>
-          </w:rPr>
-          <w:t xml:space="preserve"> &amp; </w:t>
-        </w:r>
-        <w:r>
-          <w:rPr>
-            <w:rStyle w:val="ae"/>
-          </w:rPr>
-          <w:t>孙涛</w:t>
-        </w:r>
-        <w:r>
-          <w:rPr>
-            <w:rStyle w:val="ae"/>
-          </w:rPr>
-          <w:t>, 2016</w:t>
-        </w:r>
-      </w:hyperlink>
-      <w:r>
-        <w:t>)</w:t>
-      </w:r>
-      <w:r>
-        <w:t>。</w:t>
+          <w:t>张卫国 &amp; 孙涛, 2016</w:t>
+        </w:r>
+      </w:hyperlink>
+      <w:r>
+        <w:t>)。</w:t>
       </w:r>
     </w:p>
     <w:p>
@@ -1670,10 +717,7 @@
         <w:pStyle w:val="a0"/>
       </w:pPr>
       <w:r>
-        <w:t>从个体认知来看，语言与塑造自我认知，人们的自我定位很大程度上来源于与他人接触后的内省</w:t>
-      </w:r>
-      <w:r>
-        <w:t>(</w:t>
+        <w:t>从个体认知来看，语言与塑造自我认知，人们的自我定位很大程度上来源于与他人接触后的内省(</w:t>
       </w:r>
       <w:hyperlink w:anchor="ref-Mead2012">
         <w:r>
@@ -1684,37 +728,7 @@
         </w:r>
       </w:hyperlink>
       <w:r>
-        <w:t>)</w:t>
-      </w:r>
-      <w:r>
-        <w:t>。</w:t>
-      </w:r>
-      <w:r>
-        <w:t xml:space="preserve"> </w:t>
-      </w:r>
-      <w:r>
-        <w:t>个体对于主流语种掌握能力越突出，交流成本越低，在拓展人际网络时遭遇的阻碍越少，其社会融入便顺畅，因而对自身和社会的评价也就越高。</w:t>
-      </w:r>
-      <w:r>
-        <w:t xml:space="preserve"> </w:t>
-      </w:r>
-      <w:r>
-        <w:t>当一个人擅长并非所有人都掌握但又普遍认同某种语言时（如一种通用语），语言就成为证明其能力的依据；语言掌握程度越高，其自我认同也就越强。</w:t>
-      </w:r>
-      <w:r>
-        <w:t xml:space="preserve"> </w:t>
-      </w:r>
-      <w:r>
-        <w:t>譬如，祁虹</w:t>
-      </w:r>
-      <w:r>
-        <w:t xml:space="preserve"> &amp; </w:t>
-      </w:r>
-      <w:r>
-        <w:t>黎宏</w:t>
-      </w:r>
-      <w:r>
-        <w:t xml:space="preserve"> (</w:t>
+        <w:t>)。 个体对于主流语种掌握能力越突出，交流成本越低，在拓展人际网络时遭遇的阻碍越少，其社会融入便顺畅，因而对自身和社会的评价也就越高。 当一个人擅长并非所有人都掌握但又普遍认同某种语言时（如一种通用语），语言就成为证明其能力的依据；语言掌握程度越高，其自我认同也就越强。 譬如，祁虹 &amp; 黎宏 (</w:t>
       </w:r>
       <w:hyperlink w:anchor="ref-QiHongLiHong2004">
         <w:r>
@@ -1725,51 +739,18 @@
         </w:r>
       </w:hyperlink>
       <w:r>
-        <w:t xml:space="preserve">) </w:t>
-      </w:r>
-      <w:r>
-        <w:t>对语言学习者自我认知的研究表明，语言能力的提高对个人自信心具有显著的积极作用。</w:t>
-      </w:r>
-      <w:r>
-        <w:t xml:space="preserve"> </w:t>
-      </w:r>
-      <w:r>
-        <w:t>更进一步，在学习语言的过程中，学习者不仅内化</w:t>
-      </w:r>
-      <w:r>
-        <w:t>了语言能力，还在与目标文化的交互中完成意义建构或意义生成，从而实现了自我建构和自我评价的提高</w:t>
-      </w:r>
-      <w:r>
-        <w:t>(</w:t>
+        <w:t>) 对语言学习者自我认知的研究表明，语言能力的提高对个人自信心具有显著的积极作用。 更进一步，在学习语言的过程中，学习者不仅内化了语言能力，还在与目标文化的交互中完成意义建构或意义生成，从而实现了自我建构和自我评价的提高(</w:t>
       </w:r>
       <w:hyperlink w:anchor="ref-SuFang2020">
         <w:r>
           <w:rPr>
             <w:rStyle w:val="ae"/>
           </w:rPr>
-          <w:t>苏芳</w:t>
-        </w:r>
-        <w:r>
-          <w:rPr>
-            <w:rStyle w:val="ae"/>
-          </w:rPr>
-          <w:t>, 2020</w:t>
-        </w:r>
-      </w:hyperlink>
-      <w:r>
-        <w:t>)</w:t>
-      </w:r>
-      <w:r>
-        <w:t>。</w:t>
-      </w:r>
-      <w:r>
-        <w:t xml:space="preserve"> </w:t>
-      </w:r>
-      <w:r>
-        <w:t>相反，语言掌握程度低会导致使用者的自我评价随之降低。</w:t>
-      </w:r>
-      <w:r>
-        <w:t xml:space="preserve"> Wright &amp; Taylor (</w:t>
+          <w:t>苏芳, 2020</w:t>
+        </w:r>
+      </w:hyperlink>
+      <w:r>
+        <w:t>)。 相反，语言掌握程度低会导致使用者的自我评价随之降低。 Wright &amp; Taylor (</w:t>
       </w:r>
       <w:hyperlink w:anchor="ref-WrightTaylor1995">
         <w:r>
@@ -1780,13 +761,7 @@
         </w:r>
       </w:hyperlink>
       <w:r>
-        <w:t xml:space="preserve">) </w:t>
-      </w:r>
-      <w:r>
-        <w:t>就基于母语教育对少数民族儿童的学业和心理发展的研究得出，少数民族学生在不熟悉教学语言情况下，极易导致自信水平下降，从而持有更多的消极自我</w:t>
-      </w:r>
-      <w:r>
-        <w:t>评价。</w:t>
+        <w:t>) 就基于母语教育对少数民族儿童的学业和心理发展的研究得出，少数民族学生在不熟悉教学语言情况下，极易导致自信水平下降，从而持有更多的消极自我评价。</w:t>
       </w:r>
     </w:p>
     <w:p>
@@ -1797,7 +772,6 @@
       <w:bookmarkEnd w:id="1"/>
       <w:bookmarkEnd w:id="4"/>
       <w:r>
-        <w:lastRenderedPageBreak/>
         <w:t>语言治理的实现途径</w:t>
       </w:r>
     </w:p>
@@ -1806,13 +780,7 @@
         <w:pStyle w:val="FirstParagraph"/>
       </w:pPr>
       <w:r>
-        <w:t>系统功能类型视角，揭示了语言治理从国家到社会再到个人的纵贯性、多层次的影响。</w:t>
-      </w:r>
-      <w:r>
-        <w:t xml:space="preserve"> </w:t>
-      </w:r>
-      <w:r>
-        <w:t>这些治理影响的实现也存在着具有对应性的三条路径，即阐释政策规范、调整群体关系和改善个体发展环境：</w:t>
+        <w:t>系统功能类型视角，揭示了语言治理从国家到社会再到个人的纵贯性、多层次的影响。 这些治理影响的实现也存在着具有对应性的三条路径，即阐释政策规范、调整群体关系和改善个体发展环境：</w:t>
       </w:r>
     </w:p>
     <w:p>
@@ -1830,63 +798,18 @@
         <w:pStyle w:val="FirstParagraph"/>
       </w:pPr>
       <w:r>
-        <w:t>语言治理在国家层次通过语言政策体现。</w:t>
-      </w:r>
-      <w:r>
-        <w:t xml:space="preserve"> </w:t>
-      </w:r>
-      <w:r>
-        <w:t>语言政策是国家意志在语言政策领域的集中表达，是国家在语言生活领域的治理方案。</w:t>
-      </w:r>
-      <w:r>
-        <w:t xml:space="preserve"> </w:t>
-      </w:r>
-      <w:r>
-        <w:t>语言政策不仅对人们的社会地位认知、社会融入程度，社会参与意愿具有导向作用，还会直接影响民族关系、社会稳定和经济发展。</w:t>
-      </w:r>
-      <w:r>
-        <w:t xml:space="preserve"> </w:t>
-      </w:r>
-      <w:r>
-        <w:t>因此，国家会有目的、有计划、有组织地对语言文字及其使用进行干</w:t>
-      </w:r>
-      <w:r>
-        <w:t>预与管理，通过立法或者政府调节手段，使语言文字更好地为国家服务</w:t>
-      </w:r>
-      <w:r>
-        <w:t>(</w:t>
+        <w:t>语言治理在国家层次通过语言政策体现。 语言政策是国家意志在语言政策领域的集中表达，是国家在语言生活领域的治理方案。 语言政策不仅对人们的社会地位认知、社会融入程度，社会参与意愿具有导向作用，还会直接影响民族关系、社会稳定和经济发展。 因此，国家会有目的、有计划、有组织地对语言文字及其使用进行干预与管理，通过立法或者政府调节手段，使语言文字更好地为国家服务(</w:t>
       </w:r>
       <w:hyperlink w:anchor="ref-DaiManChunHeZhanRu2010">
         <w:r>
           <w:rPr>
             <w:rStyle w:val="ae"/>
           </w:rPr>
-          <w:t>戴曼纯</w:t>
-        </w:r>
-        <w:r>
-          <w:rPr>
-            <w:rStyle w:val="ae"/>
-          </w:rPr>
-          <w:t xml:space="preserve"> &amp; </w:t>
-        </w:r>
-        <w:r>
-          <w:rPr>
-            <w:rStyle w:val="ae"/>
-          </w:rPr>
-          <w:t>贺战茹</w:t>
-        </w:r>
-        <w:r>
-          <w:rPr>
-            <w:rStyle w:val="ae"/>
-          </w:rPr>
-          <w:t>, 2010</w:t>
-        </w:r>
-      </w:hyperlink>
-      <w:r>
-        <w:t>)</w:t>
-      </w:r>
-      <w:r>
-        <w:t>。</w:t>
+          <w:t>戴曼纯 &amp; 贺战茹, 2010</w:t>
+        </w:r>
+      </w:hyperlink>
+      <w:r>
+        <w:t>)。</w:t>
       </w:r>
     </w:p>
     <w:p>
@@ -1894,57 +817,18 @@
         <w:pStyle w:val="a0"/>
       </w:pPr>
       <w:r>
-        <w:t>同时，语言政策作为治理工具，承载着政府对价值取向和治理模式的贯彻，因而治理理念的差异化造就了多样化的语言规划。</w:t>
-      </w:r>
-      <w:r>
-        <w:t xml:space="preserve"> </w:t>
-      </w:r>
-      <w:r>
-        <w:t>如，十月革命后，苏联将大多数语言文字系统改换成拉丁字母文字，包括为少数民族创制拉丁化新文字；越南民主共和国成立后，即宣布拉丁字母的越南文为</w:t>
-      </w:r>
-      <w:r>
-        <w:t>“</w:t>
-      </w:r>
-      <w:r>
-        <w:t>国文</w:t>
-      </w:r>
-      <w:r>
-        <w:t>”</w:t>
-      </w:r>
-      <w:r>
-        <w:t>，彻底废除了传统社会长期使用的汉文和喃字；北朝鲜独立后，也完全放弃了传统社会长期使用的汉文而改用谚文（即现今的朝鲜文）</w:t>
-      </w:r>
-      <w:r>
-        <w:t>(</w:t>
+        <w:t>同时，语言政策作为治理工具，承载着政府对价值取向和治理模式的贯彻，因而治理理念的差异化造就了多样化的语言规划。 如，十月革命后，苏联将大多数语言文字系统改换成拉丁字母文字，包括为少数民族创制拉丁化新文字；越南民主共和国成立后，即宣布拉丁字母的越南文为“国文”，彻底废除了传统社会长期使用的汉文和喃字；北朝鲜独立后，也完全放弃了传统社会长期使用的汉文而改用谚文（即现今的朝鲜文）(</w:t>
       </w:r>
       <w:hyperlink w:anchor="ref-MaRong2004a">
         <w:r>
           <w:rPr>
             <w:rStyle w:val="ae"/>
           </w:rPr>
-          <w:t>马戎</w:t>
-        </w:r>
-        <w:r>
-          <w:rPr>
-            <w:rStyle w:val="ae"/>
-          </w:rPr>
-          <w:t>, 2004</w:t>
-        </w:r>
-      </w:hyperlink>
-      <w:r>
-        <w:t>)</w:t>
-      </w:r>
-      <w:r>
-        <w:t>。</w:t>
-      </w:r>
-      <w:r>
-        <w:t xml:space="preserve"> </w:t>
-      </w:r>
-      <w:r>
-        <w:t>可见，各国政府努力促进语言政策的本土</w:t>
-      </w:r>
-      <w:r>
-        <w:t>性转化，在立足具体国情的基础上对语言结构及其使用进行总体规划，以便促进推动本国民族融合、加强国家认同。</w:t>
+          <w:t>马戎, 2004</w:t>
+        </w:r>
+      </w:hyperlink>
+      <w:r>
+        <w:t>)。 可见，各国政府努力促进语言政策的本土性转化，在立足具体国情的基础上对语言结构及其使用进行总体规划，以便促进推动本国民族融合、加强国家认同。</w:t>
       </w:r>
     </w:p>
     <w:p>
@@ -1952,10 +836,7 @@
         <w:pStyle w:val="a0"/>
       </w:pPr>
       <w:r>
-        <w:t>不仅如此，传统的政治经济学和族群政治也从政策成本、族群权力、迁移风险等诸多方面探讨过语言规划对族群稳定、经济发展和政策制定的影响，强调语言规划在跨族群社会和国际交往中的作用</w:t>
-      </w:r>
-      <w:r>
-        <w:t>(</w:t>
+        <w:t>不仅如此，传统的政治经济学和族群政治也从政策成本、族群权力、迁移风险等诸多方面探讨过语言规划对族群稳定、经济发展和政策制定的影响，强调语言规划在跨族群社会和国际交往中的作用(</w:t>
       </w:r>
       <w:hyperlink w:anchor="ref-CookLiu2016">
         <w:r>
@@ -1977,22 +858,7 @@
         </w:r>
       </w:hyperlink>
       <w:r>
-        <w:t>)</w:t>
-      </w:r>
-      <w:r>
-        <w:t>。</w:t>
-      </w:r>
-      <w:r>
-        <w:t xml:space="preserve"> </w:t>
-      </w:r>
-      <w:r>
-        <w:t>例如</w:t>
-      </w:r>
-      <w:r>
-        <w:t>，</w:t>
-      </w:r>
-      <w:r>
-        <w:t>Liu (</w:t>
+        <w:t>)。 例如，Liu (</w:t>
       </w:r>
       <w:hyperlink w:anchor="ref-Liu2015">
         <w:r>
@@ -2003,25 +869,7 @@
         </w:r>
       </w:hyperlink>
       <w:r>
-        <w:t xml:space="preserve">) </w:t>
-      </w:r>
-      <w:r>
-        <w:t>根据是否为主体民族语言和是否存在多官方语言两个维度，将语言规划分为四类，发现四种语言政策对国内族群互动、国家对外交往、吸引外资均有重要影响。</w:t>
-      </w:r>
-      <w:r>
-        <w:t xml:space="preserve"> </w:t>
-      </w:r>
-      <w:r>
-        <w:t>这类研究也在实践中得到了证实。</w:t>
-      </w:r>
-      <w:r>
-        <w:t xml:space="preserve"> </w:t>
-      </w:r>
-      <w:r>
-        <w:t>非洲新兴独立国家领导人在构建国家认同和民族意识过程中，十分注重语言规划在族群意识、国家身份、经济发展等多个层面对社会成员政治参与的影响</w:t>
-      </w:r>
-      <w:r>
-        <w:t>(</w:t>
+        <w:t>) 根据是否为主体民族语言和是否存在多官方语言两个维度，将语言规划分为四类，发现四种语言政策对国内族群互动、国家对外交往、吸引外资均有重要影响。 这类研究也在实践中得到了证实。 非洲新兴独立国家领导人在构建国家认同和民族意识过程中，十分注重语言规划在族群意识、国家身份、经济发展等多个层面对社会成员政治参与的影响(</w:t>
       </w:r>
       <w:hyperlink w:anchor="ref-Laitin1977">
         <w:r>
@@ -2032,54 +880,18 @@
         </w:r>
       </w:hyperlink>
       <w:r>
-        <w:t>)</w:t>
-      </w:r>
-      <w:r>
-        <w:t>。</w:t>
-      </w:r>
-      <w:r>
-        <w:t xml:space="preserve"> </w:t>
-      </w:r>
-      <w:r>
-        <w:t>法国历</w:t>
-      </w:r>
-      <w:r>
-        <w:t>代政府相继成立诸如法兰西学院、法语和方言总署等有关机构，对法语进行语言规划并大力推广，强硬推行法语，为国家统一性的加强、国族认同度的提高发挥了重要作用</w:t>
-      </w:r>
-      <w:r>
-        <w:t>(</w:t>
+        <w:t>)。 法国历代政府相继成立诸如法兰西学院、法语和方言总署等有关机构，对法语进行语言规划并大力推广，强硬推行法语，为国家统一性的加强、国族认同度的提高发挥了重要作用(</w:t>
       </w:r>
       <w:hyperlink w:anchor="ref-DaiManChunHeZhanRu2010">
         <w:r>
           <w:rPr>
             <w:rStyle w:val="ae"/>
           </w:rPr>
-          <w:t>戴曼纯</w:t>
-        </w:r>
-        <w:r>
-          <w:rPr>
-            <w:rStyle w:val="ae"/>
-          </w:rPr>
-          <w:t xml:space="preserve"> &amp; </w:t>
-        </w:r>
-        <w:r>
-          <w:rPr>
-            <w:rStyle w:val="ae"/>
-          </w:rPr>
-          <w:t>贺战茹</w:t>
-        </w:r>
-        <w:r>
-          <w:rPr>
-            <w:rStyle w:val="ae"/>
-          </w:rPr>
-          <w:t>, 2010</w:t>
-        </w:r>
-      </w:hyperlink>
-      <w:r>
-        <w:t>)</w:t>
-      </w:r>
-      <w:r>
-        <w:t>。</w:t>
+          <w:t>戴曼纯 &amp; 贺战茹, 2010</w:t>
+        </w:r>
+      </w:hyperlink>
+      <w:r>
+        <w:t>)。</w:t>
       </w:r>
     </w:p>
     <w:p>
@@ -2098,10 +910,7 @@
         <w:pStyle w:val="FirstParagraph"/>
       </w:pPr>
       <w:r>
-        <w:t>语言平等是族群平等的重要内容和重要标志之一，国家通过规定各族群使用的词汇和语言，借此改变不同族群的交际行为，以便加强各族群在政治经济和文化情感方面的联系</w:t>
-      </w:r>
-      <w:r>
-        <w:t>(</w:t>
+        <w:t>语言平等是族群平等的重要内容和重要标志之一，国家通过规定各族群使用的词汇和语言，借此改变不同族群的交际行为，以便加强各族群在政治经济和文化情感方面的联系(</w:t>
       </w:r>
       <w:hyperlink w:anchor="ref-KathrynKendall2017">
         <w:r>
@@ -2112,100 +921,18 @@
         </w:r>
       </w:hyperlink>
       <w:r>
-        <w:t>)</w:t>
-      </w:r>
-      <w:r>
-        <w:t>。</w:t>
-      </w:r>
-      <w:r>
-        <w:t xml:space="preserve"> </w:t>
-      </w:r>
-      <w:r>
-        <w:t>一直以来，语言政策作为国家民族政策的重要组成部分，各国政府不断强调语言政策要体现出少数族群的</w:t>
-      </w:r>
-      <w:r>
-        <w:t>“</w:t>
-      </w:r>
-      <w:r>
-        <w:t>心理状态</w:t>
-      </w:r>
-      <w:r>
-        <w:t>”</w:t>
-      </w:r>
-      <w:r>
-        <w:t>，达到维系民族团结的目的。</w:t>
-      </w:r>
-      <w:r>
-        <w:t xml:space="preserve"> </w:t>
-      </w:r>
-      <w:r>
-        <w:t>如，</w:t>
-      </w:r>
-      <w:r>
-        <w:t>1968</w:t>
-      </w:r>
-      <w:r>
-        <w:t>年美国《双语教育法》的通过便是承认美国语言多元化的事实，承认存在一些母语不是英语的学生（或成人），这一法律的颁布部分地解决了多族群间的语言矛盾和语言冲突，维护了国家和社会的稳定。</w:t>
-      </w:r>
-      <w:r>
-        <w:t xml:space="preserve"> </w:t>
-      </w:r>
-      <w:r>
-        <w:t>另一个典型例子是瑞士，该国规定国内所有的族群语言都具有平等的法律地位，高中生均要学习三种官方语言（德语、</w:t>
-      </w:r>
-      <w:r>
-        <w:t>法语、意大利语）</w:t>
-      </w:r>
-      <w:r>
-        <w:t>(</w:t>
+        <w:t>)。 一直以来，语言政策作为国家民族政策的重要组成部分，各国政府不断强调语言政策要体现出少数族群的“心理状态”，达到维系民族团结的目的。 如，1968年美国《双语教育法》的通过便是承认美国语言多元化的事实，承认存在一些母语不是英语的学生（或成人），这一法律的颁布部分地解决了多族群间的语言矛盾和语言冲突，维护了国家和社会的稳定。 另一个典型例子是瑞士，该国规定国内所有的族群语言都具有平等的法律地位，高中生均要学习三种官方语言（德语、法语、意大利语）(</w:t>
       </w:r>
       <w:hyperlink w:anchor="ref-MengHongLi2010">
         <w:r>
           <w:rPr>
             <w:rStyle w:val="ae"/>
           </w:rPr>
-          <w:t>孟红莉</w:t>
-        </w:r>
-        <w:r>
-          <w:rPr>
-            <w:rStyle w:val="ae"/>
-          </w:rPr>
-          <w:t>, 2010</w:t>
-        </w:r>
-      </w:hyperlink>
-      <w:r>
-        <w:t>)</w:t>
-      </w:r>
-      <w:r>
-        <w:t>，这一政策的实施使得瑞士因而被认为只是一个</w:t>
-      </w:r>
-      <w:r>
-        <w:t>“</w:t>
-      </w:r>
-      <w:r>
-        <w:t>具有文化差别性的社</w:t>
-      </w:r>
-      <w:r>
-        <w:lastRenderedPageBreak/>
-        <w:t>会</w:t>
-      </w:r>
-      <w:r>
-        <w:t>”</w:t>
-      </w:r>
-      <w:r>
-        <w:t>，而非是一个</w:t>
-      </w:r>
-      <w:r>
-        <w:t>“</w:t>
-      </w:r>
-      <w:r>
-        <w:t>多数族群－少数族群共存的社会</w:t>
-      </w:r>
-      <w:r>
-        <w:t>”</w:t>
-      </w:r>
-      <w:r>
-        <w:t>，从而避免族群差异以任何其他的政治或意识形态出现，实现了多民族社会的稳定团结。</w:t>
+          <w:t>孟红莉, 2010</w:t>
+        </w:r>
+      </w:hyperlink>
+      <w:r>
+        <w:t>)，这一政策的实施使得瑞士因而被认为只是一个“具有文化差别性的社会”，而非是一个“多数族群－少数族群共存的社会”，从而避免族群差异以任何其他的政治或意识形态出现，实现了多民族社会的稳定团结。</w:t>
       </w:r>
     </w:p>
     <w:p>
@@ -2213,46 +940,7 @@
         <w:pStyle w:val="a0"/>
       </w:pPr>
       <w:r>
-        <w:t>中国的语言制度与民族政策一直面临着西方国家提出的</w:t>
-      </w:r>
-      <w:r>
-        <w:t>“</w:t>
-      </w:r>
-      <w:r>
-        <w:t>对少数族群实行同化政策</w:t>
-      </w:r>
-      <w:r>
-        <w:t>”</w:t>
-      </w:r>
-      <w:r>
-        <w:t>的舆论批评和外交压力，但中国宪法和相关法令实际上明确规定了各少数族群都有使用和发展其语言文字的自由，中国的语言使用情况也因此呈现</w:t>
-      </w:r>
-      <w:r>
-        <w:t>出</w:t>
-      </w:r>
-      <w:r>
-        <w:t>“</w:t>
-      </w:r>
-      <w:r>
-        <w:t>多元一体</w:t>
-      </w:r>
-      <w:r>
-        <w:t>”</w:t>
-      </w:r>
-      <w:r>
-        <w:t>格局。换言之，各个族群都享有保存并发展自己的语言，以维护本民族文化的权利；同时又将汉语作为全国通用的</w:t>
-      </w:r>
-      <w:r>
-        <w:t>“</w:t>
-      </w:r>
-      <w:r>
-        <w:t>族际共同语</w:t>
-      </w:r>
-      <w:r>
-        <w:t>”</w:t>
-      </w:r>
-      <w:r>
-        <w:t>，以促进各族群间的交流沟通和全国范围内经济、文化等各方面事业的发展。</w:t>
+        <w:t>中国的语言制度与民族政策一直面临着西方国家提出的“对少数族群实行同化政策”的舆论批评和外交压力，但中国宪法和相关法令实际上明确规定了各少数族群都有使用和发展其语言文字的自由，中国的语言使用情况也因此呈现出“多元一体”格局。换言之，各个族群都享有保存并发展自己的语言，以维护本民族文化的权利；同时又将汉语作为全国通用的“族际共同语”，以促进各族群间的交流沟通和全国范围内经济、文化等各方面事业的发展。</w:t>
       </w:r>
     </w:p>
     <w:p>
@@ -2260,45 +948,18 @@
         <w:pStyle w:val="a0"/>
       </w:pPr>
       <w:r>
-        <w:t>值得注意的是，过分强调民族语言在国家社会和公共事务中的地位及作用也会在客观导致民族隔绝的非意图后果，致使语言成为某种特殊的族群象征，演变成具有特殊实用意义的工具</w:t>
-      </w:r>
-      <w:r>
-        <w:t>(</w:t>
+        <w:t>值得注意的是，过分强调民族语言在国家社会和公共事务中的地位及作用也会在客观导致民族隔绝的非意图后果，致使语言成为某种特殊的族群象征，演变成具有特殊实用意义的工具(</w:t>
       </w:r>
       <w:hyperlink w:anchor="ref-MaRong2017">
         <w:r>
           <w:rPr>
             <w:rStyle w:val="ae"/>
           </w:rPr>
-          <w:t>马戎</w:t>
-        </w:r>
-        <w:r>
-          <w:rPr>
-            <w:rStyle w:val="ae"/>
-          </w:rPr>
-          <w:t>, 2017</w:t>
-        </w:r>
-      </w:hyperlink>
-      <w:r>
-        <w:t>)</w:t>
-      </w:r>
-      <w:r>
-        <w:t>。</w:t>
-      </w:r>
-      <w:r>
-        <w:t xml:space="preserve"> </w:t>
-      </w:r>
-      <w:r>
-        <w:t>实际上，语言具有文化象征和交流沟通的双重属性。前者带有深</w:t>
-      </w:r>
-      <w:r>
-        <w:t>厚的历史感与情感色彩，后者则强调语言作为交流与学习的工具性手段。</w:t>
-      </w:r>
-      <w:r>
-        <w:t xml:space="preserve"> </w:t>
-      </w:r>
-      <w:r>
-        <w:t>所以，在政治平等的意义上解决了各族群语言问题的合法性后，必须从应用性角度出发，利用市场经济逐步推动共同语言作为交流工具，打造在经济层面上降低成本、加强合作的政治地理区域。</w:t>
+          <w:t>马戎, 2017</w:t>
+        </w:r>
+      </w:hyperlink>
+      <w:r>
+        <w:t>)。 实际上，语言具有文化象征和交流沟通的双重属性。前者带有深厚的历史感与情感色彩，后者则强调语言作为交流与学习的工具性手段。 所以，在政治平等的意义上解决了各族群语言问题的合法性后，必须从应用性角度出发，利用市场经济逐步推动共同语言作为交流工具，打造在经济层面上降低成本、加强合作的政治地理区域。</w:t>
       </w:r>
     </w:p>
     <w:p>
@@ -2317,10 +978,7 @@
         <w:pStyle w:val="FirstParagraph"/>
       </w:pPr>
       <w:r>
-        <w:t>话语是构建民众世界观和概念化政治问题的一种重要手段。人们的思维依赖于框架、隐喻、意象等语言和认知手段</w:t>
-      </w:r>
-      <w:r>
-        <w:t>(</w:t>
+        <w:t>话语是构建民众世界观和概念化政治问题的一种重要手段。人们的思维依赖于框架、隐喻、意象等语言和认知手段(</w:t>
       </w:r>
       <w:hyperlink w:anchor="ref-Mead2012">
         <w:r>
@@ -2331,19 +989,7 @@
         </w:r>
       </w:hyperlink>
       <w:r>
-        <w:t>)</w:t>
-      </w:r>
-      <w:r>
-        <w:t>，对于同一客观事物，不同的语言表达会产生不同的效果，从而演绎出不同</w:t>
-      </w:r>
-      <w:r>
-        <w:t>的游戏规则和行事逻辑。因此，国家可以通过控制、筛选、组织和分配话语的生产，借用语言符号来把握微观个体的具体话语行为，潜移默化地加强语言与个体身份的良性构建，从而实现对个体心理的有效引导。</w:t>
-      </w:r>
-      <w:r>
-        <w:t xml:space="preserve"> </w:t>
-      </w:r>
-      <w:r>
-        <w:t>当前，随着新信息技术和电子媒介的出现，政府通常将媒体作为实现言语交际和经验表征的工具，根据政治需要或意识形态的准则来选择、建构和处理新闻话语和图像，以便合法化政府行为。</w:t>
+        <w:t>)，对于同一客观事物，不同的语言表达会产生不同的效果，从而演绎出不同的游戏规则和行事逻辑。因此，国家可以通过控制、筛选、组织和分配话语的生产，借用语言符号来把握微观个体的具体话语行为，潜移默化地加强语言与个体身份的良性构建，从而实现对个体心理的有效引导。 当前，随着新信息技术和电子媒介的出现，政府通常将媒体作为实现言语交际和经验表征的工具，根据政治需要或意识形态的准则来选择、建构和处理新闻话语和图像，以便合法化政府行为。</w:t>
       </w:r>
     </w:p>
     <w:p>
@@ -2351,22 +997,7 @@
         <w:pStyle w:val="a0"/>
       </w:pPr>
       <w:r>
-        <w:t>具体而言，国家通过多模态话语，即语言文字、图像和图表的复合话语来构建社会中的人际互动，利用各种符号模态协同作用共同引导民众心理。</w:t>
-      </w:r>
-      <w:r>
-        <w:t xml:space="preserve"> </w:t>
-      </w:r>
-      <w:r>
-        <w:t>如，丁建新</w:t>
-      </w:r>
-      <w:r>
-        <w:t xml:space="preserve"> &amp; </w:t>
-      </w:r>
-      <w:r>
-        <w:t>杨荟</w:t>
-      </w:r>
-      <w:r>
-        <w:t xml:space="preserve"> (</w:t>
+        <w:t>具体而言，国家通过多模态话语，即语言文字、图像和图表的复合话语来构建社会中的人际互动，利用各种符号模态协同作用共同引导民众心理。 如，丁建新 &amp; 杨荟 (</w:t>
       </w:r>
       <w:hyperlink w:anchor="ref-DingJianXinYangHui2020">
         <w:r>
@@ -2377,70 +1008,7 @@
         </w:r>
       </w:hyperlink>
       <w:r>
-        <w:t xml:space="preserve">) </w:t>
-      </w:r>
-      <w:r>
-        <w:t>分析了新冠肺炎爆发时美国媒体如何借用图像、语言来比喻政治，通过在大量新闻标题和政治评论中以</w:t>
-      </w:r>
-      <w:r>
-        <w:t>“Wuhan Coronavirus”</w:t>
-      </w:r>
-      <w:r>
-        <w:t>或者</w:t>
-      </w:r>
-      <w:r>
-        <w:t>“Wuhan Virus”</w:t>
-      </w:r>
-      <w:r>
-        <w:t>来称呼新冠病毒，甚至出现</w:t>
-      </w:r>
-      <w:r>
-        <w:t>“</w:t>
-      </w:r>
-      <w:r>
-        <w:t>黄祸</w:t>
-      </w:r>
-      <w:r>
-        <w:t>”</w:t>
-      </w:r>
-      <w:r>
-        <w:t>、</w:t>
-      </w:r>
-      <w:r>
-        <w:t>“</w:t>
-      </w:r>
-      <w:r>
-        <w:t>中国病毒</w:t>
-      </w:r>
-      <w:r>
-        <w:t>”</w:t>
-      </w:r>
-      <w:r>
-        <w:t>等词，将单纯的医学名词赋予道德批判意义和政治化立场，引导美国民众寻找、建构另一个</w:t>
-      </w:r>
-      <w:r>
-        <w:t>“</w:t>
-      </w:r>
-      <w:r>
-        <w:t>他者</w:t>
-      </w:r>
-      <w:r>
-        <w:t>”</w:t>
-      </w:r>
-      <w:r>
-        <w:t>，并将罪责归于</w:t>
-      </w:r>
-      <w:r>
-        <w:t>“</w:t>
-      </w:r>
-      <w:r>
-        <w:t>他者</w:t>
-      </w:r>
-      <w:r>
-        <w:t>”</w:t>
-      </w:r>
-      <w:r>
-        <w:t>，从而加深了美国民众对中国的敌意。</w:t>
+        <w:t>) 分析了新冠肺炎爆发时美国媒体如何借用图像、语言来比喻政治，通过在大量新闻标题和政治评论中以“Wuhan Coronavirus”或者“Wuhan Virus”来称呼新冠病毒，甚至出现“黄祸”、“中国病毒”等词，将单纯的医学名词赋予道德批判意义和政治化立场，引导美国民众寻找、建构另一个“他者”，并将罪责归于“他者”，从而加深了美国民众对中国的敌意。</w:t>
       </w:r>
     </w:p>
     <w:p>
@@ -2448,10 +1016,7 @@
         <w:pStyle w:val="a0"/>
       </w:pPr>
       <w:r>
-        <w:t>以上三种实现途径构成相互关联、相互影响、有机统一的语</w:t>
-      </w:r>
-      <w:r>
-        <w:t>言治理体系，对国家稳定、民族团结、个体发展、良好政治秩序的建立和延续，具有长期且深远的影响。</w:t>
+        <w:t>以上三种实现途径构成相互关联、相互影响、有机统一的语言治理体系，对国家稳定、民族团结、个体发展、良好政治秩序的建立和延续，具有长期且深远的影响。</w:t>
       </w:r>
     </w:p>
     <w:p>
@@ -2470,116 +1035,40 @@
         <w:pStyle w:val="FirstParagraph"/>
       </w:pPr>
       <w:r>
-        <w:t>当前，我国正处于经济发展方式和社会治理模式的双重变革时期，对国民政治社会心理产生巨大影响，相应一系列问题也随之凸显。</w:t>
-      </w:r>
-      <w:r>
-        <w:t xml:space="preserve"> </w:t>
-      </w:r>
-      <w:r>
-        <w:t>如，由于经济结构剧烈变化而导致的国</w:t>
-      </w:r>
-      <w:r>
-        <w:lastRenderedPageBreak/>
-        <w:t>民自我定位错位</w:t>
-      </w:r>
-      <w:r>
-        <w:t>(</w:t>
+        <w:t>当前，我国正处于经济发展方式和社会治理模式的双重变革时期，对国民政治社会心理产生巨大影响，相应一系列问题也随之凸显。 如，由于经济结构剧烈变化而导致的国民自我定位错位(</w:t>
       </w:r>
       <w:hyperlink w:anchor="ref-JingHuaiBinEtAl2017">
         <w:r>
           <w:rPr>
             <w:rStyle w:val="ae"/>
           </w:rPr>
-          <w:t>景怀斌</w:t>
-        </w:r>
-        <w:r>
-          <w:rPr>
-            <w:rStyle w:val="ae"/>
-          </w:rPr>
-          <w:t xml:space="preserve"> et al., 2017</w:t>
-        </w:r>
-      </w:hyperlink>
-      <w:r>
-        <w:t>)</w:t>
-      </w:r>
-      <w:r>
-        <w:t>，由于人口结构变化和加速城镇化带来的人际信任缺失和新老市民身份认同矛盾</w:t>
-      </w:r>
-      <w:r>
-        <w:t>(</w:t>
+          <w:t>景怀斌 et al., 2017</w:t>
+        </w:r>
+      </w:hyperlink>
+      <w:r>
+        <w:t>)，由于人口结构变化和加速城镇化带来的人际信任缺失和新老市民身份认同矛盾(</w:t>
       </w:r>
       <w:hyperlink w:anchor="ref-LuHuiLinPanYi2014">
         <w:r>
           <w:rPr>
             <w:rStyle w:val="ae"/>
           </w:rPr>
-          <w:t>卢晖临</w:t>
-        </w:r>
-        <w:r>
-          <w:rPr>
-            <w:rStyle w:val="ae"/>
-          </w:rPr>
-          <w:t xml:space="preserve"> &amp; </w:t>
-        </w:r>
-        <w:r>
-          <w:rPr>
-            <w:rStyle w:val="ae"/>
-          </w:rPr>
-          <w:t>潘毅</w:t>
-        </w:r>
-        <w:r>
-          <w:rPr>
-            <w:rStyle w:val="ae"/>
-          </w:rPr>
-          <w:t>, 2014</w:t>
-        </w:r>
-      </w:hyperlink>
-      <w:r>
-        <w:t>)</w:t>
-      </w:r>
-      <w:r>
-        <w:t>，以及人民日益增长的政治参与需求与政府治理方式不匹配等问题</w:t>
-      </w:r>
-      <w:r>
-        <w:t>(</w:t>
+          <w:t>卢晖临 &amp; 潘毅, 2014</w:t>
+        </w:r>
+      </w:hyperlink>
+      <w:r>
+        <w:t>)，以及人民日益增长的政治参与需求与政府治理方式不匹配等问题(</w:t>
       </w:r>
       <w:hyperlink w:anchor="ref-HaoYuQingCheYue2011">
         <w:r>
           <w:rPr>
             <w:rStyle w:val="ae"/>
           </w:rPr>
-          <w:t>郝宇青</w:t>
-        </w:r>
-        <w:r>
-          <w:rPr>
-            <w:rStyle w:val="ae"/>
-          </w:rPr>
-          <w:t xml:space="preserve"> &amp; </w:t>
-        </w:r>
-        <w:r>
-          <w:rPr>
-            <w:rStyle w:val="ae"/>
-          </w:rPr>
-          <w:t>车跃</w:t>
-        </w:r>
-        <w:r>
-          <w:rPr>
-            <w:rStyle w:val="ae"/>
-          </w:rPr>
-          <w:t>, 2011</w:t>
-        </w:r>
-      </w:hyperlink>
-      <w:r>
-        <w:t>)</w:t>
-      </w:r>
-      <w:r>
-        <w:t>，都成为当代中国社会急需关注的问题。</w:t>
-      </w:r>
-      <w:r>
-        <w:t xml:space="preserve"> </w:t>
-      </w:r>
-      <w:r>
-        <w:t>如处理不当，极易造成民众情绪激化，甚至演变成恶性群体事件，损害社会稳定，威胁正常政治经济秩序。</w:t>
+          <w:t>郝宇青 &amp; 车跃, 2011</w:t>
+        </w:r>
+      </w:hyperlink>
+      <w:r>
+        <w:t>)，都成为当代中国社会急需关注的问题。 如处理不当，极易造成民众情绪激化，甚至演变成恶性群体事件，损害社会稳定，威胁正常政治经济秩序。</w:t>
       </w:r>
     </w:p>
     <w:p>
@@ -2587,22 +1076,7 @@
         <w:pStyle w:val="a0"/>
       </w:pPr>
       <w:r>
-        <w:t>然而，这些问题的产生很大程度上与语言距离和语言区隔密切相关，语言具有强烈的社会识别功能，对于打破群体</w:t>
-      </w:r>
-      <w:r>
-        <w:t>隔阂，促进社会公众的心理融合具有重要作用。</w:t>
-      </w:r>
-      <w:r>
-        <w:t xml:space="preserve"> </w:t>
-      </w:r>
-      <w:r>
-        <w:t>上述问题迫切需要国民加快融入主流社会的速度，这就要求其具备较好的沟通能力和较高的语言文字应用水平。</w:t>
-      </w:r>
-      <w:r>
-        <w:t xml:space="preserve"> </w:t>
-      </w:r>
-      <w:r>
-        <w:t>我国语言治理也因此借助以上三种实施途径，呈现出了独特的治理面貌。</w:t>
+        <w:t>然而，这些问题的产生很大程度上与语言距离和语言区隔密切相关，语言具有强烈的社会识别功能，对于打破群体隔阂，促进社会公众的心理融合具有重要作用。 上述问题迫切需要国民加快融入主流社会的速度，这就要求其具备较好的沟通能力和较高的语言文字应用水平。 我国语言治理也因此借助以上三种实施途径，呈现出了独特的治理面貌。</w:t>
       </w:r>
     </w:p>
     <w:p>
@@ -2620,31 +1094,7 @@
         <w:pStyle w:val="FirstParagraph"/>
       </w:pPr>
       <w:r>
-        <w:t>在新时期国家治理与城市治理理念的推动下，城市语言治理能力现代化逐步成为城市研究的新任务。</w:t>
-      </w:r>
-      <w:r>
-        <w:t xml:space="preserve"> </w:t>
-      </w:r>
-      <w:r>
-        <w:t>就时间维度而言，城市语言治理包括常态性问题和应激性问题两部分。</w:t>
-      </w:r>
-      <w:r>
-        <w:t xml:space="preserve"> </w:t>
-      </w:r>
-      <w:r>
-        <w:t>长远看来，如何实现以</w:t>
-      </w:r>
-      <w:r>
-        <w:t>“</w:t>
-      </w:r>
-      <w:r>
-        <w:t>人的城镇化</w:t>
-      </w:r>
-      <w:r>
-        <w:t>”</w:t>
-      </w:r>
-      <w:r>
-        <w:t>为核心的新型城镇化建设，处理好语言与社会、语言与人际、语言与语言之间的关系，成为当前城市治理和区域发展的新痛点和新难点。</w:t>
+        <w:t>在新时期国家治理与城市治理理念的推动下，城市语言治理能力现代化逐步成为城市研究的新任务。 就时间维度而言，城市语言治理包括常态性问题和应激性问题两部分。 长远看来，如何实现以“人的城镇化”为核心的新型城镇化建设，处理好语言与社会、语言与人际、语言与语言之间的关系，成为当前城市治理和区域发展的新痛点和新难点。</w:t>
       </w:r>
     </w:p>
     <w:p>
@@ -2652,122 +1102,29 @@
         <w:pStyle w:val="a0"/>
       </w:pPr>
       <w:r>
-        <w:t>中国城市化进程全面提速，国家统计局最新发布的关于</w:t>
-      </w:r>
-      <w:r>
-        <w:t>2019</w:t>
-      </w:r>
-      <w:r>
-        <w:t>年国民经济和社会发展统计公报显示，我国城镇常住人口已达</w:t>
-      </w:r>
-      <w:r>
-        <w:t>84843</w:t>
-      </w:r>
-      <w:r>
-        <w:t>万，城镇化率为</w:t>
-      </w:r>
-      <w:r>
-        <w:t>60.60%</w:t>
-      </w:r>
-      <w:r>
-        <w:t>，已经超过世界平均水平</w:t>
-      </w:r>
-      <w:r>
-        <w:t>(</w:t>
+        <w:t>中国城市化进程全面提速，国家统计局最新发布的关于2019年国民经济和社会发展统计公报显示，我国城镇常住人口已达84843万，城镇化率为60.60%，已经超过世界平均水平(</w:t>
       </w:r>
       <w:hyperlink w:anchor="ref-ShenQi2021">
         <w:r>
           <w:rPr>
             <w:rStyle w:val="ae"/>
           </w:rPr>
-          <w:t>沈骑</w:t>
-        </w:r>
-        <w:r>
-          <w:rPr>
-            <w:rStyle w:val="ae"/>
-          </w:rPr>
-          <w:t>, 2021</w:t>
-        </w:r>
-      </w:hyperlink>
-      <w:r>
-        <w:t>)</w:t>
-      </w:r>
-      <w:r>
-        <w:t>。</w:t>
-      </w:r>
-      <w:r>
-        <w:t xml:space="preserve"> </w:t>
-      </w:r>
-      <w:r>
-        <w:t>城镇化的发展促成了频繁的人口流动，导致国内出现了大量的新市民和流动人口。</w:t>
-      </w:r>
-      <w:r>
-        <w:t xml:space="preserve"> </w:t>
-      </w:r>
-      <w:r>
-        <w:t>而无论是农民工还是城市新市民，他们必然带来语言的接触与融合，促使语言地图的变更。</w:t>
-      </w:r>
-      <w:r>
-        <w:t xml:space="preserve"> </w:t>
-      </w:r>
-      <w:r>
-        <w:t>然而，语言地图变更的实质是方言与其他正在逐步逝去的乡土生活和文化记忆共同经历一个前所未有的极速变异过程</w:t>
-      </w:r>
-      <w:r>
-        <w:t>——</w:t>
-      </w:r>
-      <w:r>
-        <w:t>亦或是在当地语言之外形成了</w:t>
-      </w:r>
-      <w:r>
-        <w:t>“</w:t>
-      </w:r>
-      <w:r>
-        <w:t>方言岛</w:t>
-      </w:r>
-      <w:r>
-        <w:t>”</w:t>
-      </w:r>
-      <w:r>
-        <w:t>，亦或是产生了新的语言变体</w:t>
-      </w:r>
-      <w:r>
-        <w:t>(</w:t>
+          <w:t>沈骑, 2021</w:t>
+        </w:r>
+      </w:hyperlink>
+      <w:r>
+        <w:t>)。 城镇化的发展促成了频繁的人口流动，导致国内出现了大量的新市民和流动人口。 而无论是农民工还是城市新市民，他们必然带来语言的接触与融合，促使语言地图的变更。 然而，语言地图变更的实质是方言与其他正在逐步逝去的乡土生活和文化记忆共同经历一个前所未有的极速变异过程——亦或是在当地语言之外形成了“方言岛”，亦或是产生了新的语言变体(</w:t>
       </w:r>
       <w:hyperlink w:anchor="ref-WuXiaoJun2020">
         <w:r>
           <w:rPr>
             <w:rStyle w:val="ae"/>
           </w:rPr>
-          <w:t>武小军</w:t>
-        </w:r>
-        <w:r>
-          <w:rPr>
-            <w:rStyle w:val="ae"/>
-          </w:rPr>
-          <w:t>, 2020</w:t>
-        </w:r>
-      </w:hyperlink>
-      <w:r>
-        <w:t>)</w:t>
-      </w:r>
-      <w:r>
-        <w:t>，而这一过程最终导致了</w:t>
-      </w:r>
-      <w:r>
-        <w:t>大量人群失语、失权、失利。传统治理视角提出，对于城市主体人群和新进人群</w:t>
-      </w:r>
-      <w:r>
-        <w:t>/</w:t>
-      </w:r>
-      <w:r>
-        <w:t>少数人群的隔阂与矛盾，可以通过增强后者的社会融合度（比如农民工的城市化程度或少数民族的融入感等）加以改善。</w:t>
-      </w:r>
-      <w:r>
-        <w:t xml:space="preserve"> </w:t>
-      </w:r>
-      <w:r>
-        <w:t>上述局面的出现使得语言在城市治理中的协调与中介价值更加凸显，现有政府正在通过语言治理促进社会公众心理融合，提升全体公众人际信任和积极心态，为营造和谐社会氛围搭建心理基础，实现普通话、方言和外语和谐共生，助力新型城镇化人本目标的实现。</w:t>
+          <w:t>武小军, 2020</w:t>
+        </w:r>
+      </w:hyperlink>
+      <w:r>
+        <w:t>)，而这一过程最终导致了大量人群失语、失权、失利。传统治理视角提出，对于城市主体人群和新进人群/少数人群的隔阂与矛盾，可以通过增强后者的社会融合度（比如农民工的城市化程度或少数民族的融入感等）加以改善。 上述局面的出现使得语言在城市治理中的协调与中介价值更加凸显，现有政府正在通过语言治理促进社会公众心理融合，提升全体公众人际信任和积极心态，为营造和谐社会氛围搭建心理基础，实现普通话、方言和外语和谐共生，助力新型城镇化人本目标的实现。</w:t>
       </w:r>
     </w:p>
     <w:p>
@@ -2775,48 +1132,18 @@
         <w:pStyle w:val="a0"/>
       </w:pPr>
       <w:r>
-        <w:t>就当下而言，就应激性问题而言，新冠疫情的爆发暴发使彰显出我国得城市的语言治理能力存在严重不足的问题</w:t>
-      </w:r>
-      <w:r>
-        <w:t>充分暴露出来</w:t>
-      </w:r>
-      <w:r>
-        <w:t>(</w:t>
+        <w:t>就当下而言，就应激性问题而言，新冠疫情的爆发暴发使彰显出我国得城市的语言治理能力存在严重不足的问题充分暴露出来(</w:t>
       </w:r>
       <w:hyperlink w:anchor="ref-ShenQi2021">
         <w:r>
           <w:rPr>
             <w:rStyle w:val="ae"/>
           </w:rPr>
-          <w:t>沈骑</w:t>
-        </w:r>
-        <w:r>
-          <w:rPr>
-            <w:rStyle w:val="ae"/>
-          </w:rPr>
-          <w:t>, 2021</w:t>
-        </w:r>
-      </w:hyperlink>
-      <w:r>
-        <w:t>)</w:t>
-      </w:r>
-      <w:r>
-        <w:t>。</w:t>
-      </w:r>
-      <w:r>
-        <w:t xml:space="preserve"> 2020</w:t>
-      </w:r>
-      <w:r>
-        <w:t>年上半年，我国大城市疫情防控工作中暴露出一系列涉外语言能力不足以及涉外语言治理空白等问题：国内大城市仍未建设语言人才资源数据库或语言志愿者信息库，导致政府多语信息发布和服务渠道的社会影响力和可及性大打折扣，政府和公共服务机构的语种规划与多语意识亟待全面加强；</w:t>
-      </w:r>
-      <w:r>
-        <w:t xml:space="preserve"> </w:t>
-      </w:r>
-      <w:r>
-        <w:t>不仅如此，城市的语言翻译和语言服务中对外语语种的设置和提供也缺乏深谋远虑，面对大量的在华外国人，尚未形成有效的语言服务协调机制和语言治</w:t>
-      </w:r>
-      <w:r>
-        <w:t>理体系，各类事务仍然由分散在各政府部门的机构或基层组织自身来解决，缺少有效的合作治理机制，从而严重影响了城市在突发重大事件中的涉外应对能力。</w:t>
+          <w:t>沈骑, 2021</w:t>
+        </w:r>
+      </w:hyperlink>
+      <w:r>
+        <w:t>)。 2020年上半年，我国大城市疫情防控工作中暴露出一系列涉外语言能力不足以及涉外语言治理空白等问题：国内大城市仍未建设语言人才资源数据库或语言志愿者信息库，导致政府多语信息发布和服务渠道的社会影响力和可及性大打折扣，政府和公共服务机构的语种规划与多语意识亟待全面加强； 不仅如此，城市的语言翻译和语言服务中对外语语种的设置和提供也缺乏深谋远虑，面对大量的在华外国人，尚未形成有效的语言服务协调机制和语言治理体系，各类事务仍然由分散在各政府部门的机构或基层组织自身来解决，缺少有效的合作治理机制，从而严重影响了城市在突发重大事件中的涉外应对能力。</w:t>
       </w:r>
     </w:p>
     <w:p>
@@ -2824,32 +1151,7 @@
         <w:pStyle w:val="a0"/>
       </w:pPr>
       <w:r>
-        <w:lastRenderedPageBreak/>
-        <w:t>这些问题都提醒我们，我国大城市语言治理能力亟须提升，后疫情时代城市化建设中纷繁复杂的语言治理问题需要更加引起重视，系统探索</w:t>
-      </w:r>
-      <w:r>
-        <w:t>“</w:t>
-      </w:r>
-      <w:r>
-        <w:t>自上而下</w:t>
-      </w:r>
-      <w:r>
-        <w:t>”</w:t>
-      </w:r>
-      <w:r>
-        <w:t>与</w:t>
-      </w:r>
-      <w:r>
-        <w:t>“</w:t>
-      </w:r>
-      <w:r>
-        <w:t>自下而上</w:t>
-      </w:r>
-      <w:r>
-        <w:t>”</w:t>
-      </w:r>
-      <w:r>
-        <w:t>双向互动的城市语言治理体系，正当其时。</w:t>
+        <w:t>这些问题都提醒我们，我国大城市语言治理能力亟须提升，后疫情时代城市化建设中纷繁复杂的语言治理问题需要更加引起重视，系统探索“自上而下”与“自下而上”双向互动的城市语言治理体系，正当其时。</w:t>
       </w:r>
     </w:p>
     <w:p>
@@ -2868,208 +1170,40 @@
         <w:pStyle w:val="FirstParagraph"/>
       </w:pPr>
       <w:r>
-        <w:t>媒体是现代社会信息的主要提供者，发挥着重要的社会功能。</w:t>
-      </w:r>
-      <w:r>
-        <w:t xml:space="preserve"> </w:t>
-      </w:r>
-      <w:r>
-        <w:t>作为宣传国家语言文字规范标准的重要窗口和践行者，是国家语言规划的关键领域</w:t>
-      </w:r>
-      <w:r>
-        <w:t>(</w:t>
+        <w:t>媒体是现代社会信息的主要提供者，发挥着重要的社会功能。 作为宣传国家语言文字规范标准的重要窗口和践行者，是国家语言规划的关键领域(</w:t>
       </w:r>
       <w:hyperlink w:anchor="ref-ChenLiXiang2021">
         <w:r>
           <w:rPr>
             <w:rStyle w:val="ae"/>
           </w:rPr>
-          <w:t>陈丽湘</w:t>
-        </w:r>
-        <w:r>
-          <w:rPr>
-            <w:rStyle w:val="ae"/>
-          </w:rPr>
-          <w:t>, 2021</w:t>
-        </w:r>
-      </w:hyperlink>
-      <w:r>
-        <w:t>)</w:t>
-      </w:r>
-      <w:r>
-        <w:t>。</w:t>
-      </w:r>
-      <w:r>
-        <w:t xml:space="preserve"> </w:t>
-      </w:r>
-      <w:r>
-        <w:t>随着人工智能、大数据、云计算、区块链等新一轮新技术的飞速发展，移动应用、社交媒体、网络直播、短视频等新应用、新业态的不断涌现，国内新媒体用户数量的激增和信息传播能力的突显正全方位地重塑媒体格局和社会生态</w:t>
-      </w:r>
-      <w:r>
-        <w:t>(</w:t>
+          <w:t>陈丽湘, 2021</w:t>
+        </w:r>
+      </w:hyperlink>
+      <w:r>
+        <w:t>)。 随着人工智能、大数据、云计算、区块链等新一轮新技术的飞速发展，移动应用、社交媒体、网络直播、短视频等新应用、新业态的不断涌现，国内新媒体用户数量的激增和信息传播能力的突显正全方位地重塑媒体格局和社会生态(</w:t>
       </w:r>
       <w:hyperlink w:anchor="ref-TangXuJunEtAl2019">
         <w:r>
           <w:rPr>
             <w:rStyle w:val="ae"/>
           </w:rPr>
-          <w:t>唐绪军</w:t>
-        </w:r>
-        <w:r>
-          <w:rPr>
-            <w:rStyle w:val="ae"/>
-          </w:rPr>
-          <w:t xml:space="preserve"> et al., 2019</w:t>
-        </w:r>
-      </w:hyperlink>
-      <w:r>
-        <w:t>)</w:t>
-      </w:r>
-      <w:r>
-        <w:t>。</w:t>
-      </w:r>
-      <w:r>
-        <w:t xml:space="preserve"> </w:t>
-      </w:r>
-      <w:r>
-        <w:t>依据中国互联网络信息中心（</w:t>
-      </w:r>
-      <w:r>
-        <w:t>CNNIC</w:t>
-      </w:r>
-      <w:r>
-        <w:t>）数据，截至</w:t>
-      </w:r>
-      <w:r>
-        <w:t>2020</w:t>
-      </w:r>
-      <w:r>
-        <w:t>年</w:t>
-      </w:r>
-      <w:r>
-        <w:t>3</w:t>
-      </w:r>
-      <w:r>
-        <w:t>月底，我国网民规模达</w:t>
-      </w:r>
-      <w:r>
-        <w:t>9.04</w:t>
-      </w:r>
-      <w:r>
-        <w:t>亿，与</w:t>
-      </w:r>
-      <w:r>
-        <w:t>2018</w:t>
-      </w:r>
-      <w:r>
-        <w:t>年底相比增加</w:t>
-      </w:r>
-      <w:r>
-        <w:t>了</w:t>
-      </w:r>
-      <w:r>
-        <w:t>7508</w:t>
-      </w:r>
-      <w:r>
-        <w:t>万；互联网普及率达</w:t>
-      </w:r>
-      <w:r>
-        <w:t>64.5%</w:t>
-      </w:r>
-      <w:r>
-        <w:t>，较</w:t>
-      </w:r>
-      <w:r>
-        <w:t>2018</w:t>
-      </w:r>
-      <w:r>
-        <w:t>年底提升了</w:t>
-      </w:r>
-      <w:r>
-        <w:t>4.9</w:t>
-      </w:r>
-      <w:r>
-        <w:t>个百分点。</w:t>
-      </w:r>
-      <w:r>
-        <w:t xml:space="preserve"> </w:t>
-      </w:r>
-      <w:r>
-        <w:t>我国新媒体的发展出现了井喷态势，根据</w:t>
-      </w:r>
-      <w:r>
-        <w:t>Statis</w:t>
-      </w:r>
-      <w:r>
-        <w:t>官网的数据，微信及</w:t>
-      </w:r>
-      <w:r>
-        <w:t>WeChat</w:t>
-      </w:r>
-      <w:r>
-        <w:t>活跃用户量在</w:t>
-      </w:r>
-      <w:r>
-        <w:t>12.03</w:t>
-      </w:r>
-      <w:r>
-        <w:t>亿以上，抖音及</w:t>
-      </w:r>
-      <w:r>
-        <w:t>TikTok</w:t>
-      </w:r>
-      <w:r>
-        <w:t>活跃用户量在</w:t>
-      </w:r>
-      <w:r>
-        <w:t>8.01</w:t>
-      </w:r>
-      <w:r>
-        <w:t>亿以上，</w:t>
-      </w:r>
-      <w:r>
-        <w:t>QQ</w:t>
-      </w:r>
-      <w:r>
-        <w:t>、新浪微博活跃用户量均在</w:t>
-      </w:r>
-      <w:r>
-        <w:t>5</w:t>
-      </w:r>
-      <w:r>
-        <w:t>亿以上</w:t>
-      </w:r>
-      <w:r>
-        <w:t>(</w:t>
+          <w:t>唐绪军 et al., 2019</w:t>
+        </w:r>
+      </w:hyperlink>
+      <w:r>
+        <w:t>)。 依据中国互联网络信息中心（CNNIC）数据，截至2020年3月底，我国网民规模达9.04亿，与2018年底相比增加了7508万；互联网普及率达64.5%，较2018年底提升了4.9个百分点。 我国新媒体的发展出现了井喷态势，根据Statis官网的数据，微信及WeChat活跃用户量在12.03亿以上，抖音及TikTok活跃用户量在8.01亿以上，QQ、新浪微博活跃用户量均在5亿以上(</w:t>
       </w:r>
       <w:hyperlink w:anchor="ref-LiSongLin2021">
         <w:r>
           <w:rPr>
             <w:rStyle w:val="ae"/>
           </w:rPr>
-          <w:t>李松林</w:t>
-        </w:r>
-        <w:r>
-          <w:rPr>
-            <w:rStyle w:val="ae"/>
-          </w:rPr>
-          <w:t>, 2021</w:t>
-        </w:r>
-      </w:hyperlink>
-      <w:r>
-        <w:t>)</w:t>
-      </w:r>
-      <w:r>
-        <w:t>。</w:t>
-      </w:r>
-      <w:r>
-        <w:t xml:space="preserve"> </w:t>
-      </w:r>
-      <w:r>
-        <w:t>这一新态势和新格局使得媒体的语言文字行为具有范围更广阔的社会示范效应，其巨大的活跃性能也在一定程度上改变着语言文字的生态，给新媒体语言治理</w:t>
-      </w:r>
-      <w:r>
-        <w:t>带来新的问题。</w:t>
+          <w:t>李松林, 2021</w:t>
+        </w:r>
+      </w:hyperlink>
+      <w:r>
+        <w:t>)。 这一新态势和新格局使得媒体的语言文字行为具有范围更广阔的社会示范效应，其巨大的活跃性能也在一定程度上改变着语言文字的生态，给新媒体语言治理带来新的问题。</w:t>
       </w:r>
     </w:p>
     <w:p>
@@ -3077,99 +1211,18 @@
         <w:pStyle w:val="a0"/>
       </w:pPr>
       <w:r>
-        <w:t>据此，规范用字用语是我国对新媒体实施语言治理的核心议题。</w:t>
-      </w:r>
-      <w:r>
-        <w:t xml:space="preserve"> </w:t>
-      </w:r>
-      <w:r>
-        <w:t>现有政策主要从社会用字角度，围绕核心议题的</w:t>
-      </w:r>
-      <w:r>
-        <w:t>“</w:t>
-      </w:r>
-      <w:r>
-        <w:t>新媒体语言文字使用规范性</w:t>
-      </w:r>
-      <w:r>
-        <w:t>”</w:t>
-      </w:r>
-      <w:r>
-        <w:t>来开展，重点规划和解决国家通用语言文字使用、方言使用以及新词新语规范等问题</w:t>
-      </w:r>
-      <w:r>
-        <w:t>(</w:t>
+        <w:t>据此，规范用字用语是我国对新媒体实施语言治理的核心议题。 现有政策主要从社会用字角度，围绕核心议题的“新媒体语言文字使用规范性”来开展，重点规划和解决国家通用语言文字使用、方言使用以及新词新语规范等问题(</w:t>
       </w:r>
       <w:hyperlink w:anchor="ref-ChenLiXiang2021">
         <w:r>
           <w:rPr>
             <w:rStyle w:val="ae"/>
           </w:rPr>
-          <w:t>陈丽湘</w:t>
-        </w:r>
-        <w:r>
-          <w:rPr>
-            <w:rStyle w:val="ae"/>
-          </w:rPr>
-          <w:t>, 2021</w:t>
-        </w:r>
-      </w:hyperlink>
-      <w:r>
-        <w:t>)</w:t>
-      </w:r>
-      <w:r>
-        <w:t>。</w:t>
-      </w:r>
-      <w:r>
-        <w:t xml:space="preserve"> </w:t>
-      </w:r>
-      <w:r>
-        <w:t>例如，自</w:t>
-      </w:r>
-      <w:r>
-        <w:t>2001</w:t>
-      </w:r>
-      <w:r>
-        <w:t>年起实施的《中华人民共和国国家通用语言文字法》是我国第一部语言文字专门法律，成为媒体语言规划相关的地方性法规、行政法规和部门规章的重要参照。</w:t>
-      </w:r>
-      <w:r>
-        <w:t xml:space="preserve"> </w:t>
-      </w:r>
-      <w:r>
-        <w:t>此外，《国家新闻出版广电总</w:t>
-      </w:r>
-      <w:r>
-        <w:t>局关于规范报刊单位及其所办新媒体采编管理的通知》（</w:t>
-      </w:r>
-      <w:r>
-        <w:t>2017</w:t>
-      </w:r>
-      <w:r>
-        <w:t>）、《网络视听节目内容审核通则》（</w:t>
-      </w:r>
-      <w:r>
-        <w:t>2017</w:t>
-      </w:r>
-      <w:r>
-        <w:t>）等专门性法律法规均强调</w:t>
-      </w:r>
-      <w:r>
-        <w:t>“</w:t>
-      </w:r>
-      <w:r>
-        <w:t>新兴媒体不仅要发挥充分语言的吸引力和传播力，也要发挥语言文字对发展积极向上的网络文化、净化网络环境的重要作用</w:t>
-      </w:r>
-      <w:r>
-        <w:t>”</w:t>
-      </w:r>
-      <w:r>
-        <w:t>。</w:t>
-      </w:r>
-      <w:r>
-        <w:t xml:space="preserve"> </w:t>
-      </w:r>
-      <w:r>
-        <w:t>这些具有针对性的语言规划为我国新媒体行业的语言文字使用提供了切实可行的规范。</w:t>
+          <w:t>陈丽湘, 2021</w:t>
+        </w:r>
+      </w:hyperlink>
+      <w:r>
+        <w:t>)。 例如，自2001年起实施的《中华人民共和国国家通用语言文字法》是我国第一部语言文字专门法律，成为媒体语言规划相关的地方性法规、行政法规和部门规章的重要参照。 此外，《国家新闻出版广电总局关于规范报刊单位及其所办新媒体采编管理的通知》（2017）、《网络视听节目内容审核通则》（2017）等专门性法律法规均强调“新兴媒体不仅要发挥充分语言的吸引力和传播力，也要发挥语言文字对发展积极向上的网络文化、净化网络环境的重要作用”。 这些具有针对性的语言规划为我国新媒体行业的语言文字使用提供了切实可行的规范。</w:t>
       </w:r>
     </w:p>
     <w:p>
@@ -3177,36 +1230,18 @@
         <w:pStyle w:val="a0"/>
       </w:pPr>
       <w:r>
-        <w:t>然而，信息技术的变革使得新媒体的语言影响力正在超越传统媒体，复杂性、动态性、匿名性和开放性等特点使得新媒体在广泛参与社会治理的同时，其自身也成为社会治理的一环</w:t>
-      </w:r>
-      <w:r>
-        <w:t>(</w:t>
+        <w:t>然而，信息技术的变革使得新媒体的语言影响力正在超越传统媒体，复杂性、动态性、匿名性和开放性等特点使得新媒体在广泛参与社会治理的同时，其自身也成为社会治理的一环(</w:t>
       </w:r>
       <w:hyperlink w:anchor="ref-LiSongLin2021">
         <w:r>
           <w:rPr>
             <w:rStyle w:val="ae"/>
           </w:rPr>
-          <w:t>李松林</w:t>
-        </w:r>
-        <w:r>
-          <w:rPr>
-            <w:rStyle w:val="ae"/>
-          </w:rPr>
-          <w:t>, 2021</w:t>
-        </w:r>
-      </w:hyperlink>
-      <w:r>
-        <w:t>)</w:t>
-      </w:r>
-      <w:r>
-        <w:t>。</w:t>
-      </w:r>
-      <w:r>
-        <w:t xml:space="preserve"> </w:t>
-      </w:r>
-      <w:r>
-        <w:t>因此，现有以传统媒体为主要治理对象的媒体语言政策，必须更多关注新媒体时代的语言和语言生活，积极统筹各方力量，使政府、社会、公众形成治理共同体，加强各主体之间的督促、衔接和协调，实现媒体语言治理的资源整合和力量融合，构建新媒体治理格局。</w:t>
+          <w:t>李松林, 2021</w:t>
+        </w:r>
+      </w:hyperlink>
+      <w:r>
+        <w:t>)。 因此，现有以传统媒体为主要治理对象的媒体语言政策，必须更多关注新媒体时代的语言和语言生活，积极统筹各方力量，使政府、社会、公众形成治理共同体，加强各主体之间的督促、衔接和协调，实现媒体语言治理的资源整合和力量融合，构建新媒体治理格局。</w:t>
       </w:r>
     </w:p>
     <w:p>
@@ -3225,34 +1260,7 @@
         <w:pStyle w:val="FirstParagraph"/>
       </w:pPr>
       <w:r>
-        <w:t>2018</w:t>
-      </w:r>
-      <w:r>
-        <w:t>年</w:t>
-      </w:r>
-      <w:r>
-        <w:t>9</w:t>
-      </w:r>
-      <w:r>
-        <w:t>月</w:t>
-      </w:r>
-      <w:r>
-        <w:t>,</w:t>
-      </w:r>
-      <w:r>
-        <w:t>中共中央、国务院印发了《乡村振兴战略规划（</w:t>
-      </w:r>
-      <w:r>
-        <w:t>2018—2022</w:t>
-      </w:r>
-      <w:r>
-        <w:t>年）》，强调防止因语言能力的缺乏和语言上的弱势致贫返贫，减少语言藩篱对贫困地区发展的束缚，注重语言规划在乡村振兴中的作用。</w:t>
-      </w:r>
-      <w:r>
-        <w:t xml:space="preserve"> </w:t>
-      </w:r>
-      <w:r>
-        <w:t>当前，我国语言治理对乡村振兴的作用主要基于以下两点：</w:t>
+        <w:t>2018年9月,中共中央、国务院印发了《乡村振兴战略规划（2018—2022年）》，强调防止因语言能力的缺乏和语言上的弱势致贫返贫，减少语言藩篱对贫困地区发展的束缚，注重语言规划在乡村振兴中的作用。 当前，我国语言治理对乡村振兴的作用主要基于以下两点：</w:t>
       </w:r>
     </w:p>
     <w:p>
@@ -3260,78 +1268,29 @@
         <w:pStyle w:val="a0"/>
       </w:pPr>
       <w:r>
-        <w:lastRenderedPageBreak/>
-        <w:t>第一，推广普通话对乡村振兴具有促进作用。</w:t>
-      </w:r>
-      <w:r>
-        <w:t xml:space="preserve"> </w:t>
-      </w:r>
-      <w:r>
-        <w:t>通过提高少数民族贫困人口普通话使用能力，搭建沟通桥梁，打破贫困地区和外界信息交流的语言屏障，从而推动贫困地区经济发展</w:t>
-      </w:r>
-      <w:r>
-        <w:t>(</w:t>
+        <w:t>第一，推广普通话对乡村振兴具有促进作用。 通过提高少数民族贫困人口普通话使用能力，搭建沟通桥梁，打破贫困地区和外界信息交流的语言屏障，从而推动贫困地区经济发展(</w:t>
       </w:r>
       <w:hyperlink w:anchor="ref-LiYuMing2018">
         <w:r>
           <w:rPr>
             <w:rStyle w:val="ae"/>
           </w:rPr>
-          <w:t>李宇明</w:t>
-        </w:r>
-        <w:r>
-          <w:rPr>
-            <w:rStyle w:val="ae"/>
-          </w:rPr>
-          <w:t>, 2018</w:t>
-        </w:r>
-      </w:hyperlink>
-      <w:r>
-        <w:t>)</w:t>
-      </w:r>
-      <w:r>
-        <w:t>。</w:t>
-      </w:r>
-      <w:r>
-        <w:t xml:space="preserve"> </w:t>
-      </w:r>
-      <w:r>
-        <w:t>如，通过建立以</w:t>
-      </w:r>
-      <w:r>
-        <w:t>“</w:t>
-      </w:r>
-      <w:r>
-        <w:t>普通话专项培训为重点，以其他各类语言文字培训为补充</w:t>
-      </w:r>
-      <w:r>
-        <w:t>”</w:t>
-      </w:r>
-      <w:r>
-        <w:t>的教育体系</w:t>
-      </w:r>
-      <w:r>
-        <w:t>(</w:t>
+          <w:t>李宇明, 2018</w:t>
+        </w:r>
+      </w:hyperlink>
+      <w:r>
+        <w:t>)。 如，通过建立以“普通话专项培训为重点，以其他各类语言文字培训为补充”的教育体系(</w:t>
       </w:r>
       <w:hyperlink w:anchor="ref-TianXueJun2019">
         <w:r>
           <w:rPr>
             <w:rStyle w:val="ae"/>
           </w:rPr>
-          <w:t>田学军</w:t>
-        </w:r>
-        <w:r>
-          <w:rPr>
-            <w:rStyle w:val="ae"/>
-          </w:rPr>
-          <w:t>, 2019</w:t>
-        </w:r>
-      </w:hyperlink>
-      <w:r>
-        <w:t>)</w:t>
-      </w:r>
-      <w:r>
-        <w:t>，提升乡村地区尤其是民族地区普通民众的基本交际能力和沟通能力，帮助当地居民树立自信心，从而有助于村民内在地改变自身的生活状态和生活面貌。</w:t>
+          <w:t>田学军, 2019</w:t>
+        </w:r>
+      </w:hyperlink>
+      <w:r>
+        <w:t>)，提升乡村地区尤其是民族地区普通民众的基本交际能力和沟通能力，帮助当地居民树立自信心，从而有助于村民内在地改变自身的生活状态和生活面貌。</w:t>
       </w:r>
     </w:p>
     <w:p>
@@ -3339,41 +1298,14 @@
         <w:pStyle w:val="a0"/>
       </w:pPr>
       <w:r>
-        <w:t>第二，以振兴乡村文化为要旨，注重多样化语言文化的保护。</w:t>
-      </w:r>
-      <w:r>
-        <w:t xml:space="preserve"> </w:t>
-      </w:r>
-      <w:r>
-        <w:t>通过对少数民族地区当地语言的规划和管理，发掘少数民族语言的本体资源</w:t>
-      </w:r>
-      <w:r>
-        <w:t>(</w:t>
+        <w:t>第二，以振兴乡村文化为要旨，注重多样化语言文化的保护。 通过对少数民族地区当地语言的规划和管理，发掘少数民族语言的本体资源(</w:t>
       </w:r>
       <w:hyperlink w:anchor="ref-LiuHuaXiaYuanQingHuan2017">
         <w:r>
           <w:rPr>
             <w:rStyle w:val="ae"/>
           </w:rPr>
-          <w:t>刘华夏</w:t>
-        </w:r>
-        <w:r>
-          <w:rPr>
-            <w:rStyle w:val="ae"/>
-          </w:rPr>
-          <w:t xml:space="preserve"> &amp; </w:t>
-        </w:r>
-        <w:r>
-          <w:rPr>
-            <w:rStyle w:val="ae"/>
-          </w:rPr>
-          <w:t>袁青欢</w:t>
-        </w:r>
-        <w:r>
-          <w:rPr>
-            <w:rStyle w:val="ae"/>
-          </w:rPr>
-          <w:t>, 2017</w:t>
+          <w:t>刘华夏 &amp; 袁青欢, 2017</w:t>
         </w:r>
       </w:hyperlink>
       <w:r>
@@ -3384,26 +1316,11 @@
           <w:rPr>
             <w:rStyle w:val="ae"/>
           </w:rPr>
-          <w:t>苏德</w:t>
-        </w:r>
-        <w:r>
-          <w:rPr>
-            <w:rStyle w:val="ae"/>
-          </w:rPr>
-          <w:t>, 2004</w:t>
-        </w:r>
-      </w:hyperlink>
-      <w:r>
-        <w:t>)</w:t>
-      </w:r>
-      <w:r>
-        <w:t>。</w:t>
-      </w:r>
-      <w:r>
-        <w:t xml:space="preserve"> </w:t>
-      </w:r>
-      <w:r>
-        <w:t>如，鼓励和支持各地筹建本地语言文化资源库和语言博物馆、建立地方语言资源平台、举办方言微电影、推动以图、文、音、像、影多种形式全方位展示和利用我国语言方言文化资源，从而形成了推广普通话和保护少数民族语言互促互补的良好局面。</w:t>
+          <w:t>苏德, 2004</w:t>
+        </w:r>
+      </w:hyperlink>
+      <w:r>
+        <w:t>)。 如，鼓励和支持各地筹建本地语言文化资源库和语言博物馆、建立地方语言资源平台、举办方言微电影、推动以图、文、音、像、影多种形式全方位展示和利用我国语言方言文化资源，从而形成了推广普通话和保护少数民族语言互促互补的良好局面。</w:t>
       </w:r>
     </w:p>
     <w:p>
@@ -3411,10 +1328,7 @@
         <w:pStyle w:val="a0"/>
       </w:pPr>
       <w:r>
-        <w:t>共同富裕是乡村振兴的最终目标，我们必须关注语言如何推动共同富裕的实现。具体而言，我国通过将语言的政治经济和社会文化职能与共同</w:t>
-      </w:r>
-      <w:r>
-        <w:t>富裕的目标有机结合，推动全社会实现物质生活与精神生活的共同富裕。</w:t>
+        <w:t>共同富裕是乡村振兴的最终目标，我们必须关注语言如何推动共同富裕的实现。具体而言，我国通过将语言的政治经济和社会文化职能与共同富裕的目标有机结合，推动全社会实现物质生活与精神生活的共同富裕。</w:t>
       </w:r>
     </w:p>
     <w:p>
@@ -3422,42 +1336,18 @@
         <w:pStyle w:val="a0"/>
       </w:pPr>
       <w:r>
-        <w:t>首先，以语言技术赋能物质富裕。</w:t>
-      </w:r>
-      <w:r>
-        <w:t xml:space="preserve"> </w:t>
-      </w:r>
-      <w:r>
-        <w:t>作为一种基础性数据，语言文字是数字经济的关键要素之一</w:t>
-      </w:r>
-      <w:r>
-        <w:t>(</w:t>
+        <w:t>首先，以语言技术赋能物质富裕。 作为一种基础性数据，语言文字是数字经济的关键要素之一(</w:t>
       </w:r>
       <w:hyperlink w:anchor="ref-LiYuMing2021a">
         <w:r>
           <w:rPr>
             <w:rStyle w:val="ae"/>
           </w:rPr>
-          <w:t>李宇明</w:t>
-        </w:r>
-        <w:r>
-          <w:rPr>
-            <w:rStyle w:val="ae"/>
-          </w:rPr>
-          <w:t>, 2021</w:t>
-        </w:r>
-      </w:hyperlink>
-      <w:r>
-        <w:t>)</w:t>
-      </w:r>
-      <w:r>
-        <w:t>。</w:t>
-      </w:r>
-      <w:r>
-        <w:t xml:space="preserve"> </w:t>
-      </w:r>
-      <w:r>
-        <w:t>智慧语言教学、智能翻译等技术不仅推动了语言学习和使用方式的变革，而且拓展了语言技术的应用场景和应用深度，，从而促进了语言新业态的产生和数字经济的高速发展，最终夯实了共同富裕的物质基础。</w:t>
+          <w:t>李宇明, 2021</w:t>
+        </w:r>
+      </w:hyperlink>
+      <w:r>
+        <w:t>)。 智慧语言教学、智能翻译等技术不仅推动了语言学习和使用方式的变革，而且拓展了语言技术的应用场景和应用深度，，从而促进了语言新业态的产生和数字经济的高速发展，最终夯实了共同富裕的物质基础。</w:t>
       </w:r>
     </w:p>
     <w:p>
@@ -3465,36 +1355,18 @@
         <w:pStyle w:val="a0"/>
       </w:pPr>
       <w:r>
-        <w:t>其次，以语言传承推动精神富裕。</w:t>
-      </w:r>
-      <w:r>
-        <w:t xml:space="preserve"> </w:t>
-      </w:r>
-      <w:r>
-        <w:t>中国优秀语言文化的传承创新有助于筑牢中华民族共同体意识，树立文化自觉，增强文化自信</w:t>
-      </w:r>
-      <w:r>
-        <w:t>(</w:t>
+        <w:t>其次，以语言传承推动精神富裕。 中国优秀语言文化的传承创新有助于筑牢中华民族共同体意识，树立文化自觉，增强文化自信(</w:t>
       </w:r>
       <w:hyperlink w:anchor="ref-WangChunHui2020b">
         <w:r>
           <w:rPr>
             <w:rStyle w:val="ae"/>
           </w:rPr>
-          <w:t>王春辉</w:t>
-        </w:r>
-        <w:r>
-          <w:rPr>
-            <w:rStyle w:val="ae"/>
-          </w:rPr>
-          <w:t>, 2020a</w:t>
-        </w:r>
-      </w:hyperlink>
-      <w:r>
-        <w:t>)</w:t>
-      </w:r>
-      <w:r>
-        <w:t>。文言文等中华经典诵读、甲骨文等语言资源保护等项目都促使优秀语言文化进一步融入当代语言生活，丰富了当前语言文字所蕴含的精神营养和价值意涵，有助于厚植精神富足、文化浸染的社会土壤。</w:t>
+          <w:t>王春辉, 2020a</w:t>
+        </w:r>
+      </w:hyperlink>
+      <w:r>
+        <w:t>)。文言文等中华经典诵读、甲骨文等语言资源保护等项目都促使优秀语言文化进一步融入当代语言生活，丰富了当前语言文字所蕴含的精神营养和价值意涵，有助于厚植精神富足、文化浸染的社会土壤。</w:t>
       </w:r>
     </w:p>
     <w:p>
@@ -3502,34 +1374,7 @@
         <w:pStyle w:val="a0"/>
       </w:pPr>
       <w:r>
-        <w:t>我们已清晰地认识到了语言的扶贫功能。如，改变贫困人口和贫穷地区的经济劣势和发展劣势。但乡村振兴与共同富裕下的语言治理增添了更多的使命与任务，</w:t>
-      </w:r>
-      <w:r>
-        <w:t>除了</w:t>
-      </w:r>
-      <w:r>
-        <w:t>“</w:t>
-      </w:r>
-      <w:r>
-        <w:t>推普脱贫</w:t>
-      </w:r>
-      <w:r>
-        <w:t>”</w:t>
-      </w:r>
-      <w:r>
-        <w:t>彰显其工具性的语言扶贫功能外，仍需不断丰富语言治理的内涵，不断克服语言因素对乡村地区全面发展所产生的阻碍，不断提高内生性的发展能力，推动语言文化的振兴，语言生态的保护，语言资源的开发，做好共同富裕的</w:t>
-      </w:r>
-      <w:r>
-        <w:t>“</w:t>
-      </w:r>
-      <w:r>
-        <w:t>语言文章</w:t>
-      </w:r>
-      <w:r>
-        <w:t>”</w:t>
-      </w:r>
-      <w:r>
-        <w:t>，真正实现乡村的人才振兴、文化振兴和产业振兴。</w:t>
+        <w:t>我们已清晰地认识到了语言的扶贫功能。如，改变贫困人口和贫穷地区的经济劣势和发展劣势。但乡村振兴与共同富裕下的语言治理增添了更多的使命与任务，除了“推普脱贫”彰显其工具性的语言扶贫功能外，仍需不断丰富语言治理的内涵，不断克服语言因素对乡村地区全面发展所产生的阻碍，不断提高内生性的发展能力，推动语言文化的振兴，语言生态的保护，语言资源的开发，做好共同富裕的“语言文章”，真正实现乡村的人才振兴、文化振兴和产业振兴。</w:t>
       </w:r>
     </w:p>
     <w:p>
@@ -3556,26 +1401,7 @@
         <w:pStyle w:val="a0"/>
       </w:pPr>
       <w:r>
-        <w:t>本研究归纳了语言治理的三种实施途径，即阐释政策规</w:t>
-      </w:r>
-      <w:r>
-        <w:t>范、调整族群关系以及加强心理引导。</w:t>
-      </w:r>
-      <w:r>
-        <w:t xml:space="preserve"> </w:t>
-      </w:r>
-      <w:r>
-        <w:t>虽然有关研究已为语言学和教育学学者所关注，但本文从政治学角度出发提供了有关语言治理的实现机制，体现了基于语言功能的不同治理策略，为思考如何切实实现</w:t>
-      </w:r>
-      <w:r>
-        <w:lastRenderedPageBreak/>
-        <w:t>民族平等、有效引导公民参与、降低治理难度提供了新思路。</w:t>
-      </w:r>
-      <w:r>
-        <w:t xml:space="preserve"> </w:t>
-      </w:r>
-      <w:r>
-        <w:t>本研究从城市治理、乡村振兴与共同富裕、新媒体治理三个方面探讨了语言治理与新时期中国政治发展的关系，厘清当前国内语言治理的三个维度，有助于加深对语言政治和语言规划的理解，为制定合理的语言、教育政策提供借鉴，在学术和治理实践上都具有重要启示：</w:t>
+        <w:t>本研究归纳了语言治理的三种实施途径，即阐释政策规范、调整族群关系以及加强心理引导。 虽然有关研究已为语言学和教育学学者所关注，但本文从政治学角度出发提供了有关语言治理的实现机制，体现了基于语言功能的不同治理策略，为思考如何切实实现民族平等、有效引导公民参与、降低治理难度提供了新思路。 本研究从城市治理、乡村振兴与共同富裕、新媒体治理三个方面探讨了语言治理与新时期中国政治发展的关系，厘清当前国内语言治理的三个维度，有助于加深对语言政治和语言规划的理解，为制定合理的语言、教育政策提供借鉴，在学术和治理实践上都具有重要启示：</w:t>
       </w:r>
     </w:p>
     <w:p>
@@ -3583,16 +1409,7 @@
         <w:pStyle w:val="a0"/>
       </w:pPr>
       <w:r>
-        <w:t>首先，坚持党的领导。</w:t>
-      </w:r>
-      <w:r>
-        <w:t xml:space="preserve"> </w:t>
-      </w:r>
-      <w:r>
-        <w:t>语言治理是一</w:t>
-      </w:r>
-      <w:r>
-        <w:t>个广泛的社会政治调控过程，其中包含对中国历史、中国国情、中国实践的全面把握，包括对各个国家机关、党政机关的动员组织，是带有全局性、战略性、根本性和长期性的重大任务，只有坚持党中央的集中统一领导，才能有效总揽全局、协调各方，制定正确的语言规划和发展战略，推进中国特色的社会治理、稳定政治秩序，实现语言治理现代化。</w:t>
+        <w:t>首先，坚持党的领导。 语言治理是一个广泛的社会政治调控过程，其中包含对中国历史、中国国情、中国实践的全面把握，包括对各个国家机关、党政机关的动员组织，是带有全局性、战略性、根本性和长期性的重大任务，只有坚持党中央的集中统一领导，才能有效总揽全局、协调各方，制定正确的语言规划和发展战略，推进中国特色的社会治理、稳定政治秩序，实现语言治理现代化。</w:t>
       </w:r>
     </w:p>
     <w:p>
@@ -3600,16 +1417,7 @@
         <w:pStyle w:val="a0"/>
       </w:pPr>
       <w:r>
-        <w:t>其次，服务于国家总体目标。作为国家公共政策的组成部分，国家语言政策的制定及实施应服务于国家治理的总体理念和目标。</w:t>
-      </w:r>
-      <w:r>
-        <w:t xml:space="preserve"> </w:t>
-      </w:r>
-      <w:r>
-        <w:t>习近平总书记指出，要构建集政治安全、国土安全、军事安全、经济安全、文化安全、社会安全、</w:t>
-      </w:r>
-      <w:r>
-        <w:t>科技安全、信息安全、生态安全、资源安全、核安全等于一体的总体国家安全观。本研究揭示，语言安全不仅是文化安全的重要组成部分，更对政治安全和社会安全具有重要影响。这我们需要更加全面地研究公众语言规划（包括公众外语政策、民族语言政策）对于国家治理的影响，探讨语言规划有效促进国家治理的可能形态，使语言规划更好地为国家总体目标的实现服务，为中华民族共同体和人类命运共同体的建构贡献更多力量。</w:t>
+        <w:t>其次，服务于国家总体目标。作为国家公共政策的组成部分，国家语言政策的制定及实施应服务于国家治理的总体理念和目标。 习近平总书记指出，要构建集政治安全、国土安全、军事安全、经济安全、文化安全、社会安全、科技安全、信息安全、生态安全、资源安全、核安全等于一体的总体国家安全观。本研究揭示，语言安全不仅是文化安全的重要组成部分，更对政治安全和社会安全具有重要影响。这我们需要更加全面地研究公众语言规划（包括公众外语政策、民族语言政策）对于国家治理的影响，探讨语言规划有效促进国家治理的可能形态，使语言规划更好地为国家总体目标的实现服务，为中华民族共同体和人类命运共同体的建构贡献更多力量。</w:t>
       </w:r>
     </w:p>
     <w:p>
@@ -3617,28 +1425,7 @@
         <w:pStyle w:val="a0"/>
       </w:pPr>
       <w:r>
-        <w:t>再次，注重群体身份塑造。语言是最重要的群体属性之一，能够凝聚和强化群体意识，增强群体认同感。</w:t>
-      </w:r>
-      <w:r>
-        <w:t xml:space="preserve"> </w:t>
-      </w:r>
-      <w:r>
-        <w:t>当前，社会分化严重、社会矛盾突出，</w:t>
-      </w:r>
-      <w:r>
-        <w:t>各群体对公共资源、国家机构，特别是语言规划控制权的争夺日益激烈，极其容易引发群体事件，影响社会秩序稳定。国家治理需要注重语言对群体身份的塑造作用，运用语言治理</w:t>
-      </w:r>
-      <w:r>
-        <w:t>“</w:t>
-      </w:r>
-      <w:r>
-        <w:t>润物细无声</w:t>
-      </w:r>
-      <w:r>
-        <w:t>”</w:t>
-      </w:r>
-      <w:r>
-        <w:t>的调控功能，对民众心理状态进行潜移默化而又具有持续性的调整和培养，调节个体社会成员的自我定位和人际关系，促进群体间的心理融合，避免话语冲突引起严重的政治冲突。</w:t>
+        <w:t>再次，注重群体身份塑造。语言是最重要的群体属性之一，能够凝聚和强化群体意识，增强群体认同感。 当前，社会分化严重、社会矛盾突出，各群体对公共资源、国家机构，特别是语言规划控制权的争夺日益激烈，极其容易引发群体事件，影响社会秩序稳定。国家治理需要注重语言对群体身份的塑造作用，运用语言治理“润物细无声”的调控功能，对民众心理状态进行潜移默化而又具有持续性的调整和培养，调节个体社会成员的自我定位和人际关系，促进群体间的心理融合，避免话语冲突引起严重的政治冲突。</w:t>
       </w:r>
     </w:p>
     <w:p>
@@ -3646,39 +1433,18 @@
         <w:pStyle w:val="a0"/>
       </w:pPr>
       <w:r>
-        <w:t>最后，明确推广普通话的目的和效果。</w:t>
-      </w:r>
-      <w:r>
-        <w:t xml:space="preserve"> </w:t>
-      </w:r>
-      <w:r>
-        <w:t>对于中国这个多方言国家来说，普通话是进行现代国家治理不可或缺的语言工具，但过分推行通用语将会使得方言和少数民族语言式微，导致语言治理效果随之降低</w:t>
-      </w:r>
-      <w:r>
-        <w:t>，尤其在地方意识或族群文化比较浓厚的地区。不仅如此，目前推广普通话只是聚焦于语音、语调层面的推广</w:t>
-      </w:r>
-      <w:r>
-        <w:t>(</w:t>
+        <w:t>最后，明确推广普通话的目的和效果。 对于中国这个多方言国家来说，普通话是进行现代国家治理不可或缺的语言工具，但过分推行通用语将会使得方言和少数民族语言式微，导致语言治理效果随之降低，尤其在地方意识或族群文化比较浓厚的地区。不仅如此，目前推广普通话只是聚焦于语音、语调层面的推广(</w:t>
       </w:r>
       <w:hyperlink w:anchor="ref-LuZiWen2008">
         <w:r>
           <w:rPr>
             <w:rStyle w:val="ae"/>
           </w:rPr>
-          <w:t>鲁子问</w:t>
-        </w:r>
-        <w:r>
-          <w:rPr>
-            <w:rStyle w:val="ae"/>
-          </w:rPr>
-          <w:t>, 2008</w:t>
-        </w:r>
-      </w:hyperlink>
-      <w:r>
-        <w:t>)</w:t>
-      </w:r>
-      <w:r>
-        <w:t>，国民是否能从语义这个根本目的上理解通用语治理与方言保护之间的非对立性有待考察。这要求我们明确推广普通话的目的和效果，妥善处理推行通用语与保护地方方言、少数民族语言的关系，平衡建立低成本交流环境与合理利用地方文化资源的关系，切实保障语言权利，解决语言问题，构建和谐语言生活。</w:t>
+          <w:t>鲁子问, 2008</w:t>
+        </w:r>
+      </w:hyperlink>
+      <w:r>
+        <w:t>)，国民是否能从语义这个根本目的上理解通用语治理与方言保护之间的非对立性有待考察。这要求我们明确推广普通话的目的和效果，妥善处理推行通用语与保护地方方言、少数民族语言的关系，平衡建立低成本交流环境与合理利用地方文化资源的关系，切实保障语言权利，解决语言问题，构建和谐语言生活。</w:t>
       </w:r>
     </w:p>
     <w:p>
@@ -3686,10 +1452,7 @@
         <w:pStyle w:val="a0"/>
       </w:pPr>
       <w:r>
-        <w:t>综上，语言是推进国家治理能力和维护国家安全</w:t>
-      </w:r>
-      <w:r>
-        <w:t>的重要组成部分和战略支撑力量，锚定语言在国家治理和国家安全中的位置，打造国家治理与国家安全的语言保障体系，维护语言在国家治理与国家安全中的关键要素，是当前时代的应有之义。</w:t>
+        <w:t>综上，语言是推进国家治理能力和维护国家安全的重要组成部分和战略支撑力量，锚定语言在国家治理和国家安全中的位置，打造国家治理与国家安全的语言保障体系，维护语言在国家治理与国家安全中的关键要素，是当前时代的应有之义。</w:t>
       </w:r>
     </w:p>
     <w:p>
@@ -3719,25 +1482,7 @@
         <w:t>全球化时代的民族与民族主义</w:t>
       </w:r>
       <w:r>
-        <w:t xml:space="preserve"> (</w:t>
-      </w:r>
-      <w:r>
-        <w:t>龚维斌</w:t>
-      </w:r>
-      <w:r>
-        <w:t xml:space="preserve"> &amp; </w:t>
-      </w:r>
-      <w:r>
-        <w:t>良警宇</w:t>
-      </w:r>
-      <w:r>
-        <w:t xml:space="preserve">, Trans.). </w:t>
-      </w:r>
-      <w:r>
-        <w:t>中央编译</w:t>
-      </w:r>
-      <w:r>
-        <w:t>.</w:t>
+        <w:t xml:space="preserve"> (龚维斌 &amp; 良警宇, Trans.). 中央编译.</w:t>
       </w:r>
     </w:p>
     <w:p>
@@ -3747,7 +1492,6 @@
       <w:bookmarkStart w:id="17" w:name="ref-Benedict2005"/>
       <w:bookmarkEnd w:id="15"/>
       <w:r>
-        <w:lastRenderedPageBreak/>
         <w:t xml:space="preserve">Benedict, A. (2005). </w:t>
       </w:r>
       <w:r>
@@ -3758,19 +1502,7 @@
         <w:t>想象的共同体</w:t>
       </w:r>
       <w:r>
-        <w:t xml:space="preserve"> (</w:t>
-      </w:r>
-      <w:r>
-        <w:t>吴叡人</w:t>
-      </w:r>
-      <w:r>
-        <w:t xml:space="preserve">., Trans.). </w:t>
-      </w:r>
-      <w:r>
-        <w:t>上海人民出版社</w:t>
-      </w:r>
-      <w:r>
-        <w:t>.</w:t>
+        <w:t xml:space="preserve"> (吴叡人., Trans.). 上海人民出版社.</w:t>
       </w:r>
     </w:p>
     <w:p>
@@ -3780,10 +1512,7 @@
       <w:bookmarkStart w:id="18" w:name="ref-CookLiu2016"/>
       <w:bookmarkEnd w:id="17"/>
       <w:r>
-        <w:t>Cook, T., &amp; Liu, A. (2016). Using Linguistic Networ</w:t>
-      </w:r>
-      <w:r>
-        <w:t xml:space="preserve">ks to Explain Strength of Intellectual Property Rights. </w:t>
+        <w:t xml:space="preserve">Cook, T., &amp; Liu, A. (2016). Using Linguistic Networks to Explain Strength of Intellectual Property Rights. </w:t>
       </w:r>
       <w:r>
         <w:rPr>
@@ -3821,10 +1550,7 @@
       <w:bookmarkStart w:id="19" w:name="ref-Cummings2019"/>
       <w:bookmarkEnd w:id="18"/>
       <w:r>
-        <w:t>Cummings, M. (2019). Developing systemic functional lin</w:t>
-      </w:r>
-      <w:r>
-        <w:t xml:space="preserve">guistics: Theory and application. </w:t>
+        <w:t xml:space="preserve">Cummings, M. (2019). Developing systemic functional linguistics: Theory and application. </w:t>
       </w:r>
       <w:r>
         <w:rPr>
@@ -3862,10 +1588,7 @@
       <w:bookmarkStart w:id="20" w:name="ref-DustmannFabbri2003"/>
       <w:bookmarkEnd w:id="19"/>
       <w:r>
-        <w:t>Dustmann, C., &amp; Fabbri, F. (2003). La</w:t>
-      </w:r>
-      <w:r>
-        <w:t xml:space="preserve">nguage Proficiency and Labour Market Performance of Immigrants in the UK. </w:t>
+        <w:t xml:space="preserve">Dustmann, C., &amp; Fabbri, F. (2003). Language Proficiency and Labour Market Performance of Immigrants in the UK. </w:t>
       </w:r>
       <w:r>
         <w:rPr>
@@ -3913,19 +1636,7 @@
         <w:t>现代性的后果</w:t>
       </w:r>
       <w:r>
-        <w:t xml:space="preserve"> (</w:t>
-      </w:r>
-      <w:r>
-        <w:t>田禾</w:t>
-      </w:r>
-      <w:r>
-        <w:t xml:space="preserve">, Trans.). </w:t>
-      </w:r>
-      <w:r>
-        <w:t>译林出版社</w:t>
-      </w:r>
-      <w:r>
-        <w:t>.</w:t>
+        <w:t xml:space="preserve"> (田禾, Trans.). 译林出版社.</w:t>
       </w:r>
     </w:p>
     <w:p>
@@ -4023,10 +1734,7 @@
       <w:bookmarkStart w:id="25" w:name="ref-Hu2020b"/>
       <w:bookmarkEnd w:id="24"/>
       <w:r>
-        <w:t xml:space="preserve">Hu, Y. (2020). Refocusing </w:t>
-      </w:r>
-      <w:r>
-        <w:t xml:space="preserve">Democracy: The Chinese Government’s Framing Strategy in Political Language. </w:t>
+        <w:t xml:space="preserve">Hu, Y. (2020). Refocusing Democracy: The Chinese Government’s Framing Strategy in Political Language. </w:t>
       </w:r>
       <w:r>
         <w:rPr>
@@ -4084,10 +1792,7 @@
       <w:bookmarkStart w:id="27" w:name="ref-KathrynKendall2017"/>
       <w:bookmarkEnd w:id="26"/>
       <w:r>
-        <w:t>Kathryn, S., &amp; Kendall, K. (2017). Language</w:t>
-      </w:r>
-      <w:r>
-        <w:t xml:space="preserve"> Planning and Policy. In </w:t>
+        <w:t xml:space="preserve">Kathryn, S., &amp; Kendall, K. (2017). Language Planning and Policy. In </w:t>
       </w:r>
       <w:r>
         <w:rPr>
@@ -4115,10 +1820,7 @@
       <w:bookmarkStart w:id="28" w:name="ref-Laitin1977"/>
       <w:bookmarkEnd w:id="27"/>
       <w:r>
-        <w:t xml:space="preserve">Laitin, D. (1977). Politics, Language, and Thought: </w:t>
-      </w:r>
-      <w:r>
-        <w:t xml:space="preserve">The Somali Experience. </w:t>
+        <w:t xml:space="preserve">Laitin, D. (1977). Politics, Language, and Thought: The Somali Experience. </w:t>
       </w:r>
       <w:r>
         <w:rPr>
@@ -4156,10 +1858,7 @@
       <w:bookmarkStart w:id="29" w:name="ref-LiangEtAl2018"/>
       <w:bookmarkEnd w:id="28"/>
       <w:r>
-        <w:t>Liang, H., Marquis, C., Renneboog, L., &amp; Sun, S. L. (2018). Future-Time Framing: The Ef</w:t>
-      </w:r>
-      <w:r>
-        <w:t xml:space="preserve">fect of Language on Corporate Future Orientation. </w:t>
+        <w:t xml:space="preserve">Liang, H., Marquis, C., Renneboog, L., &amp; Sun, S. L. (2018). Future-Time Framing: The Effect of Language on Corporate Future Orientation. </w:t>
       </w:r>
       <w:r>
         <w:rPr>
@@ -4204,14 +1903,7 @@
           <w:i/>
           <w:iCs/>
         </w:rPr>
-        <w:t>Standardizing Diversity: The Political Economy of Lan</w:t>
-      </w:r>
-      <w:r>
-        <w:rPr>
-          <w:i/>
-          <w:iCs/>
-        </w:rPr>
-        <w:t>guage Regimes</w:t>
+        <w:t>Standardizing Diversity: The Political Economy of Language Regimes</w:t>
       </w:r>
       <w:r>
         <w:t>. University of Pennsylvania Press.</w:t>
@@ -4262,19 +1954,7 @@
         <w:t>德意志意识形态</w:t>
       </w:r>
       <w:r>
-        <w:t xml:space="preserve"> (</w:t>
-      </w:r>
-      <w:r>
-        <w:t>中共中央马克思恩格斯列宁斯大林著作编译局</w:t>
-      </w:r>
-      <w:r>
-        <w:t xml:space="preserve">, Trans.). </w:t>
-      </w:r>
-      <w:r>
-        <w:t>人民出版社</w:t>
-      </w:r>
-      <w:r>
-        <w:t>.</w:t>
+        <w:t xml:space="preserve"> (中共中央马克思恩格斯列宁斯大林著作编译局, Trans.). 人民出版社.</w:t>
       </w:r>
     </w:p>
     <w:p>
@@ -4294,19 +1974,7 @@
         <w:t>心灵、自我和社会</w:t>
       </w:r>
       <w:r>
-        <w:t xml:space="preserve"> (</w:t>
-      </w:r>
-      <w:r>
-        <w:t>霍桂桓</w:t>
-      </w:r>
-      <w:r>
-        <w:t xml:space="preserve">, Trans.). </w:t>
-      </w:r>
-      <w:r>
-        <w:t>译林出版社</w:t>
-      </w:r>
-      <w:r>
-        <w:t>.</w:t>
+        <w:t xml:space="preserve"> (霍桂桓, Trans.). 译林出版社.</w:t>
       </w:r>
     </w:p>
     <w:p>
@@ -4316,7 +1984,6 @@
       <w:bookmarkStart w:id="34" w:name="ref-MillerRose1990"/>
       <w:bookmarkEnd w:id="33"/>
       <w:r>
-        <w:lastRenderedPageBreak/>
         <w:t xml:space="preserve">Miller, P., &amp; Rose, N. (1990). Governing economic life. </w:t>
       </w:r>
       <w:r>
@@ -4337,10 +2004,7 @@
         <w:t>19</w:t>
       </w:r>
       <w:r>
-        <w:t>(1), 1</w:t>
-      </w:r>
-      <w:r>
-        <w:t xml:space="preserve">–31. </w:t>
+        <w:t xml:space="preserve">(1), 1–31. </w:t>
       </w:r>
       <w:hyperlink r:id="rId16">
         <w:r>
@@ -4368,31 +2032,7 @@
         <w:t>公共资源的未来：超越市场失灵和政府管制（诺贝尔经济学奖获得者丛书）</w:t>
       </w:r>
       <w:r>
-        <w:t xml:space="preserve"> (</w:t>
-      </w:r>
-      <w:r>
-        <w:t>郭冠清</w:t>
-      </w:r>
-      <w:r>
-        <w:t xml:space="preserve">, Trans.; </w:t>
-      </w:r>
-      <w:r>
-        <w:t>第</w:t>
-      </w:r>
-      <w:r>
-        <w:t>1</w:t>
-      </w:r>
-      <w:r>
-        <w:t>版</w:t>
-      </w:r>
-      <w:r>
-        <w:t xml:space="preserve"> ed.). </w:t>
-      </w:r>
-      <w:r>
-        <w:t>中国人民大学出版社</w:t>
-      </w:r>
-      <w:r>
-        <w:t>.</w:t>
+        <w:t xml:space="preserve"> (郭冠清, Trans.; 第1版 ed.). 中国人民大学出版社.</w:t>
       </w:r>
     </w:p>
     <w:p>
@@ -4402,10 +2042,7 @@
       <w:bookmarkStart w:id="36" w:name="ref-RendallEtAl2010"/>
       <w:bookmarkEnd w:id="35"/>
       <w:r>
-        <w:t>Rendall, M., Tsang, F., Rubin, J., Rabinovich, L., &amp; Janta, B.</w:t>
-      </w:r>
-      <w:r>
-        <w:t xml:space="preserve"> (2010). Contrasting Trajectories of Labor-Market Integration Between Migrant Women in Western and Southern Europe. </w:t>
+        <w:t xml:space="preserve">Rendall, M., Tsang, F., Rubin, J., Rabinovich, L., &amp; Janta, B. (2010). Contrasting Trajectories of Labor-Market Integration Between Migrant Women in Western and Southern Europe. </w:t>
       </w:r>
       <w:r>
         <w:rPr>
@@ -4463,10 +2100,7 @@
         <w:t>29</w:t>
       </w:r>
       <w:r>
-        <w:t>, 1336–1350.</w:t>
-      </w:r>
-      <w:r>
-        <w:t xml:space="preserve"> </w:t>
+        <w:t xml:space="preserve">, 1336–1350. </w:t>
       </w:r>
       <w:hyperlink r:id="rId18">
         <w:r>
@@ -4484,10 +2118,7 @@
       <w:bookmarkStart w:id="38" w:name="ref-WrightTaylor1995"/>
       <w:bookmarkEnd w:id="37"/>
       <w:r>
-        <w:t xml:space="preserve">Wright, S., &amp; Taylor, D. (1995). Identity and the Language of the Classroom: Investigating the Impact of </w:t>
-      </w:r>
-      <w:r>
-        <w:t xml:space="preserve">Heritage Versus Second Language Instruction on Personal and Collective Self-Esteem. </w:t>
+        <w:t xml:space="preserve">Wright, S., &amp; Taylor, D. (1995). Identity and the Language of the Classroom: Investigating the Impact of Heritage Versus Second Language Instruction on Personal and Collective Self-Esteem. </w:t>
       </w:r>
       <w:r>
         <w:rPr>
@@ -4525,71 +2156,14 @@
       <w:bookmarkStart w:id="39" w:name="ref-DingJianXinYangHui2020"/>
       <w:bookmarkEnd w:id="38"/>
       <w:r>
-        <w:t>丁建新</w:t>
-      </w:r>
-      <w:r>
-        <w:t xml:space="preserve">, &amp; </w:t>
-      </w:r>
-      <w:r>
-        <w:t>杨荟</w:t>
-      </w:r>
-      <w:r>
-        <w:t>. (2020</w:t>
-      </w:r>
-      <w:r>
-        <w:t xml:space="preserve">). </w:t>
-      </w:r>
-      <w:r>
-        <w:t>作为</w:t>
-      </w:r>
-      <w:r>
-        <w:t>“</w:t>
-      </w:r>
-      <w:r>
-        <w:t>他者</w:t>
-      </w:r>
-      <w:r>
-        <w:t>”</w:t>
-      </w:r>
-      <w:r>
-        <w:t>的病毒</w:t>
-      </w:r>
-      <w:r>
-        <w:t>:</w:t>
-      </w:r>
-      <w:r>
-        <w:t>关于新冠肺炎隐喻的话语分析</w:t>
-      </w:r>
-      <w:r>
-        <w:t xml:space="preserve">. </w:t>
-      </w:r>
-      <w:r>
-        <w:rPr>
-          <w:i/>
-          <w:iCs/>
-        </w:rPr>
-        <w:t>广州大学学报</w:t>
-      </w:r>
-      <w:r>
-        <w:rPr>
-          <w:i/>
-          <w:iCs/>
-        </w:rPr>
-        <w:t>(</w:t>
-      </w:r>
-      <w:r>
-        <w:rPr>
-          <w:i/>
-          <w:iCs/>
-        </w:rPr>
-        <w:t>社会科学版</w:t>
-      </w:r>
-      <w:r>
-        <w:rPr>
-          <w:i/>
-          <w:iCs/>
-        </w:rPr>
-        <w:t>)</w:t>
+        <w:t xml:space="preserve">丁建新, &amp; 杨荟. (2020). 作为“他者”的病毒:关于新冠肺炎隐喻的话语分析. </w:t>
+      </w:r>
+      <w:r>
+        <w:rPr>
+          <w:i/>
+          <w:iCs/>
+        </w:rPr>
+        <w:t>广州大学学报(社会科学版)</w:t>
       </w:r>
       <w:r>
         <w:t xml:space="preserve">, </w:t>
@@ -4612,16 +2186,7 @@
       <w:bookmarkStart w:id="40" w:name="ref-HeZengKe2014"/>
       <w:bookmarkEnd w:id="39"/>
       <w:r>
-        <w:t>何增科</w:t>
-      </w:r>
-      <w:r>
-        <w:t xml:space="preserve">. (2014). </w:t>
-      </w:r>
-      <w:r>
-        <w:t>理解国家治理及其现代化</w:t>
-      </w:r>
-      <w:r>
-        <w:t xml:space="preserve">. </w:t>
+        <w:t xml:space="preserve">何增科. (2014). 理解国家治理及其现代化. </w:t>
       </w:r>
       <w:r>
         <w:rPr>
@@ -4647,236 +2212,216 @@
     <w:p>
       <w:pPr>
         <w:pStyle w:val="a8"/>
+        <w:rPr>
+          <w:lang w:eastAsia="zh-CN"/>
+        </w:rPr>
       </w:pPr>
       <w:bookmarkStart w:id="41" w:name="ref-LiuHuaXiaYuanQingHuan2017"/>
       <w:bookmarkEnd w:id="40"/>
       <w:r>
-        <w:t>刘华夏</w:t>
-      </w:r>
-      <w:r>
-        <w:t xml:space="preserve">, &amp; </w:t>
-      </w:r>
-      <w:r>
-        <w:t>袁青欢</w:t>
-      </w:r>
-      <w:r>
-        <w:t xml:space="preserve">. (2017). </w:t>
-      </w:r>
-      <w:r>
-        <w:t>边疆语言治理的挑战与转型</w:t>
-      </w:r>
-      <w:r>
-        <w:t xml:space="preserve">. </w:t>
-      </w:r>
-      <w:r>
-        <w:rPr>
-          <w:i/>
-          <w:iCs/>
+        <w:t xml:space="preserve">刘华夏, &amp; 袁青欢. </w:t>
+      </w:r>
+      <w:r>
+        <w:rPr>
+          <w:lang w:eastAsia="zh-CN"/>
+        </w:rPr>
+        <w:t xml:space="preserve">(2017). 边疆语言治理的挑战与转型. </w:t>
+      </w:r>
+      <w:r>
+        <w:rPr>
+          <w:i/>
+          <w:iCs/>
+          <w:lang w:eastAsia="zh-CN"/>
         </w:rPr>
         <w:t>广西民族研究</w:t>
       </w:r>
       <w:r>
+        <w:rPr>
+          <w:lang w:eastAsia="zh-CN"/>
+        </w:rPr>
         <w:t xml:space="preserve">, </w:t>
       </w:r>
       <w:r>
         <w:rPr>
           <w:i/>
           <w:iCs/>
+          <w:lang w:eastAsia="zh-CN"/>
         </w:rPr>
         <w:t>06</w:t>
       </w:r>
       <w:r>
+        <w:rPr>
+          <w:lang w:eastAsia="zh-CN"/>
+        </w:rPr>
         <w:t>, 8–15.</w:t>
       </w:r>
     </w:p>
     <w:p>
       <w:pPr>
         <w:pStyle w:val="a8"/>
+        <w:rPr>
+          <w:lang w:eastAsia="zh-CN"/>
+        </w:rPr>
       </w:pPr>
       <w:bookmarkStart w:id="42" w:name="ref-LiuHong1993"/>
       <w:bookmarkEnd w:id="41"/>
       <w:r>
-        <w:t>刘虹</w:t>
-      </w:r>
-      <w:r>
-        <w:t xml:space="preserve">. (1993). </w:t>
-      </w:r>
-      <w:r>
-        <w:t>语言态度对语言使用和语言变化的影响</w:t>
-      </w:r>
-      <w:r>
-        <w:t xml:space="preserve">. </w:t>
-      </w:r>
-      <w:r>
-        <w:rPr>
-          <w:i/>
-          <w:iCs/>
+        <w:rPr>
+          <w:lang w:eastAsia="zh-CN"/>
+        </w:rPr>
+        <w:t xml:space="preserve">刘虹. (1993). 语言态度对语言使用和语言变化的影响. </w:t>
+      </w:r>
+      <w:r>
+        <w:rPr>
+          <w:i/>
+          <w:iCs/>
+          <w:lang w:eastAsia="zh-CN"/>
         </w:rPr>
         <w:t>语言文字应用</w:t>
       </w:r>
       <w:r>
+        <w:rPr>
+          <w:lang w:eastAsia="zh-CN"/>
+        </w:rPr>
         <w:t xml:space="preserve">, </w:t>
       </w:r>
       <w:r>
         <w:rPr>
           <w:i/>
           <w:iCs/>
+          <w:lang w:eastAsia="zh-CN"/>
         </w:rPr>
         <w:t>03</w:t>
       </w:r>
       <w:r>
+        <w:rPr>
+          <w:lang w:eastAsia="zh-CN"/>
+        </w:rPr>
         <w:t>, 93–102.</w:t>
       </w:r>
     </w:p>
     <w:p>
       <w:pPr>
         <w:pStyle w:val="a8"/>
+        <w:rPr>
+          <w:lang w:eastAsia="zh-CN"/>
+        </w:rPr>
       </w:pPr>
       <w:bookmarkStart w:id="43" w:name="ref-LuHuiLinPanYi2014"/>
       <w:bookmarkEnd w:id="42"/>
       <w:r>
-        <w:t>卢晖临</w:t>
-      </w:r>
-      <w:r>
-        <w:t xml:space="preserve">, &amp; </w:t>
-      </w:r>
-      <w:r>
-        <w:t>潘毅</w:t>
-      </w:r>
-      <w:r>
-        <w:t xml:space="preserve">. (2014). </w:t>
-      </w:r>
-      <w:r>
-        <w:t>当代中国第二代农民工的身份认同、情感与集体行动</w:t>
-      </w:r>
-      <w:r>
-        <w:t xml:space="preserve">. </w:t>
-      </w:r>
-      <w:r>
-        <w:rPr>
-          <w:i/>
-          <w:iCs/>
-        </w:rPr>
-        <w:t>文化</w:t>
-      </w:r>
-      <w:r>
-        <w:rPr>
-          <w:i/>
-          <w:iCs/>
-        </w:rPr>
-        <w:t>纵横</w:t>
-      </w:r>
-      <w:r>
+        <w:rPr>
+          <w:lang w:eastAsia="zh-CN"/>
+        </w:rPr>
+        <w:t xml:space="preserve">卢晖临, &amp; 潘毅. (2014). 当代中国第二代农民工的身份认同、情感与集体行动. </w:t>
+      </w:r>
+      <w:r>
+        <w:rPr>
+          <w:i/>
+          <w:iCs/>
+          <w:lang w:eastAsia="zh-CN"/>
+        </w:rPr>
+        <w:t>文化纵横</w:t>
+      </w:r>
+      <w:r>
+        <w:rPr>
+          <w:lang w:eastAsia="zh-CN"/>
+        </w:rPr>
         <w:t xml:space="preserve">, </w:t>
       </w:r>
       <w:r>
         <w:rPr>
           <w:i/>
           <w:iCs/>
+          <w:lang w:eastAsia="zh-CN"/>
         </w:rPr>
         <w:t>5</w:t>
       </w:r>
       <w:r>
+        <w:rPr>
+          <w:lang w:eastAsia="zh-CN"/>
+        </w:rPr>
         <w:t>.</w:t>
       </w:r>
     </w:p>
     <w:p>
       <w:pPr>
         <w:pStyle w:val="a8"/>
+        <w:rPr>
+          <w:lang w:eastAsia="zh-CN"/>
+        </w:rPr>
       </w:pPr>
       <w:bookmarkStart w:id="44" w:name="ref-TangXuJunEtAl2019"/>
       <w:bookmarkEnd w:id="43"/>
       <w:r>
-        <w:t>唐绪军</w:t>
-      </w:r>
-      <w:r>
-        <w:t xml:space="preserve">, </w:t>
-      </w:r>
-      <w:r>
-        <w:t>吴信训</w:t>
-      </w:r>
-      <w:r>
-        <w:t xml:space="preserve">, &amp; </w:t>
-      </w:r>
-      <w:r>
-        <w:t>黄楚新</w:t>
-      </w:r>
-      <w:r>
-        <w:t xml:space="preserve">. (2019). </w:t>
-      </w:r>
-      <w:r>
-        <w:rPr>
-          <w:i/>
-          <w:iCs/>
-        </w:rPr>
-        <w:t>中国新媒体发展报告（</w:t>
-      </w:r>
-      <w:r>
-        <w:rPr>
-          <w:i/>
-          <w:iCs/>
-        </w:rPr>
-        <w:t>2019</w:t>
-      </w:r>
-      <w:r>
-        <w:rPr>
-          <w:i/>
-          <w:iCs/>
-        </w:rPr>
-        <w:t>）</w:t>
-      </w:r>
-      <w:r>
+        <w:rPr>
+          <w:lang w:eastAsia="zh-CN"/>
+        </w:rPr>
+        <w:t xml:space="preserve">唐绪军, 吴信训, &amp; 黄楚新. (2019). </w:t>
+      </w:r>
+      <w:r>
+        <w:rPr>
+          <w:i/>
+          <w:iCs/>
+          <w:lang w:eastAsia="zh-CN"/>
+        </w:rPr>
+        <w:t>中国新媒体发展报告（2019）</w:t>
+      </w:r>
+      <w:r>
+        <w:rPr>
+          <w:lang w:eastAsia="zh-CN"/>
+        </w:rPr>
         <w:t xml:space="preserve"> (No. No.10).</w:t>
       </w:r>
     </w:p>
     <w:p>
       <w:pPr>
         <w:pStyle w:val="a8"/>
+        <w:rPr>
+          <w:lang w:eastAsia="zh-CN"/>
+        </w:rPr>
       </w:pPr>
       <w:bookmarkStart w:id="45" w:name="ref-MengHongLi2010"/>
       <w:bookmarkEnd w:id="44"/>
       <w:r>
-        <w:t>孟红莉</w:t>
-      </w:r>
-      <w:r>
-        <w:t xml:space="preserve">. (2010). </w:t>
-      </w:r>
-      <w:r>
-        <w:t>语言使用与族群关系</w:t>
-      </w:r>
-      <w:r>
-        <w:t>:</w:t>
-      </w:r>
-      <w:r>
-        <w:t>五种类型分析</w:t>
-      </w:r>
-      <w:r>
+        <w:rPr>
+          <w:lang w:eastAsia="zh-CN"/>
+        </w:rPr>
+        <w:t xml:space="preserve">孟红莉. (2010). 语言使用与族群关系:五种类型分析. </w:t>
+      </w:r>
+      <w:r>
+        <w:rPr>
+          <w:i/>
+          <w:iCs/>
+          <w:lang w:eastAsia="zh-CN"/>
+        </w:rPr>
+        <w:t>西北民族研究</w:t>
+      </w:r>
+      <w:r>
+        <w:rPr>
+          <w:lang w:eastAsia="zh-CN"/>
+        </w:rPr>
+        <w:t xml:space="preserve">, </w:t>
+      </w:r>
+      <w:r>
+        <w:rPr>
+          <w:i/>
+          <w:iCs/>
+          <w:lang w:eastAsia="zh-CN"/>
+        </w:rPr>
+        <w:t>1</w:t>
+      </w:r>
+      <w:r>
+        <w:rPr>
+          <w:lang w:eastAsia="zh-CN"/>
+        </w:rPr>
         <w:t xml:space="preserve">. </w:t>
       </w:r>
-      <w:r>
-        <w:rPr>
-          <w:i/>
-          <w:iCs/>
-        </w:rPr>
-        <w:t>西北民族研究</w:t>
-      </w:r>
-      <w:r>
-        <w:t xml:space="preserve">, </w:t>
-      </w:r>
-      <w:r>
-        <w:rPr>
-          <w:i/>
-          <w:iCs/>
-        </w:rPr>
-        <w:t>1</w:t>
-      </w:r>
-      <w:r>
-        <w:t xml:space="preserve">. </w:t>
-      </w:r>
       <w:hyperlink r:id="rId20">
         <w:r>
           <w:rPr>
             <w:rStyle w:val="ae"/>
+            <w:lang w:eastAsia="zh-CN"/>
           </w:rPr>
           <w:t>https://doi.org/10.16486/j.cnki.62-1035/d.2010.01.026</w:t>
         </w:r>
@@ -4885,291 +2430,271 @@
     <w:p>
       <w:pPr>
         <w:pStyle w:val="a8"/>
+        <w:rPr>
+          <w:lang w:eastAsia="zh-CN"/>
+        </w:rPr>
       </w:pPr>
       <w:bookmarkStart w:id="46" w:name="ref-ZhangWeiGuo2011"/>
       <w:bookmarkEnd w:id="45"/>
       <w:r>
-        <w:t>张卫国</w:t>
-      </w:r>
-      <w:r>
-        <w:t xml:space="preserve">. (2011). </w:t>
-      </w:r>
-      <w:r>
-        <w:t>语言的经济学分析</w:t>
-      </w:r>
-      <w:r>
-        <w:t>:</w:t>
-      </w:r>
-      <w:r>
-        <w:t>一个综述</w:t>
-      </w:r>
-      <w:r>
-        <w:t xml:space="preserve">. </w:t>
-      </w:r>
-      <w:r>
-        <w:rPr>
-          <w:i/>
-          <w:iCs/>
+        <w:rPr>
+          <w:lang w:eastAsia="zh-CN"/>
+        </w:rPr>
+        <w:t xml:space="preserve">张卫国. (2011). 语言的经济学分析:一个综述. </w:t>
+      </w:r>
+      <w:r>
+        <w:rPr>
+          <w:i/>
+          <w:iCs/>
+          <w:lang w:eastAsia="zh-CN"/>
         </w:rPr>
         <w:t>经济评论</w:t>
       </w:r>
       <w:r>
+        <w:rPr>
+          <w:lang w:eastAsia="zh-CN"/>
+        </w:rPr>
         <w:t xml:space="preserve">, </w:t>
       </w:r>
       <w:r>
         <w:rPr>
           <w:i/>
           <w:iCs/>
+          <w:lang w:eastAsia="zh-CN"/>
         </w:rPr>
         <w:t>04</w:t>
       </w:r>
       <w:r>
+        <w:rPr>
+          <w:lang w:eastAsia="zh-CN"/>
+        </w:rPr>
         <w:t>, 140–149.</w:t>
       </w:r>
     </w:p>
     <w:p>
       <w:pPr>
         <w:pStyle w:val="a8"/>
+        <w:rPr>
+          <w:lang w:eastAsia="zh-CN"/>
+        </w:rPr>
       </w:pPr>
       <w:bookmarkStart w:id="47" w:name="ref-ZhangWeiGuo2020"/>
       <w:bookmarkEnd w:id="46"/>
       <w:r>
-        <w:t>张卫国</w:t>
-      </w:r>
-      <w:r>
-        <w:t xml:space="preserve">. (2020). </w:t>
-      </w:r>
-      <w:r>
-        <w:t>普通话能力的减贫效应</w:t>
-      </w:r>
-      <w:r>
-        <w:t>:</w:t>
-      </w:r>
-      <w:r>
-        <w:t>基于经济、健康和精神维度的经验分析</w:t>
-      </w:r>
-      <w:r>
-        <w:t xml:space="preserve">. </w:t>
-      </w:r>
-      <w:r>
-        <w:rPr>
-          <w:i/>
-          <w:iCs/>
+        <w:rPr>
+          <w:lang w:eastAsia="zh-CN"/>
+        </w:rPr>
+        <w:t xml:space="preserve">张卫国. (2020). 普通话能力的减贫效应:基于经济、健康和精神维度的经验分析. </w:t>
+      </w:r>
+      <w:r>
+        <w:rPr>
+          <w:i/>
+          <w:iCs/>
+          <w:lang w:eastAsia="zh-CN"/>
         </w:rPr>
         <w:t>语言文字应用</w:t>
       </w:r>
       <w:r>
+        <w:rPr>
+          <w:lang w:eastAsia="zh-CN"/>
+        </w:rPr>
         <w:t xml:space="preserve">, </w:t>
       </w:r>
       <w:r>
         <w:rPr>
           <w:i/>
           <w:iCs/>
+          <w:lang w:eastAsia="zh-CN"/>
         </w:rPr>
         <w:t>04</w:t>
       </w:r>
       <w:r>
+        <w:rPr>
+          <w:lang w:eastAsia="zh-CN"/>
+        </w:rPr>
         <w:t>, 37–51.</w:t>
       </w:r>
     </w:p>
     <w:p>
       <w:pPr>
         <w:pStyle w:val="a8"/>
+        <w:rPr>
+          <w:lang w:eastAsia="zh-CN"/>
+        </w:rPr>
       </w:pPr>
       <w:bookmarkStart w:id="48" w:name="ref-ZhangWeiGuoSunTao2016"/>
       <w:bookmarkEnd w:id="47"/>
       <w:r>
-        <w:t>张卫国</w:t>
-      </w:r>
-      <w:r>
-        <w:t xml:space="preserve">, &amp; </w:t>
-      </w:r>
-      <w:r>
-        <w:t>孙涛</w:t>
-      </w:r>
-      <w:r>
-        <w:t xml:space="preserve">. (2016). </w:t>
-      </w:r>
-      <w:r>
-        <w:t>语言的经济力量</w:t>
-      </w:r>
-      <w:r>
-        <w:t>:</w:t>
-      </w:r>
-      <w:r>
-        <w:t>国民英语能力对中国对外服务贸易的影响</w:t>
-      </w:r>
-      <w:r>
-        <w:t xml:space="preserve">. </w:t>
-      </w:r>
-      <w:r>
-        <w:rPr>
-          <w:i/>
-          <w:iCs/>
+        <w:rPr>
+          <w:lang w:eastAsia="zh-CN"/>
+        </w:rPr>
+        <w:t xml:space="preserve">张卫国, &amp; 孙涛. (2016). 语言的经济力量:国民英语能力对中国对外服务贸易的影响. </w:t>
+      </w:r>
+      <w:r>
+        <w:rPr>
+          <w:i/>
+          <w:iCs/>
+          <w:lang w:eastAsia="zh-CN"/>
         </w:rPr>
         <w:t>国际贸易问题</w:t>
       </w:r>
       <w:r>
+        <w:rPr>
+          <w:lang w:eastAsia="zh-CN"/>
+        </w:rPr>
         <w:t xml:space="preserve">, </w:t>
       </w:r>
       <w:r>
         <w:rPr>
           <w:i/>
           <w:iCs/>
+          <w:lang w:eastAsia="zh-CN"/>
         </w:rPr>
         <w:t>08</w:t>
       </w:r>
       <w:r>
+        <w:rPr>
+          <w:lang w:eastAsia="zh-CN"/>
+        </w:rPr>
         <w:t>, 97–107.</w:t>
       </w:r>
     </w:p>
     <w:p>
       <w:pPr>
         <w:pStyle w:val="a8"/>
+        <w:rPr>
+          <w:lang w:eastAsia="zh-CN"/>
+        </w:rPr>
       </w:pPr>
       <w:bookmarkStart w:id="49" w:name="ref-DaiManChunZhuNingYan2011"/>
       <w:bookmarkEnd w:id="48"/>
       <w:r>
-        <w:t>戴曼纯</w:t>
-      </w:r>
-      <w:r>
-        <w:t xml:space="preserve">, &amp; </w:t>
-      </w:r>
-      <w:r>
-        <w:t>朱宁燕</w:t>
-      </w:r>
-      <w:r>
-        <w:t xml:space="preserve">. (2011). </w:t>
-      </w:r>
-      <w:r>
-        <w:t>语言民族主义的政治功能以前南斯拉夫为例</w:t>
-      </w:r>
-      <w:r>
-        <w:t xml:space="preserve">. </w:t>
-      </w:r>
-      <w:r>
-        <w:rPr>
-          <w:i/>
-          <w:iCs/>
+        <w:rPr>
+          <w:lang w:eastAsia="zh-CN"/>
+        </w:rPr>
+        <w:t xml:space="preserve">戴曼纯, &amp; 朱宁燕. (2011). 语言民族主义的政治功能以前南斯拉夫为例. </w:t>
+      </w:r>
+      <w:r>
+        <w:rPr>
+          <w:i/>
+          <w:iCs/>
+          <w:lang w:eastAsia="zh-CN"/>
         </w:rPr>
         <w:t>欧洲研究</w:t>
       </w:r>
       <w:r>
+        <w:rPr>
+          <w:lang w:eastAsia="zh-CN"/>
+        </w:rPr>
         <w:t xml:space="preserve">, </w:t>
       </w:r>
       <w:r>
         <w:rPr>
           <w:i/>
           <w:iCs/>
+          <w:lang w:eastAsia="zh-CN"/>
         </w:rPr>
         <w:t>29</w:t>
       </w:r>
       <w:r>
+        <w:rPr>
+          <w:lang w:eastAsia="zh-CN"/>
+        </w:rPr>
         <w:t>(02), 115-131+160-161.</w:t>
       </w:r>
     </w:p>
     <w:p>
       <w:pPr>
         <w:pStyle w:val="a8"/>
+        <w:rPr>
+          <w:lang w:eastAsia="zh-CN"/>
+        </w:rPr>
       </w:pPr>
       <w:bookmarkStart w:id="50" w:name="ref-DaiManChunHeZhanRu2010"/>
       <w:bookmarkEnd w:id="49"/>
       <w:r>
-        <w:t>戴曼纯</w:t>
-      </w:r>
-      <w:r>
-        <w:t xml:space="preserve">, &amp; </w:t>
-      </w:r>
-      <w:r>
-        <w:t>贺战茹</w:t>
-      </w:r>
-      <w:r>
-        <w:t xml:space="preserve">. (2010). </w:t>
-      </w:r>
-      <w:r>
-        <w:t>法国的语言政策与语言规划实践</w:t>
-      </w:r>
-      <w:r>
-        <w:t>由紧到松的政策变迁</w:t>
-      </w:r>
-      <w:r>
-        <w:t xml:space="preserve">. </w:t>
-      </w:r>
-      <w:r>
-        <w:rPr>
-          <w:i/>
-          <w:iCs/>
+        <w:rPr>
+          <w:lang w:eastAsia="zh-CN"/>
+        </w:rPr>
+        <w:t xml:space="preserve">戴曼纯, &amp; 贺战茹. (2010). 法国的语言政策与语言规划实践由紧到松的政策变迁. </w:t>
+      </w:r>
+      <w:r>
+        <w:rPr>
+          <w:i/>
+          <w:iCs/>
+          <w:lang w:eastAsia="zh-CN"/>
         </w:rPr>
         <w:t>西安外国语大学学报</w:t>
       </w:r>
       <w:r>
+        <w:rPr>
+          <w:lang w:eastAsia="zh-CN"/>
+        </w:rPr>
         <w:t xml:space="preserve">, </w:t>
       </w:r>
       <w:r>
         <w:rPr>
           <w:i/>
           <w:iCs/>
+          <w:lang w:eastAsia="zh-CN"/>
         </w:rPr>
         <w:t>18</w:t>
       </w:r>
       <w:r>
+        <w:rPr>
+          <w:lang w:eastAsia="zh-CN"/>
+        </w:rPr>
         <w:t>(01), 1–5.</w:t>
       </w:r>
     </w:p>
     <w:p>
       <w:pPr>
         <w:pStyle w:val="a8"/>
+        <w:rPr>
+          <w:lang w:eastAsia="zh-CN"/>
+        </w:rPr>
       </w:pPr>
       <w:bookmarkStart w:id="51" w:name="ref-JingHuaiBinEtAl2017"/>
       <w:bookmarkEnd w:id="50"/>
       <w:r>
-        <w:t>景怀斌</w:t>
-      </w:r>
-      <w:r>
+        <w:rPr>
+          <w:lang w:eastAsia="zh-CN"/>
+        </w:rPr>
+        <w:t xml:space="preserve">景怀斌, 傅承哲, &amp; 许晓丽. (2017). 民众核心价值观的认知状况及作用机理. </w:t>
+      </w:r>
+      <w:r>
+        <w:rPr>
+          <w:i/>
+          <w:iCs/>
+          <w:lang w:eastAsia="zh-CN"/>
+        </w:rPr>
+        <w:t>青海社会科学</w:t>
+      </w:r>
+      <w:r>
+        <w:rPr>
+          <w:lang w:eastAsia="zh-CN"/>
+        </w:rPr>
         <w:t xml:space="preserve">, </w:t>
       </w:r>
       <w:r>
-        <w:t>傅承哲</w:t>
-      </w:r>
-      <w:r>
-        <w:t xml:space="preserve">, &amp; </w:t>
-      </w:r>
-      <w:r>
-        <w:t>许晓丽</w:t>
-      </w:r>
-      <w:r>
-        <w:t xml:space="preserve">. (2017). </w:t>
-      </w:r>
-      <w:r>
-        <w:t>民众核心价值观的认知状况及作用机理</w:t>
-      </w:r>
-      <w:r>
+        <w:rPr>
+          <w:i/>
+          <w:iCs/>
+          <w:lang w:eastAsia="zh-CN"/>
+        </w:rPr>
+        <w:t>6</w:t>
+      </w:r>
+      <w:r>
+        <w:rPr>
+          <w:lang w:eastAsia="zh-CN"/>
+        </w:rPr>
         <w:t xml:space="preserve">. </w:t>
       </w:r>
-      <w:r>
-        <w:rPr>
-          <w:i/>
-          <w:iCs/>
-        </w:rPr>
-        <w:t>青海社会科学</w:t>
-      </w:r>
-      <w:r>
-        <w:t xml:space="preserve">, </w:t>
-      </w:r>
-      <w:r>
-        <w:rPr>
-          <w:i/>
-          <w:iCs/>
-        </w:rPr>
-        <w:t>6</w:t>
-      </w:r>
-      <w:r>
-        <w:t xml:space="preserve">. </w:t>
-      </w:r>
       <w:hyperlink r:id="rId21">
         <w:r>
           <w:rPr>
             <w:rStyle w:val="ae"/>
+            <w:lang w:eastAsia="zh-CN"/>
           </w:rPr>
           <w:t>https://doi.org/10.14154/j.cnki.qss.2017.06.016</w:t>
         </w:r>
@@ -5178,78 +2703,95 @@
     <w:p>
       <w:pPr>
         <w:pStyle w:val="a8"/>
+        <w:rPr>
+          <w:lang w:eastAsia="zh-CN"/>
+        </w:rPr>
       </w:pPr>
       <w:bookmarkStart w:id="52" w:name="ref-LiYuMing2018"/>
       <w:bookmarkEnd w:id="51"/>
       <w:r>
-        <w:t>李宇明</w:t>
-      </w:r>
-      <w:r>
-        <w:t xml:space="preserve">. (2018). </w:t>
-      </w:r>
-      <w:r>
-        <w:rPr>
-          <w:i/>
-          <w:iCs/>
+        <w:rPr>
+          <w:lang w:eastAsia="zh-CN"/>
+        </w:rPr>
+        <w:t xml:space="preserve">李宇明. (2018). </w:t>
+      </w:r>
+      <w:r>
+        <w:rPr>
+          <w:i/>
+          <w:iCs/>
+          <w:lang w:eastAsia="zh-CN"/>
         </w:rPr>
         <w:t>语言在全球治理中的重要作用</w:t>
       </w:r>
       <w:r>
+        <w:rPr>
+          <w:lang w:eastAsia="zh-CN"/>
+        </w:rPr>
         <w:t xml:space="preserve">. </w:t>
       </w:r>
       <w:r>
         <w:rPr>
           <w:i/>
           <w:iCs/>
+          <w:lang w:eastAsia="zh-CN"/>
         </w:rPr>
         <w:t>5</w:t>
       </w:r>
       <w:r>
+        <w:rPr>
+          <w:lang w:eastAsia="zh-CN"/>
+        </w:rPr>
         <w:t>.</w:t>
       </w:r>
     </w:p>
     <w:p>
       <w:pPr>
         <w:pStyle w:val="a8"/>
+        <w:rPr>
+          <w:lang w:eastAsia="zh-CN"/>
+        </w:rPr>
       </w:pPr>
       <w:bookmarkStart w:id="53" w:name="ref-LiYuMing2021a"/>
       <w:bookmarkEnd w:id="52"/>
       <w:r>
-        <w:t>李宇明</w:t>
-      </w:r>
-      <w:r>
-        <w:t xml:space="preserve">. (2021). </w:t>
-      </w:r>
-      <w:r>
-        <w:t>试论个人语言能力和国家语言能力</w:t>
-      </w:r>
-      <w:r>
+        <w:rPr>
+          <w:lang w:eastAsia="zh-CN"/>
+        </w:rPr>
+        <w:t xml:space="preserve">李宇明. (2021). 试论个人语言能力和国家语言能力. </w:t>
+      </w:r>
+      <w:r>
+        <w:rPr>
+          <w:i/>
+          <w:iCs/>
+          <w:lang w:eastAsia="zh-CN"/>
+        </w:rPr>
+        <w:t>语言文字应用</w:t>
+      </w:r>
+      <w:r>
+        <w:rPr>
+          <w:lang w:eastAsia="zh-CN"/>
+        </w:rPr>
+        <w:t xml:space="preserve">, </w:t>
+      </w:r>
+      <w:r>
+        <w:rPr>
+          <w:i/>
+          <w:iCs/>
+          <w:lang w:eastAsia="zh-CN"/>
+        </w:rPr>
+        <w:t>03</w:t>
+      </w:r>
+      <w:r>
+        <w:rPr>
+          <w:lang w:eastAsia="zh-CN"/>
+        </w:rPr>
         <w:t xml:space="preserve">. </w:t>
       </w:r>
-      <w:r>
-        <w:rPr>
-          <w:i/>
-          <w:iCs/>
-        </w:rPr>
-        <w:t>语言文字应用</w:t>
-      </w:r>
-      <w:r>
-        <w:t xml:space="preserve">, </w:t>
-      </w:r>
-      <w:r>
-        <w:rPr>
-          <w:i/>
-          <w:iCs/>
-        </w:rPr>
-        <w:t>03</w:t>
-      </w:r>
-      <w:r>
-        <w:t xml:space="preserve">. </w:t>
-      </w:r>
       <w:hyperlink r:id="rId22">
         <w:r>
           <w:rPr>
             <w:rStyle w:val="ae"/>
+            <w:lang w:eastAsia="zh-CN"/>
           </w:rPr>
           <w:t>https://doi.org/10.16499/j.cnki.1003-5397.2021.03.001</w:t>
         </w:r>
@@ -5258,164 +2800,139 @@
     <w:p>
       <w:pPr>
         <w:pStyle w:val="a8"/>
+        <w:rPr>
+          <w:lang w:eastAsia="zh-CN"/>
+        </w:rPr>
       </w:pPr>
       <w:bookmarkStart w:id="54" w:name="ref-LiSongLin2021"/>
       <w:bookmarkEnd w:id="53"/>
       <w:r>
-        <w:t>李松林</w:t>
-      </w:r>
-      <w:r>
-        <w:t xml:space="preserve">. (2021). </w:t>
-      </w:r>
-      <w:r>
-        <w:t>探析新媒体治理格局</w:t>
-      </w:r>
-      <w:r>
-        <w:t xml:space="preserve">. </w:t>
-      </w:r>
-      <w:r>
-        <w:rPr>
-          <w:i/>
-          <w:iCs/>
+        <w:rPr>
+          <w:lang w:eastAsia="zh-CN"/>
+        </w:rPr>
+        <w:t xml:space="preserve">李松林. (2021). 探析新媒体治理格局. </w:t>
+      </w:r>
+      <w:r>
+        <w:rPr>
+          <w:i/>
+          <w:iCs/>
+          <w:lang w:eastAsia="zh-CN"/>
         </w:rPr>
         <w:t>记者摇篮</w:t>
       </w:r>
       <w:r>
+        <w:rPr>
+          <w:lang w:eastAsia="zh-CN"/>
+        </w:rPr>
         <w:t xml:space="preserve">, </w:t>
       </w:r>
       <w:r>
         <w:rPr>
           <w:i/>
           <w:iCs/>
+          <w:lang w:eastAsia="zh-CN"/>
         </w:rPr>
         <w:t>07</w:t>
       </w:r>
       <w:r>
+        <w:rPr>
+          <w:lang w:eastAsia="zh-CN"/>
+        </w:rPr>
         <w:t>, 49–50.</w:t>
       </w:r>
     </w:p>
     <w:p>
       <w:pPr>
         <w:pStyle w:val="a8"/>
+        <w:rPr>
+          <w:lang w:eastAsia="zh-CN"/>
+        </w:rPr>
       </w:pPr>
       <w:bookmarkStart w:id="55" w:name="ref-YangBaoYan2014"/>
       <w:bookmarkEnd w:id="54"/>
       <w:r>
-        <w:lastRenderedPageBreak/>
-        <w:t>杨宝琰</w:t>
-      </w:r>
-      <w:r>
-        <w:t xml:space="preserve">. (2014). </w:t>
-      </w:r>
-      <w:r>
-        <w:t>语言、双语教育与族群关系</w:t>
-      </w:r>
-      <w:r>
-        <w:t>:</w:t>
-      </w:r>
-      <w:r>
-        <w:t>社会心理学的探究</w:t>
-      </w:r>
-      <w:r>
-        <w:t xml:space="preserve">. </w:t>
-      </w:r>
-      <w:r>
-        <w:rPr>
-          <w:i/>
-          <w:iCs/>
-        </w:rPr>
-        <w:t>西北师大学报</w:t>
-      </w:r>
-      <w:r>
-        <w:rPr>
-          <w:i/>
-          <w:iCs/>
-        </w:rPr>
-        <w:t>(</w:t>
-      </w:r>
-      <w:r>
-        <w:rPr>
-          <w:i/>
-          <w:iCs/>
-        </w:rPr>
-        <w:t>社会科</w:t>
-      </w:r>
-      <w:r>
-        <w:rPr>
-          <w:i/>
-          <w:iCs/>
-        </w:rPr>
-        <w:t>学版</w:t>
-      </w:r>
-      <w:r>
-        <w:rPr>
-          <w:i/>
-          <w:iCs/>
-        </w:rPr>
-        <w:t>)</w:t>
-      </w:r>
-      <w:r>
+        <w:rPr>
+          <w:lang w:eastAsia="zh-CN"/>
+        </w:rPr>
+        <w:t xml:space="preserve">杨宝琰. (2014). 语言、双语教育与族群关系:社会心理学的探究. </w:t>
+      </w:r>
+      <w:r>
+        <w:rPr>
+          <w:i/>
+          <w:iCs/>
+          <w:lang w:eastAsia="zh-CN"/>
+        </w:rPr>
+        <w:t>西北师大学报(社会科学版)</w:t>
+      </w:r>
+      <w:r>
+        <w:rPr>
+          <w:lang w:eastAsia="zh-CN"/>
+        </w:rPr>
         <w:t xml:space="preserve">, </w:t>
       </w:r>
       <w:r>
         <w:rPr>
           <w:i/>
           <w:iCs/>
+          <w:lang w:eastAsia="zh-CN"/>
         </w:rPr>
         <w:t>51</w:t>
       </w:r>
       <w:r>
+        <w:rPr>
+          <w:lang w:eastAsia="zh-CN"/>
+        </w:rPr>
         <w:t>(02), 128–133.</w:t>
       </w:r>
     </w:p>
     <w:p>
       <w:pPr>
         <w:pStyle w:val="a8"/>
+        <w:rPr>
+          <w:lang w:eastAsia="zh-CN"/>
+        </w:rPr>
       </w:pPr>
       <w:bookmarkStart w:id="56" w:name="ref-LiangXiaoBoYangXiaoQing2022"/>
       <w:bookmarkEnd w:id="55"/>
       <w:r>
-        <w:t>梁晓波</w:t>
-      </w:r>
-      <w:r>
-        <w:t xml:space="preserve">, &amp; </w:t>
-      </w:r>
-      <w:r>
-        <w:t>杨晓青</w:t>
-      </w:r>
-      <w:r>
-        <w:t xml:space="preserve">. (2022). </w:t>
-      </w:r>
-      <w:r>
-        <w:t>语言与国家安全国内外研究综述</w:t>
-      </w:r>
-      <w:r>
-        <w:t xml:space="preserve">. </w:t>
-      </w:r>
-      <w:r>
-        <w:rPr>
-          <w:i/>
-          <w:iCs/>
+        <w:rPr>
+          <w:lang w:eastAsia="zh-CN"/>
+        </w:rPr>
+        <w:t xml:space="preserve">梁晓波, &amp; 杨晓青. (2022). 语言与国家安全国内外研究综述. </w:t>
+      </w:r>
+      <w:r>
+        <w:rPr>
+          <w:i/>
+          <w:iCs/>
+          <w:lang w:eastAsia="zh-CN"/>
         </w:rPr>
         <w:t>外语与翻译</w:t>
       </w:r>
       <w:r>
+        <w:rPr>
+          <w:lang w:eastAsia="zh-CN"/>
+        </w:rPr>
         <w:t xml:space="preserve">, </w:t>
       </w:r>
       <w:r>
         <w:rPr>
           <w:i/>
           <w:iCs/>
+          <w:lang w:eastAsia="zh-CN"/>
         </w:rPr>
         <w:t>29</w:t>
       </w:r>
       <w:r>
+        <w:rPr>
+          <w:lang w:eastAsia="zh-CN"/>
+        </w:rPr>
         <w:t xml:space="preserve">(4), 17–24. </w:t>
       </w:r>
       <w:hyperlink r:id="rId23">
         <w:r>
           <w:rPr>
             <w:rStyle w:val="ae"/>
+            <w:lang w:eastAsia="zh-CN"/>
           </w:rPr>
           <w:t>https://doi.org/10.19502/j.cnki.2095-9648.2022.04.003</w:t>
         </w:r>
@@ -5424,325 +2941,315 @@
     <w:p>
       <w:pPr>
         <w:pStyle w:val="a8"/>
+        <w:rPr>
+          <w:lang w:eastAsia="zh-CN"/>
+        </w:rPr>
       </w:pPr>
       <w:bookmarkStart w:id="57" w:name="ref-WuXiaoJun2013"/>
       <w:bookmarkEnd w:id="56"/>
       <w:r>
-        <w:t>武小军</w:t>
-      </w:r>
-      <w:r>
-        <w:t xml:space="preserve">. (2013). </w:t>
-      </w:r>
-      <w:r>
-        <w:t>流动人口的语言接触与语言认同</w:t>
-      </w:r>
-      <w:r>
-        <w:t xml:space="preserve">. </w:t>
-      </w:r>
-      <w:r>
-        <w:rPr>
-          <w:i/>
-          <w:iCs/>
+        <w:rPr>
+          <w:lang w:eastAsia="zh-CN"/>
+        </w:rPr>
+        <w:t xml:space="preserve">武小军. (2013). 流动人口的语言接触与语言认同. </w:t>
+      </w:r>
+      <w:r>
+        <w:rPr>
+          <w:i/>
+          <w:iCs/>
+          <w:lang w:eastAsia="zh-CN"/>
         </w:rPr>
         <w:t>语言教学与研究</w:t>
       </w:r>
       <w:r>
+        <w:rPr>
+          <w:lang w:eastAsia="zh-CN"/>
+        </w:rPr>
         <w:t xml:space="preserve">, </w:t>
       </w:r>
       <w:r>
         <w:rPr>
           <w:i/>
           <w:iCs/>
+          <w:lang w:eastAsia="zh-CN"/>
         </w:rPr>
         <w:t>06, 06</w:t>
       </w:r>
       <w:r>
+        <w:rPr>
+          <w:lang w:eastAsia="zh-CN"/>
+        </w:rPr>
         <w:t>, 104–109.</w:t>
       </w:r>
     </w:p>
     <w:p>
       <w:pPr>
         <w:pStyle w:val="a8"/>
+        <w:rPr>
+          <w:lang w:eastAsia="zh-CN"/>
+        </w:rPr>
       </w:pPr>
       <w:bookmarkStart w:id="58" w:name="ref-WuXiaoJun2020"/>
       <w:bookmarkEnd w:id="57"/>
       <w:r>
-        <w:t>武小军</w:t>
-      </w:r>
-      <w:r>
-        <w:t xml:space="preserve">. (2020). </w:t>
-      </w:r>
-      <w:r>
-        <w:t>语言适应与社会顺应语言视域下对流动人口</w:t>
-      </w:r>
-      <w:r>
-        <w:t>“</w:t>
-      </w:r>
-      <w:r>
-        <w:t>市民化</w:t>
-      </w:r>
-      <w:r>
-        <w:t>”</w:t>
-      </w:r>
-      <w:r>
-        <w:t>进程的思考</w:t>
-      </w:r>
-      <w:r>
-        <w:t xml:space="preserve">. </w:t>
-      </w:r>
-      <w:r>
-        <w:rPr>
-          <w:i/>
-          <w:iCs/>
-        </w:rPr>
-        <w:t>陕西师范大学学报</w:t>
-      </w:r>
-      <w:r>
-        <w:rPr>
-          <w:i/>
-          <w:iCs/>
-        </w:rPr>
-        <w:t>(</w:t>
-      </w:r>
-      <w:r>
-        <w:rPr>
-          <w:i/>
-          <w:iCs/>
-        </w:rPr>
-        <w:t>哲学社会科学版</w:t>
-      </w:r>
-      <w:r>
-        <w:rPr>
-          <w:i/>
-          <w:iCs/>
-        </w:rPr>
-        <w:t>)</w:t>
-      </w:r>
-      <w:r>
+        <w:rPr>
+          <w:lang w:eastAsia="zh-CN"/>
+        </w:rPr>
+        <w:t xml:space="preserve">武小军. (2020). 语言适应与社会顺应语言视域下对流动人口“市民化”进程的思考. </w:t>
+      </w:r>
+      <w:r>
+        <w:rPr>
+          <w:i/>
+          <w:iCs/>
+          <w:lang w:eastAsia="zh-CN"/>
+        </w:rPr>
+        <w:t>陕西师范大学学报(哲学社会科学版)</w:t>
+      </w:r>
+      <w:r>
+        <w:rPr>
+          <w:lang w:eastAsia="zh-CN"/>
+        </w:rPr>
         <w:t xml:space="preserve">, </w:t>
       </w:r>
       <w:r>
         <w:rPr>
           <w:i/>
           <w:iCs/>
+          <w:lang w:eastAsia="zh-CN"/>
         </w:rPr>
         <w:t>49</w:t>
       </w:r>
       <w:r>
+        <w:rPr>
+          <w:lang w:eastAsia="zh-CN"/>
+        </w:rPr>
         <w:t>(05), 91–99.</w:t>
       </w:r>
     </w:p>
     <w:p>
       <w:pPr>
         <w:pStyle w:val="a8"/>
+        <w:rPr>
+          <w:lang w:eastAsia="zh-CN"/>
+        </w:rPr>
       </w:pPr>
       <w:bookmarkStart w:id="59" w:name="ref-ShenQi2021"/>
       <w:bookmarkEnd w:id="58"/>
       <w:r>
-        <w:t>沈骑</w:t>
-      </w:r>
-      <w:r>
-        <w:t xml:space="preserve">. (2021). </w:t>
-      </w:r>
-      <w:r>
-        <w:t>中国城市化进程中语言研究的三大取向</w:t>
-      </w:r>
-      <w:r>
-        <w:t xml:space="preserve">. </w:t>
-      </w:r>
-      <w:r>
-        <w:rPr>
-          <w:i/>
-          <w:iCs/>
+        <w:rPr>
+          <w:lang w:eastAsia="zh-CN"/>
+        </w:rPr>
+        <w:t xml:space="preserve">沈骑. (2021). 中国城市化进程中语言研究的三大取向. </w:t>
+      </w:r>
+      <w:r>
+        <w:rPr>
+          <w:i/>
+          <w:iCs/>
+          <w:lang w:eastAsia="zh-CN"/>
         </w:rPr>
         <w:t>语言战略研究</w:t>
       </w:r>
       <w:r>
+        <w:rPr>
+          <w:lang w:eastAsia="zh-CN"/>
+        </w:rPr>
         <w:t xml:space="preserve">, </w:t>
       </w:r>
       <w:r>
         <w:rPr>
           <w:i/>
           <w:iCs/>
+          <w:lang w:eastAsia="zh-CN"/>
         </w:rPr>
         <w:t>6</w:t>
       </w:r>
       <w:r>
+        <w:rPr>
+          <w:lang w:eastAsia="zh-CN"/>
+        </w:rPr>
         <w:t>(3).</w:t>
       </w:r>
     </w:p>
     <w:p>
       <w:pPr>
         <w:pStyle w:val="a8"/>
+        <w:rPr>
+          <w:lang w:eastAsia="zh-CN"/>
+        </w:rPr>
       </w:pPr>
       <w:bookmarkStart w:id="60" w:name="ref-HongBo2018"/>
       <w:bookmarkEnd w:id="59"/>
       <w:r>
-        <w:t>洪波</w:t>
-      </w:r>
-      <w:r>
-        <w:t>. (2018). “</w:t>
-      </w:r>
-      <w:r>
-        <w:t>个体共同体</w:t>
-      </w:r>
-      <w:r>
-        <w:t>”</w:t>
-      </w:r>
-      <w:r>
-        <w:t>关系的变迁与社会治理模式的创新</w:t>
-      </w:r>
-      <w:r>
-        <w:t xml:space="preserve">. </w:t>
-      </w:r>
-      <w:r>
-        <w:rPr>
-          <w:i/>
-          <w:iCs/>
+        <w:rPr>
+          <w:lang w:eastAsia="zh-CN"/>
+        </w:rPr>
+        <w:t xml:space="preserve">洪波. (2018). “个体共同体”关系的变迁与社会治理模式的创新. </w:t>
+      </w:r>
+      <w:r>
+        <w:rPr>
+          <w:i/>
+          <w:iCs/>
+          <w:lang w:eastAsia="zh-CN"/>
         </w:rPr>
         <w:t>浙江学刊</w:t>
       </w:r>
       <w:r>
+        <w:rPr>
+          <w:lang w:eastAsia="zh-CN"/>
+        </w:rPr>
         <w:t xml:space="preserve">, </w:t>
       </w:r>
       <w:r>
         <w:rPr>
           <w:i/>
           <w:iCs/>
+          <w:lang w:eastAsia="zh-CN"/>
         </w:rPr>
         <w:t>02</w:t>
       </w:r>
       <w:r>
+        <w:rPr>
+          <w:lang w:eastAsia="zh-CN"/>
+        </w:rPr>
         <w:t>, 82–89.</w:t>
       </w:r>
     </w:p>
     <w:p>
       <w:pPr>
         <w:pStyle w:val="a8"/>
+        <w:rPr>
+          <w:lang w:eastAsia="zh-CN"/>
+        </w:rPr>
       </w:pPr>
       <w:bookmarkStart w:id="61" w:name="ref-WangKeFei2011"/>
       <w:bookmarkEnd w:id="60"/>
       <w:r>
-        <w:t>王克非</w:t>
-      </w:r>
-      <w:r>
-        <w:t xml:space="preserve">. (2011). </w:t>
-      </w:r>
-      <w:r>
-        <w:t>外语教育政策与社会经济发展</w:t>
-      </w:r>
-      <w:r>
-        <w:t xml:space="preserve">. </w:t>
-      </w:r>
-      <w:r>
-        <w:rPr>
-          <w:i/>
-          <w:iCs/>
+        <w:rPr>
+          <w:lang w:eastAsia="zh-CN"/>
+        </w:rPr>
+        <w:t xml:space="preserve">王克非. (2011). 外语教育政策与社会经济发展. </w:t>
+      </w:r>
+      <w:r>
+        <w:rPr>
+          <w:i/>
+          <w:iCs/>
+          <w:lang w:eastAsia="zh-CN"/>
         </w:rPr>
         <w:t>外语界</w:t>
       </w:r>
       <w:r>
+        <w:rPr>
+          <w:lang w:eastAsia="zh-CN"/>
+        </w:rPr>
         <w:t xml:space="preserve">, </w:t>
       </w:r>
       <w:r>
         <w:rPr>
           <w:i/>
           <w:iCs/>
+          <w:lang w:eastAsia="zh-CN"/>
         </w:rPr>
         <w:t>01</w:t>
       </w:r>
       <w:r>
+        <w:rPr>
+          <w:lang w:eastAsia="zh-CN"/>
+        </w:rPr>
         <w:t>, 2–7.</w:t>
       </w:r>
     </w:p>
     <w:p>
       <w:pPr>
         <w:pStyle w:val="a8"/>
+        <w:rPr>
+          <w:lang w:eastAsia="zh-CN"/>
+        </w:rPr>
       </w:pPr>
       <w:bookmarkStart w:id="62" w:name="ref-WangChunHui2019a"/>
       <w:bookmarkEnd w:id="61"/>
       <w:r>
-        <w:t>王春辉</w:t>
-      </w:r>
-      <w:r>
-        <w:t xml:space="preserve">. (2019). </w:t>
-      </w:r>
-      <w:r>
-        <w:t>语言与贫困的理论和实践</w:t>
-      </w:r>
-      <w:r>
-        <w:t xml:space="preserve">. </w:t>
-      </w:r>
-      <w:r>
-        <w:rPr>
-          <w:i/>
-          <w:iCs/>
-        </w:rPr>
-        <w:t>语</w:t>
-      </w:r>
-      <w:r>
-        <w:rPr>
-          <w:i/>
-          <w:iCs/>
-        </w:rPr>
-        <w:t>言战略研究</w:t>
-      </w:r>
-      <w:r>
+        <w:rPr>
+          <w:lang w:eastAsia="zh-CN"/>
+        </w:rPr>
+        <w:t xml:space="preserve">王春辉. (2019). 语言与贫困的理论和实践. </w:t>
+      </w:r>
+      <w:r>
+        <w:rPr>
+          <w:i/>
+          <w:iCs/>
+          <w:lang w:eastAsia="zh-CN"/>
+        </w:rPr>
+        <w:t>语言战略研究</w:t>
+      </w:r>
+      <w:r>
+        <w:rPr>
+          <w:lang w:eastAsia="zh-CN"/>
+        </w:rPr>
         <w:t xml:space="preserve">, </w:t>
       </w:r>
       <w:r>
         <w:rPr>
           <w:i/>
           <w:iCs/>
+          <w:lang w:eastAsia="zh-CN"/>
         </w:rPr>
         <w:t>4</w:t>
       </w:r>
       <w:r>
+        <w:rPr>
+          <w:lang w:eastAsia="zh-CN"/>
+        </w:rPr>
         <w:t>(01), 12–21.</w:t>
       </w:r>
     </w:p>
     <w:p>
       <w:pPr>
         <w:pStyle w:val="a8"/>
+        <w:rPr>
+          <w:lang w:eastAsia="zh-CN"/>
+        </w:rPr>
       </w:pPr>
       <w:bookmarkStart w:id="63" w:name="ref-WangChunHui2020b"/>
       <w:bookmarkEnd w:id="62"/>
       <w:r>
-        <w:t>王春辉</w:t>
-      </w:r>
-      <w:r>
-        <w:t xml:space="preserve">. (2020a). </w:t>
-      </w:r>
-      <w:r>
-        <w:t>后脱贫攻坚时期的中国语言扶贫</w:t>
-      </w:r>
-      <w:r>
+        <w:rPr>
+          <w:lang w:eastAsia="zh-CN"/>
+        </w:rPr>
+        <w:t xml:space="preserve">王春辉. (2020a). 后脱贫攻坚时期的中国语言扶贫. </w:t>
+      </w:r>
+      <w:r>
+        <w:rPr>
+          <w:i/>
+          <w:iCs/>
+          <w:lang w:eastAsia="zh-CN"/>
+        </w:rPr>
+        <w:t>语言文字应用</w:t>
+      </w:r>
+      <w:r>
+        <w:rPr>
+          <w:lang w:eastAsia="zh-CN"/>
+        </w:rPr>
+        <w:t xml:space="preserve">, </w:t>
+      </w:r>
+      <w:r>
+        <w:rPr>
+          <w:i/>
+          <w:iCs/>
+          <w:lang w:eastAsia="zh-CN"/>
+        </w:rPr>
+        <w:t>3</w:t>
+      </w:r>
+      <w:r>
+        <w:rPr>
+          <w:lang w:eastAsia="zh-CN"/>
+        </w:rPr>
         <w:t xml:space="preserve">. </w:t>
       </w:r>
-      <w:r>
-        <w:rPr>
-          <w:i/>
-          <w:iCs/>
-        </w:rPr>
-        <w:t>语言文字应用</w:t>
-      </w:r>
-      <w:r>
-        <w:t xml:space="preserve">, </w:t>
-      </w:r>
-      <w:r>
-        <w:rPr>
-          <w:i/>
-          <w:iCs/>
-        </w:rPr>
-        <w:t>3</w:t>
-      </w:r>
-      <w:r>
-        <w:t xml:space="preserve">. </w:t>
-      </w:r>
       <w:hyperlink r:id="rId24">
         <w:r>
           <w:rPr>
             <w:rStyle w:val="ae"/>
+            <w:lang w:eastAsia="zh-CN"/>
           </w:rPr>
           <w:t>https://doi.org/10.16499/j.cnki.1003-5397.2020.03.003</w:t>
         </w:r>
@@ -5751,563 +3258,514 @@
     <w:p>
       <w:pPr>
         <w:pStyle w:val="a8"/>
+        <w:rPr>
+          <w:lang w:eastAsia="zh-CN"/>
+        </w:rPr>
       </w:pPr>
       <w:bookmarkStart w:id="64" w:name="ref-WangChunHui2020a"/>
       <w:bookmarkEnd w:id="63"/>
       <w:r>
-        <w:t>王春辉</w:t>
-      </w:r>
-      <w:r>
-        <w:t xml:space="preserve">. (2020b). </w:t>
-      </w:r>
-      <w:r>
-        <w:t>论语言与国家治理</w:t>
-      </w:r>
-      <w:r>
-        <w:t xml:space="preserve">. </w:t>
-      </w:r>
-      <w:r>
-        <w:rPr>
-          <w:i/>
-          <w:iCs/>
-        </w:rPr>
-        <w:t>云南师范大学学报</w:t>
-      </w:r>
-      <w:r>
-        <w:rPr>
-          <w:i/>
-          <w:iCs/>
-        </w:rPr>
-        <w:t>(</w:t>
-      </w:r>
-      <w:r>
-        <w:rPr>
-          <w:i/>
-          <w:iCs/>
-        </w:rPr>
-        <w:t>哲学社会科学版</w:t>
-      </w:r>
-      <w:r>
-        <w:rPr>
-          <w:i/>
-          <w:iCs/>
-        </w:rPr>
-        <w:t>)</w:t>
-      </w:r>
-      <w:r>
+        <w:rPr>
+          <w:lang w:eastAsia="zh-CN"/>
+        </w:rPr>
+        <w:t xml:space="preserve">王春辉. (2020b). 论语言与国家治理. </w:t>
+      </w:r>
+      <w:r>
+        <w:rPr>
+          <w:i/>
+          <w:iCs/>
+          <w:lang w:eastAsia="zh-CN"/>
+        </w:rPr>
+        <w:t>云南师范大学学报(哲学社会科学版)</w:t>
+      </w:r>
+      <w:r>
+        <w:rPr>
+          <w:lang w:eastAsia="zh-CN"/>
+        </w:rPr>
         <w:t xml:space="preserve">, </w:t>
       </w:r>
       <w:r>
         <w:rPr>
           <w:i/>
           <w:iCs/>
+          <w:lang w:eastAsia="zh-CN"/>
         </w:rPr>
         <w:t>52</w:t>
       </w:r>
       <w:r>
+        <w:rPr>
+          <w:lang w:eastAsia="zh-CN"/>
+        </w:rPr>
         <w:t>(03), 29–37.</w:t>
       </w:r>
     </w:p>
     <w:p>
       <w:pPr>
         <w:pStyle w:val="a8"/>
+        <w:rPr>
+          <w:lang w:eastAsia="zh-CN"/>
+        </w:rPr>
       </w:pPr>
       <w:bookmarkStart w:id="65" w:name="ref-TianXueJun2019"/>
       <w:bookmarkEnd w:id="64"/>
       <w:r>
-        <w:t>田学军</w:t>
-      </w:r>
-      <w:r>
-        <w:t>. (201</w:t>
-      </w:r>
-      <w:r>
-        <w:t xml:space="preserve">9). </w:t>
-      </w:r>
-      <w:r>
-        <w:t>聚焦推普脱贫</w:t>
-      </w:r>
-      <w:r>
-        <w:t xml:space="preserve"> </w:t>
-      </w:r>
-      <w:r>
-        <w:t>推进语言文字事业全面发展</w:t>
-      </w:r>
-      <w:r>
-        <w:t xml:space="preserve">. </w:t>
-      </w:r>
-      <w:r>
-        <w:rPr>
-          <w:i/>
-          <w:iCs/>
+        <w:rPr>
+          <w:lang w:eastAsia="zh-CN"/>
+        </w:rPr>
+        <w:t xml:space="preserve">田学军. (2019). 聚焦推普脱贫 推进语言文字事业全面发展. </w:t>
+      </w:r>
+      <w:r>
+        <w:rPr>
+          <w:i/>
+          <w:iCs/>
+          <w:lang w:eastAsia="zh-CN"/>
         </w:rPr>
         <w:t>语言文字报</w:t>
       </w:r>
       <w:r>
+        <w:rPr>
+          <w:lang w:eastAsia="zh-CN"/>
+        </w:rPr>
         <w:t>, 001.</w:t>
       </w:r>
     </w:p>
     <w:p>
       <w:pPr>
         <w:pStyle w:val="a8"/>
+        <w:rPr>
+          <w:lang w:eastAsia="zh-CN"/>
+        </w:rPr>
       </w:pPr>
       <w:bookmarkStart w:id="66" w:name="ref-QiHongLiHong2004"/>
       <w:bookmarkEnd w:id="65"/>
       <w:r>
-        <w:t>祁虹</w:t>
-      </w:r>
-      <w:r>
-        <w:t xml:space="preserve">, &amp; </w:t>
-      </w:r>
-      <w:r>
-        <w:t>黎宏</w:t>
-      </w:r>
-      <w:r>
-        <w:t xml:space="preserve">. (2004). </w:t>
-      </w:r>
-      <w:r>
-        <w:t>外语学习中的情感因素分析</w:t>
-      </w:r>
-      <w:r>
-        <w:t xml:space="preserve">. </w:t>
-      </w:r>
-      <w:r>
-        <w:rPr>
-          <w:i/>
-          <w:iCs/>
-        </w:rPr>
-        <w:t>西南民族大学学报</w:t>
-      </w:r>
-      <w:r>
-        <w:rPr>
-          <w:i/>
-          <w:iCs/>
-        </w:rPr>
-        <w:t>(</w:t>
-      </w:r>
-      <w:r>
-        <w:rPr>
-          <w:i/>
-          <w:iCs/>
-        </w:rPr>
-        <w:t>人文社科版</w:t>
-      </w:r>
-      <w:r>
-        <w:rPr>
-          <w:i/>
-          <w:iCs/>
-        </w:rPr>
-        <w:t>)</w:t>
-      </w:r>
-      <w:r>
+        <w:rPr>
+          <w:lang w:eastAsia="zh-CN"/>
+        </w:rPr>
+        <w:t xml:space="preserve">祁虹, &amp; 黎宏. (2004). 外语学习中的情感因素分析. </w:t>
+      </w:r>
+      <w:r>
+        <w:rPr>
+          <w:i/>
+          <w:iCs/>
+          <w:lang w:eastAsia="zh-CN"/>
+        </w:rPr>
+        <w:t>西南民族大学学报(人文社科版)</w:t>
+      </w:r>
+      <w:r>
+        <w:rPr>
+          <w:lang w:eastAsia="zh-CN"/>
+        </w:rPr>
         <w:t xml:space="preserve">, </w:t>
       </w:r>
       <w:r>
         <w:rPr>
           <w:i/>
           <w:iCs/>
+          <w:lang w:eastAsia="zh-CN"/>
         </w:rPr>
         <w:t>06</w:t>
       </w:r>
       <w:r>
+        <w:rPr>
+          <w:lang w:eastAsia="zh-CN"/>
+        </w:rPr>
         <w:t>, 404–406.</w:t>
       </w:r>
     </w:p>
     <w:p>
       <w:pPr>
         <w:pStyle w:val="a8"/>
+        <w:rPr>
+          <w:lang w:eastAsia="zh-CN"/>
+        </w:rPr>
       </w:pPr>
       <w:bookmarkStart w:id="67" w:name="ref-SuDe2004"/>
       <w:bookmarkEnd w:id="66"/>
       <w:r>
-        <w:t>苏德</w:t>
-      </w:r>
-      <w:r>
-        <w:t xml:space="preserve">. (2004). </w:t>
-      </w:r>
-      <w:r>
-        <w:t>少数民族双语教育研究综述</w:t>
-      </w:r>
-      <w:r>
-        <w:t xml:space="preserve">. </w:t>
-      </w:r>
-      <w:r>
-        <w:rPr>
-          <w:i/>
-          <w:iCs/>
-        </w:rPr>
-        <w:t>内蒙古师范大学学报</w:t>
-      </w:r>
-      <w:r>
-        <w:rPr>
-          <w:i/>
-          <w:iCs/>
-        </w:rPr>
-        <w:t>(</w:t>
-      </w:r>
-      <w:r>
-        <w:rPr>
-          <w:i/>
-          <w:iCs/>
-        </w:rPr>
-        <w:t>教育科学版</w:t>
-      </w:r>
-      <w:r>
-        <w:rPr>
-          <w:i/>
-          <w:iCs/>
-        </w:rPr>
-        <w:t>)</w:t>
-      </w:r>
-      <w:r>
+        <w:rPr>
+          <w:lang w:eastAsia="zh-CN"/>
+        </w:rPr>
+        <w:t xml:space="preserve">苏德. (2004). 少数民族双语教育研究综述. </w:t>
+      </w:r>
+      <w:r>
+        <w:rPr>
+          <w:i/>
+          <w:iCs/>
+          <w:lang w:eastAsia="zh-CN"/>
+        </w:rPr>
+        <w:t>内蒙古师范大学学报(教育科学版)</w:t>
+      </w:r>
+      <w:r>
+        <w:rPr>
+          <w:lang w:eastAsia="zh-CN"/>
+        </w:rPr>
         <w:t xml:space="preserve">, </w:t>
       </w:r>
       <w:r>
         <w:rPr>
           <w:i/>
           <w:iCs/>
+          <w:lang w:eastAsia="zh-CN"/>
         </w:rPr>
         <w:t>11</w:t>
       </w:r>
       <w:r>
+        <w:rPr>
+          <w:lang w:eastAsia="zh-CN"/>
+        </w:rPr>
         <w:t>, 1–6.</w:t>
       </w:r>
     </w:p>
     <w:p>
       <w:pPr>
         <w:pStyle w:val="a8"/>
+        <w:rPr>
+          <w:lang w:eastAsia="zh-CN"/>
+        </w:rPr>
       </w:pPr>
       <w:bookmarkStart w:id="68" w:name="ref-SuFang2020"/>
       <w:bookmarkEnd w:id="67"/>
       <w:r>
-        <w:t>苏芳</w:t>
-      </w:r>
-      <w:r>
-        <w:t xml:space="preserve">. (2020). </w:t>
-      </w:r>
-      <w:r>
-        <w:t>语言、教育与文化耦合</w:t>
-      </w:r>
-      <w:r>
-        <w:t>:</w:t>
-      </w:r>
-      <w:r>
-        <w:t>布鲁纳语言建构观的本质内涵及启示</w:t>
-      </w:r>
-      <w:r>
-        <w:t xml:space="preserve">. </w:t>
-      </w:r>
-      <w:r>
-        <w:rPr>
-          <w:i/>
-          <w:iCs/>
+        <w:rPr>
+          <w:lang w:eastAsia="zh-CN"/>
+        </w:rPr>
+        <w:t xml:space="preserve">苏芳. (2020). 语言、教育与文化耦合:布鲁纳语言建构观的本质内涵及启示. </w:t>
+      </w:r>
+      <w:r>
+        <w:rPr>
+          <w:i/>
+          <w:iCs/>
+          <w:lang w:eastAsia="zh-CN"/>
         </w:rPr>
         <w:t>教育与教学研究</w:t>
       </w:r>
       <w:r>
+        <w:rPr>
+          <w:lang w:eastAsia="zh-CN"/>
+        </w:rPr>
         <w:t xml:space="preserve">, </w:t>
       </w:r>
       <w:r>
         <w:rPr>
           <w:i/>
           <w:iCs/>
+          <w:lang w:eastAsia="zh-CN"/>
         </w:rPr>
         <w:t>34</w:t>
       </w:r>
       <w:r>
+        <w:rPr>
+          <w:lang w:eastAsia="zh-CN"/>
+        </w:rPr>
         <w:t>(09), 18–28.</w:t>
       </w:r>
     </w:p>
     <w:p>
       <w:pPr>
         <w:pStyle w:val="a8"/>
+        <w:rPr>
+          <w:lang w:eastAsia="zh-CN"/>
+        </w:rPr>
       </w:pPr>
       <w:bookmarkStart w:id="69" w:name="ref-YingJiZhuoMa2018"/>
       <w:bookmarkEnd w:id="68"/>
       <w:r>
-        <w:t>英吉卓玛</w:t>
-      </w:r>
-      <w:r>
-        <w:t xml:space="preserve">. (2018). </w:t>
-      </w:r>
-      <w:r>
-        <w:t>青海藏区藏族学生语言能力与个人发展关系个案考察</w:t>
-      </w:r>
-      <w:r>
-        <w:t xml:space="preserve">. </w:t>
-      </w:r>
-      <w:r>
-        <w:rPr>
-          <w:i/>
-          <w:iCs/>
+        <w:rPr>
+          <w:lang w:eastAsia="zh-CN"/>
+        </w:rPr>
+        <w:t xml:space="preserve">英吉卓玛. (2018). 青海藏区藏族学生语言能力与个人发展关系个案考察. </w:t>
+      </w:r>
+      <w:r>
+        <w:rPr>
+          <w:i/>
+          <w:iCs/>
+          <w:lang w:eastAsia="zh-CN"/>
         </w:rPr>
         <w:t>语言战略研究</w:t>
       </w:r>
       <w:r>
+        <w:rPr>
+          <w:lang w:eastAsia="zh-CN"/>
+        </w:rPr>
         <w:t xml:space="preserve">, </w:t>
       </w:r>
       <w:r>
         <w:rPr>
           <w:i/>
           <w:iCs/>
+          <w:lang w:eastAsia="zh-CN"/>
         </w:rPr>
         <w:t>3</w:t>
       </w:r>
       <w:r>
+        <w:rPr>
+          <w:lang w:eastAsia="zh-CN"/>
+        </w:rPr>
         <w:t>(05), 40–45.</w:t>
       </w:r>
     </w:p>
     <w:p>
       <w:pPr>
         <w:pStyle w:val="a8"/>
+        <w:rPr>
+          <w:lang w:eastAsia="zh-CN"/>
+        </w:rPr>
       </w:pPr>
       <w:bookmarkStart w:id="70" w:name="ref-HaoYuQingCheYue2011"/>
       <w:bookmarkEnd w:id="69"/>
       <w:r>
-        <w:t>郝宇青</w:t>
-      </w:r>
-      <w:r>
-        <w:t xml:space="preserve">, &amp; </w:t>
-      </w:r>
-      <w:r>
-        <w:t>车跃</w:t>
-      </w:r>
-      <w:r>
-        <w:t xml:space="preserve">. (2011). </w:t>
-      </w:r>
-      <w:r>
-        <w:t>怨恨情绪及其化解</w:t>
-      </w:r>
-      <w:r>
-        <w:t>:</w:t>
-      </w:r>
-      <w:r>
-        <w:t>必须高度关注的一个重要课题</w:t>
-      </w:r>
-      <w:r>
-        <w:t xml:space="preserve">. </w:t>
-      </w:r>
-      <w:r>
-        <w:rPr>
-          <w:i/>
-          <w:iCs/>
+        <w:rPr>
+          <w:lang w:eastAsia="zh-CN"/>
+        </w:rPr>
+        <w:t xml:space="preserve">郝宇青, &amp; 车跃. (2011). 怨恨情绪及其化解:必须高度关注的一个重要课题. </w:t>
+      </w:r>
+      <w:r>
+        <w:rPr>
+          <w:i/>
+          <w:iCs/>
+          <w:lang w:eastAsia="zh-CN"/>
         </w:rPr>
         <w:t>探索</w:t>
       </w:r>
       <w:r>
+        <w:rPr>
+          <w:lang w:eastAsia="zh-CN"/>
+        </w:rPr>
         <w:t xml:space="preserve">, </w:t>
       </w:r>
       <w:r>
         <w:rPr>
           <w:i/>
           <w:iCs/>
+          <w:lang w:eastAsia="zh-CN"/>
         </w:rPr>
         <w:t>04</w:t>
       </w:r>
       <w:r>
+        <w:rPr>
+          <w:lang w:eastAsia="zh-CN"/>
+        </w:rPr>
         <w:t>, 70–76.</w:t>
       </w:r>
     </w:p>
     <w:p>
       <w:pPr>
         <w:pStyle w:val="a8"/>
+        <w:rPr>
+          <w:lang w:eastAsia="zh-CN"/>
+        </w:rPr>
       </w:pPr>
       <w:bookmarkStart w:id="71" w:name="ref-ChenLiXiang2021"/>
       <w:bookmarkEnd w:id="70"/>
       <w:r>
-        <w:t>陈丽湘</w:t>
-      </w:r>
-      <w:r>
-        <w:t xml:space="preserve">. (2021). </w:t>
-      </w:r>
-      <w:r>
-        <w:t>政策网络视域下的媒体语言治理初探</w:t>
-      </w:r>
-      <w:r>
-        <w:t xml:space="preserve">. </w:t>
-      </w:r>
-      <w:r>
-        <w:rPr>
-          <w:i/>
-          <w:iCs/>
+        <w:rPr>
+          <w:lang w:eastAsia="zh-CN"/>
+        </w:rPr>
+        <w:t xml:space="preserve">陈丽湘. (2021). 政策网络视域下的媒体语言治理初探. </w:t>
+      </w:r>
+      <w:r>
+        <w:rPr>
+          <w:i/>
+          <w:iCs/>
+          <w:lang w:eastAsia="zh-CN"/>
         </w:rPr>
         <w:t>中国广播电视学刊</w:t>
       </w:r>
       <w:r>
+        <w:rPr>
+          <w:lang w:eastAsia="zh-CN"/>
+        </w:rPr>
         <w:t xml:space="preserve">, </w:t>
       </w:r>
       <w:r>
         <w:rPr>
           <w:i/>
           <w:iCs/>
+          <w:lang w:eastAsia="zh-CN"/>
         </w:rPr>
         <w:t>6</w:t>
       </w:r>
       <w:r>
+        <w:rPr>
+          <w:lang w:eastAsia="zh-CN"/>
+        </w:rPr>
         <w:t>, 39–43.</w:t>
       </w:r>
     </w:p>
     <w:p>
       <w:pPr>
         <w:pStyle w:val="a8"/>
+        <w:rPr>
+          <w:lang w:eastAsia="zh-CN"/>
+        </w:rPr>
       </w:pPr>
       <w:bookmarkStart w:id="72" w:name="ref-MaRong2004a"/>
       <w:bookmarkEnd w:id="71"/>
       <w:r>
-        <w:t>马戎</w:t>
-      </w:r>
-      <w:r>
-        <w:t xml:space="preserve">. (2004). </w:t>
-      </w:r>
-      <w:r>
-        <w:t>语言使用与族群关系</w:t>
-      </w:r>
-      <w:r>
-        <w:t xml:space="preserve">. </w:t>
-      </w:r>
-      <w:r>
-        <w:rPr>
-          <w:i/>
-          <w:iCs/>
+        <w:rPr>
+          <w:lang w:eastAsia="zh-CN"/>
+        </w:rPr>
+        <w:t xml:space="preserve">马戎. (2004). 语言使用与族群关系. </w:t>
+      </w:r>
+      <w:r>
+        <w:rPr>
+          <w:i/>
+          <w:iCs/>
+          <w:lang w:eastAsia="zh-CN"/>
         </w:rPr>
         <w:t>西北民族研究</w:t>
       </w:r>
       <w:r>
+        <w:rPr>
+          <w:lang w:eastAsia="zh-CN"/>
+        </w:rPr>
         <w:t xml:space="preserve">, </w:t>
       </w:r>
       <w:r>
         <w:rPr>
           <w:i/>
           <w:iCs/>
+          <w:lang w:eastAsia="zh-CN"/>
         </w:rPr>
         <w:t>01</w:t>
       </w:r>
       <w:r>
+        <w:rPr>
+          <w:lang w:eastAsia="zh-CN"/>
+        </w:rPr>
         <w:t>, 20–44+147.</w:t>
       </w:r>
     </w:p>
     <w:p>
       <w:pPr>
         <w:pStyle w:val="a8"/>
+        <w:rPr>
+          <w:lang w:eastAsia="zh-CN"/>
+        </w:rPr>
       </w:pPr>
       <w:bookmarkStart w:id="73" w:name="ref-MaRong2017"/>
       <w:bookmarkEnd w:id="72"/>
       <w:r>
-        <w:t>马戎</w:t>
-      </w:r>
-      <w:r>
-        <w:t xml:space="preserve">. (2017). </w:t>
-      </w:r>
-      <w:r>
-        <w:t>汉语学习与中国少数族群的现代化</w:t>
-      </w:r>
-      <w:r>
-        <w:t xml:space="preserve">. </w:t>
-      </w:r>
-      <w:r>
-        <w:rPr>
-          <w:i/>
-          <w:iCs/>
+        <w:rPr>
+          <w:lang w:eastAsia="zh-CN"/>
+        </w:rPr>
+        <w:t xml:space="preserve">马戎. (2017). 汉语学习与中国少数族群的现代化. </w:t>
+      </w:r>
+      <w:r>
+        <w:rPr>
+          <w:i/>
+          <w:iCs/>
+          <w:lang w:eastAsia="zh-CN"/>
         </w:rPr>
         <w:t>社会政策研究</w:t>
       </w:r>
       <w:r>
+        <w:rPr>
+          <w:lang w:eastAsia="zh-CN"/>
+        </w:rPr>
         <w:t xml:space="preserve">, </w:t>
       </w:r>
       <w:r>
         <w:rPr>
           <w:i/>
           <w:iCs/>
+          <w:lang w:eastAsia="zh-CN"/>
         </w:rPr>
         <w:t>01</w:t>
       </w:r>
       <w:r>
+        <w:rPr>
+          <w:lang w:eastAsia="zh-CN"/>
+        </w:rPr>
         <w:t>, 110–124.</w:t>
       </w:r>
     </w:p>
     <w:p>
       <w:pPr>
         <w:pStyle w:val="a8"/>
+        <w:rPr>
+          <w:lang w:eastAsia="zh-CN"/>
+        </w:rPr>
       </w:pPr>
       <w:bookmarkStart w:id="74" w:name="ref-LuZiWen2008"/>
       <w:bookmarkEnd w:id="73"/>
       <w:r>
-        <w:t>鲁子问</w:t>
-      </w:r>
-      <w:r>
-        <w:t>.</w:t>
-      </w:r>
-      <w:r>
-        <w:t xml:space="preserve"> (2008). </w:t>
-      </w:r>
-      <w:r>
-        <w:t>国家治理视野的语言政策</w:t>
-      </w:r>
-      <w:r>
-        <w:t xml:space="preserve">. </w:t>
-      </w:r>
-      <w:r>
-        <w:rPr>
-          <w:i/>
-          <w:iCs/>
+        <w:rPr>
+          <w:lang w:eastAsia="zh-CN"/>
+        </w:rPr>
+        <w:t xml:space="preserve">鲁子问. (2008). 国家治理视野的语言政策. </w:t>
+      </w:r>
+      <w:r>
+        <w:rPr>
+          <w:i/>
+          <w:iCs/>
+          <w:lang w:eastAsia="zh-CN"/>
         </w:rPr>
         <w:t>社会主义研究</w:t>
       </w:r>
       <w:r>
+        <w:rPr>
+          <w:lang w:eastAsia="zh-CN"/>
+        </w:rPr>
         <w:t xml:space="preserve">, </w:t>
       </w:r>
       <w:r>
         <w:rPr>
           <w:i/>
           <w:iCs/>
+          <w:lang w:eastAsia="zh-CN"/>
         </w:rPr>
         <w:t>06</w:t>
       </w:r>
       <w:r>
+        <w:rPr>
+          <w:lang w:eastAsia="zh-CN"/>
+        </w:rPr>
         <w:t>, 54–58.</w:t>
       </w:r>
     </w:p>
     <w:p>
       <w:pPr>
         <w:pStyle w:val="a8"/>
+        <w:rPr>
+          <w:lang w:eastAsia="zh-CN"/>
+        </w:rPr>
       </w:pPr>
       <w:bookmarkStart w:id="75" w:name="ref-HuangShaoAnWangLuCong2020"/>
       <w:bookmarkEnd w:id="74"/>
       <w:r>
-        <w:t>黄少安</w:t>
-      </w:r>
-      <w:r>
-        <w:t xml:space="preserve">, &amp; </w:t>
-      </w:r>
-      <w:r>
-        <w:t>王麓淙</w:t>
-      </w:r>
-      <w:r>
-        <w:t xml:space="preserve">. (2020). </w:t>
-      </w:r>
-      <w:r>
-        <w:t>民族地区语言扶贫的经济理论基础和实证分析</w:t>
-      </w:r>
-      <w:r>
-        <w:t xml:space="preserve">. </w:t>
-      </w:r>
-      <w:r>
-        <w:rPr>
-          <w:i/>
-          <w:iCs/>
+        <w:rPr>
+          <w:lang w:eastAsia="zh-CN"/>
+        </w:rPr>
+        <w:t xml:space="preserve">黄少安, &amp; 王麓淙. (2020). 民族地区语言扶贫的经济理论基础和实证分析. </w:t>
+      </w:r>
+      <w:r>
+        <w:rPr>
+          <w:i/>
+          <w:iCs/>
+          <w:lang w:eastAsia="zh-CN"/>
         </w:rPr>
         <w:t>语言文字应用</w:t>
       </w:r>
       <w:r>
+        <w:rPr>
+          <w:lang w:eastAsia="zh-CN"/>
+        </w:rPr>
         <w:t xml:space="preserve">, </w:t>
       </w:r>
       <w:r>
         <w:rPr>
           <w:i/>
           <w:iCs/>
+          <w:lang w:eastAsia="zh-CN"/>
         </w:rPr>
         <w:t>04</w:t>
       </w:r>
       <w:r>
+        <w:rPr>
+          <w:lang w:eastAsia="zh-CN"/>
+        </w:rPr>
         <w:t>, 26–36.</w:t>
       </w:r>
       <w:bookmarkEnd w:id="14"/>
@@ -6329,7 +3787,7 @@
 </file>
 
 <file path=word/endnotes.xml><?xml version="1.0" encoding="utf-8"?>
-<w:endnotes xmlns:wpc="http://schemas.microsoft.com/office/word/2010/wordprocessingCanvas" xmlns:cx="http://schemas.microsoft.com/office/drawing/2014/chartex" xmlns:cx1="http://schemas.microsoft.com/office/drawing/2015/9/8/chartex" xmlns:cx2="http://schemas.microsoft.com/office/drawing/2015/10/21/chartex" xmlns:cx3="http://schemas.microsoft.com/office/drawing/2016/5/9/chartex" xmlns:cx4="http://schemas.microsoft.com/office/drawing/2016/5/10/chartex" xmlns:cx5="http://schemas.microsoft.com/office/drawing/2016/5/11/chartex" xmlns:cx6="http://schemas.microsoft.com/office/drawing/2016/5/12/chartex" xmlns:cx7="http://schemas.microsoft.com/office/drawing/2016/5/13/chartex" xmlns:cx8="http://schemas.microsoft.com/office/drawing/2016/5/14/chartex" xmlns:mc="http://schemas.openxmlformats.org/markup-compatibility/2006" xmlns:aink="http://schemas.microsoft.com/office/drawing/2016/ink" xmlns:am3d="http://schemas.microsoft.com/office/drawing/2017/model3d" xmlns:o="urn:schemas-microsoft-com:office:office" xmlns:r="http://schemas.openxmlformats.org/officeDocument/2006/relationships" xmlns:m="http://schemas.openxmlformats.org/officeDocument/2006/math" xmlns:v="urn:schemas-microsoft-com:vml" xmlns:wp14="http://schemas.microsoft.com/office/word/2010/wordprocessingDrawing" xmlns:wp="http://schemas.openxmlformats.org/drawingml/2006/wordprocessingDrawing" xmlns:w10="urn:schemas-microsoft-com:office:word" xmlns:w="http://schemas.openxmlformats.org/wordprocessingml/2006/main" xmlns:w14="http://schemas.microsoft.com/office/word/2010/wordml" xmlns:w15="http://schemas.microsoft.com/office/word/2012/wordml" xmlns:w16cex="http://schemas.microsoft.com/office/word/2018/wordml/cex" xmlns:w16cid="http://schemas.microsoft.com/office/word/2016/wordml/cid" xmlns:w16="http://schemas.microsoft.com/office/word/2018/wordml" xmlns:w16sdtdh="http://schemas.microsoft.com/office/word/2020/wordml/sdtdatahash" xmlns:w16se="http://schemas.microsoft.com/office/word/2015/wordml/symex" xmlns:wpg="http://schemas.microsoft.com/office/word/2010/wordprocessingGroup" xmlns:wpi="http://schemas.microsoft.com/office/word/2010/wordprocessingInk" xmlns:wne="http://schemas.microsoft.com/office/word/2006/wordml" xmlns:wps="http://schemas.microsoft.com/office/word/2010/wordprocessingShape" mc:Ignorable="w14 w15 w16se w16cid w16 w16cex w16sdtdh wp14">
+<w:endnotes xmlns:wpc="http://schemas.microsoft.com/office/word/2010/wordprocessingCanvas" xmlns:cx="http://schemas.microsoft.com/office/drawing/2014/chartex" xmlns:cx1="http://schemas.microsoft.com/office/drawing/2015/9/8/chartex" xmlns:cx2="http://schemas.microsoft.com/office/drawing/2015/10/21/chartex" xmlns:cx3="http://schemas.microsoft.com/office/drawing/2016/5/9/chartex" xmlns:cx4="http://schemas.microsoft.com/office/drawing/2016/5/10/chartex" xmlns:cx5="http://schemas.microsoft.com/office/drawing/2016/5/11/chartex" xmlns:cx6="http://schemas.microsoft.com/office/drawing/2016/5/12/chartex" xmlns:cx7="http://schemas.microsoft.com/office/drawing/2016/5/13/chartex" xmlns:cx8="http://schemas.microsoft.com/office/drawing/2016/5/14/chartex" xmlns:mc="http://schemas.openxmlformats.org/markup-compatibility/2006" xmlns:aink="http://schemas.microsoft.com/office/drawing/2016/ink" xmlns:am3d="http://schemas.microsoft.com/office/drawing/2017/model3d" xmlns:o="urn:schemas-microsoft-com:office:office" xmlns:oel="http://schemas.microsoft.com/office/2019/extlst" xmlns:r="http://schemas.openxmlformats.org/officeDocument/2006/relationships" xmlns:m="http://schemas.openxmlformats.org/officeDocument/2006/math" xmlns:v="urn:schemas-microsoft-com:vml" xmlns:wp14="http://schemas.microsoft.com/office/word/2010/wordprocessingDrawing" xmlns:wp="http://schemas.openxmlformats.org/drawingml/2006/wordprocessingDrawing" xmlns:w10="urn:schemas-microsoft-com:office:word" xmlns:w="http://schemas.openxmlformats.org/wordprocessingml/2006/main" xmlns:w14="http://schemas.microsoft.com/office/word/2010/wordml" xmlns:w15="http://schemas.microsoft.com/office/word/2012/wordml" xmlns:w16cex="http://schemas.microsoft.com/office/word/2018/wordml/cex" xmlns:w16cid="http://schemas.microsoft.com/office/word/2016/wordml/cid" xmlns:w16="http://schemas.microsoft.com/office/word/2018/wordml" xmlns:w16sdtdh="http://schemas.microsoft.com/office/word/2020/wordml/sdtdatahash" xmlns:w16se="http://schemas.microsoft.com/office/word/2015/wordml/symex" xmlns:wpg="http://schemas.microsoft.com/office/word/2010/wordprocessingGroup" xmlns:wpi="http://schemas.microsoft.com/office/word/2010/wordprocessingInk" xmlns:wne="http://schemas.microsoft.com/office/word/2006/wordml" xmlns:wps="http://schemas.microsoft.com/office/word/2010/wordprocessingShape" mc:Ignorable="w14 w15 w16se w16cid w16 w16cex w16sdtdh wp14">
   <w:endnote w:type="separator" w:id="-1">
     <w:p>
       <w:r>
@@ -6348,7 +3806,7 @@
 </file>
 
 <file path=word/footer1.xml><?xml version="1.0" encoding="utf-8"?>
-<w:ftr xmlns:wpc="http://schemas.microsoft.com/office/word/2010/wordprocessingCanvas" xmlns:cx="http://schemas.microsoft.com/office/drawing/2014/chartex" xmlns:cx1="http://schemas.microsoft.com/office/drawing/2015/9/8/chartex" xmlns:cx2="http://schemas.microsoft.com/office/drawing/2015/10/21/chartex" xmlns:cx3="http://schemas.microsoft.com/office/drawing/2016/5/9/chartex" xmlns:cx4="http://schemas.microsoft.com/office/drawing/2016/5/10/chartex" xmlns:cx5="http://schemas.microsoft.com/office/drawing/2016/5/11/chartex" xmlns:cx6="http://schemas.microsoft.com/office/drawing/2016/5/12/chartex" xmlns:cx7="http://schemas.microsoft.com/office/drawing/2016/5/13/chartex" xmlns:cx8="http://schemas.microsoft.com/office/drawing/2016/5/14/chartex" xmlns:mc="http://schemas.openxmlformats.org/markup-compatibility/2006" xmlns:aink="http://schemas.microsoft.com/office/drawing/2016/ink" xmlns:am3d="http://schemas.microsoft.com/office/drawing/2017/model3d" xmlns:o="urn:schemas-microsoft-com:office:office" xmlns:r="http://schemas.openxmlformats.org/officeDocument/2006/relationships" xmlns:m="http://schemas.openxmlformats.org/officeDocument/2006/math" xmlns:v="urn:schemas-microsoft-com:vml" xmlns:wp14="http://schemas.microsoft.com/office/word/2010/wordprocessingDrawing" xmlns:wp="http://schemas.openxmlformats.org/drawingml/2006/wordprocessingDrawing" xmlns:w10="urn:schemas-microsoft-com:office:word" xmlns:w="http://schemas.openxmlformats.org/wordprocessingml/2006/main" xmlns:w14="http://schemas.microsoft.com/office/word/2010/wordml" xmlns:w15="http://schemas.microsoft.com/office/word/2012/wordml" xmlns:w16cex="http://schemas.microsoft.com/office/word/2018/wordml/cex" xmlns:w16cid="http://schemas.microsoft.com/office/word/2016/wordml/cid" xmlns:w16="http://schemas.microsoft.com/office/word/2018/wordml" xmlns:w16sdtdh="http://schemas.microsoft.com/office/word/2020/wordml/sdtdatahash" xmlns:w16se="http://schemas.microsoft.com/office/word/2015/wordml/symex" xmlns:wpg="http://schemas.microsoft.com/office/word/2010/wordprocessingGroup" xmlns:wpi="http://schemas.microsoft.com/office/word/2010/wordprocessingInk" xmlns:wne="http://schemas.microsoft.com/office/word/2006/wordml" xmlns:wps="http://schemas.microsoft.com/office/word/2010/wordprocessingShape" mc:Ignorable="w14 w15 w16se w16cid w16 w16cex w16sdtdh wp14">
+<w:ftr xmlns:wpc="http://schemas.microsoft.com/office/word/2010/wordprocessingCanvas" xmlns:cx="http://schemas.microsoft.com/office/drawing/2014/chartex" xmlns:cx1="http://schemas.microsoft.com/office/drawing/2015/9/8/chartex" xmlns:cx2="http://schemas.microsoft.com/office/drawing/2015/10/21/chartex" xmlns:cx3="http://schemas.microsoft.com/office/drawing/2016/5/9/chartex" xmlns:cx4="http://schemas.microsoft.com/office/drawing/2016/5/10/chartex" xmlns:cx5="http://schemas.microsoft.com/office/drawing/2016/5/11/chartex" xmlns:cx6="http://schemas.microsoft.com/office/drawing/2016/5/12/chartex" xmlns:cx7="http://schemas.microsoft.com/office/drawing/2016/5/13/chartex" xmlns:cx8="http://schemas.microsoft.com/office/drawing/2016/5/14/chartex" xmlns:mc="http://schemas.openxmlformats.org/markup-compatibility/2006" xmlns:aink="http://schemas.microsoft.com/office/drawing/2016/ink" xmlns:am3d="http://schemas.microsoft.com/office/drawing/2017/model3d" xmlns:o="urn:schemas-microsoft-com:office:office" xmlns:oel="http://schemas.microsoft.com/office/2019/extlst" xmlns:r="http://schemas.openxmlformats.org/officeDocument/2006/relationships" xmlns:m="http://schemas.openxmlformats.org/officeDocument/2006/math" xmlns:v="urn:schemas-microsoft-com:vml" xmlns:wp14="http://schemas.microsoft.com/office/word/2010/wordprocessingDrawing" xmlns:wp="http://schemas.openxmlformats.org/drawingml/2006/wordprocessingDrawing" xmlns:w10="urn:schemas-microsoft-com:office:word" xmlns:w="http://schemas.openxmlformats.org/wordprocessingml/2006/main" xmlns:w14="http://schemas.microsoft.com/office/word/2010/wordml" xmlns:w15="http://schemas.microsoft.com/office/word/2012/wordml" xmlns:w16cex="http://schemas.microsoft.com/office/word/2018/wordml/cex" xmlns:w16cid="http://schemas.microsoft.com/office/word/2016/wordml/cid" xmlns:w16="http://schemas.microsoft.com/office/word/2018/wordml" xmlns:w16sdtdh="http://schemas.microsoft.com/office/word/2020/wordml/sdtdatahash" xmlns:w16se="http://schemas.microsoft.com/office/word/2015/wordml/symex" xmlns:wpg="http://schemas.microsoft.com/office/word/2010/wordprocessingGroup" xmlns:wpi="http://schemas.microsoft.com/office/word/2010/wordprocessingInk" xmlns:wne="http://schemas.microsoft.com/office/word/2006/wordml" xmlns:wps="http://schemas.microsoft.com/office/word/2010/wordprocessingShape" mc:Ignorable="w14 w15 w16se w16cid w16 w16cex w16sdtdh wp14">
   <w:sdt>
     <w:sdtPr>
       <w:id w:val="653104563"/>
@@ -6357,7 +3815,6 @@
         <w:docPartUnique/>
       </w:docPartObj>
     </w:sdtPr>
-    <w:sdtEndPr/>
     <w:sdtContent>
       <w:p>
         <w:pPr>
@@ -6394,7 +3851,7 @@
 </file>
 
 <file path=word/footnotes.xml><?xml version="1.0" encoding="utf-8"?>
-<w:footnotes xmlns:wpc="http://schemas.microsoft.com/office/word/2010/wordprocessingCanvas" xmlns:cx="http://schemas.microsoft.com/office/drawing/2014/chartex" xmlns:cx1="http://schemas.microsoft.com/office/drawing/2015/9/8/chartex" xmlns:cx2="http://schemas.microsoft.com/office/drawing/2015/10/21/chartex" xmlns:cx3="http://schemas.microsoft.com/office/drawing/2016/5/9/chartex" xmlns:cx4="http://schemas.microsoft.com/office/drawing/2016/5/10/chartex" xmlns:cx5="http://schemas.microsoft.com/office/drawing/2016/5/11/chartex" xmlns:cx6="http://schemas.microsoft.com/office/drawing/2016/5/12/chartex" xmlns:cx7="http://schemas.microsoft.com/office/drawing/2016/5/13/chartex" xmlns:cx8="http://schemas.microsoft.com/office/drawing/2016/5/14/chartex" xmlns:mc="http://schemas.openxmlformats.org/markup-compatibility/2006" xmlns:aink="http://schemas.microsoft.com/office/drawing/2016/ink" xmlns:am3d="http://schemas.microsoft.com/office/drawing/2017/model3d" xmlns:o="urn:schemas-microsoft-com:office:office" xmlns:r="http://schemas.openxmlformats.org/officeDocument/2006/relationships" xmlns:m="http://schemas.openxmlformats.org/officeDocument/2006/math" xmlns:v="urn:schemas-microsoft-com:vml" xmlns:wp14="http://schemas.microsoft.com/office/word/2010/wordprocessingDrawing" xmlns:wp="http://schemas.openxmlformats.org/drawingml/2006/wordprocessingDrawing" xmlns:w10="urn:schemas-microsoft-com:office:word" xmlns:w="http://schemas.openxmlformats.org/wordprocessingml/2006/main" xmlns:w14="http://schemas.microsoft.com/office/word/2010/wordml" xmlns:w15="http://schemas.microsoft.com/office/word/2012/wordml" xmlns:w16cex="http://schemas.microsoft.com/office/word/2018/wordml/cex" xmlns:w16cid="http://schemas.microsoft.com/office/word/2016/wordml/cid" xmlns:w16="http://schemas.microsoft.com/office/word/2018/wordml" xmlns:w16sdtdh="http://schemas.microsoft.com/office/word/2020/wordml/sdtdatahash" xmlns:w16se="http://schemas.microsoft.com/office/word/2015/wordml/symex" xmlns:wpg="http://schemas.microsoft.com/office/word/2010/wordprocessingGroup" xmlns:wpi="http://schemas.microsoft.com/office/word/2010/wordprocessingInk" xmlns:wne="http://schemas.microsoft.com/office/word/2006/wordml" xmlns:wps="http://schemas.microsoft.com/office/word/2010/wordprocessingShape" mc:Ignorable="w14 w15 w16se w16cid w16 w16cex w16sdtdh wp14">
+<w:footnotes xmlns:wpc="http://schemas.microsoft.com/office/word/2010/wordprocessingCanvas" xmlns:cx="http://schemas.microsoft.com/office/drawing/2014/chartex" xmlns:cx1="http://schemas.microsoft.com/office/drawing/2015/9/8/chartex" xmlns:cx2="http://schemas.microsoft.com/office/drawing/2015/10/21/chartex" xmlns:cx3="http://schemas.microsoft.com/office/drawing/2016/5/9/chartex" xmlns:cx4="http://schemas.microsoft.com/office/drawing/2016/5/10/chartex" xmlns:cx5="http://schemas.microsoft.com/office/drawing/2016/5/11/chartex" xmlns:cx6="http://schemas.microsoft.com/office/drawing/2016/5/12/chartex" xmlns:cx7="http://schemas.microsoft.com/office/drawing/2016/5/13/chartex" xmlns:cx8="http://schemas.microsoft.com/office/drawing/2016/5/14/chartex" xmlns:mc="http://schemas.openxmlformats.org/markup-compatibility/2006" xmlns:aink="http://schemas.microsoft.com/office/drawing/2016/ink" xmlns:am3d="http://schemas.microsoft.com/office/drawing/2017/model3d" xmlns:o="urn:schemas-microsoft-com:office:office" xmlns:oel="http://schemas.microsoft.com/office/2019/extlst" xmlns:r="http://schemas.openxmlformats.org/officeDocument/2006/relationships" xmlns:m="http://schemas.openxmlformats.org/officeDocument/2006/math" xmlns:v="urn:schemas-microsoft-com:vml" xmlns:wp14="http://schemas.microsoft.com/office/word/2010/wordprocessingDrawing" xmlns:wp="http://schemas.openxmlformats.org/drawingml/2006/wordprocessingDrawing" xmlns:w10="urn:schemas-microsoft-com:office:word" xmlns:w="http://schemas.openxmlformats.org/wordprocessingml/2006/main" xmlns:w14="http://schemas.microsoft.com/office/word/2010/wordml" xmlns:w15="http://schemas.microsoft.com/office/word/2012/wordml" xmlns:w16cex="http://schemas.microsoft.com/office/word/2018/wordml/cex" xmlns:w16cid="http://schemas.microsoft.com/office/word/2016/wordml/cid" xmlns:w16="http://schemas.microsoft.com/office/word/2018/wordml" xmlns:w16sdtdh="http://schemas.microsoft.com/office/word/2020/wordml/sdtdatahash" xmlns:w16se="http://schemas.microsoft.com/office/word/2015/wordml/symex" xmlns:wpg="http://schemas.microsoft.com/office/word/2010/wordprocessingGroup" xmlns:wpi="http://schemas.microsoft.com/office/word/2010/wordprocessingInk" xmlns:wne="http://schemas.microsoft.com/office/word/2006/wordml" xmlns:wps="http://schemas.microsoft.com/office/word/2010/wordprocessingShape" mc:Ignorable="w14 w15 w16se w16cid w16 w16cex w16sdtdh wp14">
   <w:footnote w:type="separator" w:id="-1">
     <w:p>
       <w:r>
@@ -6413,6 +3870,9 @@
     <w:p>
       <w:pPr>
         <w:pStyle w:val="aa"/>
+        <w:rPr>
+          <w:lang w:eastAsia="zh-CN"/>
+        </w:rPr>
       </w:pPr>
       <w:r>
         <w:rPr>
@@ -6421,28 +3881,23 @@
         <w:footnoteRef/>
       </w:r>
       <w:r>
-        <w:t xml:space="preserve"> </w:t>
-      </w:r>
-      <w:r>
-        <w:t>胡悦，清华大学政治学系副教授；朱萌，通讯作者，清华大学政治学系硕士研究生。本文为国家自然科学基金委面上项目（</w:t>
-      </w:r>
-      <w:r>
-        <w:t>72374116</w:t>
-      </w:r>
-      <w:r>
-        <w:t>）</w:t>
-      </w:r>
-      <w:r>
-        <w:t>“</w:t>
-      </w:r>
-      <w:r>
-        <w:t>经济不平等的经济与治理认知塑造机制与行为政策引导策略研究</w:t>
-      </w:r>
-      <w:r>
-        <w:t>”</w:t>
-      </w:r>
-      <w:r>
-        <w:t>研究成果。</w:t>
+        <w:rPr>
+          <w:lang w:eastAsia="zh-CN"/>
+        </w:rPr>
+        <w:t xml:space="preserve"> 胡悦，清华大学政治学系副教授；朱萌，通讯作者，清华大学政治学系</w:t>
+      </w:r>
+      <w:r>
+        <w:rPr>
+          <w:rFonts w:hint="eastAsia"/>
+          <w:lang w:eastAsia="zh-CN"/>
+        </w:rPr>
+        <w:t>博士</w:t>
+      </w:r>
+      <w:r>
+        <w:rPr>
+          <w:lang w:eastAsia="zh-CN"/>
+        </w:rPr>
+        <w:t>研究生。本文为国家自然科学基金委面上项目（72374116）“经济不平等的经济与治理认知塑造机制与行为政策引导策略研究”研究成果。</w:t>
       </w:r>
     </w:p>
   </w:footnote>
@@ -6450,7 +3905,7 @@
 </file>
 
 <file path=word/numbering.xml><?xml version="1.0" encoding="utf-8"?>
-<w:numbering xmlns:wpc="http://schemas.microsoft.com/office/word/2010/wordprocessingCanvas" xmlns:cx="http://schemas.microsoft.com/office/drawing/2014/chartex" xmlns:cx1="http://schemas.microsoft.com/office/drawing/2015/9/8/chartex" xmlns:cx2="http://schemas.microsoft.com/office/drawing/2015/10/21/chartex" xmlns:cx3="http://schemas.microsoft.com/office/drawing/2016/5/9/chartex" xmlns:cx4="http://schemas.microsoft.com/office/drawing/2016/5/10/chartex" xmlns:cx5="http://schemas.microsoft.com/office/drawing/2016/5/11/chartex" xmlns:cx6="http://schemas.microsoft.com/office/drawing/2016/5/12/chartex" xmlns:cx7="http://schemas.microsoft.com/office/drawing/2016/5/13/chartex" xmlns:cx8="http://schemas.microsoft.com/office/drawing/2016/5/14/chartex" xmlns:mc="http://schemas.openxmlformats.org/markup-compatibility/2006" xmlns:aink="http://schemas.microsoft.com/office/drawing/2016/ink" xmlns:am3d="http://schemas.microsoft.com/office/drawing/2017/model3d" xmlns:o="urn:schemas-microsoft-com:office:office" xmlns:r="http://schemas.openxmlformats.org/officeDocument/2006/relationships" xmlns:m="http://schemas.openxmlformats.org/officeDocument/2006/math" xmlns:v="urn:schemas-microsoft-com:vml" xmlns:wp14="http://schemas.microsoft.com/office/word/2010/wordprocessingDrawing" xmlns:wp="http://schemas.openxmlformats.org/drawingml/2006/wordprocessingDrawing" xmlns:w10="urn:schemas-microsoft-com:office:word" xmlns:w="http://schemas.openxmlformats.org/wordprocessingml/2006/main" xmlns:w14="http://schemas.microsoft.com/office/word/2010/wordml" xmlns:w15="http://schemas.microsoft.com/office/word/2012/wordml" xmlns:w16cex="http://schemas.microsoft.com/office/word/2018/wordml/cex" xmlns:w16cid="http://schemas.microsoft.com/office/word/2016/wordml/cid" xmlns:w16="http://schemas.microsoft.com/office/word/2018/wordml" xmlns:w16sdtdh="http://schemas.microsoft.com/office/word/2020/wordml/sdtdatahash" xmlns:w16se="http://schemas.microsoft.com/office/word/2015/wordml/symex" xmlns:wpg="http://schemas.microsoft.com/office/word/2010/wordprocessingGroup" xmlns:wpi="http://schemas.microsoft.com/office/word/2010/wordprocessingInk" xmlns:wne="http://schemas.microsoft.com/office/word/2006/wordml" xmlns:wps="http://schemas.microsoft.com/office/word/2010/wordprocessingShape" mc:Ignorable="w14 w15 w16se w16cid w16 w16cex w16sdtdh wp14">
+<w:numbering xmlns:wpc="http://schemas.microsoft.com/office/word/2010/wordprocessingCanvas" xmlns:cx="http://schemas.microsoft.com/office/drawing/2014/chartex" xmlns:cx1="http://schemas.microsoft.com/office/drawing/2015/9/8/chartex" xmlns:cx2="http://schemas.microsoft.com/office/drawing/2015/10/21/chartex" xmlns:cx3="http://schemas.microsoft.com/office/drawing/2016/5/9/chartex" xmlns:cx4="http://schemas.microsoft.com/office/drawing/2016/5/10/chartex" xmlns:cx5="http://schemas.microsoft.com/office/drawing/2016/5/11/chartex" xmlns:cx6="http://schemas.microsoft.com/office/drawing/2016/5/12/chartex" xmlns:cx7="http://schemas.microsoft.com/office/drawing/2016/5/13/chartex" xmlns:cx8="http://schemas.microsoft.com/office/drawing/2016/5/14/chartex" xmlns:mc="http://schemas.openxmlformats.org/markup-compatibility/2006" xmlns:aink="http://schemas.microsoft.com/office/drawing/2016/ink" xmlns:am3d="http://schemas.microsoft.com/office/drawing/2017/model3d" xmlns:o="urn:schemas-microsoft-com:office:office" xmlns:oel="http://schemas.microsoft.com/office/2019/extlst" xmlns:r="http://schemas.openxmlformats.org/officeDocument/2006/relationships" xmlns:m="http://schemas.openxmlformats.org/officeDocument/2006/math" xmlns:v="urn:schemas-microsoft-com:vml" xmlns:wp14="http://schemas.microsoft.com/office/word/2010/wordprocessingDrawing" xmlns:wp="http://schemas.openxmlformats.org/drawingml/2006/wordprocessingDrawing" xmlns:w10="urn:schemas-microsoft-com:office:word" xmlns:w="http://schemas.openxmlformats.org/wordprocessingml/2006/main" xmlns:w14="http://schemas.microsoft.com/office/word/2010/wordml" xmlns:w15="http://schemas.microsoft.com/office/word/2012/wordml" xmlns:w16cex="http://schemas.microsoft.com/office/word/2018/wordml/cex" xmlns:w16cid="http://schemas.microsoft.com/office/word/2016/wordml/cid" xmlns:w16="http://schemas.microsoft.com/office/word/2018/wordml" xmlns:w16sdtdh="http://schemas.microsoft.com/office/word/2020/wordml/sdtdatahash" xmlns:w16se="http://schemas.microsoft.com/office/word/2015/wordml/symex" xmlns:wpg="http://schemas.microsoft.com/office/word/2010/wordprocessingGroup" xmlns:wpi="http://schemas.microsoft.com/office/word/2010/wordprocessingInk" xmlns:wne="http://schemas.microsoft.com/office/word/2006/wordml" xmlns:wps="http://schemas.microsoft.com/office/word/2010/wordprocessingShape" mc:Ignorable="w14 w15 w16se w16cid w16 w16cex w16sdtdh wp14">
   <w:abstractNum w:abstractNumId="0" w15:restartNumberingAfterBreak="0">
     <w:nsid w:val="FFFFFF7C"/>
     <w:multiLevelType w:val="singleLevel"/>
@@ -7509,61 +4964,61 @@
       </w:rPr>
     </w:lvl>
   </w:abstractNum>
-  <w:num w:numId="1">
+  <w:num w:numId="1" w16cid:durableId="2015186662">
     <w:abstractNumId w:val="13"/>
   </w:num>
-  <w:num w:numId="2">
+  <w:num w:numId="2" w16cid:durableId="441729861">
     <w:abstractNumId w:val="8"/>
   </w:num>
-  <w:num w:numId="3">
+  <w:num w:numId="3" w16cid:durableId="1148090456">
     <w:abstractNumId w:val="3"/>
   </w:num>
-  <w:num w:numId="4">
+  <w:num w:numId="4" w16cid:durableId="1448889764">
     <w:abstractNumId w:val="2"/>
   </w:num>
-  <w:num w:numId="5">
+  <w:num w:numId="5" w16cid:durableId="1053583802">
     <w:abstractNumId w:val="1"/>
   </w:num>
-  <w:num w:numId="6">
+  <w:num w:numId="6" w16cid:durableId="1516728129">
     <w:abstractNumId w:val="0"/>
   </w:num>
-  <w:num w:numId="7">
+  <w:num w:numId="7" w16cid:durableId="1919829750">
     <w:abstractNumId w:val="9"/>
   </w:num>
-  <w:num w:numId="8">
+  <w:num w:numId="8" w16cid:durableId="87888619">
     <w:abstractNumId w:val="7"/>
   </w:num>
-  <w:num w:numId="9">
+  <w:num w:numId="9" w16cid:durableId="1419516729">
     <w:abstractNumId w:val="6"/>
   </w:num>
-  <w:num w:numId="10">
+  <w:num w:numId="10" w16cid:durableId="1687946242">
     <w:abstractNumId w:val="5"/>
   </w:num>
-  <w:num w:numId="11">
+  <w:num w:numId="11" w16cid:durableId="1209797409">
     <w:abstractNumId w:val="4"/>
   </w:num>
-  <w:num w:numId="12">
+  <w:num w:numId="12" w16cid:durableId="1999188829">
     <w:abstractNumId w:val="14"/>
   </w:num>
-  <w:num w:numId="13">
+  <w:num w:numId="13" w16cid:durableId="344135073">
     <w:abstractNumId w:val="16"/>
   </w:num>
-  <w:num w:numId="14">
+  <w:num w:numId="14" w16cid:durableId="1715695375">
     <w:abstractNumId w:val="15"/>
   </w:num>
-  <w:num w:numId="15">
+  <w:num w:numId="15" w16cid:durableId="66419133">
     <w:abstractNumId w:val="11"/>
   </w:num>
-  <w:num w:numId="16">
+  <w:num w:numId="16" w16cid:durableId="963198125">
     <w:abstractNumId w:val="12"/>
   </w:num>
-  <w:num w:numId="17">
+  <w:num w:numId="17" w16cid:durableId="951328983">
     <w:abstractNumId w:val="17"/>
   </w:num>
-  <w:num w:numId="18">
+  <w:num w:numId="18" w16cid:durableId="1614173363">
     <w:abstractNumId w:val="18"/>
   </w:num>
-  <w:num w:numId="19">
+  <w:num w:numId="19" w16cid:durableId="1635864521">
     <w:abstractNumId w:val="10"/>
   </w:num>
 </w:numbering>

--- a/paper/language_governance.docx
+++ b/paper/language_governance.docx
@@ -7,7 +7,7 @@
         <w:pStyle w:val="a5"/>
       </w:pPr>
       <w:r>
-        <w:t xml:space="preserve">语言的国家治理功能与路径研究</w:t>
+        <w:t xml:space="preserve">语言的国家治理意涵与功能研究</w:t>
       </w:r>
     </w:p>
     <w:p>
@@ -53,25 +53,31 @@
         <w:pStyle w:val="Abstract"/>
       </w:pPr>
       <w:r>
-        <w:t xml:space="preserve">语言治理体系是国家治理体系的有机组成部分，语言治理是维护政治与文化统一、增强国家认同、保障社会稳定的必要条件。</w:t>
-      </w:r>
-      <w:r>
-        <w:t xml:space="preserve"> </w:t>
-      </w:r>
-      <w:r>
-        <w:t xml:space="preserve">本文运用系统功能类型学方法，梳理语言在国家治理体系三个不同层面的贯通治理功能、阐明语言治理对国家、群体和个体的根本性与统合性作用。</w:t>
-      </w:r>
-      <w:r>
-        <w:t xml:space="preserve"> </w:t>
-      </w:r>
-      <w:r>
-        <w:t xml:space="preserve">进而，在综合前沿政治语言学研究基础上，提出语言治理完善国家治理体系的三条实践路径。</w:t>
-      </w:r>
-      <w:r>
-        <w:t xml:space="preserve"> </w:t>
-      </w:r>
-      <w:r>
-        <w:t xml:space="preserve">最后，针对新时期国家治理体系中的城市治理、新媒体治理和共同富裕等核心治理领域，讨论语言治理在解决现实治理挑战、丰富治理场景、推进治理体系现代化上的重要功用。语言治理事关国家政治安全和经济社会发展，是保障国家政策得以顺畅运行、有效运行、高效运行、合法运行必不可少的治理手段。</w:t>
+        <w:t xml:space="preserve">语言是政治运行和政民沟通核心载体。</w:t>
+      </w:r>
+      <w:r>
+        <w:t xml:space="preserve"> </w:t>
+      </w:r>
+      <w:r>
+        <w:t xml:space="preserve">然而，对于语言的治理功能和意涵却仍缺乏全面认识。</w:t>
+      </w:r>
+      <w:r>
+        <w:t xml:space="preserve"> </w:t>
+      </w:r>
+      <w:r>
+        <w:t xml:space="preserve">本文结合语言政治学前沿理论和实证研究，对语言的治理角色和功能进行了系统阐述，重点探讨语言超越文化和民族事务的治理作用。</w:t>
+      </w:r>
+      <w:r>
+        <w:t xml:space="preserve"> </w:t>
+      </w:r>
+      <w:r>
+        <w:t xml:space="preserve">本文提出，语言能够在国家治理、群体治理和个体治理过程中产生多层治理效能，同时通过传递政治意志、调整群体心态和促进个体发展等路径实现其他政策工具罕有的贯通性治理。</w:t>
+      </w:r>
+      <w:r>
+        <w:t xml:space="preserve"> </w:t>
+      </w:r>
+      <w:r>
+        <w:t xml:space="preserve">最后，文章针对新型城镇化、意识形态工作和共同富裕三个重点领域，对语言治理效能在具体治理场景中的应用进行了探索性讨论，为如何在新的发展阶段将语言文字工作有机嵌入国家治理体系和治理能力现代化总体目标的实践问题提供思路和视角。</w:t>
       </w:r>
     </w:p>
     <w:p>
@@ -103,17 +109,69 @@
         <w:pStyle w:val="FirstParagraph"/>
       </w:pPr>
       <w:r>
-        <w:t xml:space="preserve">语言是政治生活的核心载体，是塑造政治生活的重要途径</w:t>
+        <w:t xml:space="preserve">语言是政治运行和政民沟通最核心的载体。</w:t>
+      </w:r>
+      <w:r>
+        <w:t xml:space="preserve"> </w:t>
+      </w:r>
+      <w:r>
+        <w:t xml:space="preserve">政权通过对政治词汇和逻辑的语言解释，阐释治国理念、传达施政方针、表现政治意志；</w:t>
+      </w:r>
+      <w:r>
+        <w:t xml:space="preserve"> </w:t>
+      </w:r>
+      <w:r>
+        <w:t xml:space="preserve">民众通过接收政府的语言信号，领会政府政治意图、理解治理思路、明确发展方向。</w:t>
+      </w:r>
+      <w:r>
+        <w:t xml:space="preserve"> </w:t>
+      </w:r>
+      <w:r>
+        <w:t xml:space="preserve">然而，对于语言这一如此根基性的政治生活要素的治理功能和意涵的理解却有待深入。</w:t>
+      </w:r>
+      <w:r>
+        <w:t xml:space="preserve"> </w:t>
+      </w:r>
+      <w:r>
+        <w:t xml:space="preserve">在政治学领域，既有与语言相关的研究主要聚焦语言在促进国家共同体认同和调整民族关系上的作用</w:t>
       </w:r>
       <w:r>
         <w:t xml:space="preserve">(</w:t>
       </w:r>
-      <w:hyperlink w:anchor="ref-WangChunHui2020b">
-        <w:r>
-          <w:rPr>
-            <w:rStyle w:val="ae"/>
-          </w:rPr>
-          <w:t xml:space="preserve">王春辉 2020</w:t>
+      <w:hyperlink w:anchor="ref-QuShaoBing2016">
+        <w:r>
+          <w:rPr>
+            <w:rStyle w:val="ae"/>
+          </w:rPr>
+          <w:t xml:space="preserve">屈哨兵 2016</w:t>
+        </w:r>
+      </w:hyperlink>
+      <w:r>
+        <w:t xml:space="preserve">;</w:t>
+      </w:r>
+      <w:r>
+        <w:t xml:space="preserve"> </w:t>
+      </w:r>
+      <w:hyperlink w:anchor="ref-ShiLin2021">
+        <w:r>
+          <w:rPr>
+            <w:rStyle w:val="ae"/>
+          </w:rPr>
+          <w:t xml:space="preserve">石琳 2021</w:t>
+        </w:r>
+      </w:hyperlink>
+      <w:r>
+        <w:t xml:space="preserve">;</w:t>
+      </w:r>
+      <w:r>
+        <w:t xml:space="preserve"> </w:t>
+      </w:r>
+      <w:hyperlink w:anchor="ref-WangChunHui2018">
+        <w:r>
+          <w:rPr>
+            <w:rStyle w:val="ae"/>
+          </w:rPr>
+          <w:t xml:space="preserve">王春辉 2018</w:t>
         </w:r>
       </w:hyperlink>
       <w:r>
@@ -126,46 +184,143 @@
         <w:t xml:space="preserve"> </w:t>
       </w:r>
       <w:r>
-        <w:t xml:space="preserve">政府正是通过对词汇和理论的解释，将治国理念和施政方针进行阐释，从而维护政治稳定。</w:t>
-      </w:r>
-      <w:r>
-        <w:t xml:space="preserve"> </w:t>
-      </w:r>
-      <w:r>
-        <w:t xml:space="preserve">在政府治理实践中，语言不仅是实现政府间政策扩散的工具、更是推动政策落实和搭建政民互动的基础媒介。习近平总书记指出“语言是了解一个国家最好的钥匙”，语言文字工作要服务好国内国际两个大局</w:t>
+        <w:t xml:space="preserve">从这个角度来看，现代国家对于语言的规范和治理似乎只在建国初期产生作用或仅作用于国家内部的少数族裔和外来人口。</w:t>
+      </w:r>
+      <w:r>
+        <w:t xml:space="preserve"> </w:t>
+      </w:r>
+      <w:r>
+        <w:t xml:space="preserve">然而，近年来国际学界开始从政治心理和认知塑造角度，重新检视语言在政民互动、意识形态塑造等过程中更具普遍性和长期型的效能</w:t>
+      </w:r>
+      <w:r>
+        <w:t xml:space="preserve"> </w:t>
       </w:r>
       <w:r>
         <w:t xml:space="preserve">(</w:t>
       </w:r>
-      <w:hyperlink w:anchor="ref-LiYuMing2021a">
-        <w:r>
-          <w:rPr>
-            <w:rStyle w:val="ae"/>
-          </w:rPr>
-          <w:t xml:space="preserve">李宇明 2021</w:t>
+      <w:hyperlink w:anchor="ref-Hu2020">
+        <w:r>
+          <w:rPr>
+            <w:rStyle w:val="ae"/>
+          </w:rPr>
+          <w:t xml:space="preserve">Hu 2020</w:t>
+        </w:r>
+      </w:hyperlink>
+      <w:r>
+        <w:t xml:space="preserve">;</w:t>
+      </w:r>
+      <w:r>
+        <w:t xml:space="preserve"> </w:t>
+      </w:r>
+      <w:hyperlink w:anchor="ref-Liu2022">
+        <w:r>
+          <w:rPr>
+            <w:rStyle w:val="ae"/>
+          </w:rPr>
+          <w:t xml:space="preserve">A. H. Liu 2022</w:t>
+        </w:r>
+      </w:hyperlink>
+      <w:r>
+        <w:t xml:space="preserve">;</w:t>
+      </w:r>
+      <w:r>
+        <w:t xml:space="preserve"> </w:t>
+      </w:r>
+      <w:hyperlink w:anchor="ref-MartelliJaffrelot2023">
+        <w:r>
+          <w:rPr>
+            <w:rStyle w:val="ae"/>
+          </w:rPr>
+          <w:t xml:space="preserve">Martelli and Jaffrelot 2023</w:t>
         </w:r>
       </w:hyperlink>
       <w:r>
         <w:t xml:space="preserve">)</w:t>
       </w:r>
       <w:r>
-        <w:t xml:space="preserve">。2016年，国家语委首次将国家语言治理写入《国家语言文字事业“十三五”发展规划》并提出，要实现语言治理与国家治理相适应。2020年10月，我国第一次全国语言文字会议上提出要“推进语言文字治理体系和治理能力现代化”。因此，如何精准传达政策信息、把握政治方向，如何掌握网络话语权，如何搭建高效政民信息互通，都是新时期政府完善治理体系的重要内容，而这都与语言使用及其使用者息息相关。</w:t>
-      </w:r>
-      <w:r>
-        <w:t xml:space="preserve"> </w:t>
-      </w:r>
-      <w:r>
-        <w:t xml:space="preserve">面对推进治理体系现代化的重大挑战，理解语言治理的功效及其应用场景在理论和实践上都愈发迫切。基于此，本文运用系统功能类型学方法，梳理语言在国家治理体系三个不同层面的贯通治理功能、阐明语言治理对国家、群体和个体的根本性与统合性作用。同时，结合新时期的发展需求与现有挑战，本文丰富了语言治理在我国城市治理、新媒体治理以及共同富裕中的应用场景，为进一步实现“共建、共治、共享”的社会良性发展和制度建构提供借鉴。</w:t>
+        <w:t xml:space="preserve">。</w:t>
+      </w:r>
+      <w:r>
+        <w:t xml:space="preserve"> </w:t>
+      </w:r>
+      <w:r>
+        <w:t xml:space="preserve">新研究的不断涌现，促使政治学者重新思考语言在国家治理和政治过程中扮演的角色，也加速了以政治逻辑和视角理解语言公共意涵和治理效能的“语言政治学”逐渐脱离民族政治学和政治修辞学，形成具有独立议题指向和研究方法的新兴交叉学科领域</w:t>
+      </w:r>
+      <w:r>
+        <w:t xml:space="preserve"> </w:t>
+      </w:r>
+      <w:r>
+        <w:t xml:space="preserve">(</w:t>
+      </w:r>
+      <w:hyperlink w:anchor="ref-GuoTaiHui2019">
+        <w:r>
+          <w:rPr>
+            <w:rStyle w:val="ae"/>
+          </w:rPr>
+          <w:t xml:space="preserve">郭台辉 2019</w:t>
+        </w:r>
+      </w:hyperlink>
+      <w:r>
+        <w:t xml:space="preserve">)</w:t>
+      </w:r>
+      <w:r>
+        <w:t xml:space="preserve">。</w:t>
+      </w:r>
+    </w:p>
+    <w:p>
+      <w:pPr>
+        <w:pStyle w:val="a1"/>
+      </w:pPr>
+      <w:r>
+        <w:t xml:space="preserve">对于语言国家治理意涵和功能的理解，不仅是一种理论需求，更为探讨如何在新的发展阶段语言文字工作有机嵌入国家治理体系和治理能力现代化总体目标的实践问题提供思路和参考。</w:t>
+      </w:r>
+      <w:r>
+        <w:t xml:space="preserve"> </w:t>
+      </w:r>
+      <w:r>
+        <w:t xml:space="preserve">2016年，国家语委将国家语言治理写入《国家语言文字事业“十三五”发展规划》，并提出要实现语言治理与国家治理相适应。</w:t>
+      </w:r>
+      <w:r>
+        <w:t xml:space="preserve"> </w:t>
+      </w:r>
+      <w:r>
+        <w:t xml:space="preserve">2020年10月，第一次全国语言文字会议上提出要“推进语言文字治理体系和治理能力现代化”。</w:t>
+      </w:r>
+      <w:r>
+        <w:t xml:space="preserve"> </w:t>
+      </w:r>
+      <w:r>
+        <w:t xml:space="preserve">2024年全国语言文字工作会议上，又进一步将语言文字工作与“加快发展新质生产力”绑定。</w:t>
+      </w:r>
+      <w:r>
+        <w:t xml:space="preserve"> </w:t>
+      </w:r>
+      <w:r>
+        <w:t xml:space="preserve">除了教育、文化传统领域，语言在更广泛公共事务中如何能实现功用，进而促进国家高质量发展，是本文探索的实践之义。</w:t>
+      </w:r>
+    </w:p>
+    <w:p>
+      <w:pPr>
+        <w:pStyle w:val="a1"/>
+      </w:pPr>
+      <w:r>
+        <w:t xml:space="preserve">响应理论和实践的双重需求，本文在语言政治学前沿理论和实证研究基础上，对语言在国家治理、群体治理和个体治理三个层面的角色和功能进行了系统阐述，重点探讨语言超越文化和民族事务的治理作用，提出传递政治意志、调整群体心态和促进个体发展三种治理实现路径。</w:t>
+      </w:r>
+      <w:r>
+        <w:t xml:space="preserve"> </w:t>
+      </w:r>
+      <w:r>
+        <w:t xml:space="preserve">最后，文章针对新型城镇化、意识形态工作和共同富裕三个重点领域，对语言治理效能在具体治理场景中的应用进行了探索性讨论。</w:t>
       </w:r>
     </w:p>
     <w:bookmarkEnd w:id="21"/>
-    <w:bookmarkStart w:id="25" w:name="语言在国家治理体系中的功效与角色"/>
+    <w:bookmarkStart w:id="25" w:name="语言的多层次治理效能"/>
     <w:p>
       <w:pPr>
         <w:pStyle w:val="1"/>
       </w:pPr>
       <w:r>
-        <w:t xml:space="preserve">语言在国家治理体系中的功效与角色</w:t>
+        <w:t xml:space="preserve">语言的多层次治理效能</w:t>
       </w:r>
     </w:p>
     <w:p>
@@ -173,11 +328,43 @@
         <w:pStyle w:val="FirstParagraph"/>
       </w:pPr>
       <w:r>
-        <w:t xml:space="preserve">语言作为人类社会最重要的交际与思维符号体系，是传递信息与价值，交流思想与情感的重要工具，是凝聚国家认同、承载社会文化、提升个体认知的有效途径。不同学科从不同视角出发对其功能和作用给予了各种不同的阐释：经济学家将语言技能视作一种经济优势，强调语言对个体人力资本的促进作用</w:t>
+        <w:t xml:space="preserve">从人类发展角度，语言是人类有别于其他物种的独征（autapomorphy），也是维系人类社会最重要的交际与思维符号体系，个体交流思想与情感的最根本工具</w:t>
+      </w:r>
+      <w:r>
+        <w:t xml:space="preserve"> </w:t>
       </w:r>
       <w:r>
         <w:t xml:space="preserve">(</w:t>
       </w:r>
+      <w:hyperlink w:anchor="ref-BerwickChomsky2016">
+        <w:r>
+          <w:rPr>
+            <w:rStyle w:val="ae"/>
+          </w:rPr>
+          <w:t xml:space="preserve">Berwick and Chomsky 2016, 54</w:t>
+        </w:r>
+      </w:hyperlink>
+      <w:r>
+        <w:t xml:space="preserve">)</w:t>
+      </w:r>
+      <w:r>
+        <w:t xml:space="preserve">。</w:t>
+      </w:r>
+      <w:r>
+        <w:t xml:space="preserve"> </w:t>
+      </w:r>
+      <w:r>
+        <w:t xml:space="preserve">从社会政治角度，语言一直以来被认为是凝聚国家共同体意识、承载社会文化身份的重要手段。</w:t>
+      </w:r>
+      <w:r>
+        <w:t xml:space="preserve"> </w:t>
+      </w:r>
+      <w:r>
+        <w:t xml:space="preserve">社会科学各学科都对语言的社会政治作用有独特视角的阐释：经济学家将语言技能视作一种经济优势，强调语言对个体人力资本的促进作用</w:t>
+      </w:r>
+      <w:r>
+        <w:t xml:space="preserve">(</w:t>
+      </w:r>
       <w:hyperlink w:anchor="ref-ZhangWeiGuo2011">
         <w:r>
           <w:rPr>
@@ -190,7 +377,13 @@
         <w:t xml:space="preserve">)</w:t>
       </w:r>
       <w:r>
-        <w:t xml:space="preserve">；社会学家突出语言的个人性与社会性</w:t>
+        <w:t xml:space="preserve">；</w:t>
+      </w:r>
+      <w:r>
+        <w:t xml:space="preserve"> </w:t>
+      </w:r>
+      <w:r>
+        <w:t xml:space="preserve">社会语言学家突出语言的个人性与社会性</w:t>
       </w:r>
       <w:r>
         <w:t xml:space="preserve">(</w:t>
@@ -207,7 +400,13 @@
         <w:t xml:space="preserve">)</w:t>
       </w:r>
       <w:r>
-        <w:t xml:space="preserve">，侧重语言对个体身份认同的影响；政治学家则认为语言与国家构建息息相关</w:t>
+        <w:t xml:space="preserve">，侧重语言对个体身份认同的影响；</w:t>
+      </w:r>
+      <w:r>
+        <w:t xml:space="preserve"> </w:t>
+      </w:r>
+      <w:r>
+        <w:t xml:space="preserve">而政治语言学家更多将语言与国家构建和民族关系相关联</w:t>
       </w:r>
       <w:r>
         <w:t xml:space="preserve">(</w:t>
@@ -224,16 +423,22 @@
         <w:t xml:space="preserve">)</w:t>
       </w:r>
       <w:r>
-        <w:t xml:space="preserve">。本文延续政治学脉络，结合系统功能类型学方法与国家治理的政治视角，对语言治理效能进行分析，阐明语言规划作为一种公共制度和公共政策在国家治理体系中不同层次上的贯穿性和统合性功效。</w:t>
-      </w:r>
-    </w:p>
-    <w:bookmarkStart w:id="22" w:name="语言与国家治理"/>
+        <w:t xml:space="preserve">。</w:t>
+      </w:r>
+      <w:r>
+        <w:t xml:space="preserve"> </w:t>
+      </w:r>
+      <w:r>
+        <w:t xml:space="preserve">本文承接政治语言学脉络，但侧重从国家功能角度，将语言政策视为一种公共制度手段，从国家全局治理、群体关系治理和个体行为治理的由宏观到微观的层次分析理解语言治理意涵。</w:t>
+      </w:r>
+    </w:p>
+    <w:bookmarkStart w:id="22" w:name="语言的国家治理功能"/>
     <w:p>
       <w:pPr>
         <w:pStyle w:val="2"/>
       </w:pPr>
       <w:r>
-        <w:t xml:space="preserve">语言与国家治理</w:t>
+        <w:t xml:space="preserve">语言的国家治理功能</w:t>
       </w:r>
     </w:p>
     <w:p>
@@ -241,17 +446,114 @@
         <w:pStyle w:val="FirstParagraph"/>
       </w:pPr>
       <w:r>
-        <w:t xml:space="preserve">国家治理是指国家政权的所有者、管理者和利益相关者等多元行为主体在一国范围内对社会公共事务的合作管理，以便维护公共秩序、增进国家利益、实现社会团结。语言则是影响国家治理有效性和执政合法性的关键性因素：政治生活中，国家通过合理安排语言政治权力，实现语言政治权力的善治，故语言治理必须体现政治立场和政治高度。具体而言，语言的在国家治理体系中的功能主要体现在国家通用语和语言结构设定两方面。</w:t>
-      </w:r>
-      <w:r>
-        <w:t xml:space="preserve"> </w:t>
-      </w:r>
-      <w:r>
-        <w:t xml:space="preserve">国家通用语言对于加强国家整合和塑造民族认同具有重要作用。作为国家记忆和文化的主要载体，国家通用语一直以来受到各国政策制定者的关注和争相推广。国族的共同记忆、历史传统、文化价值等要素的维系和传递，都需要统一的民族语言作为基础。国家通用语言消除了各地区和各民族因语言差导致的地域保护主义，推动了共同体的建立，从而维护了国家统一和民族团结</w:t>
+        <w:t xml:space="preserve">语言是国家治理得以实施的基础性条件。</w:t>
+      </w:r>
+      <w:r>
+        <w:t xml:space="preserve"> </w:t>
+      </w:r>
+      <w:r>
+        <w:t xml:space="preserve">国家治理是国家政权的所有者、管理者和利益相关者等多元行为主体在一国范围内对社会公共事务的合作管理，核心目的在于彰显公共秩序、传达政治意志、实现社会团结。</w:t>
+      </w:r>
+      <w:r>
+        <w:t xml:space="preserve"> </w:t>
+      </w:r>
+      <w:r>
+        <w:t xml:space="preserve">在这一层面，语言政策和语言治理扮演着影响国家治理有效性和权威性的重要角色。</w:t>
+      </w:r>
+      <w:r>
+        <w:t xml:space="preserve"> </w:t>
+      </w:r>
+      <w:r>
+        <w:t xml:space="preserve">正如诸多语言政治学研究指出的，语言政策的核心是确定国家官方的统一使用语言以及各种语言类型在国家语言体系中的位置</w:t>
       </w:r>
       <w:r>
         <w:t xml:space="preserve">(</w:t>
       </w:r>
+      <w:hyperlink w:anchor="ref-Laitin1994">
+        <w:r>
+          <w:rPr>
+            <w:rStyle w:val="ae"/>
+          </w:rPr>
+          <w:t xml:space="preserve">Laitin 1994</w:t>
+        </w:r>
+      </w:hyperlink>
+      <w:r>
+        <w:t xml:space="preserve">;</w:t>
+      </w:r>
+      <w:r>
+        <w:t xml:space="preserve"> </w:t>
+      </w:r>
+      <w:hyperlink w:anchor="ref-Pool1991">
+        <w:r>
+          <w:rPr>
+            <w:rStyle w:val="ae"/>
+          </w:rPr>
+          <w:t xml:space="preserve">Pool 1991</w:t>
+        </w:r>
+      </w:hyperlink>
+      <w:r>
+        <w:t xml:space="preserve">;</w:t>
+      </w:r>
+      <w:r>
+        <w:t xml:space="preserve"> </w:t>
+      </w:r>
+      <w:hyperlink w:anchor="ref-Schildkraut2001a">
+        <w:r>
+          <w:rPr>
+            <w:rStyle w:val="ae"/>
+          </w:rPr>
+          <w:t xml:space="preserve">Schildkraut 2001</w:t>
+        </w:r>
+      </w:hyperlink>
+      <w:r>
+        <w:t xml:space="preserve">)</w:t>
+      </w:r>
+      <w:r>
+        <w:t xml:space="preserve">。</w:t>
+      </w:r>
+    </w:p>
+    <w:p>
+      <w:pPr>
+        <w:pStyle w:val="a1"/>
+      </w:pPr>
+      <w:r>
+        <w:t xml:space="preserve">官方（使用）语言——通常也是国家通语——具有保证政令可达和提升国家行政效率作用。</w:t>
+      </w:r>
+      <w:r>
+        <w:t xml:space="preserve"> </w:t>
+      </w:r>
+      <w:r>
+        <w:t xml:space="preserve">因此，推行国家通用语言也成为现代国家普遍采用的语言治理模式</w:t>
+      </w:r>
+      <w:r>
+        <w:t xml:space="preserve">(</w:t>
+      </w:r>
+      <w:hyperlink w:anchor="ref-Liu2015">
+        <w:r>
+          <w:rPr>
+            <w:rStyle w:val="ae"/>
+          </w:rPr>
+          <w:t xml:space="preserve">A. H. Liu 2015</w:t>
+        </w:r>
+      </w:hyperlink>
+      <w:r>
+        <w:t xml:space="preserve">)</w:t>
+      </w:r>
+      <w:r>
+        <w:t xml:space="preserve">。</w:t>
+      </w:r>
+      <w:r>
+        <w:t xml:space="preserve"> </w:t>
+      </w:r>
+      <w:r>
+        <w:t xml:space="preserve">现代国家通用语言的推广，从交流成本层面，有助于消除语言差导致的地域保护主义，推动了共同体的建立，从而维护了国家统一和民族团结</w:t>
+      </w:r>
+      <w:r>
+        <w:t xml:space="preserve"> </w:t>
+      </w:r>
+      <w:r>
+        <w:t xml:space="preserve">(</w:t>
+      </w:r>
       <w:hyperlink w:anchor="ref-ZhangWeiGuo2020">
         <w:r>
           <w:rPr>
@@ -264,7 +566,150 @@
         <w:t xml:space="preserve">)</w:t>
       </w:r>
       <w:r>
-        <w:t xml:space="preserve">。从秦始皇统一文字到孝文帝“断北语，从正音”，从明代《洪武正韵》到清代“以官音统一天下之语言”、从民国的“国语运动”到新中国推广普通话、修订汉语拼音等。波澜壮阔、传承延绵的中华语言治理历史无不表明了语言是构建国家认同的重要对象和构成要素。</w:t>
+        <w:t xml:space="preserve">。</w:t>
+      </w:r>
+      <w:r>
+        <w:t xml:space="preserve"> </w:t>
+      </w:r>
+      <w:r>
+        <w:t xml:space="preserve">一个国家统一时间越长、政府体系越完善，其官方语言的推广范围和使用人群也就越大。</w:t>
+      </w:r>
+      <w:r>
+        <w:t xml:space="preserve"> </w:t>
+      </w:r>
+      <w:r>
+        <w:t xml:space="preserve">我国自1955年确定推广标准普通话、1956年正式由国务院部署实施，至今已经将近七十年。</w:t>
+      </w:r>
+      <w:r>
+        <w:t xml:space="preserve"> </w:t>
+      </w:r>
+      <w:r>
+        <w:t xml:space="preserve">当前全国普通话普及率超过80%，预期2025年将达到85%</w:t>
+      </w:r>
+      <w:r>
+        <w:t xml:space="preserve"> </w:t>
+      </w:r>
+      <w:r>
+        <w:t xml:space="preserve">(</w:t>
+      </w:r>
+      <w:hyperlink w:anchor="ref-ChaiRuJin2022">
+        <w:r>
+          <w:rPr>
+            <w:rStyle w:val="ae"/>
+          </w:rPr>
+          <w:t xml:space="preserve">柴如瑾 2022</w:t>
+        </w:r>
+      </w:hyperlink>
+      <w:r>
+        <w:t xml:space="preserve">)</w:t>
+      </w:r>
+      <w:r>
+        <w:t xml:space="preserve">。</w:t>
+      </w:r>
+    </w:p>
+    <w:bookmarkEnd w:id="22"/>
+    <w:bookmarkStart w:id="23" w:name="语言的群体治理功能"/>
+    <w:p>
+      <w:pPr>
+        <w:pStyle w:val="2"/>
+      </w:pPr>
+      <w:r>
+        <w:t xml:space="preserve">语言的群体治理功能</w:t>
+      </w:r>
+    </w:p>
+    <w:p>
+      <w:pPr>
+        <w:pStyle w:val="FirstParagraph"/>
+      </w:pPr>
+      <w:r>
+        <w:t xml:space="preserve">在群体治理层面，语言是跨群体交流的手段，也是群体间得以保持自主性和文化活力的重要倚仗。</w:t>
+      </w:r>
+      <w:r>
+        <w:t xml:space="preserve"> </w:t>
+      </w:r>
+      <w:r>
+        <w:t xml:space="preserve">群体治理突出民众的自我管理能力，强调在没有政府的参与下，利用群体间的自我协作、社会交往以及非正式协议等自治手段来管理社会团体和社会组织</w:t>
+      </w:r>
+      <w:r>
+        <w:t xml:space="preserve"> </w:t>
+      </w:r>
+      <w:r>
+        <w:t xml:space="preserve">(</w:t>
+      </w:r>
+      <w:hyperlink w:anchor="ref-LiuPizzi2018">
+        <w:r>
+          <w:rPr>
+            <w:rStyle w:val="ae"/>
+          </w:rPr>
+          <w:t xml:space="preserve">A. Liu and Pizzi 2018</w:t>
+        </w:r>
+      </w:hyperlink>
+      <w:r>
+        <w:t xml:space="preserve">)</w:t>
+      </w:r>
+      <w:r>
+        <w:t xml:space="preserve">。</w:t>
+      </w:r>
+      <w:r>
+        <w:t xml:space="preserve"> </w:t>
+      </w:r>
+      <w:r>
+        <w:t xml:space="preserve">根据社会认同理论，个体通过人际互动塑造群体利益，而语言对于满足人际交往和社会互动的紧迫需求，在更广泛意义上团结松散的民众，形成集体凝聚力具有重要作用。</w:t>
+      </w:r>
+      <w:r>
+        <w:t xml:space="preserve"> </w:t>
+      </w:r>
+      <w:r>
+        <w:t xml:space="preserve">语言是厘定文化群体边界的核心指标。</w:t>
+      </w:r>
+      <w:r>
+        <w:t xml:space="preserve"> </w:t>
+      </w:r>
+      <w:r>
+        <w:t xml:space="preserve">人类社会自古以来最简单也是最有效表明自己身份和判断他人身份的手段就是语言</w:t>
+      </w:r>
+      <w:r>
+        <w:t xml:space="preserve"> </w:t>
+      </w:r>
+      <w:r>
+        <w:t xml:space="preserve">(</w:t>
+      </w:r>
+      <w:hyperlink w:anchor="ref-WangKeFei2011">
+        <w:r>
+          <w:rPr>
+            <w:rStyle w:val="ae"/>
+          </w:rPr>
+          <w:t xml:space="preserve">王克非 2011</w:t>
+        </w:r>
+      </w:hyperlink>
+      <w:r>
+        <w:t xml:space="preserve">)</w:t>
+      </w:r>
+      <w:r>
+        <w:t xml:space="preserve">。</w:t>
+      </w:r>
+      <w:r>
+        <w:t xml:space="preserve"> </w:t>
+      </w:r>
+      <w:r>
+        <w:t xml:space="preserve">移民研究也表明，语言是社会融合的前提条件，是正式进入移民社会的必要条件，持有不同语言的移民会遭遇来自主流社会的敌意和排斥，因而由自身母语方言到当地方言的转变被看作是移民文化适应和社会融入的关键标志</w:t>
+      </w:r>
+      <w:r>
+        <w:t xml:space="preserve">(</w:t>
+      </w:r>
+      <w:hyperlink w:anchor="ref-LiangEtAl2018">
+        <w:r>
+          <w:rPr>
+            <w:rStyle w:val="ae"/>
+          </w:rPr>
+          <w:t xml:space="preserve">Liang et al. 2018</w:t>
+        </w:r>
+      </w:hyperlink>
+      <w:r>
+        <w:t xml:space="preserve">)</w:t>
+      </w:r>
+      <w:r>
+        <w:t xml:space="preserve">。</w:t>
       </w:r>
     </w:p>
     <w:p>
@@ -272,42 +717,76 @@
         <w:pStyle w:val="a1"/>
       </w:pPr>
       <w:r>
-        <w:t xml:space="preserve">语言治理协调国家通用语和地方语言的结构性紧张关系。地方语言是历史和地理因素共同作用的结果，具有地区交流和文化认同功能。从语言功能角度来看，交际便利与否是语言使用的关键因素，对地方治理和基层治理来说，方言和民族语言有助于加强政策宣导效果，增进官民沟通效率，提高地方治理绩效。研究表明，普通百姓在日常生活中仍较多使用方言交流，因而采用本地人说本地话讲本地事的方法，更有助于政策的传达和民众的理解。然而，我国内部语言方言差异巨大，不同方言之间难以对话，语言沟通阻碍了地方政府顺利开展工作，引发的语言服务需求已成为亟需解决的问题。以汉语为例，不仅可以划分为官话、晋语、吴语、闽语、粤语、客家话、赣语、湘语、徽语、平话和土话等十大方言，还可进一步细分为97个方言片，101个方言小片，这些十里不同音的零散片区不仅导致同一政策难以进行跨区域沟通，还会形塑不同方言之间的权利紧张关系，无助于国家主流语言的向心力。因此，只有实施合适的语言治理策略，既推广国家通用语，又在治理实践中灵活运用方言，才能在国家治理体系中实现属地与跨地域治理的双高效目标。</w:t>
-      </w:r>
-    </w:p>
-    <w:bookmarkEnd w:id="22"/>
-    <w:bookmarkStart w:id="23" w:name="语言与群体治理"/>
-    <w:p>
-      <w:pPr>
-        <w:pStyle w:val="2"/>
-      </w:pPr>
-      <w:r>
-        <w:t xml:space="preserve">语言与群体治理</w:t>
-      </w:r>
-    </w:p>
-    <w:p>
-      <w:pPr>
-        <w:pStyle w:val="FirstParagraph"/>
-      </w:pPr>
-      <w:r>
-        <w:t xml:space="preserve">语言的国家治理功效主要从宏观角度出发，着力于塑造政治秩序和提升治理效率。在中观层面，语言治理具有群体治理功能。群体治理突出民众的自我管理能力，强调在没有政府的参与下，利用群体间的自我协作、社会交往以及非正式协议等自治手段来管理社会团体和社会组织</w:t>
+        <w:t xml:space="preserve">因此，语言对于协调各群体关系具有重要作用。</w:t>
+      </w:r>
+      <w:r>
+        <w:t xml:space="preserve"> </w:t>
+      </w:r>
+      <w:r>
+        <w:t xml:space="preserve">这一点很多民族关系学者已经有了深入研究</w:t>
       </w:r>
       <w:r>
         <w:t xml:space="preserve">(</w:t>
       </w:r>
-      <w:hyperlink w:anchor="ref-LiuPizzi2018">
-        <w:r>
-          <w:rPr>
-            <w:rStyle w:val="ae"/>
-          </w:rPr>
-          <w:t xml:space="preserve">Liu and Pizzi 2018</w:t>
+      <w:hyperlink w:anchor="ref-GuoTaiHui2019">
+        <w:r>
+          <w:rPr>
+            <w:rStyle w:val="ae"/>
+          </w:rPr>
+          <w:t xml:space="preserve">郭台辉 2019</w:t>
+        </w:r>
+      </w:hyperlink>
+      <w:r>
+        <w:t xml:space="preserve">;</w:t>
+      </w:r>
+      <w:r>
+        <w:t xml:space="preserve"> </w:t>
+      </w:r>
+      <w:hyperlink w:anchor="ref-LiYuMing2008">
+        <w:r>
+          <w:rPr>
+            <w:rStyle w:val="ae"/>
+          </w:rPr>
+          <w:t xml:space="preserve">李宇明 2008</w:t>
+        </w:r>
+      </w:hyperlink>
+      <w:r>
+        <w:t xml:space="preserve">;</w:t>
+      </w:r>
+      <w:r>
+        <w:t xml:space="preserve"> </w:t>
+      </w:r>
+      <w:hyperlink w:anchor="ref-MaRong2004">
+        <w:r>
+          <w:rPr>
+            <w:rStyle w:val="ae"/>
+          </w:rPr>
+          <w:t xml:space="preserve">马戎 2004</w:t>
         </w:r>
       </w:hyperlink>
       <w:r>
         <w:t xml:space="preserve">)</w:t>
       </w:r>
       <w:r>
-        <w:t xml:space="preserve">。根据社会认同理论，个体通过人际互动塑造群体利益，而语言对于满足人际交往和社会互动的紧迫需求，在更广泛意义上团结松散的民众，形成集体凝聚力具有重要作用。</w:t>
+        <w:t xml:space="preserve">。</w:t>
+      </w:r>
+      <w:r>
+        <w:t xml:space="preserve"> </w:t>
+      </w:r>
+      <w:r>
+        <w:t xml:space="preserve">同时，文化差异不仅体现在各族群之间，还存在于地域之间。</w:t>
+      </w:r>
+      <w:r>
+        <w:t xml:space="preserve"> </w:t>
+      </w:r>
+      <w:r>
+        <w:t xml:space="preserve">这种地区性差异，同样可以通过语言，即地方方言，进行标记。</w:t>
+      </w:r>
+      <w:r>
+        <w:t xml:space="preserve"> </w:t>
+      </w:r>
+      <w:r>
+        <w:t xml:space="preserve">方言是历史和地理因素共同作用的结果，除了文化意义外，也具有极强的地区情感交流和凝聚身份认同功能。</w:t>
       </w:r>
     </w:p>
     <w:p>
@@ -315,58 +794,82 @@
         <w:pStyle w:val="a1"/>
       </w:pPr>
       <w:r>
-        <w:t xml:space="preserve">语言是厘定文化群体边界的核心指标。人类社会自古以来最简单也是最有效表明自己身份和判断他人身份的手段就是语言</w:t>
+        <w:t xml:space="preserve">因此，语言的群体治理除了通过推广通用语，调和不同文化和地域背景人群关系外，另一个重要面向是协调通用语与地方语言种类、少数民族语之间的关系。</w:t>
+      </w:r>
+      <w:r>
+        <w:t xml:space="preserve"> </w:t>
+      </w:r>
+      <w:r>
+        <w:t xml:space="preserve">Hu and Pizzi (</w:t>
+      </w:r>
+      <w:hyperlink w:anchor="ref-HuPizzi2022">
+        <w:r>
+          <w:rPr>
+            <w:rStyle w:val="ae"/>
+          </w:rPr>
+          <w:t xml:space="preserve">2022</w:t>
+        </w:r>
+      </w:hyperlink>
+      <w:r>
+        <w:t xml:space="preserve">)</w:t>
+      </w:r>
+      <w:r>
+        <w:t xml:space="preserve"> </w:t>
+      </w:r>
+      <w:r>
+        <w:t xml:space="preserve">的全国调查发现，即使经过了六十多年全国范围内的普通话推广工作，仍有一半以上的本地居民会在工作场合使用本地方言，而工作后生活交流方言使用频率更高。</w:t>
+      </w:r>
+      <w:r>
+        <w:t xml:space="preserve"> </w:t>
+      </w:r>
+      <w:r>
+        <w:t xml:space="preserve">因此如果仅重视通用语推广，无视地方语言和民族语言的社会政治作用，将会削减地方身份认同，影响地方稳定和社会文化发展。</w:t>
+      </w:r>
+      <w:r>
+        <w:t xml:space="preserve"> </w:t>
+      </w:r>
+      <w:r>
+        <w:t xml:space="preserve">值得注意的是，新近研究已经表明，不论是地方方言还是少数民族语言，其与通用语的关系都不是相互替代的关系；二者不仅可以共存而且能共同发挥作用</w:t>
+      </w:r>
+      <w:r>
+        <w:t xml:space="preserve"> </w:t>
       </w:r>
       <w:r>
         <w:t xml:space="preserve">(</w:t>
       </w:r>
-      <w:hyperlink w:anchor="ref-WangKeFei2011">
-        <w:r>
-          <w:rPr>
-            <w:rStyle w:val="ae"/>
-          </w:rPr>
-          <w:t xml:space="preserve">王克非 2011</w:t>
+      <w:hyperlink w:anchor="ref-HuPizzi2022">
+        <w:r>
+          <w:rPr>
+            <w:rStyle w:val="ae"/>
+          </w:rPr>
+          <w:t xml:space="preserve">Hu and Pizzi 2022</w:t>
+        </w:r>
+      </w:hyperlink>
+      <w:r>
+        <w:t xml:space="preserve">;</w:t>
+      </w:r>
+      <w:r>
+        <w:t xml:space="preserve"> </w:t>
+      </w:r>
+      <w:hyperlink w:anchor="ref-TangHe2010">
+        <w:r>
+          <w:rPr>
+            <w:rStyle w:val="ae"/>
+          </w:rPr>
+          <w:t xml:space="preserve">Tang and He 2010</w:t>
         </w:r>
       </w:hyperlink>
       <w:r>
         <w:t xml:space="preserve">)</w:t>
       </w:r>
       <w:r>
-        <w:t xml:space="preserve">，因语言而划定的群体边界，促使人们在心理和文化上对“我者”与“他者”做出判断。具体而言，人们在听到某种特定语言后，会对语言使用者产生一些直观感受和印象，从而对不同种类的语言使用人群产生不同的情感和态度差异。如，刘华夏和袁青欢基于对不同个体语言能力差异的研究表明，语言差异会影响群体之间的相互认同，甚至会形成心理隔阂，从而造成社会认知和社会判断的固化</w:t>
-      </w:r>
-      <w:r>
-        <w:t xml:space="preserve">(</w:t>
-      </w:r>
-      <w:hyperlink w:anchor="ref-LiuHuaXiaYuanQingHuan2017">
-        <w:r>
-          <w:rPr>
-            <w:rStyle w:val="ae"/>
-          </w:rPr>
-          <w:t xml:space="preserve">刘华夏 and 袁青欢 2017</w:t>
-        </w:r>
-      </w:hyperlink>
-      <w:r>
-        <w:t xml:space="preserve">)</w:t>
-      </w:r>
-      <w:r>
-        <w:t xml:space="preserve">。国外移民研究也表明，语言是社会融合的前提条件，是正式进入移民社会的必要条件，持有不同语言的移民会遭遇来自主流社会的敌意和排斥，因而由自身母语方言到当地方言的转变被看作是移民文化适应和社会融入的关键标志</w:t>
-      </w:r>
-      <w:r>
-        <w:t xml:space="preserve">(</w:t>
-      </w:r>
-      <w:hyperlink w:anchor="ref-LiangEtAl2018">
-        <w:r>
-          <w:rPr>
-            <w:rStyle w:val="ae"/>
-          </w:rPr>
-          <w:t xml:space="preserve">Liang et al. 2018</w:t>
-        </w:r>
-      </w:hyperlink>
-      <w:r>
-        <w:t xml:space="preserve">)</w:t>
-      </w:r>
-      <w:r>
-        <w:t xml:space="preserve">。在这一意义上，对通用语和流行语的掌握程度也就塑造了社会个体对于主流社会的融入程度。</w:t>
+        <w:t xml:space="preserve">。</w:t>
+      </w:r>
+      <w:r>
+        <w:t xml:space="preserve"> </w:t>
+      </w:r>
+      <w:r>
+        <w:t xml:space="preserve">从这一点上，继续推广国家通用语言文字同时，科学保护方言、少数民族语言文字，既具有文化意义，也具有治理意义。</w:t>
       </w:r>
     </w:p>
     <w:bookmarkEnd w:id="23"/>
@@ -384,34 +887,64 @@
         <w:pStyle w:val="FirstParagraph"/>
       </w:pPr>
       <w:r>
-        <w:t xml:space="preserve">个体治理包含“解放政治”和“生活政治”的两个层面</w:t>
+        <w:t xml:space="preserve">在最微观的个体层面，语言是个体谋求发展的重要社会资本 。</w:t>
+      </w:r>
+      <w:r>
+        <w:t xml:space="preserve"> </w:t>
+      </w:r>
+      <w:r>
+        <w:t xml:space="preserve">语言作为人类经济活动的工具，在信息传递上具有价值、效用、成本和收益等经济特性。</w:t>
+      </w:r>
+      <w:r>
+        <w:t xml:space="preserve"> </w:t>
+      </w:r>
+      <w:r>
+        <w:t xml:space="preserve">社会语言学表明，掌握一门语言能够有效提高个体的信息获取能力，进而享有更多的公共资源和发展机会</w:t>
+      </w:r>
+      <w:r>
+        <w:t xml:space="preserve"> </w:t>
       </w:r>
       <w:r>
         <w:t xml:space="preserve">(</w:t>
       </w:r>
-      <w:hyperlink w:anchor="ref-HallidayEtAl1964">
-        <w:r>
-          <w:rPr>
-            <w:rStyle w:val="ae"/>
-          </w:rPr>
-          <w:t xml:space="preserve">Halliday, Brown, and McIntosh 1964</w:t>
+      <w:hyperlink w:anchor="ref-LiYuMing2021a">
+        <w:r>
+          <w:rPr>
+            <w:rStyle w:val="ae"/>
+          </w:rPr>
+          <w:t xml:space="preserve">李宇明 2021</w:t>
         </w:r>
       </w:hyperlink>
       <w:r>
         <w:t xml:space="preserve">)</w:t>
       </w:r>
       <w:r>
-        <w:t xml:space="preserve">，前者强调对社会地位和社会权利的争取，后者侧重于对社会认同和自我实现的追求。当前，中国社会结构发生巨大变革，个体的话语表达、经济活动、自我组织和自我管理等空间被逐渐释放出来，个体的自主意识、权利意识以及竞争意识也日益增强。这一改变导致传统社会对个体治理的运作路径面临极大挑战，以个体利益和个体成就为导向的价值追求促使中国传统社会的集体化治理模式和治理框架逐步瓦解。而语言作为重要的资本符号，能够伴随文化资本、经济资本和社会资本参与到资本转换中，对个体能力和个体认知产生重要影响，由此实现对个体的治理</w:t>
+        <w:t xml:space="preserve">。</w:t>
+      </w:r>
+      <w:r>
+        <w:t xml:space="preserve"> </w:t>
+      </w:r>
+      <w:r>
+        <w:t xml:space="preserve">这一点在全国通语上表现得尤为明显。</w:t>
+      </w:r>
+      <w:r>
+        <w:t xml:space="preserve"> </w:t>
+      </w:r>
+      <w:r>
+        <w:t xml:space="preserve">政治学、经济学和社会学多方向研究表明，相较于其他语言使用者，能熟练使用通用语的社会成员更容易与拥有资源和权力的人建立正向社会关系、展示专业能力，以及学习新技能</w:t>
+      </w:r>
+      <w:r>
+        <w:t xml:space="preserve"> </w:t>
       </w:r>
       <w:r>
         <w:t xml:space="preserve">(</w:t>
       </w:r>
-      <w:hyperlink w:anchor="ref-LiYuMing2021a">
-        <w:r>
-          <w:rPr>
-            <w:rStyle w:val="ae"/>
-          </w:rPr>
-          <w:t xml:space="preserve">李宇明 2021</w:t>
+      <w:hyperlink w:anchor="ref-BerryEtAl1997">
+        <w:r>
+          <w:rPr>
+            <w:rStyle w:val="ae"/>
+          </w:rPr>
+          <w:t xml:space="preserve">Berry et al. 1997</w:t>
         </w:r>
       </w:hyperlink>
       <w:r>
@@ -420,23 +953,124 @@
       <w:r>
         <w:t xml:space="preserve">。</w:t>
       </w:r>
+      <w:r>
+        <w:t xml:space="preserve"> </w:t>
+      </w:r>
+      <w:r>
+        <w:t xml:space="preserve">基于这种语言优势，这类人群通常也会有更多的机会接受更高的教育、获得更好的工作机会、收集到更多的发展信息</w:t>
+      </w:r>
+      <w:r>
+        <w:t xml:space="preserve"> </w:t>
+      </w:r>
+      <w:r>
+        <w:t xml:space="preserve">(</w:t>
+      </w:r>
+      <w:hyperlink w:anchor="ref-GodoyEtAl2007">
+        <w:r>
+          <w:rPr>
+            <w:rStyle w:val="ae"/>
+          </w:rPr>
+          <w:t xml:space="preserve">Godoy et al. 2007</w:t>
+        </w:r>
+      </w:hyperlink>
+      <w:r>
+        <w:t xml:space="preserve">;</w:t>
+      </w:r>
+      <w:r>
+        <w:t xml:space="preserve"> </w:t>
+      </w:r>
+      <w:hyperlink w:anchor="ref-HanQingLin2006">
+        <w:r>
+          <w:rPr>
+            <w:rStyle w:val="ae"/>
+          </w:rPr>
+          <w:t xml:space="preserve">韩清林 2006</w:t>
+        </w:r>
+      </w:hyperlink>
+      <w:r>
+        <w:t xml:space="preserve">)</w:t>
+      </w:r>
+      <w:r>
+        <w:t xml:space="preserve">。</w:t>
+      </w:r>
+      <w:r>
+        <w:t xml:space="preserve"> </w:t>
+      </w:r>
+      <w:r>
+        <w:t xml:space="preserve">在移民和多种族杂居社会的研究中，通用语的熟练使用者还可能获得更多的经济回报和更多的财务资源来投资于创业、生活质量的改善和个人发展</w:t>
+      </w:r>
+      <w:r>
+        <w:t xml:space="preserve"> </w:t>
+      </w:r>
+      <w:r>
+        <w:t xml:space="preserve">(</w:t>
+      </w:r>
+      <w:hyperlink w:anchor="ref-LaitinRamachandran2016">
+        <w:r>
+          <w:rPr>
+            <w:rStyle w:val="ae"/>
+          </w:rPr>
+          <w:t xml:space="preserve">Laitin and Ramachandran 2016</w:t>
+        </w:r>
+      </w:hyperlink>
+      <w:r>
+        <w:t xml:space="preserve">)</w:t>
+      </w:r>
+      <w:r>
+        <w:t xml:space="preserve">。</w:t>
+      </w:r>
+      <w:r>
+        <w:t xml:space="preserve"> </w:t>
+      </w:r>
+      <w:r>
+        <w:t xml:space="preserve">在中国的案例研究中，</w:t>
+      </w:r>
+      <w:r>
+        <w:t xml:space="preserve">Tang, Hu, and Jin (</w:t>
+      </w:r>
+      <w:hyperlink w:anchor="ref-TangEtAl2016">
+        <w:r>
+          <w:rPr>
+            <w:rStyle w:val="ae"/>
+          </w:rPr>
+          <w:t xml:space="preserve">2016</w:t>
+        </w:r>
+      </w:hyperlink>
+      <w:r>
+        <w:t xml:space="preserve">)</w:t>
+      </w:r>
+      <w:r>
+        <w:t xml:space="preserve"> </w:t>
+      </w:r>
+      <w:r>
+        <w:t xml:space="preserve">发现普通话水平是影响人口社会流动和跨民族差异的重要因素。</w:t>
+      </w:r>
     </w:p>
     <w:p>
       <w:pPr>
         <w:pStyle w:val="a1"/>
       </w:pPr>
       <w:r>
-        <w:t xml:space="preserve">就个体能力而言，语言作为人类经济活动的工具，在信息传递上具有价值、效用、成本和收益等经济特性。社会语言学表明，掌握一门语言能够有效提高个体的信息获取能力，进而享有更多的公共资源和发展机会。一种语言掌握越好，个体也就更容易了解与掌握相关的政治、经济、法律等社会生活中的知识和惯例，信息收益也就越大。实证研究显示，语言水平相对较高的人群由于交流障碍更少，拥有更好表现自身能力的交流工具，因而更受人才市场青睐，也更能适应现有生活环境，攀升到较高的社会地位，其个人社会定位也更为稳定</w:t>
+        <w:t xml:space="preserve">语言的作用还能触及到个体的社会认知层次。</w:t>
+      </w:r>
+      <w:r>
+        <w:t xml:space="preserve"> </w:t>
+      </w:r>
+      <w:r>
+        <w:t xml:space="preserve">语言学和神经科学研究表明，人们的自我定位很大程度上来源于与他人接触后的内省，语言在塑造自我认知方面的作用是其他习得能力难以比拟的</w:t>
+      </w:r>
+      <w:r>
+        <w:t xml:space="preserve"> </w:t>
       </w:r>
       <w:r>
         <w:t xml:space="preserve">(</w:t>
       </w:r>
-      <w:hyperlink w:anchor="ref-ZhangWeiGuoSunTao2016">
-        <w:r>
-          <w:rPr>
-            <w:rStyle w:val="ae"/>
-          </w:rPr>
-          <w:t xml:space="preserve">张卫国 and 孙涛 2016</w:t>
+      <w:hyperlink w:anchor="ref-BerwickChomsky2016">
+        <w:r>
+          <w:rPr>
+            <w:rStyle w:val="ae"/>
+          </w:rPr>
+          <w:t xml:space="preserve">Berwick and Chomsky 2016</w:t>
         </w:r>
       </w:hyperlink>
       <w:r>
@@ -445,13 +1079,20 @@
       <w:r>
         <w:t xml:space="preserve">。</w:t>
       </w:r>
-    </w:p>
-    <w:p>
-      <w:pPr>
-        <w:pStyle w:val="a1"/>
-      </w:pPr>
-      <w:r>
-        <w:t xml:space="preserve">从个体认知来看，语言塑造自我认知，人们的自我定位很大程度上来源于与他人接触后的内省。个体对于主流语种掌握能力越突出，交流成本越低，在拓展人际网络时遭遇的阻碍越少，其社会融入便会更加顺畅，因而对自身和社会的评价也就越高。当一个人擅长并非所有人都掌握但又普遍认同某种语言时（如一种通用语），语言就成为证明其能力的依据；语言掌握程度越高，其自我认同也就越强。譬如，祁虹和黎宏对语言学习者自我认知的研究表明，语言能力的提高对个人自信心具有显著的积极作用</w:t>
+      <w:r>
+        <w:t xml:space="preserve"> </w:t>
+      </w:r>
+      <w:r>
+        <w:t xml:space="preserve">其中一种机制来自于社会沟通带来的获得感。</w:t>
+      </w:r>
+      <w:r>
+        <w:t xml:space="preserve"> </w:t>
+      </w:r>
+      <w:r>
+        <w:t xml:space="preserve">个体语言能力越强，在拓展人际网络时遭遇的阻碍越少，其社会融入便会更加顺畅，因而对自身和社会的评价也就越高</w:t>
+      </w:r>
+      <w:r>
+        <w:t xml:space="preserve"> </w:t>
       </w:r>
       <w:r>
         <w:t xml:space="preserve">(</w:t>
@@ -468,7 +1109,16 @@
         <w:t xml:space="preserve">)</w:t>
       </w:r>
       <w:r>
-        <w:t xml:space="preserve">。更进一步，在学习语言的过程中，学习者不仅内化了语言能力，还在与目标文化的交互中完成意义建构和意义生成，从而实现了自我建构和自我评价的提高</w:t>
+        <w:t xml:space="preserve">。</w:t>
+      </w:r>
+      <w:r>
+        <w:t xml:space="preserve"> </w:t>
+      </w:r>
+      <w:r>
+        <w:t xml:space="preserve">另外，在学习语言的过程中，学习者不仅内化了语言能力，还在与目标文化的交互中完成意义建构和意义生成，从而实现了自我建构和自我评价的提高</w:t>
+      </w:r>
+      <w:r>
+        <w:t xml:space="preserve"> </w:t>
       </w:r>
       <w:r>
         <w:t xml:space="preserve">(</w:t>
@@ -486,17 +1136,63 @@
       </w:r>
       <w:r>
         <w:t xml:space="preserve">。</w:t>
+      </w:r>
+      <w:r>
+        <w:t xml:space="preserve"> </w:t>
+      </w:r>
+      <w:r>
+        <w:t xml:space="preserve">最后，语言能力的增长也将改变个体获取信息的方式和看待世界的方式，进而影响个体对与政府关系，乃至国际关系的理解</w:t>
+      </w:r>
+      <w:r>
+        <w:t xml:space="preserve"> </w:t>
+      </w:r>
+      <w:r>
+        <w:t xml:space="preserve">(</w:t>
+      </w:r>
+      <w:hyperlink w:anchor="ref-HuYueZhuMeng2022">
+        <w:r>
+          <w:rPr>
+            <w:rStyle w:val="ae"/>
+          </w:rPr>
+          <w:t xml:space="preserve">胡悦 and 朱萌 2022</w:t>
+        </w:r>
+      </w:hyperlink>
+      <w:r>
+        <w:t xml:space="preserve">;</w:t>
+      </w:r>
+      <w:r>
+        <w:t xml:space="preserve"> </w:t>
+      </w:r>
+      <w:hyperlink w:anchor="ref-HuLiu2020">
+        <w:r>
+          <w:rPr>
+            <w:rStyle w:val="ae"/>
+          </w:rPr>
+          <w:t xml:space="preserve">Hu and Liu 2020</w:t>
+        </w:r>
+      </w:hyperlink>
+      <w:r>
+        <w:t xml:space="preserve">)</w:t>
+      </w:r>
+      <w:r>
+        <w:t xml:space="preserve">。</w:t>
+      </w:r>
+      <w:r>
+        <w:t xml:space="preserve"> </w:t>
+      </w:r>
+      <w:r>
+        <w:t xml:space="preserve">通过这些机制，语言影响个体社会经济发展潜质和参与社会政治生活的方式，实现个体层面的治理。</w:t>
       </w:r>
     </w:p>
     <w:bookmarkEnd w:id="24"/>
     <w:bookmarkEnd w:id="25"/>
-    <w:bookmarkStart w:id="29" w:name="语言治理的实现途径"/>
+    <w:bookmarkStart w:id="26" w:name="语言治理的贯通性治理途径"/>
     <w:p>
       <w:pPr>
         <w:pStyle w:val="1"/>
       </w:pPr>
       <w:r>
-        <w:t xml:space="preserve">语言治理的实现途径</w:t>
+        <w:t xml:space="preserve">语言治理的贯通性治理途径</w:t>
       </w:r>
     </w:p>
     <w:p>
@@ -504,16 +1200,404 @@
         <w:pStyle w:val="FirstParagraph"/>
       </w:pPr>
       <w:r>
-        <w:t xml:space="preserve">上文从系统功能类型角度梳理了语言治理从国家到社会再到个人的纵贯性、多层次影响。而作为治理决策者和执行者，如何切实实践语言治理，最大化其治理效能呢？针对语言治理的三种功能，存在三条实践路径：阐释政策规范、调整群体关系和改善个人发展环境：</w:t>
-      </w:r>
-    </w:p>
-    <w:bookmarkStart w:id="26" w:name="阐释政策规范"/>
+        <w:t xml:space="preserve">上文对语言能够产生的治理效能和原理进行了讨论，但这种效能是如何实现的？</w:t>
+      </w:r>
+      <w:r>
+        <w:t xml:space="preserve"> </w:t>
+      </w:r>
+      <w:r>
+        <w:t xml:space="preserve">本节针对国家、群体、个体三层治理，归纳对应的治理路径，阐释语言是如何贯通宏、中、微观层次，实现治理效果的。</w:t>
+      </w:r>
+    </w:p>
+    <w:p>
+      <w:pPr>
+        <w:pStyle w:val="a1"/>
+      </w:pPr>
+      <w:r>
+        <w:t xml:space="preserve">宏观上，传递政治意志。</w:t>
+      </w:r>
+      <w:r>
+        <w:t xml:space="preserve"> </w:t>
+      </w:r>
+      <w:r>
+        <w:t xml:space="preserve">这一点主要通过国家通用语体现出来。</w:t>
+      </w:r>
+      <w:r>
+        <w:t xml:space="preserve"> </w:t>
+      </w:r>
+      <w:r>
+        <w:t xml:space="preserve">国家通用语既是一国范围内使用最广泛的语言，也是权威之声。</w:t>
+      </w:r>
+      <w:r>
+        <w:t xml:space="preserve"> </w:t>
+      </w:r>
+      <w:r>
+        <w:t xml:space="preserve">权威在发布政令、进行宣传以及与公众互动时，采用特定的官方语言，以确保政治意图的传达既统一又精准。</w:t>
+      </w:r>
+      <w:r>
+        <w:t xml:space="preserve"> </w:t>
+      </w:r>
+      <w:r>
+        <w:t xml:space="preserve">在此过程中，官方语言成为“国家之声”和“政府之音”，与政治权威形成了紧密的认知关联</w:t>
+      </w:r>
+      <w:r>
+        <w:t xml:space="preserve"> </w:t>
+      </w:r>
+      <w:r>
+        <w:t xml:space="preserve">(</w:t>
+      </w:r>
+      <w:hyperlink w:anchor="ref-Joseph2006">
+        <w:r>
+          <w:rPr>
+            <w:rStyle w:val="ae"/>
+          </w:rPr>
+          <w:t xml:space="preserve">Joseph 2006</w:t>
+        </w:r>
+      </w:hyperlink>
+      <w:r>
+        <w:t xml:space="preserve">)</w:t>
+      </w:r>
+      <w:r>
+        <w:t xml:space="preserve">。</w:t>
+      </w:r>
+      <w:r>
+        <w:t xml:space="preserve"> </w:t>
+      </w:r>
+      <w:r>
+        <w:t xml:space="preserve">同时，政治权威通过语言政策广泛推行通用语，在最大限度地降低与各类社会群体之间的沟通成本，确保政令能够得到广泛传播。</w:t>
+      </w:r>
+      <w:r>
+        <w:t xml:space="preserve"> </w:t>
+      </w:r>
+      <w:r>
+        <w:t xml:space="preserve">这一过程促使通用语成为获得公共资源和参与政治活动的必备条件。</w:t>
+      </w:r>
+      <w:r>
+        <w:t xml:space="preserve"> </w:t>
+      </w:r>
+      <w:r>
+        <w:t xml:space="preserve">通用语与政治权威的结合，共同构建了一个以官方语言为核心的公共语言使用场域。</w:t>
+      </w:r>
+      <w:r>
+        <w:t xml:space="preserve"> </w:t>
+      </w:r>
+      <w:r>
+        <w:t xml:space="preserve">在这一场域中，社会成员通过通用语可以更有效地获取公共资源、参与政治事务并与政府机构进行沟通。</w:t>
+      </w:r>
+      <w:r>
+        <w:t xml:space="preserve"> </w:t>
+      </w:r>
+      <w:r>
+        <w:t xml:space="preserve">而国家权威通过以推广通用语为核心的语言行为规范，实现语言在国家层级的治理。</w:t>
+      </w:r>
+    </w:p>
+    <w:p>
+      <w:pPr>
+        <w:pStyle w:val="a1"/>
+      </w:pPr>
+      <w:r>
+        <w:t xml:space="preserve">中观上，协调群体心态。</w:t>
+      </w:r>
+      <w:r>
+        <w:t xml:space="preserve"> </w:t>
+      </w:r>
+      <w:r>
+        <w:t xml:space="preserve">设置地方语言和民族语言在国家语言体系中的位置，往往是国家处理族群关系的重要一环，也是政治语言学研究最主要的探索面向。</w:t>
+      </w:r>
+      <w:r>
+        <w:t xml:space="preserve"> </w:t>
+      </w:r>
+      <w:r>
+        <w:t xml:space="preserve">前期学者普遍将语言地位与民族地位挂钩，认为调节民族关系的最有效办法是实现不同民族语言在法律和政治层面的平等</w:t>
+      </w:r>
+      <w:r>
+        <w:t xml:space="preserve">(详见</w:t>
+      </w:r>
+      <w:r>
+        <w:t xml:space="preserve"> </w:t>
+      </w:r>
+      <w:hyperlink w:anchor="ref-Liu2015">
+        <w:r>
+          <w:rPr>
+            <w:rStyle w:val="ae"/>
+          </w:rPr>
+          <w:t xml:space="preserve">A. H. Liu 2015</w:t>
+        </w:r>
+      </w:hyperlink>
+      <w:r>
+        <w:t xml:space="preserve"> </w:t>
+      </w:r>
+      <w:r>
+        <w:t xml:space="preserve">的总结分析)</w:t>
+      </w:r>
+      <w:r>
+        <w:t xml:space="preserve">。</w:t>
+      </w:r>
+      <w:r>
+        <w:t xml:space="preserve"> </w:t>
+      </w:r>
+      <w:r>
+        <w:t xml:space="preserve">但随着政治心理学路径的引入，研究者逐渐发现，语言对群体关系的调节本质是一种集体心理调节，而不一定非要通过给与不同语言同等的政治地位加以实现。</w:t>
+      </w:r>
+      <w:r>
+        <w:t xml:space="preserve"> </w:t>
+      </w:r>
+      <w:r>
+        <w:t xml:space="preserve">一方面，给与所有民族和地域语言类型同等政治和法律层面的平等本身就是违背治理效率原则的，在现实中无法实现。</w:t>
+      </w:r>
+      <w:r>
+        <w:t xml:space="preserve"> </w:t>
+      </w:r>
+      <w:r>
+        <w:t xml:space="preserve">另一方面，语言上的阶差并不直接产生群体对立。</w:t>
+      </w:r>
+      <w:r>
+        <w:t xml:space="preserve"> </w:t>
+      </w:r>
+      <w:r>
+        <w:t xml:space="preserve">比如，</w:t>
+      </w:r>
+      <w:r>
+        <w:t xml:space="preserve">Tang and He (</w:t>
+      </w:r>
+      <w:hyperlink w:anchor="ref-TangHe2010">
+        <w:r>
+          <w:rPr>
+            <w:rStyle w:val="ae"/>
+          </w:rPr>
+          <w:t xml:space="preserve">2010</w:t>
+        </w:r>
+      </w:hyperlink>
+      <w:r>
+        <w:t xml:space="preserve">)</w:t>
+      </w:r>
+      <w:r>
+        <w:t xml:space="preserve"> </w:t>
+      </w:r>
+      <w:r>
+        <w:t xml:space="preserve">通过对少数民族的访谈和调查，发现对普通话的学习并未对影响少数民族的族群归属造成影响。</w:t>
+      </w:r>
+      <w:r>
+        <w:t xml:space="preserve"> </w:t>
+      </w:r>
+      <w:r>
+        <w:t xml:space="preserve">Hu and Pizzi (</w:t>
+      </w:r>
+      <w:hyperlink w:anchor="ref-HuPizzi2022">
+        <w:r>
+          <w:rPr>
+            <w:rStyle w:val="ae"/>
+          </w:rPr>
+          <w:t xml:space="preserve">2022</w:t>
+        </w:r>
+      </w:hyperlink>
+      <w:r>
+        <w:t xml:space="preserve">)</w:t>
+      </w:r>
+      <w:r>
+        <w:t xml:space="preserve"> </w:t>
+      </w:r>
+      <w:r>
+        <w:t xml:space="preserve">发现在社会生活中，普通话主要体现沟通功能，而方言则主要承担文化归属功能，二者并存且并不相互替代。</w:t>
+      </w:r>
+      <w:r>
+        <w:t xml:space="preserve"> </w:t>
+      </w:r>
+      <w:r>
+        <w:t xml:space="preserve">Hu (</w:t>
+      </w:r>
+      <w:hyperlink w:anchor="ref-Hu2020">
+        <w:r>
+          <w:rPr>
+            <w:rStyle w:val="ae"/>
+          </w:rPr>
+          <w:t xml:space="preserve">2020</w:t>
+        </w:r>
+      </w:hyperlink>
+      <w:r>
+        <w:t xml:space="preserve">)</w:t>
+      </w:r>
+      <w:r>
+        <w:t xml:space="preserve"> </w:t>
+      </w:r>
+      <w:r>
+        <w:t xml:space="preserve">则通过实验证据表明，普通话使用有利于增强民众对政府代表的信任感，但这不妨碍在日常生活中，民众仍然对和自己使用共同方言的其他个体更加亲近。</w:t>
+      </w:r>
+      <w:r>
+        <w:t xml:space="preserve"> </w:t>
+      </w:r>
+      <w:r>
+        <w:t xml:space="preserve">因此，只要各种语言的文化价值得到充分认可，通用语和其他语种社会政治生活中各有分工，单一通用语政策同样对群体关系形成正向协调治理作用。</w:t>
+      </w:r>
+    </w:p>
+    <w:p>
+      <w:pPr>
+        <w:pStyle w:val="a1"/>
+      </w:pPr>
+      <w:r>
+        <w:t xml:space="preserve">微观上，促进个体发展。</w:t>
+      </w:r>
+      <w:r>
+        <w:t xml:space="preserve"> </w:t>
+      </w:r>
+      <w:r>
+        <w:t xml:space="preserve">如前所述，在个体层面，语言作为一种社会成本影响个体发展走向。</w:t>
+      </w:r>
+      <w:r>
+        <w:t xml:space="preserve"> </w:t>
+      </w:r>
+      <w:r>
+        <w:t xml:space="preserve">国家可以通过组织和分配话语的生产，对个体语言能力进行系统性加强，同时也在潜移默化地加强语言与个体身份的良性构建，从而实现对个体心理的有效引导。</w:t>
+      </w:r>
+      <w:r>
+        <w:t xml:space="preserve"> </w:t>
+      </w:r>
+      <w:r>
+        <w:t xml:space="preserve">这里既包含对于通用语的推广，也包括对于其它语言形式的治理行为，比如通过自上而下倡导方言保护以加强区域内群体认同，以普及外语教育增强民众对外沟通能力和自我能力认知</w:t>
+      </w:r>
+      <w:r>
+        <w:t xml:space="preserve"> </w:t>
+      </w:r>
+      <w:r>
+        <w:t xml:space="preserve">(</w:t>
+      </w:r>
+      <w:hyperlink w:anchor="ref-HuYueZhuMeng2022">
+        <w:r>
+          <w:rPr>
+            <w:rStyle w:val="ae"/>
+          </w:rPr>
+          <w:t xml:space="preserve">胡悦 and 朱萌 2022</w:t>
+        </w:r>
+      </w:hyperlink>
+      <w:r>
+        <w:t xml:space="preserve">)</w:t>
+      </w:r>
+      <w:r>
+        <w:t xml:space="preserve">。</w:t>
+      </w:r>
+      <w:r>
+        <w:t xml:space="preserve"> </w:t>
+      </w:r>
+      <w:r>
+        <w:t xml:space="preserve">当前，随着新信息技术和电子媒介的出现，政府还可以蒋多种媒体作形式作为实现言语交际和经验表征的工具，根据政治需要或意识形态的准则来选择、建构和处理新闻话语和图像，以便合法化政府行为。</w:t>
+      </w:r>
+    </w:p>
+    <w:p>
+      <w:pPr>
+        <w:pStyle w:val="a1"/>
+      </w:pPr>
+      <w:r>
+        <w:t xml:space="preserve">上述三种路径，虽然作用的治理层级不同，但在实践中却具有内在关联性。</w:t>
+      </w:r>
+      <w:r>
+        <w:t xml:space="preserve"> </w:t>
+      </w:r>
+      <w:r>
+        <w:t xml:space="preserve">宏观层面上的语言治理通过统一和传递政治意志，确保了政策的一致性和权威的稳定性，这是进行群体和个体治理的基础前提。。</w:t>
+      </w:r>
+      <w:r>
+        <w:t xml:space="preserve"> </w:t>
+      </w:r>
+      <w:r>
+        <w:t xml:space="preserve">中观层面治理通过设定不同语言在国家语言体系中的地位，政府能够在保持国家统一的同时，认可和尊重多样性。</w:t>
+      </w:r>
+      <w:r>
+        <w:t xml:space="preserve"> </w:t>
+      </w:r>
+      <w:r>
+        <w:t xml:space="preserve">这种群体层面的语言政策既是对宏观语言治理的补充，也是为微观层面的个体互动提供了文化和社会的背景。</w:t>
+      </w:r>
+      <w:r>
+        <w:t xml:space="preserve"> </w:t>
+      </w:r>
+      <w:r>
+        <w:t xml:space="preserve">最后，在微观层面，语言治理直接影响到个体的发展和身份构建，通过提高个体的语言能力，使他们能更有效地参与社会和政治生活，从而实现个体与群体之间的和谐。</w:t>
+      </w:r>
+      <w:r>
+        <w:t xml:space="preserve"> </w:t>
+      </w:r>
+      <w:r>
+        <w:t xml:space="preserve">三种治理路径相互关联，共同作用，形成了一个从宏观到微观的治理连续体。</w:t>
+      </w:r>
+      <w:r>
+        <w:t xml:space="preserve"> </w:t>
+      </w:r>
+      <w:r>
+        <w:t xml:space="preserve">宏观的政策为中观的族群关系和微观的个体发展提供了方向和环境，而中观和微观层面的实践又反馈并影响宏观政策的调整和完善。</w:t>
+      </w:r>
+      <w:r>
+        <w:t xml:space="preserve"> </w:t>
+      </w:r>
+      <w:r>
+        <w:t xml:space="preserve">通过这种多层次的互动，语言成为连接政府与民众、传统与现代、全局与个体的桥梁，有效地促进了社会的整体治理和发展。</w:t>
+      </w:r>
+    </w:p>
+    <w:bookmarkEnd w:id="26"/>
+    <w:bookmarkStart w:id="30" w:name="语言治理在新时期国家治理体系中的应用场景"/>
+    <w:p>
+      <w:pPr>
+        <w:pStyle w:val="1"/>
+      </w:pPr>
+      <w:r>
+        <w:t xml:space="preserve">语言治理在新时期国家治理体系中的应用场景</w:t>
+      </w:r>
+    </w:p>
+    <w:p>
+      <w:pPr>
+        <w:pStyle w:val="FirstParagraph"/>
+      </w:pPr>
+      <w:r>
+        <w:t xml:space="preserve">语言治理具有其他治理共举少有的多层次效能和贯通性路径，但只有与具体的治理场景相结合，才能更深刻地理解其对于推动国家治理体系和治理能力现代化的实际意义。</w:t>
+      </w:r>
+      <w:r>
+        <w:t xml:space="preserve"> </w:t>
+      </w:r>
+      <w:r>
+        <w:t xml:space="preserve">当前，我国正处于经济发展方式和社会治理模式的双重变革时期，对国民政治社会心理产生巨大影响，相应一系列问题也随之凸显。</w:t>
+      </w:r>
+      <w:r>
+        <w:t xml:space="preserve"> </w:t>
+      </w:r>
+      <w:r>
+        <w:t xml:space="preserve">如由于经济结构剧烈变化而导致的国民自我定位错位，由于人口结构变化和加速城镇化带来的人际信任缺失和新老市民身份认同矛盾，由于人民日益增长的政治参与需求与政府治理方式不匹配所导致的参与失序，都成为当代中国社会急需解决的问题</w:t>
+      </w:r>
+      <w:r>
+        <w:t xml:space="preserve">(</w:t>
+      </w:r>
+      <w:hyperlink w:anchor="ref-WuXiaoJun2020">
+        <w:r>
+          <w:rPr>
+            <w:rStyle w:val="ae"/>
+          </w:rPr>
+          <w:t xml:space="preserve">武小军 2020</w:t>
+        </w:r>
+      </w:hyperlink>
+      <w:r>
+        <w:t xml:space="preserve">)</w:t>
+      </w:r>
+      <w:r>
+        <w:t xml:space="preserve">。</w:t>
+      </w:r>
+      <w:r>
+        <w:t xml:space="preserve"> </w:t>
+      </w:r>
+      <w:r>
+        <w:t xml:space="preserve">如处理不当，极易造成民众情绪激化，甚至演变成恶性群体事件，损害社会稳定，威胁正常的政治经济秩序。</w:t>
+      </w:r>
+      <w:r>
+        <w:t xml:space="preserve"> </w:t>
+      </w:r>
+      <w:r>
+        <w:t xml:space="preserve">妥善使用语言治理手段将为治理主体解决这些现实问题提供助力。</w:t>
+      </w:r>
+    </w:p>
+    <w:bookmarkStart w:id="27" w:name="语言治理与新型城镇化"/>
     <w:p>
       <w:pPr>
         <w:pStyle w:val="2"/>
       </w:pPr>
       <w:r>
-        <w:t xml:space="preserve">阐释政策规范</w:t>
+        <w:t xml:space="preserve">语言治理与新型城镇化</w:t>
       </w:r>
     </w:p>
     <w:p>
@@ -521,17 +1605,93 @@
         <w:pStyle w:val="FirstParagraph"/>
       </w:pPr>
       <w:r>
-        <w:t xml:space="preserve">语言规划体现出语言生活领域的国家意志，是国家在语言生活领域的治理方案。语言规划不仅对人们的社会地位认知、社会融入程度以及社会参与意愿具有导向作用，还直接影响着民族关系、社会稳定和经济发展。因此，国家通常会有目的、有计划、有组织地对语言文字及其使用进行干预与管理，通过立法或者政府调节手段，使语言文字更好地为国家服务</w:t>
+        <w:t xml:space="preserve">语言融合问题向来与城镇化研究相伴而生。</w:t>
+      </w:r>
+      <w:r>
+        <w:t xml:space="preserve"> </w:t>
+      </w:r>
+      <w:r>
+        <w:t xml:space="preserve">大量针对进城务工人员的研究，都指向了语言方向</w:t>
       </w:r>
       <w:r>
         <w:t xml:space="preserve">(</w:t>
       </w:r>
-      <w:hyperlink w:anchor="ref-DaiManChunZhuNingYan2011">
-        <w:r>
-          <w:rPr>
-            <w:rStyle w:val="ae"/>
-          </w:rPr>
-          <w:t xml:space="preserve">戴曼纯 and 朱宁燕 2011</w:t>
+      <w:hyperlink w:anchor="ref-WuXiaoJun2015">
+        <w:r>
+          <w:rPr>
+            <w:rStyle w:val="ae"/>
+          </w:rPr>
+          <w:t xml:space="preserve">武小军 2015</w:t>
+        </w:r>
+      </w:hyperlink>
+      <w:r>
+        <w:t xml:space="preserve">;</w:t>
+      </w:r>
+      <w:r>
+        <w:t xml:space="preserve"> </w:t>
+      </w:r>
+      <w:hyperlink w:anchor="ref-ChuRongWeiEtAl2014">
+        <w:r>
+          <w:rPr>
+            <w:rStyle w:val="ae"/>
+          </w:rPr>
+          <w:t xml:space="preserve">褚荣伟, 熊易寒, and 邹怡 2014</w:t>
+        </w:r>
+      </w:hyperlink>
+      <w:r>
+        <w:t xml:space="preserve">;</w:t>
+      </w:r>
+      <w:r>
+        <w:t xml:space="preserve"> </w:t>
+      </w:r>
+      <w:hyperlink w:anchor="ref-FangYan2015">
+        <w:r>
+          <w:rPr>
+            <w:rStyle w:val="ae"/>
+          </w:rPr>
+          <w:t xml:space="preserve">方艳 2015</w:t>
+        </w:r>
+      </w:hyperlink>
+      <w:r>
+        <w:t xml:space="preserve">;</w:t>
+      </w:r>
+      <w:r>
+        <w:t xml:space="preserve"> </w:t>
+      </w:r>
+      <w:hyperlink w:anchor="ref-LiHongYangLiYuan2015">
+        <w:r>
+          <w:rPr>
+            <w:rStyle w:val="ae"/>
+          </w:rPr>
+          <w:t xml:space="preserve">黎红 and 杨黎源 2015</w:t>
+        </w:r>
+      </w:hyperlink>
+      <w:r>
+        <w:t xml:space="preserve">;</w:t>
+      </w:r>
+      <w:r>
+        <w:t xml:space="preserve"> </w:t>
+      </w:r>
+      <w:hyperlink w:anchor="ref-LiuGuoHuiZhangWeiGuo2020">
+        <w:r>
+          <w:rPr>
+            <w:rStyle w:val="ae"/>
+          </w:rPr>
+          <w:t xml:space="preserve">刘国辉 and 张卫国 2020</w:t>
+        </w:r>
+      </w:hyperlink>
+      <w:r>
+        <w:t xml:space="preserve">;</w:t>
+      </w:r>
+      <w:r>
+        <w:t xml:space="preserve"> </w:t>
+      </w:r>
+      <w:hyperlink w:anchor="ref-YuWeiQi2017">
+        <w:r>
+          <w:rPr>
+            <w:rStyle w:val="ae"/>
+          </w:rPr>
+          <w:t xml:space="preserve">俞玮奇 2017</w:t>
         </w:r>
       </w:hyperlink>
       <w:r>
@@ -540,46 +1700,138 @@
       <w:r>
         <w:t xml:space="preserve">。</w:t>
       </w:r>
+      <w:r>
+        <w:t xml:space="preserve"> </w:t>
+      </w:r>
+      <w:r>
+        <w:t xml:space="preserve">这些研究指出，城镇化的飞速发展带来了大量进城务工人员和新市民，伴随着人口流动带来的语言接触和融合，造成了语言地图的剧烈变更。</w:t>
+      </w:r>
+      <w:r>
+        <w:t xml:space="preserve"> </w:t>
+      </w:r>
+      <w:r>
+        <w:t xml:space="preserve">在沟通层面，由于普通话的大范围普及，语言地图变更对外来人员的沟通影响正在逐步降低，但方言及其所蕴含的文化记忆极速变异却造成了对本地人和新市民共同的身份认同缺失问题。</w:t>
+      </w:r>
     </w:p>
     <w:p>
       <w:pPr>
         <w:pStyle w:val="a1"/>
       </w:pPr>
       <w:r>
-        <w:t xml:space="preserve">语言是最重要的信息载体，直接影响国家政策的上传下达。在信息化时代，信息成为最宝贵的生产要素，民众既是治理的对象，又是治理的主体；通过互联网等现代通讯技术，政府部门既可以及时传达和阐释相关政策，也可以获取民众对治理的实际需求和满意度，进而增强政府回应性。因此，作为信息载体，语言促进了国家治理的上下沟通，确保各级政府和各类人群所需信息得以顺畅、有效传递。</w:t>
-      </w:r>
-      <w:r>
-        <w:t xml:space="preserve"> </w:t>
-      </w:r>
-      <w:r>
-        <w:t xml:space="preserve">语言规划作为治理工具承载着政府对价值取向和治理模式的贯彻，治理理念的差异化产生了语言规划的多样化</w:t>
+        <w:t xml:space="preserve">以往的研究多强调通过加强个体普通话和当地方言能力方式，增强其对本地社会经济生活的融入。</w:t>
+      </w:r>
+      <w:r>
+        <w:t xml:space="preserve"> </w:t>
+      </w:r>
+      <w:r>
+        <w:t xml:space="preserve">这是一种在个体层面的治理方式，确实能从个体发展角度改善一些问题。</w:t>
+      </w:r>
+      <w:r>
+        <w:t xml:space="preserve"> </w:t>
+      </w:r>
+      <w:r>
+        <w:t xml:space="preserve">然而，面对身份问题，则需要从群体和国家层面进行考量，站在重塑新时代新市民身份高度思考问题解法。</w:t>
+      </w:r>
+      <w:r>
+        <w:t xml:space="preserve"> </w:t>
+      </w:r>
+      <w:r>
+        <w:t xml:space="preserve">在这方面，推广本地方言学习项目将是推动新市民了解本地文化，动员老市民接纳新市民的一种尝试。</w:t>
+      </w:r>
+      <w:r>
+        <w:t xml:space="preserve"> </w:t>
+      </w:r>
+      <w:r>
+        <w:t xml:space="preserve">现在部分地区出现的基于本地方言的脱口秀、流行歌曲就是这种群体学习和融入的体现，值得作为社会治理模式进行系统观察和试点实践。</w:t>
+      </w:r>
+    </w:p>
+    <w:bookmarkEnd w:id="27"/>
+    <w:bookmarkStart w:id="28" w:name="语言治理与意识形态工作"/>
+    <w:p>
+      <w:pPr>
+        <w:pStyle w:val="2"/>
+      </w:pPr>
+      <w:r>
+        <w:t xml:space="preserve">语言治理与意识形态工作</w:t>
+      </w:r>
+    </w:p>
+    <w:p>
+      <w:pPr>
+        <w:pStyle w:val="FirstParagraph"/>
+      </w:pPr>
+      <w:r>
+        <w:t xml:space="preserve">语言是意识形态工作的天然载体。</w:t>
+      </w:r>
+      <w:r>
+        <w:t xml:space="preserve"> </w:t>
+      </w:r>
+      <w:r>
+        <w:t xml:space="preserve">传统意义上的意识形态工作多指文字层面的规范、界定、引导工作。</w:t>
+      </w:r>
+      <w:r>
+        <w:t xml:space="preserve"> </w:t>
+      </w:r>
+      <w:r>
+        <w:t xml:space="preserve">但随着人工智能等新一轮新技术的飞速发展，以多模态信息传输为特征的新媒体使用迅速普及，用户数量的激增和信息传播能力的突显正全方位地重塑媒体格局和社会生态</w:t>
       </w:r>
       <w:r>
         <w:t xml:space="preserve">(</w:t>
       </w:r>
-      <w:hyperlink w:anchor="ref-MaRong2004a">
-        <w:r>
-          <w:rPr>
-            <w:rStyle w:val="ae"/>
-          </w:rPr>
-          <w:t xml:space="preserve">马戎 2004</w:t>
+      <w:hyperlink w:anchor="ref-ChenLiXiang2021">
+        <w:r>
+          <w:rPr>
+            <w:rStyle w:val="ae"/>
+          </w:rPr>
+          <w:t xml:space="preserve">陈丽湘 2021</w:t>
         </w:r>
       </w:hyperlink>
       <w:r>
         <w:t xml:space="preserve">)</w:t>
       </w:r>
       <w:r>
-        <w:t xml:space="preserve">。比如，非洲新兴独立国家领导人在构建国家认同和民族意识过程中，就十分注重语言规划在族群意识、国家身份和经济发展等多个层面对社会成员政治参与的影响。因而，各国政府都努力促进语言规划的本土性转化，在立足具体国情的基础上对语言结构及其使用进行总体规划，充分发挥不同语言在不同场域的功能，以便推动本国民族融合、加强国家认同。</w:t>
-      </w:r>
-    </w:p>
-    <w:bookmarkEnd w:id="26"/>
-    <w:bookmarkStart w:id="27" w:name="调整群体关系"/>
+        <w:t xml:space="preserve">。</w:t>
+      </w:r>
+      <w:r>
+        <w:t xml:space="preserve"> </w:t>
+      </w:r>
+      <w:r>
+        <w:t xml:space="preserve">这一新态势和新格局使得政府信息和行为具有更广阔的社会示范效应，但也对意识形态工作形成挑战。</w:t>
+      </w:r>
+    </w:p>
+    <w:p>
+      <w:pPr>
+        <w:pStyle w:val="a1"/>
+      </w:pPr>
+      <w:r>
+        <w:t xml:space="preserve">规范新媒体实施语言将是新时期语言治理的核心议题。</w:t>
+      </w:r>
+      <w:r>
+        <w:t xml:space="preserve"> </w:t>
+      </w:r>
+      <w:r>
+        <w:t xml:space="preserve">一方面，这将是在国家层级的系统性工程，但另一方面也是细致到个体表达的微观任务。</w:t>
+      </w:r>
+      <w:r>
+        <w:t xml:space="preserve"> </w:t>
+      </w:r>
+      <w:r>
+        <w:t xml:space="preserve">新时期语言政策需要在张弛有度的前提下，从社会用语规范角度对新媒体语言的声音、文字、形态表达进行疏导和规范。</w:t>
+      </w:r>
+      <w:r>
+        <w:t xml:space="preserve"> </w:t>
+      </w:r>
+      <w:r>
+        <w:t xml:space="preserve">同时，在群体层面，需要将新媒体平台视为社会治理的共同参与者，纳入治理过程，以形成自上而下的规划引导加自下而上的行为自觉的上下配合治理格局，统筹各方力量，使政府、社会、公众形成治理合力。</w:t>
+      </w:r>
+    </w:p>
+    <w:bookmarkEnd w:id="28"/>
+    <w:bookmarkStart w:id="29" w:name="语言治理与共同富裕"/>
     <w:p>
       <w:pPr>
         <w:pStyle w:val="2"/>
       </w:pPr>
       <w:r>
-        <w:t xml:space="preserve">调整群体关系</w:t>
+        <w:t xml:space="preserve">语言治理与共同富裕</w:t>
       </w:r>
     </w:p>
     <w:p>
@@ -587,7 +1839,65 @@
         <w:pStyle w:val="FirstParagraph"/>
       </w:pPr>
       <w:r>
-        <w:t xml:space="preserve">语言平等是族群平等的重要标志之一，国家通过规定各族群使用的词汇和语言，改变不同族群的交际行为，从而加强各族群在政治经济和文化情感方面的联系。一直以来，语言政策作为国家民族政策的重要组成部分，各国政府不断强调语言政策要体现出少数族群的“心理状态”，达到维系民族团结的目的。如，1968年美国《双语教育法》的颁布部分地解决了多族群间的语言矛盾和语言冲突，维护了国家和社会的稳定。瑞士也通过实施平等的语言政策从而避免了族群差异以政治或意识形态的形式出现，维护了多民族社会的稳定团结。</w:t>
+        <w:t xml:space="preserve">对语言与经济关系一直是政治语言学一个重点研究面向，但研究核心议题是如何通过增强语言能力加强个体发展可能，帮助其脱离贫困</w:t>
+      </w:r>
+      <w:r>
+        <w:t xml:space="preserve"> </w:t>
+      </w:r>
+      <w:r>
+        <w:t xml:space="preserve">(</w:t>
+      </w:r>
+      <w:hyperlink w:anchor="ref-WangChunHui2019">
+        <w:r>
+          <w:rPr>
+            <w:rStyle w:val="ae"/>
+          </w:rPr>
+          <w:t xml:space="preserve">王春辉 2019</w:t>
+        </w:r>
+      </w:hyperlink>
+      <w:r>
+        <w:t xml:space="preserve">;</w:t>
+      </w:r>
+      <w:r>
+        <w:t xml:space="preserve"> </w:t>
+      </w:r>
+      <w:hyperlink w:anchor="ref-LaitinRamachandran2016">
+        <w:r>
+          <w:rPr>
+            <w:rStyle w:val="ae"/>
+          </w:rPr>
+          <w:t xml:space="preserve">Laitin and Ramachandran 2016</w:t>
+        </w:r>
+      </w:hyperlink>
+      <w:r>
+        <w:t xml:space="preserve">)</w:t>
+      </w:r>
+      <w:r>
+        <w:t xml:space="preserve">。</w:t>
+      </w:r>
+      <w:r>
+        <w:t xml:space="preserve"> </w:t>
+      </w:r>
+      <w:r>
+        <w:t xml:space="preserve">然而，不论是中国农村发展还是城镇化都进入了新阶段。</w:t>
+      </w:r>
+      <w:r>
+        <w:t xml:space="preserve"> </w:t>
+      </w:r>
+      <w:r>
+        <w:t xml:space="preserve">新阶段的乡村振兴覆盖区域更广、时间跨度更长、目标维度更全，它不再只是从经济层面解决农民的贫困问题，而是一次以人才振兴为抓手促进产业振兴、组织振兴、文化振兴和生态振兴的系统性建设，通过将语言的政治经济和社会文化职能与共同富裕的目标有机结合，实现全社会实现物质生活与精神生活的共同富裕。</w:t>
+      </w:r>
+      <w:r>
+        <w:t xml:space="preserve"> </w:t>
+      </w:r>
+      <w:r>
+        <w:t xml:space="preserve">在新阶段，如果治理主体仍然只关注语言对基础个体发展能力的作用，如在“推普脱贫攻坚”中的角色，那么其治理能力发挥将是非常有限的。</w:t>
+      </w:r>
+      <w:r>
+        <w:t xml:space="preserve"> </w:t>
+      </w:r>
+      <w:r>
+        <w:t xml:space="preserve">基于语言治理的贯通性，至少有三个方向能使语言治理发挥更大的效能：</w:t>
       </w:r>
     </w:p>
     <w:p>
@@ -595,17 +1905,70 @@
         <w:pStyle w:val="a1"/>
       </w:pPr>
       <w:r>
-        <w:t xml:space="preserve">构建和谐的语言生态是实现群体平等的重要途径。语言具有文化象征和交流沟通的双重属性。前者带有深厚的历史感与情感色彩，后者则强调语言作为交流与学习的工具性手段。部分群体过分强调民族语言在国家社会和公共事务中的地位和作用，导致语言成为某种特殊的族群象征，演变成具有特殊实用意义的工具，最终造成民族隔绝的非意图后果。因此，在政治平等的意义上解决了各族群语言问题的合法性后，国家必须从应用性角度出发，注意构建以普通话为主、以方言或族群语言为辅的和谐语言生态，利用市场经济逐步推动共同语言作为交流工具，打造在经济层面上降低成本、加强合作的政治地理区域。</w:t>
-      </w:r>
-    </w:p>
-    <w:bookmarkEnd w:id="27"/>
-    <w:bookmarkStart w:id="28" w:name="加强个体治理"/>
-    <w:p>
-      <w:pPr>
-        <w:pStyle w:val="2"/>
-      </w:pPr>
-      <w:r>
-        <w:t xml:space="preserve">加强个体治理</w:t>
+        <w:t xml:space="preserve">首先，将语言资源转化为发展资源。</w:t>
+      </w:r>
+      <w:r>
+        <w:t xml:space="preserve"> </w:t>
+      </w:r>
+      <w:r>
+        <w:t xml:space="preserve">治理主体需要转变对语言治理效能的单一认识，在继续克服语言因素对乡村地区全面发展所产生的阻碍同时，推动乡村地区语言文化的振兴，进行语言生态的良性保护和语言资源的有效开发，将方言文化转化为经济添加剂和社会稳定剂，实现乡村的文化振兴和产业振兴，做好共同富裕的“语言文章”。</w:t>
+      </w:r>
+    </w:p>
+    <w:p>
+      <w:pPr>
+        <w:pStyle w:val="a1"/>
+      </w:pPr>
+      <w:r>
+        <w:t xml:space="preserve">第二，以语言传承推动精神富裕。</w:t>
+      </w:r>
+      <w:r>
+        <w:t xml:space="preserve"> </w:t>
+      </w:r>
+      <w:r>
+        <w:t xml:space="preserve">中国优秀语言文化的传承创新有助于筑牢中华民族共同体意识，树立文化自觉，增强文化自信。</w:t>
+      </w:r>
+      <w:r>
+        <w:t xml:space="preserve"> </w:t>
+      </w:r>
+      <w:r>
+        <w:t xml:space="preserve">在语言政策制定中兼具宣传教育和审美功能，促使优秀语言文化进一步融入当代语言生活，丰富当前语言文字所蕴含的精神营养和价值意涵，从而培养精神富足和文化浸染的社会土壤。</w:t>
+      </w:r>
+    </w:p>
+    <w:p>
+      <w:pPr>
+        <w:pStyle w:val="a1"/>
+      </w:pPr>
+      <w:r>
+        <w:t xml:space="preserve">最后，以语言技术赋能物质富裕。</w:t>
+      </w:r>
+      <w:r>
+        <w:t xml:space="preserve"> </w:t>
+      </w:r>
+      <w:r>
+        <w:t xml:space="preserve">作为一种基础性数据，语言文字是数字经济的关键要素之一。</w:t>
+      </w:r>
+      <w:r>
+        <w:t xml:space="preserve"> </w:t>
+      </w:r>
+      <w:r>
+        <w:t xml:space="preserve">智慧语言教学等技术的兴起增强了村民的语言传播能力和语言信息处理能力。</w:t>
+      </w:r>
+      <w:r>
+        <w:t xml:space="preserve"> </w:t>
+      </w:r>
+      <w:r>
+        <w:t xml:space="preserve">各地政府通过筹建本地语言文化资源库和语言博物馆、建立地方语言资源平台，拓展了语言技术的应用场景和应用深度，从而促进了语言新业态的产生和数字经济的高速发展，实现了将语言能力的提升与村民的全面发展相结合，最终夯实了共同富裕的物质基础。</w:t>
+      </w:r>
+    </w:p>
+    <w:bookmarkEnd w:id="29"/>
+    <w:bookmarkEnd w:id="30"/>
+    <w:bookmarkStart w:id="31" w:name="总结与讨论"/>
+    <w:p>
+      <w:pPr>
+        <w:pStyle w:val="1"/>
+      </w:pPr>
+      <w:r>
+        <w:t xml:space="preserve">总结与讨论</w:t>
       </w:r>
     </w:p>
     <w:p>
@@ -613,24 +1976,31 @@
         <w:pStyle w:val="FirstParagraph"/>
       </w:pPr>
       <w:r>
-        <w:t xml:space="preserve">话语是构建民众世界观和概念化政治问题的一种重要手段。人们的思维依赖于框架、隐喻、意象等语言和认知手段，对于同一客观事物，不同语言会产生不同效果，从而演绎出不同的游戏规则和行事逻辑</w:t>
-      </w:r>
-      <w:r>
-        <w:t xml:space="preserve">(</w:t>
-      </w:r>
-      <w:hyperlink w:anchor="ref-LaitinDavid1977">
-        <w:r>
-          <w:rPr>
-            <w:rStyle w:val="ae"/>
-          </w:rPr>
-          <w:t xml:space="preserve">Laitin David 1977</w:t>
-        </w:r>
-      </w:hyperlink>
-      <w:r>
-        <w:t xml:space="preserve">)</w:t>
-      </w:r>
-      <w:r>
-        <w:t xml:space="preserve">。因此，国家可以通过组织和分配话语的生产，潜移默化地加强语言与个体身份的良性构建，从而实现对个体心理的有效引导。当前，随着新信息技术和电子媒介的出现，政府通常将媒体作为实现言语交际和经验表征的工具，根据政治需要或意识形态的准则来选择、建构和处理新闻话语和图像，以便合法化政府行为。</w:t>
+        <w:t xml:space="preserve">本文从语言政治语言学视角，结合学科发展前沿成果，阐述语言在国家治理体系中扮演的国家、群体、个体多层治理效能，并揭示了通过语言治理实现治理贯通性的三种途径。</w:t>
+      </w:r>
+      <w:r>
+        <w:t xml:space="preserve"> </w:t>
+      </w:r>
+      <w:r>
+        <w:t xml:space="preserve">最后文章讨论在三个具体的治理场景中，语言治理的可应用方向和预期效果。</w:t>
+      </w:r>
+      <w:r>
+        <w:t xml:space="preserve"> </w:t>
+      </w:r>
+      <w:r>
+        <w:t xml:space="preserve">对于语言的治理意涵，虽然已有社会语言学和教育学学者有所关注，但本文从政治学视角出发，提供了对语言的治理效能和机制的系统认识，体现了基于语言功能的不同治理策略，为思考如何切实实现民族平等、有效引导公民参与、降低治理难度提供了新思路。</w:t>
+      </w:r>
+      <w:r>
+        <w:t xml:space="preserve"> </w:t>
+      </w:r>
+      <w:r>
+        <w:t xml:space="preserve">本文将语言面向在推进国家治理体系和治理能力现代化的情境中进行研究，提供了新的视角来审视如权力动态、公共政策及公民与国家的关系等传统的政治科学议题，力图将认知和心理学的洞见融入到对语言治理意涵的理解中，更系统展现了细致入微的语言管理策略可以帮助缓解冲突、促进社会凝聚力，并增强政府权威的合法性。</w:t>
+      </w:r>
+      <w:r>
+        <w:t xml:space="preserve"> </w:t>
+      </w:r>
+      <w:r>
+        <w:t xml:space="preserve">随着我们继续在复杂的社会和政治环境中前行，战略性的语言治理将在维持稳定和促进包容性发展中扮演关键角色。</w:t>
       </w:r>
     </w:p>
     <w:p>
@@ -638,291 +2008,93 @@
         <w:pStyle w:val="a1"/>
       </w:pPr>
       <w:r>
-        <w:t xml:space="preserve">语言不仅是信息交流的媒介，更是价值与立场等意识形态的重要载体。国家通过多模态话语，即语言文字和图像的复合话语来构建社会中的人际互动，利用各种符号模态协同共同引导民众心理。新媒体技术的飞速发展使得人们越来越依赖多元化的感官渠道来获取信息和建构话语，出现信息交流的“多模态转向”，既包括直观的语言符号，也包括影视图像等非语言符号。然而，任何符号资源都必须根据特定的国家治理目标进行生产、调试、重塑与再建构，使其符合话语制造者的利益并与整体国家治理体系兼容。作为重要的话语意义资源，多模态话语通过诉诸个体不同的感官渠道增强了国家话语建构的的动态性与情境性。语言治理通过阐释政策规范、调整群体关系、加强个体治理三种实现途径构成了相互关联、相互影响、有机统一的语言治理体系，不仅维护了国家稳定、加强了群体团结、促进个体发展，还从不同方向推进了国家治理体系现代化，推动了良好政治秩序的建立和延续，具有长期且深远的影响。</w:t>
-      </w:r>
-    </w:p>
-    <w:bookmarkEnd w:id="28"/>
-    <w:bookmarkEnd w:id="29"/>
-    <w:bookmarkStart w:id="33" w:name="语言治理在新时期国家治理体系中的应用场景"/>
+        <w:t xml:space="preserve">对于结合治理场景的讨论探索了语言治理与新时期中国政治发展的关系，丰富了语言治理在新时期国家治理体系中的应用场景，有助于加深对语言政治和语言规划的理解，为制定合理的语言政策和教育政策提供借鉴，在学术和治理实践上都具有重要启示：</w:t>
+      </w:r>
+    </w:p>
+    <w:p>
+      <w:pPr>
+        <w:pStyle w:val="a1"/>
+      </w:pPr>
+      <w:r>
+        <w:t xml:space="preserve">首先，服务于国家总体目标。</w:t>
+      </w:r>
+      <w:r>
+        <w:t xml:space="preserve"> </w:t>
+      </w:r>
+      <w:r>
+        <w:t xml:space="preserve">作为国家公共政策的组成部分，国家语言政策的制定及实施应服务于国家治理的总体理念和目标。</w:t>
+      </w:r>
+      <w:r>
+        <w:t xml:space="preserve"> </w:t>
+      </w:r>
+      <w:r>
+        <w:t xml:space="preserve">这需要更加全面地研究公众语言规划对于国家治理的影响，探讨语言政策有效促进国家治理的可能形态，使语言规划更好地为国家总体目标的实现服务，为铸就中华民族共同体和人类命运共同体贡献更多力量。</w:t>
+      </w:r>
+    </w:p>
+    <w:p>
+      <w:pPr>
+        <w:pStyle w:val="a1"/>
+      </w:pPr>
+      <w:r>
+        <w:t xml:space="preserve">其次，注重群体心理塑造。</w:t>
+      </w:r>
+      <w:r>
+        <w:t xml:space="preserve"> </w:t>
+      </w:r>
+      <w:r>
+        <w:t xml:space="preserve">当前，社会分化严重、社会矛盾突出，各群体对公共资源、国家机构，特别是语言规划控制权的争夺日益激烈，极其容易引发群体事件，影响社会秩序稳定。</w:t>
+      </w:r>
+      <w:r>
+        <w:t xml:space="preserve"> </w:t>
+      </w:r>
+      <w:r>
+        <w:t xml:space="preserve">国家治理需要注重语言对群体身份的塑造作用，运用语言治理“润物细无声”的调控功能，对民众心理状态进行潜移默化而又具有持续性的调整和培养，调节个体社会成员的自我定位和人际关系，促进群体间的心理融合，避免话语冲突引起严重的政治冲突。</w:t>
+      </w:r>
+    </w:p>
+    <w:p>
+      <w:pPr>
+        <w:pStyle w:val="a1"/>
+      </w:pPr>
+      <w:r>
+        <w:t xml:space="preserve">最后，明确推广普通话的治理目的和效果。</w:t>
+      </w:r>
+      <w:r>
+        <w:t xml:space="preserve"> </w:t>
+      </w:r>
+      <w:r>
+        <w:t xml:space="preserve">对于中国这个多方言国家来说，普通话是进行现代国家治理不可或缺的语言工具，但过分推行通用语将会使得方言和少数民族语言式微，导致语言治理效果随之降低。</w:t>
+      </w:r>
+      <w:r>
+        <w:t xml:space="preserve"> </w:t>
+      </w:r>
+      <w:r>
+        <w:t xml:space="preserve">这要求我们明确推广普通话的目的和效果，妥善处理推行通用语与保护地方方言、少数民族语言的关系，平衡建立低成本交流环境与合理利用地方文化资源的关系，切实保障语言权利，解决语言问题，构建和谐语言生活。</w:t>
+      </w:r>
+    </w:p>
+    <w:bookmarkEnd w:id="31"/>
+    <w:bookmarkStart w:id="102" w:name="参考文献"/>
     <w:p>
       <w:pPr>
         <w:pStyle w:val="1"/>
       </w:pPr>
       <w:r>
-        <w:t xml:space="preserve">语言治理在新时期国家治理体系中的应用场景</w:t>
-      </w:r>
-    </w:p>
-    <w:p>
-      <w:pPr>
-        <w:pStyle w:val="FirstParagraph"/>
-      </w:pPr>
-      <w:r>
-        <w:t xml:space="preserve">当前，我国正处于经济发展方式和社会治理模式的双重变革时期，对国民政治社会心理产生巨大影响，相应一系列问题也随之凸显。如，由于经济结构剧烈变化而导致的国民自我定位错位，由于人口结构变化和加速城镇化带来的人际信任缺失和新老市民身份认同矛盾</w:t>
-      </w:r>
-      <w:r>
-        <w:t xml:space="preserve">(</w:t>
-      </w:r>
-      <w:hyperlink w:anchor="ref-WuXiaoJun2020">
-        <w:r>
-          <w:rPr>
-            <w:rStyle w:val="ae"/>
-          </w:rPr>
-          <w:t xml:space="preserve">武小军 2020</w:t>
-        </w:r>
-      </w:hyperlink>
-      <w:r>
-        <w:t xml:space="preserve">)</w:t>
-      </w:r>
-      <w:r>
-        <w:t xml:space="preserve">，由于人民日益增长的政治参与需求与政府治理方式不匹配所导致的参与爆炸，这些都成为当代中国社会急需解决的问题。如处理不当，极易造成民众情绪激化，甚至演变成恶性群体事件，损害社会稳定，威胁正常的政治经济秩序。</w:t>
-      </w:r>
-    </w:p>
-    <w:p>
-      <w:pPr>
-        <w:pStyle w:val="a1"/>
-      </w:pPr>
-      <w:r>
-        <w:t xml:space="preserve">然而，这些问题与语言距离和语言区隔密切相关，语言具有强烈的社会识别功能，对于打破群体隔阂，促进社会公众的心理融合具有重要作用。上述问题迫切需要国民加快融入主流社会的速度，这就要求其具备良好的沟通能力和语言文字应用水平。我国语言治理也由此借助上述三种实施途径，丰富了语言在新时代国家治理体系中的应用场景，呈现出了独特的治理面貌。</w:t>
-      </w:r>
-    </w:p>
-    <w:bookmarkStart w:id="30" w:name="城市治理"/>
-    <w:p>
-      <w:pPr>
-        <w:pStyle w:val="2"/>
-      </w:pPr>
-      <w:r>
-        <w:t xml:space="preserve">城市治理</w:t>
-      </w:r>
-    </w:p>
-    <w:p>
-      <w:pPr>
-        <w:pStyle w:val="FirstParagraph"/>
-      </w:pPr>
-      <w:r>
-        <w:t xml:space="preserve">在新时期国家治理与城市治理理念的推动下，城市语言治理能力现代化逐步成为城市研究的新任务。以往关于城市治理的研究主要聚焦于流动人口的社会融入问题，强调语言在个体层面对流动人口身份认同的影响</w:t>
-      </w:r>
-      <w:r>
-        <w:t xml:space="preserve">(</w:t>
-      </w:r>
-      <w:hyperlink w:anchor="ref-WuXiaoJun2013">
-        <w:r>
-          <w:rPr>
-            <w:rStyle w:val="ae"/>
-          </w:rPr>
-          <w:t xml:space="preserve">武小军 2013</w:t>
-        </w:r>
-      </w:hyperlink>
-      <w:r>
-        <w:t xml:space="preserve">)</w:t>
-      </w:r>
-      <w:r>
-        <w:t xml:space="preserve">，忽视了语言在整个国家治理体系中作用。因此，如何处理好语言与社会、语言与人际之间的关系，如何实现以人为核心的新型城镇化建设，是当前城市治理和区域发展的新痛点和新难点。</w:t>
-      </w:r>
-      <w:r>
-        <w:t xml:space="preserve"> </w:t>
-      </w:r>
-      <w:r>
-        <w:t xml:space="preserve">城镇化的飞速发展带来了大量进城农民工和新市民，伴随着人口流动带来的语言接触和融合，造成了语言地图的剧烈变更。然而，语言地图变更的实质是方言及其所蕴含的文化记忆极速变异的过程，最终导致了大量人群陷入失语、失权和失利的悲惨局面。前述局面使得语言在城市治理中的协调作用更加凸显。传统治理视角提出，对于城市主体人群和新进人群/少数人群的隔阂与矛盾，可以通过增强后者的社会融合度（比如农民工的城市化程度或少数民族的融入感等）加以改善。因此，现有政府正在通过语言治理促进社会公众心理融合，提升全体公众人际信任和积极心态，为营造和谐社会氛围搭建心理基础，实现普通话、方言和外语的和谐共生，助力新型城镇化人本目标的实现。</w:t>
-      </w:r>
-    </w:p>
-    <w:bookmarkEnd w:id="30"/>
-    <w:bookmarkStart w:id="31" w:name="媒体治理"/>
-    <w:p>
-      <w:pPr>
-        <w:pStyle w:val="2"/>
-      </w:pPr>
-      <w:r>
-        <w:t xml:space="preserve">媒体治理</w:t>
-      </w:r>
-    </w:p>
-    <w:p>
-      <w:pPr>
-        <w:pStyle w:val="FirstParagraph"/>
-      </w:pPr>
-      <w:r>
-        <w:t xml:space="preserve">媒体是现代社会信息的主要提供者，发挥着重要的社会功能。作为宣传国家语言文字规范标准的重要窗口和践行者，是国家语言规划的关键领域。随着人工智能等新一轮新技术的飞速发展，国内新媒体用户数量的激增和信息传播能力的突显正全方位地重塑媒体格局和社会生态</w:t>
-      </w:r>
-      <w:r>
-        <w:t xml:space="preserve">(</w:t>
-      </w:r>
-      <w:hyperlink w:anchor="ref-ChenLiXiang2021">
-        <w:r>
-          <w:rPr>
-            <w:rStyle w:val="ae"/>
-          </w:rPr>
-          <w:t xml:space="preserve">陈丽湘 2021</w:t>
-        </w:r>
-      </w:hyperlink>
-      <w:r>
-        <w:t xml:space="preserve">)</w:t>
-      </w:r>
-      <w:r>
-        <w:t xml:space="preserve">。这一新态势和新格局使得媒体的语言文字行为具有更广阔的社会示范效应，其巨大的活跃性能也在一定程度上改变着语言文字的生态，给新媒体语言治理带来了新问题。</w:t>
-      </w:r>
-    </w:p>
-    <w:p>
-      <w:pPr>
-        <w:pStyle w:val="a1"/>
-      </w:pPr>
-      <w:r>
-        <w:t xml:space="preserve">此前，规范用字用语是我国对新媒体实施语言治理的核心议题。现有政策也主要从社会用字角度，围绕“新媒体语言文字使用规范性”来开展，强调语言使用对个体的直接性影响。然而，信息技术的变革使得新媒体的语言影响力正在超越传统媒体，新媒体在广泛参与社会治理的同时，其自身也成为社会治理的一环。网络直播和短视频的强势崛起造成每位用户成为信息来源和传播媒介，每部手机都是制造网络新闻和产出舆论的平台，新媒体的低准入门槛导致传播内容良莠不齐、传播消息真假难辨。因此，语言治理不仅需要自上而下的规划引导，也需要自下而上的媒体自觉；既需要提高信息上传下达的速度和数量，又要提高信息传递的质量。现有以传统媒体作为治理手段的个体性语言政策，必须更多关注新媒体时代的语言生活，积极统筹各方力量，使政府、社会、公众形成治理共同体，实现媒体语言治理的资源整合和力量融合，系统探索“自上而下”与“自下而上”双向互动的构建新媒体治理格局。</w:t>
-      </w:r>
-    </w:p>
-    <w:bookmarkEnd w:id="31"/>
-    <w:bookmarkStart w:id="32" w:name="共同富裕"/>
-    <w:p>
-      <w:pPr>
-        <w:pStyle w:val="2"/>
-      </w:pPr>
-      <w:r>
-        <w:t xml:space="preserve">共同富裕</w:t>
-      </w:r>
-    </w:p>
-    <w:p>
-      <w:pPr>
-        <w:pStyle w:val="FirstParagraph"/>
-      </w:pPr>
-      <w:r>
-        <w:t xml:space="preserve">一直以来，学界对语言与贫困的关系进行了深入探讨，强调语言能力是个体人力资本的重要组成部分，是实现脱贫致富的根本途径</w:t>
-      </w:r>
-      <w:r>
-        <w:t xml:space="preserve">(</w:t>
-      </w:r>
-      <w:hyperlink w:anchor="ref-WangChunHui2019">
-        <w:r>
-          <w:rPr>
-            <w:rStyle w:val="ae"/>
-          </w:rPr>
-          <w:t xml:space="preserve">王春辉 2019</w:t>
-        </w:r>
-      </w:hyperlink>
-      <w:r>
-        <w:t xml:space="preserve">)</w:t>
-      </w:r>
-      <w:r>
-        <w:t xml:space="preserve">。然而，新时期乡村振兴覆盖区域更广、时间跨度更长、目标维度更全，它不再只是从经济层面解决农民的贫困问题，而是一次以人才振兴为抓手促进产业振兴、组织振兴、文化振兴和生态振兴的系统性建设，通过将语言的政治经济和社会文化职能与共同富裕的目标有机结合，实现全社会实现物质生活与精神生活的共同富裕。</w:t>
-      </w:r>
-    </w:p>
-    <w:p>
-      <w:pPr>
-        <w:pStyle w:val="a1"/>
-      </w:pPr>
-      <w:r>
-        <w:t xml:space="preserve">首先，以语言技术赋能物质富裕。作为一种基础性数据，语言文字是数字经济的关键要素之一。智慧语言教学等技术的兴起增强了村民的语言传播能力和语言信息处理能力。各地政府通过筹建本地语言文化资源库和语言博物馆、建立地方语言资源平台，拓展了语言技术的应用场景和应用深度，从而促进了语言新业态的产生和数字经济的高速发展，实现了将语言能力的提升与村民的全面发展相结合，最终夯实了共同富裕的物质基础。</w:t>
-      </w:r>
-    </w:p>
-    <w:p>
-      <w:pPr>
-        <w:pStyle w:val="a1"/>
-      </w:pPr>
-      <w:r>
-        <w:t xml:space="preserve">其次，以语言传承推动精神富裕。中国优秀语言文化的传承创新有助于筑牢中华民族共同体意识，树立文化自觉，增强文化自信。但近年来语言文字使用和表达不规范现象仍较为常见，以致语言本身所蕴含的丰富信息和优秀文化信息传递不到位或传递了错误信息。因此，语言策划要兼具宣传教育和审美功能，促使优秀语言文化进一步融入当代语言生活，丰富当前语言文字所蕴含的精神营养和价值意涵，从而培养精神富足和文化浸染的社会土壤。</w:t>
-      </w:r>
-    </w:p>
-    <w:p>
-      <w:pPr>
-        <w:pStyle w:val="a1"/>
-      </w:pPr>
-      <w:r>
-        <w:t xml:space="preserve">语言助力乡村振兴是系统性和长期性的，是直接和间接作用相结合的，必须规划先行、有序推进。乡村振兴战略的丰富内涵对国家语言规划和语言本身功效的发挥都增添了更多的使命、提出了更高的要求。除了“推普脱贫”彰显其工具性的语言扶贫功能外，国家仍需不断丰富语言治理的内涵，不断克服语言因素对乡村地区全面发展所产生的阻碍，即需要提高农民个体内生性的发展能力，也需要推动乡村地区语言文化的振兴，语言生态的保护和语言资源的开发，做好共同富裕的“语言文章”，真正实现乡村的人才振兴、组织整振兴、文化振兴和产业振兴。</w:t>
-      </w:r>
-    </w:p>
-    <w:bookmarkEnd w:id="32"/>
-    <w:bookmarkEnd w:id="33"/>
-    <w:bookmarkStart w:id="34" w:name="总结与讨论"/>
-    <w:p>
-      <w:pPr>
-        <w:pStyle w:val="1"/>
-      </w:pPr>
-      <w:r>
-        <w:t xml:space="preserve">总结与讨论</w:t>
-      </w:r>
-    </w:p>
-    <w:p>
-      <w:pPr>
-        <w:pStyle w:val="FirstParagraph"/>
-      </w:pPr>
-      <w:r>
-        <w:t xml:space="preserve">本文从语言政治学视角阐明语言公共政策对国家治理、群体治理以及个体治理的重要性，揭示出语言治理在整个国家治理体系中所发挥的系统性、间接性和广泛性影响，为我们在较大范围内从事理论概括和理论创新提供了坚实的基础。</w:t>
-      </w:r>
-    </w:p>
-    <w:p>
-      <w:pPr>
-        <w:pStyle w:val="a1"/>
-      </w:pPr>
-      <w:r>
-        <w:t xml:space="preserve">本研究归纳了语言治理的三种实施途径，即阐释政策规范、调整族群关系以及加强个体心理引导。虽然有关研究已为语言学和教育学学者所关注，但本文从政治学角度出发提供了有关语言治理的实现机制，体现了基于语言功能的不同治理策略，为思考如何切实实现民族平等、有效引导公民参与、降低治理难度提供了新思路。本研究从城市治理、新媒体治理、共同富裕三个方面系统地探讨了语言治理与新时期中国政治发展的关系，丰富了语言治理在新时期国家治理体系中的应用场景，有助于加深对语言政治和语言规划的理解，为制定合理的语言政策和教育政策提供借鉴，在学术和治理实践上都具有重要启示：</w:t>
-      </w:r>
-    </w:p>
-    <w:p>
-      <w:pPr>
-        <w:pStyle w:val="a1"/>
-      </w:pPr>
-      <w:r>
-        <w:t xml:space="preserve">首先，服务于国家总体目标。作为国家公共政策的组成部分，国家语言政策的制定及实施应服务于国家治理的总体理念和目标。习近平总书记指出，要构建集政治安全、国土安全、军事安全、经济安全、文化安全、社会安全、科技安全、信息安全、生态安全、资源安全、核安全等于一体的总体国家安全观。本研究揭示，语言安全不仅是文化安全的重要组成部分，更对政治安全和社会安全具有重要影响。这我们需要更加全面地研究公众语言规划对于国家治理的影响，探讨语言规划有效促进国家治理的可能形态，使语言规划更好地为国家总体目标的实现服务，为中华民族共同体和人类命运共同体的建构贡献更多力量。</w:t>
-      </w:r>
-    </w:p>
-    <w:p>
-      <w:pPr>
-        <w:pStyle w:val="a1"/>
-      </w:pPr>
-      <w:r>
-        <w:t xml:space="preserve">其次，注重群体身份塑造。语言是最重要的群体属性之一，能够凝聚和强化群体意识，增强群体认同感。当前，社会分化严重、社会矛盾突出，各群体对公共资源、国家机构，特别是语言规划控制权的争夺日益激烈，极其容易引发群体事件，影响社会秩序稳定。国家治理需要注重语言对群体身份的塑造作用，运用语言治理“润物细无声”的调控功能，对民众心理状态进行潜移默化而又具有持续性的调整和培养，调节个体社会成员的自我定位和人际关系，促进群体间的心理融合，避免话语冲突引起严重的政治冲突。</w:t>
-      </w:r>
-    </w:p>
-    <w:p>
-      <w:pPr>
-        <w:pStyle w:val="a1"/>
-      </w:pPr>
-      <w:r>
-        <w:t xml:space="preserve">最后，明确推广普通话的目的和效果。对于中国这个多方言国家来说，普通话是进行现代国家治理不可或缺的语言工具，但过分推行通用语将会使得方言和少数民族语言式微，导致语言治理效果随之降低。这要求我们明确推广普通话的目的和效果，妥善处理推行通用语与保护地方方言、少数民族语言的关系，平衡建立低成本交流环境与合理利用地方文化资源的关系，切实保障语言权利，解决语言问题，构建和谐语言生活。</w:t>
-      </w:r>
-    </w:p>
-    <w:bookmarkEnd w:id="34"/>
-    <w:bookmarkStart w:id="69" w:name="参考文献"/>
-    <w:p>
-      <w:pPr>
-        <w:pStyle w:val="1"/>
-      </w:pPr>
-      <w:r>
         <w:t xml:space="preserve">参考文献</w:t>
       </w:r>
     </w:p>
-    <w:bookmarkStart w:id="68" w:name="refs"/>
-    <w:bookmarkStart w:id="36" w:name="ref-HallidayEtAl1964"/>
+    <w:bookmarkStart w:id="101" w:name="refs"/>
+    <w:bookmarkStart w:id="33" w:name="ref-BerryEtAl1997"/>
     <w:p>
       <w:pPr>
         <w:pStyle w:val="a8"/>
       </w:pPr>
       <w:r>
-        <w:t xml:space="preserve">Halliday, Michael, Thomas Brown, and Angus McIntosh. 1964.</w:t>
-      </w:r>
-      <w:r>
-        <w:t xml:space="preserve"> </w:t>
-      </w:r>
-      <w:r>
-        <w:t xml:space="preserve">“The</w:t>
-      </w:r>
-      <w:r>
-        <w:t xml:space="preserve"> </w:t>
-      </w:r>
-      <w:r>
-        <w:t xml:space="preserve">Linguistic Sciences</w:t>
-      </w:r>
-      <w:r>
-        <w:t xml:space="preserve"> </w:t>
-      </w:r>
-      <w:r>
-        <w:t xml:space="preserve">and</w:t>
-      </w:r>
-      <w:r>
-        <w:t xml:space="preserve"> </w:t>
-      </w:r>
-      <w:r>
-        <w:t xml:space="preserve">Language Teaching</w:t>
-      </w:r>
-      <w:r>
-        <w:t xml:space="preserve">.”</w:t>
+        <w:t xml:space="preserve">Berry, Diane S., James W. Pennebaker, Jennifer S. Mueller, and Wendy S. Hiller. 1997.</w:t>
+      </w:r>
+      <w:r>
+        <w:t xml:space="preserve"> </w:t>
+      </w:r>
+      <w:r>
+        <w:t xml:space="preserve">“Linguistic Bases of Social Perception.”</w:t>
       </w:r>
       <w:r>
         <w:t xml:space="preserve"> </w:t>
@@ -932,88 +2104,37 @@
           <w:iCs/>
           <w:i/>
         </w:rPr>
-        <w:t xml:space="preserve">The Modern Language Review</w:t>
-      </w:r>
-      <w:r>
-        <w:t xml:space="preserve"> </w:t>
-      </w:r>
-      <w:r>
-        <w:t xml:space="preserve">62 (1): 106.</w:t>
-      </w:r>
-      <w:r>
-        <w:t xml:space="preserve"> </w:t>
-      </w:r>
-      <w:hyperlink r:id="rId35">
-        <w:r>
-          <w:rPr>
-            <w:rStyle w:val="ae"/>
-          </w:rPr>
-          <w:t xml:space="preserve">https://www.researchgate.net/publication/270196760_The_Linguistic_Sciences_and_Language_Teaching</w:t>
+        <w:t xml:space="preserve">Personality and Social Psychology Bulletin</w:t>
+      </w:r>
+      <w:r>
+        <w:t xml:space="preserve"> </w:t>
+      </w:r>
+      <w:r>
+        <w:t xml:space="preserve">23 (5): 526–37.</w:t>
+      </w:r>
+      <w:r>
+        <w:t xml:space="preserve"> </w:t>
+      </w:r>
+      <w:hyperlink r:id="rId32">
+        <w:r>
+          <w:rPr>
+            <w:rStyle w:val="ae"/>
+          </w:rPr>
+          <w:t xml:space="preserve">https://doi.org/10.1177/0146167297235008</w:t>
         </w:r>
       </w:hyperlink>
       <w:r>
         <w:t xml:space="preserve">.</w:t>
       </w:r>
     </w:p>
-    <w:bookmarkEnd w:id="36"/>
-    <w:bookmarkStart w:id="38" w:name="ref-LaitinDavid1977"/>
+    <w:bookmarkEnd w:id="33"/>
+    <w:bookmarkStart w:id="34" w:name="ref-BerwickChomsky2016"/>
     <w:p>
       <w:pPr>
         <w:pStyle w:val="a8"/>
       </w:pPr>
       <w:r>
-        <w:t xml:space="preserve">Laitin David. 1977.</w:t>
-      </w:r>
-      <w:r>
-        <w:t xml:space="preserve"> </w:t>
-      </w:r>
-      <w:r>
-        <w:t xml:space="preserve">“Politics,</w:t>
-      </w:r>
-      <w:r>
-        <w:t xml:space="preserve"> </w:t>
-      </w:r>
-      <w:r>
-        <w:t xml:space="preserve">Language</w:t>
-      </w:r>
-      <w:r>
-        <w:t xml:space="preserve">, and</w:t>
-      </w:r>
-      <w:r>
-        <w:t xml:space="preserve"> </w:t>
-      </w:r>
-      <w:r>
-        <w:t xml:space="preserve">Thought</w:t>
-      </w:r>
-      <w:r>
-        <w:t xml:space="preserve">:</w:t>
-      </w:r>
-      <w:r>
-        <w:t xml:space="preserve"> </w:t>
-      </w:r>
-      <w:r>
-        <w:t xml:space="preserve">The Somali Experience</w:t>
-      </w:r>
-      <w:r>
-        <w:t xml:space="preserve">.</w:t>
-      </w:r>
-      <w:r>
-        <w:t xml:space="preserve"> </w:t>
-      </w:r>
-      <w:r>
-        <w:t xml:space="preserve">DAVID D</w:t>
-      </w:r>
-      <w:r>
-        <w:t xml:space="preserve">.</w:t>
-      </w:r>
-      <w:r>
-        <w:t xml:space="preserve"> </w:t>
-      </w:r>
-      <w:r>
-        <w:t xml:space="preserve">LAITIN</w:t>
-      </w:r>
-      <w:r>
-        <w:t xml:space="preserve">.”</w:t>
+        <w:t xml:space="preserve">Berwick, Robert C., and Noam Chomsky. 2016.</w:t>
       </w:r>
       <w:r>
         <w:t xml:space="preserve"> </w:t>
@@ -1023,31 +2144,390 @@
           <w:iCs/>
           <w:i/>
         </w:rPr>
-        <w:t xml:space="preserve">American Ethnologist</w:t>
-      </w:r>
-      <w:r>
-        <w:t xml:space="preserve"> </w:t>
-      </w:r>
-      <w:r>
-        <w:t xml:space="preserve">5 (4): 797–99.</w:t>
-      </w:r>
-      <w:r>
-        <w:t xml:space="preserve"> </w:t>
-      </w:r>
-      <w:hyperlink r:id="rId37">
-        <w:r>
-          <w:rPr>
-            <w:rStyle w:val="ae"/>
-          </w:rPr>
-          <w:t xml:space="preserve">https://doi.org/10.1525/ae.1978.5.4.02a00130</w:t>
+        <w:t xml:space="preserve">Why Only Us: Language and Evolution</w:t>
+      </w:r>
+      <w:r>
+        <w:t xml:space="preserve">. MIT Press.</w:t>
+      </w:r>
+    </w:p>
+    <w:bookmarkEnd w:id="34"/>
+    <w:bookmarkStart w:id="35" w:name="ref-GodoyEtAl2007"/>
+    <w:p>
+      <w:pPr>
+        <w:pStyle w:val="a8"/>
+      </w:pPr>
+      <w:r>
+        <w:t xml:space="preserve">Godoy, Ricardo, Victoria Reyes-Garcia, Craig Seyfried, Tomas Huanca, William R. Leonard, Thomas McDade, Susan Tanner, and Vincent Vadez. 2007.</w:t>
+      </w:r>
+      <w:r>
+        <w:t xml:space="preserve"> </w:t>
+      </w:r>
+      <w:r>
+        <w:t xml:space="preserve">“Language Skills and Earnings: Evidence from a Pre-Industrial Economy in the Bolivian Amazon.”</w:t>
+      </w:r>
+      <w:r>
+        <w:t xml:space="preserve"> </w:t>
+      </w:r>
+      <w:r>
+        <w:rPr>
+          <w:iCs/>
+          <w:i/>
+        </w:rPr>
+        <w:t xml:space="preserve">Economics of Education Review</w:t>
+      </w:r>
+      <w:r>
+        <w:t xml:space="preserve"> </w:t>
+      </w:r>
+      <w:r>
+        <w:t xml:space="preserve">26 (3): 349–60.</w:t>
+      </w:r>
+    </w:p>
+    <w:bookmarkEnd w:id="35"/>
+    <w:bookmarkStart w:id="37" w:name="ref-Hu2020"/>
+    <w:p>
+      <w:pPr>
+        <w:pStyle w:val="a8"/>
+      </w:pPr>
+      <w:r>
+        <w:t xml:space="preserve">Hu, Yue. 2020.</w:t>
+      </w:r>
+      <w:r>
+        <w:t xml:space="preserve"> </w:t>
+      </w:r>
+      <w:r>
+        <w:t xml:space="preserve">“Culture Marker Versus Authority Marker: How Do Language Attitudes Affect Political Trust?”</w:t>
+      </w:r>
+      <w:r>
+        <w:t xml:space="preserve"> </w:t>
+      </w:r>
+      <w:r>
+        <w:rPr>
+          <w:iCs/>
+          <w:i/>
+        </w:rPr>
+        <w:t xml:space="preserve">Political Psychology</w:t>
+      </w:r>
+      <w:r>
+        <w:t xml:space="preserve"> </w:t>
+      </w:r>
+      <w:r>
+        <w:t xml:space="preserve">41 (4): 699–716.</w:t>
+      </w:r>
+      <w:r>
+        <w:t xml:space="preserve"> </w:t>
+      </w:r>
+      <w:hyperlink r:id="rId36">
+        <w:r>
+          <w:rPr>
+            <w:rStyle w:val="ae"/>
+          </w:rPr>
+          <w:t xml:space="preserve">https://doi.org/10.1111/pops.12646</w:t>
         </w:r>
       </w:hyperlink>
       <w:r>
         <w:t xml:space="preserve">.</w:t>
       </w:r>
     </w:p>
-    <w:bookmarkEnd w:id="38"/>
-    <w:bookmarkStart w:id="40" w:name="ref-LiangEtAl2018"/>
+    <w:bookmarkEnd w:id="37"/>
+    <w:bookmarkStart w:id="39" w:name="ref-HuLiu2020"/>
+    <w:p>
+      <w:pPr>
+        <w:pStyle w:val="a8"/>
+      </w:pPr>
+      <w:r>
+        <w:t xml:space="preserve">Hu, Yue, and Amy H. Liu. 2020.</w:t>
+      </w:r>
+      <w:r>
+        <w:t xml:space="preserve"> </w:t>
+      </w:r>
+      <w:r>
+        <w:t xml:space="preserve">“The</w:t>
+      </w:r>
+      <w:r>
+        <w:t xml:space="preserve"> </w:t>
+      </w:r>
+      <w:r>
+        <w:t xml:space="preserve">Effects</w:t>
+      </w:r>
+      <w:r>
+        <w:t xml:space="preserve"> </w:t>
+      </w:r>
+      <w:r>
+        <w:t xml:space="preserve">of</w:t>
+      </w:r>
+      <w:r>
+        <w:t xml:space="preserve"> </w:t>
+      </w:r>
+      <w:r>
+        <w:t xml:space="preserve">Foreign Language Proficiency</w:t>
+      </w:r>
+      <w:r>
+        <w:t xml:space="preserve"> </w:t>
+      </w:r>
+      <w:r>
+        <w:t xml:space="preserve">on</w:t>
+      </w:r>
+      <w:r>
+        <w:t xml:space="preserve"> </w:t>
+      </w:r>
+      <w:r>
+        <w:t xml:space="preserve">Public Attitudes</w:t>
+      </w:r>
+      <w:r>
+        <w:t xml:space="preserve">:</w:t>
+      </w:r>
+      <w:r>
+        <w:t xml:space="preserve"> </w:t>
+      </w:r>
+      <w:r>
+        <w:t xml:space="preserve">Evidence</w:t>
+      </w:r>
+      <w:r>
+        <w:t xml:space="preserve"> </w:t>
+      </w:r>
+      <w:r>
+        <w:t xml:space="preserve">from the</w:t>
+      </w:r>
+      <w:r>
+        <w:t xml:space="preserve"> </w:t>
+      </w:r>
+      <w:r>
+        <w:t xml:space="preserve">Chinese-Speaking World</w:t>
+      </w:r>
+      <w:r>
+        <w:t xml:space="preserve">.”</w:t>
+      </w:r>
+      <w:r>
+        <w:t xml:space="preserve"> </w:t>
+      </w:r>
+      <w:r>
+        <w:rPr>
+          <w:iCs/>
+          <w:i/>
+        </w:rPr>
+        <w:t xml:space="preserve">Journal of East Asian Studies</w:t>
+      </w:r>
+      <w:r>
+        <w:t xml:space="preserve"> </w:t>
+      </w:r>
+      <w:r>
+        <w:t xml:space="preserve">20: 1–23.</w:t>
+      </w:r>
+      <w:r>
+        <w:t xml:space="preserve"> </w:t>
+      </w:r>
+      <w:hyperlink r:id="rId38">
+        <w:r>
+          <w:rPr>
+            <w:rStyle w:val="ae"/>
+          </w:rPr>
+          <w:t xml:space="preserve">https://doi.org/10.1017/jea.2019.41</w:t>
+        </w:r>
+      </w:hyperlink>
+      <w:r>
+        <w:t xml:space="preserve">.</w:t>
+      </w:r>
+    </w:p>
+    <w:bookmarkEnd w:id="39"/>
+    <w:bookmarkStart w:id="40" w:name="ref-HuPizzi2022"/>
+    <w:p>
+      <w:pPr>
+        <w:pStyle w:val="a8"/>
+      </w:pPr>
+      <w:r>
+        <w:t xml:space="preserve">Hu, Yue, and Elise Pizzi. 2022.</w:t>
+      </w:r>
+      <w:r>
+        <w:t xml:space="preserve"> </w:t>
+      </w:r>
+      <w:r>
+        <w:t xml:space="preserve">“Breaking</w:t>
+      </w:r>
+      <w:r>
+        <w:t xml:space="preserve"> </w:t>
+      </w:r>
+      <w:r>
+        <w:t xml:space="preserve">Through</w:t>
+      </w:r>
+      <w:r>
+        <w:t xml:space="preserve"> </w:t>
+      </w:r>
+      <w:r>
+        <w:t xml:space="preserve">the</w:t>
+      </w:r>
+      <w:r>
+        <w:t xml:space="preserve"> </w:t>
+      </w:r>
+      <w:r>
+        <w:t xml:space="preserve">Linguistic Barrier</w:t>
+      </w:r>
+      <w:r>
+        <w:t xml:space="preserve">:</w:t>
+      </w:r>
+      <w:r>
+        <w:t xml:space="preserve"> </w:t>
+      </w:r>
+      <w:r>
+        <w:t xml:space="preserve">The Role</w:t>
+      </w:r>
+      <w:r>
+        <w:t xml:space="preserve"> </w:t>
+      </w:r>
+      <w:r>
+        <w:t xml:space="preserve">of</w:t>
+      </w:r>
+      <w:r>
+        <w:t xml:space="preserve"> </w:t>
+      </w:r>
+      <w:r>
+        <w:t xml:space="preserve">Language Policy</w:t>
+      </w:r>
+      <w:r>
+        <w:t xml:space="preserve"> </w:t>
+      </w:r>
+      <w:r>
+        <w:t xml:space="preserve">in</w:t>
+      </w:r>
+      <w:r>
+        <w:t xml:space="preserve"> </w:t>
+      </w:r>
+      <w:r>
+        <w:t xml:space="preserve">Migration Decisions</w:t>
+      </w:r>
+      <w:r>
+        <w:t xml:space="preserve">.”</w:t>
+      </w:r>
+      <w:r>
+        <w:t xml:space="preserve"> </w:t>
+      </w:r>
+      <w:r>
+        <w:rPr>
+          <w:iCs/>
+          <w:i/>
+        </w:rPr>
+        <w:t xml:space="preserve">China: An International Journal</w:t>
+      </w:r>
+      <w:r>
+        <w:t xml:space="preserve">, May, Forthcoming.</w:t>
+      </w:r>
+    </w:p>
+    <w:bookmarkEnd w:id="40"/>
+    <w:bookmarkStart w:id="41" w:name="ref-Joseph2006"/>
+    <w:p>
+      <w:pPr>
+        <w:pStyle w:val="a8"/>
+      </w:pPr>
+      <w:r>
+        <w:t xml:space="preserve">Joseph, John Earl. 2006.</w:t>
+      </w:r>
+      <w:r>
+        <w:t xml:space="preserve"> </w:t>
+      </w:r>
+      <w:r>
+        <w:rPr>
+          <w:iCs/>
+          <w:i/>
+        </w:rPr>
+        <w:t xml:space="preserve">Language and Politics</w:t>
+      </w:r>
+      <w:r>
+        <w:t xml:space="preserve">. Edinburgh University Press.</w:t>
+      </w:r>
+    </w:p>
+    <w:bookmarkEnd w:id="41"/>
+    <w:bookmarkStart w:id="43" w:name="ref-Laitin1994"/>
+    <w:p>
+      <w:pPr>
+        <w:pStyle w:val="a8"/>
+      </w:pPr>
+      <w:r>
+        <w:t xml:space="preserve">Laitin, David D. 1994.</w:t>
+      </w:r>
+      <w:r>
+        <w:t xml:space="preserve"> </w:t>
+      </w:r>
+      <w:r>
+        <w:t xml:space="preserve">“The Tower of Babel as a Coordination Game: Political Linguistics in Ghana.”</w:t>
+      </w:r>
+      <w:r>
+        <w:t xml:space="preserve"> </w:t>
+      </w:r>
+      <w:r>
+        <w:rPr>
+          <w:iCs/>
+          <w:i/>
+        </w:rPr>
+        <w:t xml:space="preserve">American Political Science Review</w:t>
+      </w:r>
+      <w:r>
+        <w:t xml:space="preserve"> </w:t>
+      </w:r>
+      <w:r>
+        <w:t xml:space="preserve">88 (3): 622–34.</w:t>
+      </w:r>
+      <w:r>
+        <w:t xml:space="preserve"> </w:t>
+      </w:r>
+      <w:hyperlink r:id="rId42">
+        <w:r>
+          <w:rPr>
+            <w:rStyle w:val="ae"/>
+          </w:rPr>
+          <w:t xml:space="preserve">https://doi.org/10.2307/2944799</w:t>
+        </w:r>
+      </w:hyperlink>
+      <w:r>
+        <w:t xml:space="preserve">.</w:t>
+      </w:r>
+    </w:p>
+    <w:bookmarkEnd w:id="43"/>
+    <w:bookmarkStart w:id="45" w:name="ref-LaitinRamachandran2016"/>
+    <w:p>
+      <w:pPr>
+        <w:pStyle w:val="a8"/>
+      </w:pPr>
+      <w:r>
+        <w:t xml:space="preserve">Laitin, David D., and Rajesh Ramachandran. 2016.</w:t>
+      </w:r>
+      <w:r>
+        <w:t xml:space="preserve"> </w:t>
+      </w:r>
+      <w:r>
+        <w:t xml:space="preserve">“Language Policy and Human Development.”</w:t>
+      </w:r>
+      <w:r>
+        <w:t xml:space="preserve"> </w:t>
+      </w:r>
+      <w:r>
+        <w:rPr>
+          <w:iCs/>
+          <w:i/>
+        </w:rPr>
+        <w:t xml:space="preserve">American Political Science Review</w:t>
+      </w:r>
+      <w:r>
+        <w:t xml:space="preserve"> </w:t>
+      </w:r>
+      <w:r>
+        <w:t xml:space="preserve">110 (3): 457–80.</w:t>
+      </w:r>
+      <w:r>
+        <w:t xml:space="preserve"> </w:t>
+      </w:r>
+      <w:hyperlink r:id="rId44">
+        <w:r>
+          <w:rPr>
+            <w:rStyle w:val="ae"/>
+          </w:rPr>
+          <w:t xml:space="preserve">https://doi.org/10.1017/S0003055416000265</w:t>
+        </w:r>
+      </w:hyperlink>
+      <w:r>
+        <w:t xml:space="preserve">.</w:t>
+      </w:r>
+    </w:p>
+    <w:bookmarkEnd w:id="45"/>
+    <w:bookmarkStart w:id="47" w:name="ref-LiangEtAl2018"/>
     <w:p>
       <w:pPr>
         <w:pStyle w:val="a8"/>
@@ -1119,7 +2599,7 @@
       <w:r>
         <w:t xml:space="preserve"> </w:t>
       </w:r>
-      <w:hyperlink r:id="rId39">
+      <w:hyperlink r:id="rId46">
         <w:r>
           <w:rPr>
             <w:rStyle w:val="ae"/>
@@ -1131,62 +2611,57 @@
         <w:t xml:space="preserve">.</w:t>
       </w:r>
     </w:p>
-    <w:bookmarkEnd w:id="40"/>
-    <w:bookmarkStart w:id="42" w:name="ref-LiuPizzi2018"/>
+    <w:bookmarkEnd w:id="47"/>
+    <w:bookmarkStart w:id="49" w:name="ref-Liu2015"/>
     <w:p>
       <w:pPr>
         <w:pStyle w:val="a8"/>
       </w:pPr>
       <w:r>
-        <w:t xml:space="preserve">Liu, Amy, and Elise Pizzi. 2018.</w:t>
-      </w:r>
-      <w:r>
-        <w:t xml:space="preserve"> </w:t>
-      </w:r>
-      <w:r>
-        <w:t xml:space="preserve">“The</w:t>
-      </w:r>
-      <w:r>
-        <w:t xml:space="preserve"> </w:t>
-      </w:r>
-      <w:r>
-        <w:t xml:space="preserve">Language</w:t>
-      </w:r>
-      <w:r>
-        <w:t xml:space="preserve"> </w:t>
-      </w:r>
-      <w:r>
-        <w:t xml:space="preserve">of</w:t>
-      </w:r>
-      <w:r>
-        <w:t xml:space="preserve"> </w:t>
-      </w:r>
-      <w:r>
-        <w:t xml:space="preserve">Economic Growth</w:t>
-      </w:r>
-      <w:r>
-        <w:t xml:space="preserve">:</w:t>
-      </w:r>
-      <w:r>
-        <w:t xml:space="preserve"> </w:t>
-      </w:r>
-      <w:r>
-        <w:t xml:space="preserve">A New Measure</w:t>
-      </w:r>
-      <w:r>
-        <w:t xml:space="preserve"> </w:t>
-      </w:r>
-      <w:r>
-        <w:t xml:space="preserve">of</w:t>
-      </w:r>
-      <w:r>
-        <w:t xml:space="preserve"> </w:t>
-      </w:r>
-      <w:r>
-        <w:t xml:space="preserve">Linguistic Heterogeneity</w:t>
-      </w:r>
-      <w:r>
-        <w:t xml:space="preserve">.”</w:t>
+        <w:t xml:space="preserve">Liu, Amy H. 2015.</w:t>
+      </w:r>
+      <w:r>
+        <w:t xml:space="preserve"> </w:t>
+      </w:r>
+      <w:r>
+        <w:rPr>
+          <w:iCs/>
+          <w:i/>
+        </w:rPr>
+        <w:t xml:space="preserve">Standardizing Diversity: The Political Economy of Language Regimes</w:t>
+      </w:r>
+      <w:r>
+        <w:t xml:space="preserve">. University of Pennsylvania Press.</w:t>
+      </w:r>
+      <w:r>
+        <w:t xml:space="preserve"> </w:t>
+      </w:r>
+      <w:hyperlink r:id="rId48">
+        <w:r>
+          <w:rPr>
+            <w:rStyle w:val="ae"/>
+          </w:rPr>
+          <w:t xml:space="preserve">https://books.google.com?id=JDvyCwAAQBAJ</w:t>
+        </w:r>
+      </w:hyperlink>
+      <w:r>
+        <w:t xml:space="preserve">.</w:t>
+      </w:r>
+    </w:p>
+    <w:bookmarkEnd w:id="49"/>
+    <w:bookmarkStart w:id="51" w:name="ref-Liu2022"/>
+    <w:p>
+      <w:pPr>
+        <w:pStyle w:val="a8"/>
+      </w:pPr>
+      <w:r>
+        <w:t xml:space="preserve">———. 2022.</w:t>
+      </w:r>
+      <w:r>
+        <w:t xml:space="preserve"> </w:t>
+      </w:r>
+      <w:r>
+        <w:t xml:space="preserve">“Pronoun Usage as a Measure of Power Personalization: A General Theory with Evidence from the Chinese-Speaking World.”</w:t>
       </w:r>
       <w:r>
         <w:t xml:space="preserve"> </w:t>
@@ -1199,12 +2674,100 @@
         <w:t xml:space="preserve">British Journal of Political Science</w:t>
       </w:r>
       <w:r>
+        <w:t xml:space="preserve"> </w:t>
+      </w:r>
+      <w:r>
+        <w:t xml:space="preserve">52 (3, 3): 1258–75.</w:t>
+      </w:r>
+      <w:r>
+        <w:t xml:space="preserve"> </w:t>
+      </w:r>
+      <w:hyperlink r:id="rId50">
+        <w:r>
+          <w:rPr>
+            <w:rStyle w:val="ae"/>
+          </w:rPr>
+          <w:t xml:space="preserve">https://doi.org/10.1017/S0007123421000181</w:t>
+        </w:r>
+      </w:hyperlink>
+      <w:r>
+        <w:t xml:space="preserve">.</w:t>
+      </w:r>
+    </w:p>
+    <w:bookmarkEnd w:id="51"/>
+    <w:bookmarkStart w:id="53" w:name="ref-LiuPizzi2018"/>
+    <w:p>
+      <w:pPr>
+        <w:pStyle w:val="a8"/>
+      </w:pPr>
+      <w:r>
+        <w:t xml:space="preserve">Liu, Amy, and Elise Pizzi. 2018.</w:t>
+      </w:r>
+      <w:r>
+        <w:t xml:space="preserve"> </w:t>
+      </w:r>
+      <w:r>
+        <w:t xml:space="preserve">“The</w:t>
+      </w:r>
+      <w:r>
+        <w:t xml:space="preserve"> </w:t>
+      </w:r>
+      <w:r>
+        <w:t xml:space="preserve">Language</w:t>
+      </w:r>
+      <w:r>
+        <w:t xml:space="preserve"> </w:t>
+      </w:r>
+      <w:r>
+        <w:t xml:space="preserve">of</w:t>
+      </w:r>
+      <w:r>
+        <w:t xml:space="preserve"> </w:t>
+      </w:r>
+      <w:r>
+        <w:t xml:space="preserve">Economic Growth</w:t>
+      </w:r>
+      <w:r>
+        <w:t xml:space="preserve">:</w:t>
+      </w:r>
+      <w:r>
+        <w:t xml:space="preserve"> </w:t>
+      </w:r>
+      <w:r>
+        <w:t xml:space="preserve">A New Measure</w:t>
+      </w:r>
+      <w:r>
+        <w:t xml:space="preserve"> </w:t>
+      </w:r>
+      <w:r>
+        <w:t xml:space="preserve">of</w:t>
+      </w:r>
+      <w:r>
+        <w:t xml:space="preserve"> </w:t>
+      </w:r>
+      <w:r>
+        <w:t xml:space="preserve">Linguistic Heterogeneity</w:t>
+      </w:r>
+      <w:r>
+        <w:t xml:space="preserve">.”</w:t>
+      </w:r>
+      <w:r>
+        <w:t xml:space="preserve"> </w:t>
+      </w:r>
+      <w:r>
+        <w:rPr>
+          <w:iCs/>
+          <w:i/>
+        </w:rPr>
+        <w:t xml:space="preserve">British Journal of Political Science</w:t>
+      </w:r>
+      <w:r>
         <w:t xml:space="preserve">, 1–28.</w:t>
       </w:r>
       <w:r>
         <w:t xml:space="preserve"> </w:t>
       </w:r>
-      <w:hyperlink r:id="rId41">
+      <w:hyperlink r:id="rId52">
         <w:r>
           <w:rPr>
             <w:rStyle w:val="ae"/>
@@ -1216,8 +2779,207 @@
         <w:t xml:space="preserve">.</w:t>
       </w:r>
     </w:p>
-    <w:bookmarkEnd w:id="42"/>
-    <w:bookmarkStart w:id="43" w:name="ref-HeZengKe2014"/>
+    <w:bookmarkEnd w:id="53"/>
+    <w:bookmarkStart w:id="55" w:name="ref-MartelliJaffrelot2023"/>
+    <w:p>
+      <w:pPr>
+        <w:pStyle w:val="a8"/>
+      </w:pPr>
+      <w:r>
+        <w:t xml:space="preserve">Martelli, Jean-Thomas, and Christophe Jaffrelot. 2023.</w:t>
+      </w:r>
+      <w:r>
+        <w:t xml:space="preserve"> </w:t>
+      </w:r>
+      <w:r>
+        <w:t xml:space="preserve">“Do Populist Leaders Mimic the Language of Ordinary Citizens? Evidence from India.”</w:t>
+      </w:r>
+      <w:r>
+        <w:t xml:space="preserve"> </w:t>
+      </w:r>
+      <w:r>
+        <w:rPr>
+          <w:iCs/>
+          <w:i/>
+        </w:rPr>
+        <w:t xml:space="preserve">Political Psychology</w:t>
+      </w:r>
+      <w:r>
+        <w:t xml:space="preserve"> </w:t>
+      </w:r>
+      <w:r>
+        <w:t xml:space="preserve">44 (5): 1141–60.</w:t>
+      </w:r>
+      <w:r>
+        <w:t xml:space="preserve"> </w:t>
+      </w:r>
+      <w:hyperlink r:id="rId54">
+        <w:r>
+          <w:rPr>
+            <w:rStyle w:val="ae"/>
+          </w:rPr>
+          <w:t xml:space="preserve">https://doi.org/10.1111/pops.12881</w:t>
+        </w:r>
+      </w:hyperlink>
+      <w:r>
+        <w:t xml:space="preserve">.</w:t>
+      </w:r>
+    </w:p>
+    <w:bookmarkEnd w:id="55"/>
+    <w:bookmarkStart w:id="56" w:name="ref-Pool1991"/>
+    <w:p>
+      <w:pPr>
+        <w:pStyle w:val="a8"/>
+      </w:pPr>
+      <w:r>
+        <w:t xml:space="preserve">Pool, Jonathan. 1991.</w:t>
+      </w:r>
+      <w:r>
+        <w:t xml:space="preserve"> </w:t>
+      </w:r>
+      <w:r>
+        <w:t xml:space="preserve">“The Official Language Problem.”</w:t>
+      </w:r>
+      <w:r>
+        <w:t xml:space="preserve"> </w:t>
+      </w:r>
+      <w:r>
+        <w:rPr>
+          <w:iCs/>
+          <w:i/>
+        </w:rPr>
+        <w:t xml:space="preserve">American Political Science Review</w:t>
+      </w:r>
+      <w:r>
+        <w:t xml:space="preserve"> </w:t>
+      </w:r>
+      <w:r>
+        <w:t xml:space="preserve">85 (02): 495–514.</w:t>
+      </w:r>
+    </w:p>
+    <w:bookmarkEnd w:id="56"/>
+    <w:bookmarkStart w:id="58" w:name="ref-Schildkraut2001a"/>
+    <w:p>
+      <w:pPr>
+        <w:pStyle w:val="a8"/>
+      </w:pPr>
+      <w:r>
+        <w:t xml:space="preserve">Schildkraut, Deborah J. 2001.</w:t>
+      </w:r>
+      <w:r>
+        <w:t xml:space="preserve"> </w:t>
+      </w:r>
+      <w:r>
+        <w:t xml:space="preserve">“Official-English and the States: Influences on Declaring English the Official Language in the United States.”</w:t>
+      </w:r>
+      <w:r>
+        <w:t xml:space="preserve"> </w:t>
+      </w:r>
+      <w:r>
+        <w:rPr>
+          <w:iCs/>
+          <w:i/>
+        </w:rPr>
+        <w:t xml:space="preserve">Political Research Quarterly</w:t>
+      </w:r>
+      <w:r>
+        <w:t xml:space="preserve"> </w:t>
+      </w:r>
+      <w:r>
+        <w:t xml:space="preserve">54 (2): 445–57.</w:t>
+      </w:r>
+      <w:r>
+        <w:t xml:space="preserve"> </w:t>
+      </w:r>
+      <w:hyperlink r:id="rId57">
+        <w:r>
+          <w:rPr>
+            <w:rStyle w:val="ae"/>
+          </w:rPr>
+          <w:t xml:space="preserve">https://doi.org/10.1177/106591290105400211</w:t>
+        </w:r>
+      </w:hyperlink>
+      <w:r>
+        <w:t xml:space="preserve">.</w:t>
+      </w:r>
+    </w:p>
+    <w:bookmarkEnd w:id="58"/>
+    <w:bookmarkStart w:id="59" w:name="ref-TangHe2010"/>
+    <w:p>
+      <w:pPr>
+        <w:pStyle w:val="a8"/>
+      </w:pPr>
+      <w:r>
+        <w:t xml:space="preserve">Tang, Wenfang, and Gaochao He. 2010.</w:t>
+      </w:r>
+      <w:r>
+        <w:t xml:space="preserve"> </w:t>
+      </w:r>
+      <w:r>
+        <w:t xml:space="preserve">“Separate but Loyal: Ethnicity and Nationalism in China.”</w:t>
+      </w:r>
+      <w:r>
+        <w:t xml:space="preserve"> </w:t>
+      </w:r>
+      <w:r>
+        <w:rPr>
+          <w:iCs/>
+          <w:i/>
+        </w:rPr>
+        <w:t xml:space="preserve">Policy Studies</w:t>
+      </w:r>
+      <w:r>
+        <w:t xml:space="preserve">, no. 56: I, VII, VIII, X, 1–58, 64.</w:t>
+      </w:r>
+    </w:p>
+    <w:bookmarkEnd w:id="59"/>
+    <w:bookmarkStart w:id="61" w:name="ref-TangEtAl2016"/>
+    <w:p>
+      <w:pPr>
+        <w:pStyle w:val="a8"/>
+      </w:pPr>
+      <w:r>
+        <w:t xml:space="preserve">Tang, Wenfang, Yue Hu, and Shuai Jin. 2016.</w:t>
+      </w:r>
+      <w:r>
+        <w:t xml:space="preserve"> </w:t>
+      </w:r>
+      <w:r>
+        <w:t xml:space="preserve">“Affirmative Inaction: Language Education and Labor Mobility Among China’s Muslim Minorities.”</w:t>
+      </w:r>
+      <w:r>
+        <w:t xml:space="preserve"> </w:t>
+      </w:r>
+      <w:r>
+        <w:rPr>
+          <w:iCs/>
+          <w:i/>
+        </w:rPr>
+        <w:t xml:space="preserve">Chinese Sociological Review</w:t>
+      </w:r>
+      <w:r>
+        <w:t xml:space="preserve"> </w:t>
+      </w:r>
+      <w:r>
+        <w:t xml:space="preserve">48 (4): 346–66.</w:t>
+      </w:r>
+      <w:r>
+        <w:t xml:space="preserve"> </w:t>
+      </w:r>
+      <w:hyperlink r:id="rId60">
+        <w:r>
+          <w:rPr>
+            <w:rStyle w:val="ae"/>
+          </w:rPr>
+          <w:t xml:space="preserve">https://doi.org/10.1080/21620555.2016.1202753</w:t>
+        </w:r>
+      </w:hyperlink>
+      <w:r>
+        <w:t xml:space="preserve">.</w:t>
+      </w:r>
+    </w:p>
+    <w:bookmarkEnd w:id="61"/>
+    <w:bookmarkStart w:id="62" w:name="ref-HeZengKe2014"/>
     <w:p>
       <w:pPr>
         <w:pStyle w:val="a8"/>
@@ -1245,20 +3007,20 @@
         <w:t xml:space="preserve">, no. 01: 11–15.</w:t>
       </w:r>
     </w:p>
-    <w:bookmarkEnd w:id="43"/>
-    <w:bookmarkStart w:id="44" w:name="ref-LiuHuaXiaYuanQingHuan2017"/>
+    <w:bookmarkEnd w:id="62"/>
+    <w:bookmarkStart w:id="64" w:name="ref-YuWeiQi2017"/>
     <w:p>
       <w:pPr>
         <w:pStyle w:val="a8"/>
       </w:pPr>
       <w:r>
-        <w:t xml:space="preserve">刘华夏, and 袁青欢. 2017.</w:t>
-      </w:r>
-      <w:r>
-        <w:t xml:space="preserve"> </w:t>
-      </w:r>
-      <w:r>
-        <w:t xml:space="preserve">“边疆语言治理的挑战与转型.”</w:t>
+        <w:t xml:space="preserve">俞玮奇. 2017.</w:t>
+      </w:r>
+      <w:r>
+        <w:t xml:space="preserve"> </w:t>
+      </w:r>
+      <w:r>
+        <w:t xml:space="preserve">“新型城镇化视野下上海农民工的语言市民化与城市融入.”</w:t>
       </w:r>
       <w:r>
         <w:t xml:space="preserve"> </w:t>
@@ -1268,14 +3030,71 @@
           <w:iCs/>
           <w:i/>
         </w:rPr>
-        <w:t xml:space="preserve">广西民族研究</w:t>
-      </w:r>
-      <w:r>
-        <w:t xml:space="preserve">, no. 06: 8–15.</w:t>
-      </w:r>
-    </w:p>
-    <w:bookmarkEnd w:id="44"/>
-    <w:bookmarkStart w:id="45" w:name="ref-LuHuiLinPanYi2014"/>
+        <w:t xml:space="preserve">语言文字应用</w:t>
+      </w:r>
+      <w:r>
+        <w:t xml:space="preserve">, no. 01: 14–22.</w:t>
+      </w:r>
+      <w:r>
+        <w:t xml:space="preserve"> </w:t>
+      </w:r>
+      <w:hyperlink r:id="rId63">
+        <w:r>
+          <w:rPr>
+            <w:rStyle w:val="ae"/>
+          </w:rPr>
+          <w:t xml:space="preserve">https://kns.cnki.net/KCMS/detail/detail.aspx?dbcode=CJFD&amp;dbname=CJFDLAST2017&amp;filename=YYYY201701002&amp;v=</w:t>
+        </w:r>
+      </w:hyperlink>
+      <w:r>
+        <w:t xml:space="preserve">.</w:t>
+      </w:r>
+    </w:p>
+    <w:bookmarkEnd w:id="64"/>
+    <w:bookmarkStart w:id="66" w:name="ref-LiuGuoHuiZhangWeiGuo2020"/>
+    <w:p>
+      <w:pPr>
+        <w:pStyle w:val="a8"/>
+      </w:pPr>
+      <w:r>
+        <w:t xml:space="preserve">刘国辉, and 张卫国. 2020.</w:t>
+      </w:r>
+      <w:r>
+        <w:t xml:space="preserve"> </w:t>
+      </w:r>
+      <w:r>
+        <w:t xml:space="preserve">“普通话能力与进城农民工心理健康——基于中国综合社会调查的实证研究.”</w:t>
+      </w:r>
+      <w:r>
+        <w:t xml:space="preserve"> </w:t>
+      </w:r>
+      <w:r>
+        <w:rPr>
+          <w:iCs/>
+          <w:i/>
+        </w:rPr>
+        <w:t xml:space="preserve">语言文字应用</w:t>
+      </w:r>
+      <w:r>
+        <w:t xml:space="preserve">, no. 1: 40–49.</w:t>
+      </w:r>
+      <w:r>
+        <w:t xml:space="preserve"> </w:t>
+      </w:r>
+      <w:hyperlink r:id="rId65">
+        <w:r>
+          <w:rPr>
+            <w:rStyle w:val="ae"/>
+          </w:rPr>
+          <w:t xml:space="preserve">https://doi.org/10.16499/j.cnki.1003-5397.2020.01.005</w:t>
+        </w:r>
+      </w:hyperlink>
+      <w:r>
+        <w:t xml:space="preserve">.</w:t>
+      </w:r>
+    </w:p>
+    <w:bookmarkEnd w:id="66"/>
+    <w:bookmarkStart w:id="67" w:name="ref-LuHuiLinPanYi2014"/>
     <w:p>
       <w:pPr>
         <w:pStyle w:val="a8"/>
@@ -1306,8 +3125,54 @@
         <w:t xml:space="preserve">5.</w:t>
       </w:r>
     </w:p>
-    <w:bookmarkEnd w:id="45"/>
-    <w:bookmarkStart w:id="46" w:name="ref-ZhangWeiGuo2011"/>
+    <w:bookmarkEnd w:id="67"/>
+    <w:bookmarkStart w:id="69" w:name="ref-QuShaoBing2016"/>
+    <w:p>
+      <w:pPr>
+        <w:pStyle w:val="a8"/>
+      </w:pPr>
+      <w:r>
+        <w:t xml:space="preserve">屈哨兵. 2016.</w:t>
+      </w:r>
+      <w:r>
+        <w:t xml:space="preserve"> </w:t>
+      </w:r>
+      <w:r>
+        <w:t xml:space="preserve">“城市化进程中的方言习用与国家认同.”</w:t>
+      </w:r>
+      <w:r>
+        <w:t xml:space="preserve"> </w:t>
+      </w:r>
+      <w:r>
+        <w:rPr>
+          <w:iCs/>
+          <w:i/>
+        </w:rPr>
+        <w:t xml:space="preserve">语言战略研究</w:t>
+      </w:r>
+      <w:r>
+        <w:t xml:space="preserve"> </w:t>
+      </w:r>
+      <w:r>
+        <w:t xml:space="preserve">1 (2): 83–88.</w:t>
+      </w:r>
+      <w:r>
+        <w:t xml:space="preserve"> </w:t>
+      </w:r>
+      <w:hyperlink r:id="rId68">
+        <w:r>
+          <w:rPr>
+            <w:rStyle w:val="ae"/>
+          </w:rPr>
+          <w:t xml:space="preserve">https://doi.org/10.19689/j.cnki.cn10-1361/h.2016.02.013</w:t>
+        </w:r>
+      </w:hyperlink>
+      <w:r>
+        <w:t xml:space="preserve">.</w:t>
+      </w:r>
+    </w:p>
+    <w:bookmarkEnd w:id="69"/>
+    <w:bookmarkStart w:id="70" w:name="ref-ZhangWeiGuo2011"/>
     <w:p>
       <w:pPr>
         <w:pStyle w:val="a8"/>
@@ -1335,8 +3200,8 @@
         <w:t xml:space="preserve">, no. 04: 140–49.</w:t>
       </w:r>
     </w:p>
-    <w:bookmarkEnd w:id="46"/>
-    <w:bookmarkStart w:id="48" w:name="ref-ZhangWeiGuo2020"/>
+    <w:bookmarkEnd w:id="70"/>
+    <w:bookmarkStart w:id="72" w:name="ref-ZhangWeiGuo2020"/>
     <w:p>
       <w:pPr>
         <w:pStyle w:val="a8"/>
@@ -1366,7 +3231,7 @@
       <w:r>
         <w:t xml:space="preserve"> </w:t>
       </w:r>
-      <w:hyperlink r:id="rId47">
+      <w:hyperlink r:id="rId71">
         <w:r>
           <w:rPr>
             <w:rStyle w:val="ae"/>
@@ -1378,20 +3243,20 @@
         <w:t xml:space="preserve">.</w:t>
       </w:r>
     </w:p>
-    <w:bookmarkEnd w:id="48"/>
-    <w:bookmarkStart w:id="50" w:name="ref-ZhangWeiGuoSunTao2016"/>
+    <w:bookmarkEnd w:id="72"/>
+    <w:bookmarkStart w:id="73" w:name="ref-FangYan2015"/>
     <w:p>
       <w:pPr>
         <w:pStyle w:val="a8"/>
       </w:pPr>
       <w:r>
-        <w:t xml:space="preserve">张卫国, and 孙涛. 2016.</w:t>
-      </w:r>
-      <w:r>
-        <w:t xml:space="preserve"> </w:t>
-      </w:r>
-      <w:r>
-        <w:t xml:space="preserve">“语言的经济力量:国民英语能力对中国对外服务贸易的影响.”</w:t>
+        <w:t xml:space="preserve">方艳. 2015.</w:t>
+      </w:r>
+      <w:r>
+        <w:t xml:space="preserve"> </w:t>
+      </w:r>
+      <w:r>
+        <w:t xml:space="preserve">“城镇化进程中农民工方言传播与身份认同研究.”</w:t>
       </w:r>
       <w:r>
         <w:t xml:space="preserve"> </w:t>
@@ -1401,72 +3266,26 @@
           <w:iCs/>
           <w:i/>
         </w:rPr>
-        <w:t xml:space="preserve">国际贸易问题</w:t>
-      </w:r>
-      <w:r>
-        <w:t xml:space="preserve">, no. 08: 97–107.</w:t>
-      </w:r>
-      <w:r>
-        <w:t xml:space="preserve"> </w:t>
-      </w:r>
-      <w:hyperlink r:id="rId49">
-        <w:r>
-          <w:rPr>
-            <w:rStyle w:val="ae"/>
-          </w:rPr>
-          <w:t xml:space="preserve">https://kns.cnki.net/KCMS/detail/detail.aspx?dbcode=CJFD&amp;dbname=CJFDLAST2016&amp;filename=GJMW201608009&amp;v=</w:t>
-        </w:r>
-      </w:hyperlink>
-      <w:r>
-        <w:t xml:space="preserve">.</w:t>
-      </w:r>
-    </w:p>
-    <w:bookmarkEnd w:id="50"/>
-    <w:bookmarkStart w:id="51" w:name="ref-DaiManChunZhuNingYan2011"/>
+        <w:t xml:space="preserve">新闻大学</w:t>
+      </w:r>
+      <w:r>
+        <w:t xml:space="preserve">, no. 02: 88–91+143.</w:t>
+      </w:r>
+    </w:p>
+    <w:bookmarkEnd w:id="73"/>
+    <w:bookmarkStart w:id="75" w:name="ref-LiYuMing2008"/>
     <w:p>
       <w:pPr>
         <w:pStyle w:val="a8"/>
       </w:pPr>
       <w:r>
-        <w:t xml:space="preserve">戴曼纯, and 朱宁燕. 2011.</w:t>
-      </w:r>
-      <w:r>
-        <w:t xml:space="preserve"> </w:t>
-      </w:r>
-      <w:r>
-        <w:t xml:space="preserve">“语言民族主义的政治功能——以前南斯拉夫为例.”</w:t>
-      </w:r>
-      <w:r>
-        <w:t xml:space="preserve"> </w:t>
-      </w:r>
-      <w:r>
-        <w:rPr>
-          <w:iCs/>
-          <w:i/>
-        </w:rPr>
-        <w:t xml:space="preserve">欧洲研究</w:t>
-      </w:r>
-      <w:r>
-        <w:t xml:space="preserve"> </w:t>
-      </w:r>
-      <w:r>
-        <w:t xml:space="preserve">29 (02): 115-131+160-161.</w:t>
-      </w:r>
-    </w:p>
-    <w:bookmarkEnd w:id="51"/>
-    <w:bookmarkStart w:id="53" w:name="ref-LiYuMing2021a"/>
-    <w:p>
-      <w:pPr>
-        <w:pStyle w:val="a8"/>
-      </w:pPr>
-      <w:r>
-        <w:t xml:space="preserve">李宇明. 2021.</w:t>
-      </w:r>
-      <w:r>
-        <w:t xml:space="preserve"> </w:t>
-      </w:r>
-      <w:r>
-        <w:t xml:space="preserve">“试论个人语言能力和国家语言能力.”</w:t>
+        <w:t xml:space="preserve">李宇明. 2008.</w:t>
+      </w:r>
+      <w:r>
+        <w:t xml:space="preserve"> </w:t>
+      </w:r>
+      <w:r>
+        <w:t xml:space="preserve">“语言功能规划刍议.”</w:t>
       </w:r>
       <w:r>
         <w:t xml:space="preserve"> </w:t>
@@ -1479,12 +3298,55 @@
         <w:t xml:space="preserve">语言文字应用</w:t>
       </w:r>
       <w:r>
+        <w:t xml:space="preserve">, no. 1: 2–8.</w:t>
+      </w:r>
+      <w:r>
+        <w:t xml:space="preserve"> </w:t>
+      </w:r>
+      <w:hyperlink r:id="rId74">
+        <w:r>
+          <w:rPr>
+            <w:rStyle w:val="ae"/>
+          </w:rPr>
+          <w:t xml:space="preserve">https://doi.org/10.16499/j.cnki.1003-5397.2008.01.001</w:t>
+        </w:r>
+      </w:hyperlink>
+      <w:r>
+        <w:t xml:space="preserve">.</w:t>
+      </w:r>
+    </w:p>
+    <w:bookmarkEnd w:id="75"/>
+    <w:bookmarkStart w:id="77" w:name="ref-LiYuMing2021a"/>
+    <w:p>
+      <w:pPr>
+        <w:pStyle w:val="a8"/>
+      </w:pPr>
+      <w:r>
+        <w:t xml:space="preserve">———. 2021.</w:t>
+      </w:r>
+      <w:r>
+        <w:t xml:space="preserve"> </w:t>
+      </w:r>
+      <w:r>
+        <w:t xml:space="preserve">“试论个人语言能力和国家语言能力.”</w:t>
+      </w:r>
+      <w:r>
+        <w:t xml:space="preserve"> </w:t>
+      </w:r>
+      <w:r>
+        <w:rPr>
+          <w:iCs/>
+          <w:i/>
+        </w:rPr>
+        <w:t xml:space="preserve">语言文字应用</w:t>
+      </w:r>
+      <w:r>
         <w:t xml:space="preserve">, no. 03.</w:t>
       </w:r>
       <w:r>
         <w:t xml:space="preserve"> </w:t>
       </w:r>
-      <w:hyperlink r:id="rId52">
+      <w:hyperlink r:id="rId76">
         <w:r>
           <w:rPr>
             <w:rStyle w:val="ae"/>
@@ -1496,20 +3358,49 @@
         <w:t xml:space="preserve">.</w:t>
       </w:r>
     </w:p>
-    <w:bookmarkEnd w:id="53"/>
-    <w:bookmarkStart w:id="54" w:name="ref-WuXiaoJun2013"/>
+    <w:bookmarkEnd w:id="77"/>
+    <w:bookmarkStart w:id="78" w:name="ref-ChaiRuJin2022"/>
     <w:p>
       <w:pPr>
         <w:pStyle w:val="a8"/>
       </w:pPr>
       <w:r>
-        <w:t xml:space="preserve">武小军. 2013.</w:t>
-      </w:r>
-      <w:r>
-        <w:t xml:space="preserve"> </w:t>
-      </w:r>
-      <w:r>
-        <w:t xml:space="preserve">“流动人口的语言接触与语言认同.”</w:t>
+        <w:t xml:space="preserve">柴如瑾. 2022.</w:t>
+      </w:r>
+      <w:r>
+        <w:t xml:space="preserve"> </w:t>
+      </w:r>
+      <w:r>
+        <w:t xml:space="preserve">“普通话普及率超八成 语言文字事业十年成果丰硕.”</w:t>
+      </w:r>
+      <w:r>
+        <w:t xml:space="preserve"> </w:t>
+      </w:r>
+      <w:r>
+        <w:rPr>
+          <w:iCs/>
+          <w:i/>
+        </w:rPr>
+        <w:t xml:space="preserve">光明日报</w:t>
+      </w:r>
+      <w:r>
+        <w:t xml:space="preserve">, June 29, 2022.</w:t>
+      </w:r>
+    </w:p>
+    <w:bookmarkEnd w:id="78"/>
+    <w:bookmarkStart w:id="80" w:name="ref-WuXiaoJun2015"/>
+    <w:p>
+      <w:pPr>
+        <w:pStyle w:val="a8"/>
+      </w:pPr>
+      <w:r>
+        <w:t xml:space="preserve">武小军. 2015.</w:t>
+      </w:r>
+      <w:r>
+        <w:t xml:space="preserve"> </w:t>
+      </w:r>
+      <w:r>
+        <w:t xml:space="preserve">“新生代流动人口的语言选择与变化.”</w:t>
       </w:r>
       <w:r>
         <w:t xml:space="preserve"> </w:t>
@@ -1522,11 +3413,25 @@
         <w:t xml:space="preserve">语言教学与研究</w:t>
       </w:r>
       <w:r>
-        <w:t xml:space="preserve">, 104–9.</w:t>
-      </w:r>
-    </w:p>
-    <w:bookmarkEnd w:id="54"/>
-    <w:bookmarkStart w:id="55" w:name="ref-WuXiaoJun2020"/>
+        <w:t xml:space="preserve">, no. 03: 104–12.</w:t>
+      </w:r>
+      <w:r>
+        <w:t xml:space="preserve"> </w:t>
+      </w:r>
+      <w:hyperlink r:id="rId79">
+        <w:r>
+          <w:rPr>
+            <w:rStyle w:val="ae"/>
+          </w:rPr>
+          <w:t xml:space="preserve">https://kns.cnki.net/KCMS/detail/detail.aspx?dbcode=CJFD&amp;dbname=CJFDLAST2015&amp;filename=YYJX201503014&amp;v=</w:t>
+        </w:r>
+      </w:hyperlink>
+      <w:r>
+        <w:t xml:space="preserve">.</w:t>
+      </w:r>
+    </w:p>
+    <w:bookmarkEnd w:id="80"/>
+    <w:bookmarkStart w:id="81" w:name="ref-WuXiaoJun2020"/>
     <w:p>
       <w:pPr>
         <w:pStyle w:val="a8"/>
@@ -1563,8 +3468,8 @@
         <w:t xml:space="preserve">49 (05): 91–99.</w:t>
       </w:r>
     </w:p>
-    <w:bookmarkEnd w:id="55"/>
-    <w:bookmarkStart w:id="57" w:name="ref-WangKeFei2011"/>
+    <w:bookmarkEnd w:id="81"/>
+    <w:bookmarkStart w:id="83" w:name="ref-WangKeFei2011"/>
     <w:p>
       <w:pPr>
         <w:pStyle w:val="a8"/>
@@ -1594,7 +3499,7 @@
       <w:r>
         <w:t xml:space="preserve"> </w:t>
       </w:r>
-      <w:hyperlink r:id="rId56">
+      <w:hyperlink r:id="rId82">
         <w:r>
           <w:rPr>
             <w:rStyle w:val="ae"/>
@@ -1606,20 +3511,20 @@
         <w:t xml:space="preserve">.</w:t>
       </w:r>
     </w:p>
-    <w:bookmarkEnd w:id="57"/>
-    <w:bookmarkStart w:id="59" w:name="ref-WangChunHui2019"/>
+    <w:bookmarkEnd w:id="83"/>
+    <w:bookmarkStart w:id="85" w:name="ref-WangChunHui2018"/>
     <w:p>
       <w:pPr>
         <w:pStyle w:val="a8"/>
       </w:pPr>
       <w:r>
-        <w:t xml:space="preserve">王春辉. 2019.</w:t>
-      </w:r>
-      <w:r>
-        <w:t xml:space="preserve"> </w:t>
-      </w:r>
-      <w:r>
-        <w:t xml:space="preserve">“语言与贫困的理论和实践.”</w:t>
+        <w:t xml:space="preserve">王春辉. 2018.</w:t>
+      </w:r>
+      <w:r>
+        <w:t xml:space="preserve"> </w:t>
+      </w:r>
+      <w:r>
+        <w:t xml:space="preserve">“语言忠诚论.”</w:t>
       </w:r>
       <w:r>
         <w:t xml:space="preserve"> </w:t>
@@ -1635,12 +3540,58 @@
         <w:t xml:space="preserve"> </w:t>
       </w:r>
       <w:r>
+        <w:t xml:space="preserve">3 (3): 10–21.</w:t>
+      </w:r>
+      <w:r>
+        <w:t xml:space="preserve"> </w:t>
+      </w:r>
+      <w:hyperlink r:id="rId84">
+        <w:r>
+          <w:rPr>
+            <w:rStyle w:val="ae"/>
+          </w:rPr>
+          <w:t xml:space="preserve">https://doi.org/10.19689/j.cnki.cn10-1361/h.20180301</w:t>
+        </w:r>
+      </w:hyperlink>
+      <w:r>
+        <w:t xml:space="preserve">.</w:t>
+      </w:r>
+    </w:p>
+    <w:bookmarkEnd w:id="85"/>
+    <w:bookmarkStart w:id="87" w:name="ref-WangChunHui2019"/>
+    <w:p>
+      <w:pPr>
+        <w:pStyle w:val="a8"/>
+      </w:pPr>
+      <w:r>
+        <w:t xml:space="preserve">———. 2019.</w:t>
+      </w:r>
+      <w:r>
+        <w:t xml:space="preserve"> </w:t>
+      </w:r>
+      <w:r>
+        <w:t xml:space="preserve">“语言与贫困的理论和实践.”</w:t>
+      </w:r>
+      <w:r>
+        <w:t xml:space="preserve"> </w:t>
+      </w:r>
+      <w:r>
+        <w:rPr>
+          <w:iCs/>
+          <w:i/>
+        </w:rPr>
+        <w:t xml:space="preserve">语言战略研究</w:t>
+      </w:r>
+      <w:r>
+        <w:t xml:space="preserve"> </w:t>
+      </w:r>
+      <w:r>
         <w:t xml:space="preserve">4 (01): 12–21.</w:t>
       </w:r>
       <w:r>
         <w:t xml:space="preserve"> </w:t>
       </w:r>
-      <w:hyperlink r:id="rId58">
+      <w:hyperlink r:id="rId86">
         <w:r>
           <w:rPr>
             <w:rStyle w:val="ae"/>
@@ -1652,20 +3603,237 @@
         <w:t xml:space="preserve">.</w:t>
       </w:r>
     </w:p>
-    <w:bookmarkEnd w:id="59"/>
-    <w:bookmarkStart w:id="61" w:name="ref-WangChunHui2020b"/>
+    <w:bookmarkEnd w:id="87"/>
+    <w:bookmarkStart w:id="88" w:name="ref-ShiLin2021"/>
     <w:p>
       <w:pPr>
         <w:pStyle w:val="a8"/>
       </w:pPr>
       <w:r>
-        <w:t xml:space="preserve">———. 2020.</w:t>
-      </w:r>
-      <w:r>
-        <w:t xml:space="preserve"> </w:t>
-      </w:r>
-      <w:r>
-        <w:t xml:space="preserve">“后脱贫攻坚时期的中国语言扶贫.”</w:t>
+        <w:t xml:space="preserve">石琳. 2021.</w:t>
+      </w:r>
+      <w:r>
+        <w:t xml:space="preserve"> </w:t>
+      </w:r>
+      <w:r>
+        <w:t xml:space="preserve">“民族地区推广国家通用语言文字与铸牢中华民族共同体意识的协同共进路径.”</w:t>
+      </w:r>
+      <w:r>
+        <w:t xml:space="preserve"> </w:t>
+      </w:r>
+      <w:r>
+        <w:rPr>
+          <w:iCs/>
+          <w:i/>
+        </w:rPr>
+        <w:t xml:space="preserve">民族学刊</w:t>
+      </w:r>
+      <w:r>
+        <w:t xml:space="preserve"> </w:t>
+      </w:r>
+      <w:r>
+        <w:t xml:space="preserve">12 (8): 46–53, 125.</w:t>
+      </w:r>
+    </w:p>
+    <w:bookmarkEnd w:id="88"/>
+    <w:bookmarkStart w:id="90" w:name="ref-QiHongLiHong2004"/>
+    <w:p>
+      <w:pPr>
+        <w:pStyle w:val="a8"/>
+      </w:pPr>
+      <w:r>
+        <w:t xml:space="preserve">祁虹, and 黎宏. 2004.</w:t>
+      </w:r>
+      <w:r>
+        <w:t xml:space="preserve"> </w:t>
+      </w:r>
+      <w:r>
+        <w:t xml:space="preserve">“外语学习中的情感因素分析.”</w:t>
+      </w:r>
+      <w:r>
+        <w:t xml:space="preserve"> </w:t>
+      </w:r>
+      <w:r>
+        <w:rPr>
+          <w:iCs/>
+          <w:i/>
+        </w:rPr>
+        <w:t xml:space="preserve">西南民族大学学报(人文社科版)</w:t>
+      </w:r>
+      <w:r>
+        <w:t xml:space="preserve">, no. 06: 404–6.</w:t>
+      </w:r>
+      <w:r>
+        <w:t xml:space="preserve"> </w:t>
+      </w:r>
+      <w:hyperlink r:id="rId89">
+        <w:r>
+          <w:rPr>
+            <w:rStyle w:val="ae"/>
+          </w:rPr>
+          <w:t xml:space="preserve">https://kns.cnki.net/KCMS/detail/detail.aspx?dbcode=CJFD&amp;dbname=CJFD2004&amp;filename=XNZS200406107&amp;v=</w:t>
+        </w:r>
+      </w:hyperlink>
+      <w:r>
+        <w:t xml:space="preserve">.</w:t>
+      </w:r>
+    </w:p>
+    <w:bookmarkEnd w:id="90"/>
+    <w:bookmarkStart w:id="92" w:name="ref-HuYueZhuMeng2022"/>
+    <w:p>
+      <w:pPr>
+        <w:pStyle w:val="a8"/>
+      </w:pPr>
+      <w:r>
+        <w:t xml:space="preserve">胡悦, and 朱萌. 2022.</w:t>
+      </w:r>
+      <w:r>
+        <w:t xml:space="preserve"> </w:t>
+      </w:r>
+      <w:r>
+        <w:t xml:space="preserve">“以语塑心与国民治理：外语习得对政治认知能力的塑造机制研究. Foreign Language and Governance: How Second Language Acquisition Constructs Mass Cognitive Capability for Politics.”</w:t>
+      </w:r>
+      <w:r>
+        <w:t xml:space="preserve"> </w:t>
+      </w:r>
+      <w:r>
+        <w:rPr>
+          <w:iCs/>
+          <w:i/>
+        </w:rPr>
+        <w:t xml:space="preserve">治理研究</w:t>
+      </w:r>
+      <w:r>
+        <w:t xml:space="preserve"> </w:t>
+      </w:r>
+      <w:r>
+        <w:t xml:space="preserve">38 (04): 51–65+125.</w:t>
+      </w:r>
+      <w:r>
+        <w:t xml:space="preserve"> </w:t>
+      </w:r>
+      <w:hyperlink r:id="rId91">
+        <w:r>
+          <w:rPr>
+            <w:rStyle w:val="ae"/>
+          </w:rPr>
+          <w:t xml:space="preserve">https://doi.org/10.15944/j.cnki.33-1010/d.2022.04.007</w:t>
+        </w:r>
+      </w:hyperlink>
+      <w:r>
+        <w:t xml:space="preserve">.</w:t>
+      </w:r>
+    </w:p>
+    <w:bookmarkEnd w:id="92"/>
+    <w:bookmarkStart w:id="93" w:name="ref-ChuRongWeiEtAl2014"/>
+    <w:p>
+      <w:pPr>
+        <w:pStyle w:val="a8"/>
+      </w:pPr>
+      <w:r>
+        <w:t xml:space="preserve">褚荣伟, 熊易寒, and 邹怡. 2014.</w:t>
+      </w:r>
+      <w:r>
+        <w:t xml:space="preserve"> </w:t>
+      </w:r>
+      <w:r>
+        <w:t xml:space="preserve">“农民工社会认同的决定因素研究:基于上海的实证分析.”</w:t>
+      </w:r>
+      <w:r>
+        <w:t xml:space="preserve"> </w:t>
+      </w:r>
+      <w:r>
+        <w:rPr>
+          <w:iCs/>
+          <w:i/>
+        </w:rPr>
+        <w:t xml:space="preserve">社会</w:t>
+      </w:r>
+      <w:r>
+        <w:t xml:space="preserve"> </w:t>
+      </w:r>
+      <w:r>
+        <w:t xml:space="preserve">34 (04): 25–48.</w:t>
+      </w:r>
+    </w:p>
+    <w:bookmarkEnd w:id="93"/>
+    <w:bookmarkStart w:id="94" w:name="ref-GuoTaiHui2019"/>
+    <w:p>
+      <w:pPr>
+        <w:pStyle w:val="a8"/>
+      </w:pPr>
+      <w:r>
+        <w:t xml:space="preserve">郭台辉. 2019.</w:t>
+      </w:r>
+      <w:r>
+        <w:t xml:space="preserve"> </w:t>
+      </w:r>
+      <w:r>
+        <w:t xml:space="preserve">“语言的政治化与政治的语言化——政治学方法论的</w:t>
+      </w:r>
+      <w:r>
+        <w:t xml:space="preserve">‘语言学转向’</w:t>
+      </w:r>
+      <w:r>
+        <w:t xml:space="preserve">问题.”</w:t>
+      </w:r>
+      <w:r>
+        <w:t xml:space="preserve"> </w:t>
+      </w:r>
+      <w:r>
+        <w:rPr>
+          <w:iCs/>
+          <w:i/>
+        </w:rPr>
+        <w:t xml:space="preserve">政治学研究</w:t>
+      </w:r>
+      <w:r>
+        <w:t xml:space="preserve">, no. 04: 66–76+127.</w:t>
+      </w:r>
+    </w:p>
+    <w:bookmarkEnd w:id="94"/>
+    <w:bookmarkStart w:id="95" w:name="ref-ChenLiXiang2021"/>
+    <w:p>
+      <w:pPr>
+        <w:pStyle w:val="a8"/>
+      </w:pPr>
+      <w:r>
+        <w:t xml:space="preserve">陈丽湘. 2021.</w:t>
+      </w:r>
+      <w:r>
+        <w:t xml:space="preserve"> </w:t>
+      </w:r>
+      <w:r>
+        <w:t xml:space="preserve">“政策网络视域下的媒体语言治理初探.”</w:t>
+      </w:r>
+      <w:r>
+        <w:t xml:space="preserve"> </w:t>
+      </w:r>
+      <w:r>
+        <w:rPr>
+          <w:iCs/>
+          <w:i/>
+        </w:rPr>
+        <w:t xml:space="preserve">中国广播电视学刊</w:t>
+      </w:r>
+      <w:r>
+        <w:t xml:space="preserve">, no. 6: 39–43.</w:t>
+      </w:r>
+    </w:p>
+    <w:bookmarkEnd w:id="95"/>
+    <w:bookmarkStart w:id="96" w:name="ref-HanQingLin2006"/>
+    <w:p>
+      <w:pPr>
+        <w:pStyle w:val="a8"/>
+      </w:pPr>
+      <w:r>
+        <w:t xml:space="preserve">韩清林. 2006.</w:t>
+      </w:r>
+      <w:r>
+        <w:t xml:space="preserve"> </w:t>
+      </w:r>
+      <w:r>
+        <w:t xml:space="preserve">“语言的强势同化规律与强势语言的先进生产力作用.”</w:t>
       </w:r>
       <w:r>
         <w:t xml:space="preserve"> </w:t>
@@ -1678,97 +3846,11 @@
         <w:t xml:space="preserve">语言文字应用</w:t>
       </w:r>
       <w:r>
-        <w:t xml:space="preserve">, no. 3.</w:t>
-      </w:r>
-      <w:r>
-        <w:t xml:space="preserve"> </w:t>
-      </w:r>
-      <w:hyperlink r:id="rId60">
-        <w:r>
-          <w:rPr>
-            <w:rStyle w:val="ae"/>
-          </w:rPr>
-          <w:t xml:space="preserve">https://doi.org/10.16499/j.cnki.1003-5397.2020.03.003</w:t>
-        </w:r>
-      </w:hyperlink>
-      <w:r>
-        <w:t xml:space="preserve">.</w:t>
-      </w:r>
-    </w:p>
-    <w:bookmarkEnd w:id="61"/>
-    <w:bookmarkStart w:id="63" w:name="ref-QiHongLiHong2004"/>
-    <w:p>
-      <w:pPr>
-        <w:pStyle w:val="a8"/>
-      </w:pPr>
-      <w:r>
-        <w:t xml:space="preserve">祁虹, and 黎宏. 2004.</w:t>
-      </w:r>
-      <w:r>
-        <w:t xml:space="preserve"> </w:t>
-      </w:r>
-      <w:r>
-        <w:t xml:space="preserve">“外语学习中的情感因素分析.”</w:t>
-      </w:r>
-      <w:r>
-        <w:t xml:space="preserve"> </w:t>
-      </w:r>
-      <w:r>
-        <w:rPr>
-          <w:iCs/>
-          <w:i/>
-        </w:rPr>
-        <w:t xml:space="preserve">西南民族大学学报(人文社科版)</w:t>
-      </w:r>
-      <w:r>
-        <w:t xml:space="preserve">, no. 06: 404–6.</w:t>
-      </w:r>
-      <w:r>
-        <w:t xml:space="preserve"> </w:t>
-      </w:r>
-      <w:hyperlink r:id="rId62">
-        <w:r>
-          <w:rPr>
-            <w:rStyle w:val="ae"/>
-          </w:rPr>
-          <w:t xml:space="preserve">https://kns.cnki.net/KCMS/detail/detail.aspx?dbcode=CJFD&amp;dbname=CJFD2004&amp;filename=XNZS200406107&amp;v=</w:t>
-        </w:r>
-      </w:hyperlink>
-      <w:r>
-        <w:t xml:space="preserve">.</w:t>
-      </w:r>
-    </w:p>
-    <w:bookmarkEnd w:id="63"/>
-    <w:bookmarkStart w:id="64" w:name="ref-ChenLiXiang2021"/>
-    <w:p>
-      <w:pPr>
-        <w:pStyle w:val="a8"/>
-      </w:pPr>
-      <w:r>
-        <w:t xml:space="preserve">陈丽湘. 2021.</w:t>
-      </w:r>
-      <w:r>
-        <w:t xml:space="preserve"> </w:t>
-      </w:r>
-      <w:r>
-        <w:t xml:space="preserve">“政策网络视域下的媒体语言治理初探.”</w:t>
-      </w:r>
-      <w:r>
-        <w:t xml:space="preserve"> </w:t>
-      </w:r>
-      <w:r>
-        <w:rPr>
-          <w:iCs/>
-          <w:i/>
-        </w:rPr>
-        <w:t xml:space="preserve">中国广播电视学刊</w:t>
-      </w:r>
-      <w:r>
-        <w:t xml:space="preserve">, no. 6: 39–43.</w:t>
-      </w:r>
-    </w:p>
-    <w:bookmarkEnd w:id="64"/>
-    <w:bookmarkStart w:id="65" w:name="ref-MaRong2004a"/>
+        <w:t xml:space="preserve">, no. 01: 48–55.</w:t>
+      </w:r>
+    </w:p>
+    <w:bookmarkEnd w:id="96"/>
+    <w:bookmarkStart w:id="97" w:name="ref-MaRong2004"/>
     <w:p>
       <w:pPr>
         <w:pStyle w:val="a8"/>
@@ -1793,11 +3875,11 @@
         <w:t xml:space="preserve">西北民族研究</w:t>
       </w:r>
       <w:r>
-        <w:t xml:space="preserve">, no. 01: 20–44+147.</w:t>
-      </w:r>
-    </w:p>
-    <w:bookmarkEnd w:id="65"/>
-    <w:bookmarkStart w:id="67" w:name="ref-MaRong2017"/>
+        <w:t xml:space="preserve">, 民族社会学连载, no. 01: 20–44+147.</w:t>
+      </w:r>
+    </w:p>
+    <w:bookmarkEnd w:id="97"/>
+    <w:bookmarkStart w:id="99" w:name="ref-MaRong2017"/>
     <w:p>
       <w:pPr>
         <w:pStyle w:val="a8"/>
@@ -1827,7 +3909,7 @@
       <w:r>
         <w:t xml:space="preserve"> </w:t>
       </w:r>
-      <w:hyperlink r:id="rId66">
+      <w:hyperlink r:id="rId98">
         <w:r>
           <w:rPr>
             <w:rStyle w:val="ae"/>
@@ -1839,9 +3921,38 @@
         <w:t xml:space="preserve">.</w:t>
       </w:r>
     </w:p>
-    <w:bookmarkEnd w:id="67"/>
-    <w:bookmarkEnd w:id="68"/>
-    <w:bookmarkEnd w:id="69"/>
+    <w:bookmarkEnd w:id="99"/>
+    <w:bookmarkStart w:id="100" w:name="ref-LiHongYangLiYuan2015"/>
+    <w:p>
+      <w:pPr>
+        <w:pStyle w:val="a8"/>
+      </w:pPr>
+      <w:r>
+        <w:t xml:space="preserve">黎红, and 杨黎源. 2015.</w:t>
+      </w:r>
+      <w:r>
+        <w:t xml:space="preserve"> </w:t>
+      </w:r>
+      <w:r>
+        <w:t xml:space="preserve">“农民工在市民化进程中的语言同化问题探析——基于浙江宁波的实证考察.”</w:t>
+      </w:r>
+      <w:r>
+        <w:t xml:space="preserve"> </w:t>
+      </w:r>
+      <w:r>
+        <w:rPr>
+          <w:iCs/>
+          <w:i/>
+        </w:rPr>
+        <w:t xml:space="preserve">探索</w:t>
+      </w:r>
+      <w:r>
+        <w:t xml:space="preserve">, no. 03: 113–18.</w:t>
+      </w:r>
+    </w:p>
+    <w:bookmarkEnd w:id="100"/>
+    <w:bookmarkEnd w:id="101"/>
+    <w:bookmarkEnd w:id="102"/>
     <w:sectPr>
       <w:headerReference r:id="rId9" w:type="even"/>
       <w:headerReference r:id="rId11" w:type="default"/>

--- a/paper/language_governance.docx
+++ b/paper/language_governance.docx
@@ -38,6 +38,14 @@
           <w:rStyle w:val="ad"/>
         </w:rPr>
         <w:footnoteReference w:id="20"/>
+      </w:r>
+    </w:p>
+    <w:p>
+      <w:pPr>
+        <w:pStyle w:val="AbstractTitle"/>
+      </w:pPr>
+      <w:r>
+        <w:t xml:space="preserve">摘要</w:t>
       </w:r>
     </w:p>
     <w:p>

--- a/paper/language_governance.docx
+++ b/paper/language_governance.docx
@@ -7,15 +7,7 @@
         <w:pStyle w:val="a5"/>
       </w:pPr>
       <w:r>
-        <w:t xml:space="preserve">语言的国家治理意涵与功能研究</w:t>
-      </w:r>
-    </w:p>
-    <w:p>
-      <w:pPr>
-        <w:pStyle w:val="a6"/>
-      </w:pPr>
-      <w:r>
-        <w:t xml:space="preserve">（工作论文，未经作者允许请勿转载或收入论文集）</w:t>
+        <w:t xml:space="preserve">语言的国家治理效能与路径研究</w:t>
       </w:r>
     </w:p>
     <w:p>
@@ -65,7 +57,7 @@
         <w:t xml:space="preserve"> </w:t>
       </w:r>
       <w:r>
-        <w:t xml:space="preserve">本文结合语言政治学前沿理论和实证研究，对语言的治理角色和功能进行了系统阐述，重点探讨语言超越文化和民族事务的治理作用。</w:t>
+        <w:t xml:space="preserve">本文结合语言政治学前沿理论和实证研究，对语言的治理效能和作用路径进行了系统阐述，重点探讨语言超越文化和民族事务的治理作用。</w:t>
       </w:r>
       <w:r>
         <w:t xml:space="preserve"> </w:t>
@@ -272,7 +264,7 @@
         <w:pStyle w:val="a1"/>
       </w:pPr>
       <w:r>
-        <w:t xml:space="preserve">对于语言国家治理意涵和功能的理解，不仅是一种理论需求，更为在新的发展阶段如何将语言文字工作有机嵌入国家治理体系和治理能力现代化的总体目标提供了思路和参考。</w:t>
+        <w:t xml:space="preserve">对于语言国家治理效能与作用路径的理解，不仅是一种理论需求，更为在新的发展阶段如何将语言文字工作有机嵌入国家治理体系和治理能力现代化的总体目标提供了思路和参考。</w:t>
       </w:r>
       <w:r>
         <w:t xml:space="preserve"> </w:t>
@@ -304,7 +296,7 @@
         <w:pStyle w:val="a1"/>
       </w:pPr>
       <w:r>
-        <w:t xml:space="preserve">响应理论和实践的双重需求，本文在语言政治学前沿理论和实证研究基础上，对语言在国家治理、群体治理和个体治理三个层面的角色和功能进行了系统阐述，重点探讨语言超越文化和民族事务的治理作用，提出传递政治意志、调整群体心态和促进个体发展三种治理实现路径。</w:t>
+        <w:t xml:space="preserve">响应理论和实践的双重需求，本文在语言政治学前沿理论和实证研究基础上，对语言在国家治理、群体治理和个体治理三个层面的效能与作用路径进行了系统阐述，重点探讨语言超越文化和民族事务的治理作用，提出传递政治意志、调整群体心态和促进个体发展三种治理实现路径。</w:t>
       </w:r>
       <w:r>
         <w:t xml:space="preserve"> </w:t>
@@ -429,13 +421,13 @@
         <w:t xml:space="preserve">本文承接政治语言学脉络，侧重国家功能角度，将语言政策视为一种公共制度手段，着眼于国家全局治理、群体关系治理和个体行为治理，进而从宏观到微观层次分析逐步解析语言的治理意涵。</w:t>
       </w:r>
     </w:p>
-    <w:bookmarkStart w:id="22" w:name="语言的国家治理功能"/>
+    <w:bookmarkStart w:id="22" w:name="语言的国家治理效能"/>
     <w:p>
       <w:pPr>
         <w:pStyle w:val="2"/>
       </w:pPr>
       <w:r>
-        <w:t xml:space="preserve">语言的国家治理功能</w:t>
+        <w:t xml:space="preserve">语言的国家治理效能</w:t>
       </w:r>
     </w:p>
     <w:p>
@@ -607,13 +599,13 @@
       </w:r>
     </w:p>
     <w:bookmarkEnd w:id="22"/>
-    <w:bookmarkStart w:id="23" w:name="语言的群体治理功能"/>
+    <w:bookmarkStart w:id="23" w:name="语言的群体治理效能"/>
     <w:p>
       <w:pPr>
         <w:pStyle w:val="2"/>
       </w:pPr>
       <w:r>
-        <w:t xml:space="preserve">语言的群体治理功能</w:t>
+        <w:t xml:space="preserve">语言的群体治理效能</w:t>
       </w:r>
     </w:p>
     <w:p>
@@ -785,7 +777,7 @@
         <w:t xml:space="preserve"> </w:t>
       </w:r>
       <w:r>
-        <w:t xml:space="preserve">方言是历史和地理因素共同作用的结果，除了文化意义外，也具有极强的地区情感交流和凝聚身份认同功能。</w:t>
+        <w:t xml:space="preserve">方言是历史和地理因素共同作用的结果，除了文化意义外，也具有极强的地区情感交流和凝聚身份认同效能。</w:t>
       </w:r>
     </w:p>
     <w:p>
@@ -872,13 +864,13 @@
       </w:r>
     </w:p>
     <w:bookmarkEnd w:id="23"/>
-    <w:bookmarkStart w:id="24" w:name="语言的个体治理功能"/>
+    <w:bookmarkStart w:id="24" w:name="语言的个体治理效能"/>
     <w:p>
       <w:pPr>
         <w:pStyle w:val="2"/>
       </w:pPr>
       <w:r>
-        <w:t xml:space="preserve">语言的个体治理功能</w:t>
+        <w:t xml:space="preserve">语言的个体治理效能</w:t>
       </w:r>
     </w:p>
     <w:p>
@@ -1185,13 +1177,13 @@
     </w:p>
     <w:bookmarkEnd w:id="24"/>
     <w:bookmarkEnd w:id="25"/>
-    <w:bookmarkStart w:id="26" w:name="语言治理的贯通性治理途径"/>
+    <w:bookmarkStart w:id="26" w:name="语言治理的贯通性途径"/>
     <w:p>
       <w:pPr>
         <w:pStyle w:val="1"/>
       </w:pPr>
       <w:r>
-        <w:t xml:space="preserve">语言治理的贯通性治理途径</w:t>
+        <w:t xml:space="preserve">语言治理的贯通性途径</w:t>
       </w:r>
     </w:p>
     <w:p>
@@ -1989,7 +1981,7 @@
         <w:t xml:space="preserve"> </w:t>
       </w:r>
       <w:r>
-        <w:t xml:space="preserve">对于语言的治理意涵，虽然已有社会语言学和教育学学者的关注，但本文从政治学视角出发，提供了对语言的治理效能和治理机制的系统性认识，体现了基于语言功能的不同治理策略，为思考如何切实实现民族平等、有效引导公民参与、降低治理难度贡献了新思路。</w:t>
+        <w:t xml:space="preserve">对于语言的治理意涵，虽然已有社会语言学和教育学学者的关注，但本文从政治学视角出发，提供了对语言的治理效能和治理机制的系统性认识，体现了基于语言的不同治理策略，为思考如何切实实现民族平等、有效引导公民参与、降低治理难度贡献了新思路。</w:t>
       </w:r>
       <w:r>
         <w:t xml:space="preserve"> </w:t>
